--- a/Sudoku_Solver_Report.docx
+++ b/Sudoku_Solver_Report.docx
@@ -1,10 +1,10 @@
 
 <file path=word/document.xml><?xml version="1.0" encoding="utf-8"?>
-<w:document xmlns:wpc="http://schemas.microsoft.com/office/word/2010/wordprocessingCanvas" xmlns:mc="http://schemas.openxmlformats.org/markup-compatibility/2006" xmlns:o="urn:schemas-microsoft-com:office:office" xmlns:r="http://schemas.openxmlformats.org/officeDocument/2006/relationships" xmlns:m="http://schemas.openxmlformats.org/officeDocument/2006/math" xmlns:v="urn:schemas-microsoft-com:vml" xmlns:wp14="http://schemas.microsoft.com/office/word/2010/wordprocessingDrawing" xmlns:wp="http://schemas.openxmlformats.org/drawingml/2006/wordprocessingDrawing" xmlns:w10="urn:schemas-microsoft-com:office:word" xmlns:w="http://schemas.openxmlformats.org/wordprocessingml/2006/main" xmlns:w14="http://schemas.microsoft.com/office/word/2010/wordml" xmlns:w15="http://schemas.microsoft.com/office/word/2012/wordml" xmlns:wpg="http://schemas.microsoft.com/office/word/2010/wordprocessingGroup" xmlns:wpi="http://schemas.microsoft.com/office/word/2010/wordprocessingInk" xmlns:wne="http://schemas.microsoft.com/office/word/2006/wordml" xmlns:wps="http://schemas.microsoft.com/office/word/2010/wordprocessingShape" xmlns:cx="http://schemas.microsoft.com/office/drawing/2014/chartex" xmlns:cx1="http://schemas.microsoft.com/office/drawing/2015/9/8/chartex" xmlns:cx2="http://schemas.microsoft.com/office/drawing/2015/10/21/chartex" xmlns:cx3="http://schemas.microsoft.com/office/drawing/2016/5/9/chartex" xmlns:cx4="http://schemas.microsoft.com/office/drawing/2016/5/10/chartex" xmlns:cx5="http://schemas.microsoft.com/office/drawing/2016/5/11/chartex" xmlns:cx6="http://schemas.microsoft.com/office/drawing/2016/5/12/chartex" xmlns:cx7="http://schemas.microsoft.com/office/drawing/2016/5/13/chartex" xmlns:cx8="http://schemas.microsoft.com/office/drawing/2016/5/14/chartex" xmlns:aink="http://schemas.microsoft.com/office/drawing/2016/ink" xmlns:am3d="http://schemas.microsoft.com/office/drawing/2017/model3d" xmlns:w16cex="http://schemas.microsoft.com/office/word/2018/wordml/cex" xmlns:w16cid="http://schemas.microsoft.com/office/word/2016/wordml/cid" xmlns:w16="http://schemas.microsoft.com/office/word/2018/wordml" xmlns:w16sdtdh="http://schemas.microsoft.com/office/word/2020/wordml/sdtdatahash" xmlns:w16se="http://schemas.microsoft.com/office/word/2015/wordml/symex" mc:Ignorable="w14 w15 wp14">
+<w:document xmlns:wpc="http://schemas.microsoft.com/office/word/2010/wordprocessingCanvas" xmlns:mc="http://schemas.openxmlformats.org/markup-compatibility/2006" xmlns:o="urn:schemas-microsoft-com:office:office" xmlns:r="http://schemas.openxmlformats.org/officeDocument/2006/relationships" xmlns:m="http://schemas.openxmlformats.org/officeDocument/2006/math" xmlns:v="urn:schemas-microsoft-com:vml" xmlns:wp14="http://schemas.microsoft.com/office/word/2010/wordprocessingDrawing" xmlns:wp="http://schemas.openxmlformats.org/drawingml/2006/wordprocessingDrawing" xmlns:w="http://schemas.openxmlformats.org/wordprocessingml/2006/main" xmlns:w14="http://schemas.microsoft.com/office/word/2010/wordml" xmlns:w10="urn:schemas-microsoft-com:office:word" xmlns:w15="http://schemas.microsoft.com/office/word/2012/wordml" xmlns:wpg="http://schemas.microsoft.com/office/word/2010/wordprocessingGroup" xmlns:wpi="http://schemas.microsoft.com/office/word/2010/wordprocessingInk" xmlns:wne="http://schemas.microsoft.com/office/word/2006/wordml" xmlns:wps="http://schemas.microsoft.com/office/word/2010/wordprocessingShape" xmlns:wpsCustomData="http://www.wps.cn/officeDocument/2013/wpsCustomData" mc:Ignorable="w14 w15 wp14">
   <w:body>
     <w:p>
       <w:pPr>
-        <w:spacing w:after="0" w:before="800"/>
+        <w:spacing w:before="800" w:after="0"/>
       </w:pPr>
     </w:p>
     <w:p>
@@ -12,12 +12,16 @@
         <w:pBdr>
           <w:bottom w:val="single" w:color="1A2A4A" w:sz="12" w:space="6"/>
         </w:pBdr>
-        <w:spacing w:after="40" w:before="0"/>
+        <w:spacing w:before="0" w:after="40"/>
         <w:jc w:val="center"/>
+        <w:rPr>
+          <w:rFonts w:hint="default"/>
+          <w:lang w:val="en-US"/>
+        </w:rPr>
       </w:pPr>
       <w:r>
         <w:rPr>
-          <w:rFonts w:ascii="Arial" w:cs="Arial" w:eastAsia="Arial" w:hAnsi="Arial"/>
+          <w:rFonts w:ascii="Arial" w:hAnsi="Arial" w:eastAsia="Arial" w:cs="Arial"/>
           <w:b/>
           <w:bCs/>
           <w:caps/>
@@ -25,27 +29,40 @@
           <w:sz w:val="24"/>
           <w:szCs w:val="24"/>
         </w:rPr>
-        <w:t xml:space="preserve">DEPARTMENT OF TRAINING &amp; PLACEMENTS</w:t>
+        <w:t xml:space="preserve">DEPARTMENT OF </w:t>
       </w:r>
-    </w:p>
-    <w:p>
-      <w:pPr>
-        <w:spacing w:after="0" w:before="40"/>
-      </w:pPr>
-    </w:p>
-    <w:p>
-      <w:pPr>
-        <w:spacing w:after="200" w:before="0"/>
-        <w:jc w:val="center"/>
-      </w:pPr>
       <w:r>
         <w:rPr>
-          <w:rFonts w:ascii="Arial" w:cs="Arial" w:eastAsia="Arial" w:hAnsi="Arial"/>
+          <w:rFonts w:hint="default" w:cs="Arial"/>
+          <w:b/>
+          <w:bCs/>
+          <w:caps/>
+          <w:color w:val="1A2A4A"/>
+          <w:sz w:val="24"/>
+          <w:szCs w:val="24"/>
+          <w:lang w:val="en-US"/>
+        </w:rPr>
+        <w:t>artificial intelligence &amp; machine learning</w:t>
+      </w:r>
+    </w:p>
+    <w:p>
+      <w:pPr>
+        <w:spacing w:before="40" w:after="0"/>
+      </w:pPr>
+    </w:p>
+    <w:p>
+      <w:pPr>
+        <w:spacing w:before="0" w:after="200"/>
+        <w:jc w:val="center"/>
+      </w:pPr>
+      <w:r>
+        <w:rPr>
+          <w:rFonts w:ascii="Arial" w:hAnsi="Arial" w:eastAsia="Arial" w:cs="Arial"/>
           <w:color w:val="7F8C8D"/>
           <w:sz w:val="22"/>
           <w:szCs w:val="22"/>
         </w:rPr>
-        <w:t xml:space="preserve">CRT Mini Project  ·  2027 Batch</w:t>
+        <w:t>CRT Mini Project  ·  2027 Batch</w:t>
       </w:r>
     </w:p>
     <w:p>
@@ -53,12 +70,12 @@
         <w:pBdr>
           <w:top w:val="single" w:color="C0392B" w:sz="24" w:space="6"/>
         </w:pBdr>
-        <w:spacing w:after="0" w:before="200"/>
+        <w:spacing w:before="200" w:after="0"/>
         <w:jc w:val="center"/>
       </w:pPr>
       <w:r>
         <w:rPr>
-          <w:rFonts w:ascii="Arial" w:cs="Arial" w:eastAsia="Arial" w:hAnsi="Arial"/>
+          <w:rFonts w:ascii="Arial" w:hAnsi="Arial" w:eastAsia="Arial" w:cs="Arial"/>
           <w:b/>
           <w:bCs/>
           <w:caps/>
@@ -66,443 +83,640 @@
           <w:sz w:val="36"/>
           <w:szCs w:val="36"/>
         </w:rPr>
-        <w:t xml:space="preserve">MINI PROJECT REPORT</w:t>
+        <w:t>MINI PROJECT REPORT</w:t>
       </w:r>
     </w:p>
     <w:p>
       <w:pPr>
-        <w:spacing w:after="0" w:before="60"/>
-      </w:pPr>
-    </w:p>
-    <w:p>
-      <w:pPr>
-        <w:spacing w:after="80" w:before="0"/>
+        <w:spacing w:before="60" w:after="0"/>
+      </w:pPr>
+    </w:p>
+    <w:p>
+      <w:pPr>
+        <w:spacing w:before="0" w:after="80"/>
         <w:jc w:val="center"/>
       </w:pPr>
       <w:r>
         <w:rPr>
-          <w:rFonts w:ascii="Arial" w:cs="Arial" w:eastAsia="Arial" w:hAnsi="Arial"/>
+          <w:rFonts w:ascii="Arial" w:hAnsi="Arial" w:eastAsia="Arial" w:cs="Arial"/>
           <w:b/>
           <w:bCs/>
           <w:color w:val="C0392B"/>
           <w:sz w:val="40"/>
           <w:szCs w:val="40"/>
         </w:rPr>
-        <w:t xml:space="preserve">Sudoku Solver using Recursion and Backtracking</w:t>
+        <w:t>Sudoku Solver using Recursion and Backtracking</w:t>
       </w:r>
     </w:p>
     <w:p>
       <w:pPr>
-        <w:spacing w:after="0" w:before="80"/>
-      </w:pPr>
-    </w:p>
-    <w:p>
-      <w:pPr>
-        <w:spacing w:after="200" w:before="0"/>
+        <w:spacing w:before="80" w:after="0"/>
+      </w:pPr>
+    </w:p>
+    <w:p>
+      <w:pPr>
+        <w:spacing w:before="0" w:after="200"/>
         <w:jc w:val="center"/>
+        <w:rPr>
+          <w:rFonts w:hint="default" w:cs="Arial"/>
+          <w:i/>
+          <w:iCs/>
+          <w:color w:val="7F8C8D"/>
+          <w:sz w:val="22"/>
+          <w:szCs w:val="22"/>
+          <w:lang w:val="en-US"/>
+        </w:rPr>
       </w:pPr>
       <w:r>
         <w:rPr>
-          <w:rFonts w:ascii="Arial" w:cs="Arial" w:eastAsia="Arial" w:hAnsi="Arial"/>
+          <w:rFonts w:ascii="Arial" w:hAnsi="Arial" w:eastAsia="Arial" w:cs="Arial"/>
           <w:i/>
           <w:iCs/>
           <w:color w:val="7F8C8D"/>
           <w:sz w:val="22"/>
           <w:szCs w:val="22"/>
         </w:rPr>
-        <w:t xml:space="preserve">Submitted in partial fulfillment of the CRT Mini Project requirements</w:t>
+        <w:t xml:space="preserve">Submitted </w:t>
       </w:r>
-    </w:p>
-    <w:p>
-      <w:pPr>
-        <w:spacing w:after="0" w:before="200"/>
+      <w:r>
+        <w:rPr>
+          <w:rFonts w:hint="default" w:cs="Arial"/>
+          <w:i/>
+          <w:iCs/>
+          <w:color w:val="7F8C8D"/>
+          <w:sz w:val="22"/>
+          <w:szCs w:val="22"/>
+          <w:lang w:val="en-US"/>
+        </w:rPr>
+        <w:t>by</w:t>
+      </w:r>
+    </w:p>
+    <w:p>
+      <w:pPr>
+        <w:spacing w:before="0" w:after="200"/>
+        <w:jc w:val="center"/>
+        <w:rPr>
+          <w:rFonts w:hint="default" w:cs="Arial"/>
+          <w:i/>
+          <w:iCs/>
+          <w:color w:val="000000" w:themeColor="text1"/>
+          <w:sz w:val="22"/>
+          <w:szCs w:val="22"/>
+          <w:lang w:val="en-US"/>
+          <w14:textFill>
+            <w14:solidFill>
+              <w14:schemeClr w14:val="tx1"/>
+            </w14:solidFill>
+          </w14:textFill>
+        </w:rPr>
+      </w:pPr>
+      <w:r>
+        <w:rPr>
+          <w:rFonts w:hint="default" w:cs="Arial"/>
+          <w:i/>
+          <w:iCs/>
+          <w:color w:val="000000" w:themeColor="text1"/>
+          <w:sz w:val="22"/>
+          <w:szCs w:val="22"/>
+          <w:lang w:val="en-US"/>
+          <w14:textFill>
+            <w14:solidFill>
+              <w14:schemeClr w14:val="tx1"/>
+            </w14:solidFill>
+          </w14:textFill>
+        </w:rPr>
+        <w:t>M.DEEPIKA CHOWDARY(</w:t>
+      </w:r>
+      <w:r>
+        <w:rPr>
+          <w:rFonts w:hint="default"/>
+          <w:i/>
+          <w:iCs/>
+          <w:color w:val="000000" w:themeColor="text1"/>
+          <w:sz w:val="22"/>
+          <w:szCs w:val="22"/>
+          <w:lang w:val="en-US"/>
+          <w14:textFill>
+            <w14:solidFill>
+              <w14:schemeClr w14:val="tx1"/>
+            </w14:solidFill>
+          </w14:textFill>
+        </w:rPr>
+        <w:t>23AK1A3314)</w:t>
+      </w:r>
+    </w:p>
+    <w:p>
+      <w:pPr>
+        <w:spacing w:before="200" w:after="0"/>
       </w:pPr>
     </w:p>
     <w:tbl>
       <w:tblPr>
-        <w:tblW w:type="dxa" w:w="6000"/>
+        <w:tblStyle w:val="9"/>
+        <w:tblW w:w="6000" w:type="dxa"/>
         <w:jc w:val="center"/>
         <w:tblBorders>
-          <w:top w:val="single" w:color="auto" w:sz="4"/>
-          <w:left w:val="single" w:color="auto" w:sz="4"/>
-          <w:bottom w:val="single" w:color="auto" w:sz="4"/>
-          <w:right w:val="single" w:color="auto" w:sz="4"/>
-          <w:insideH w:val="single" w:color="auto" w:sz="4"/>
-          <w:insideV w:val="single" w:color="auto" w:sz="4"/>
+          <w:top w:val="single" w:color="auto" w:sz="4" w:space="0"/>
+          <w:left w:val="single" w:color="auto" w:sz="4" w:space="0"/>
+          <w:bottom w:val="single" w:color="auto" w:sz="4" w:space="0"/>
+          <w:right w:val="single" w:color="auto" w:sz="4" w:space="0"/>
+          <w:insideH w:val="single" w:color="auto" w:sz="4" w:space="0"/>
+          <w:insideV w:val="single" w:color="auto" w:sz="4" w:space="0"/>
         </w:tblBorders>
+        <w:tblLayout w:type="autofit"/>
+        <w:tblCellMar>
+          <w:top w:w="0" w:type="dxa"/>
+          <w:left w:w="10" w:type="dxa"/>
+          <w:bottom w:w="0" w:type="dxa"/>
+          <w:right w:w="10" w:type="dxa"/>
+        </w:tblCellMar>
       </w:tblPr>
       <w:tblGrid>
         <w:gridCol w:w="2200"/>
         <w:gridCol w:w="3800"/>
       </w:tblGrid>
       <w:tr>
+        <w:tblPrEx>
+          <w:tblBorders>
+            <w:top w:val="single" w:color="auto" w:sz="4" w:space="0"/>
+            <w:left w:val="single" w:color="auto" w:sz="4" w:space="0"/>
+            <w:bottom w:val="single" w:color="auto" w:sz="4" w:space="0"/>
+            <w:right w:val="single" w:color="auto" w:sz="4" w:space="0"/>
+            <w:insideH w:val="single" w:color="auto" w:sz="4" w:space="0"/>
+            <w:insideV w:val="single" w:color="auto" w:sz="4" w:space="0"/>
+          </w:tblBorders>
+          <w:tblCellMar>
+            <w:top w:w="0" w:type="dxa"/>
+            <w:left w:w="10" w:type="dxa"/>
+            <w:bottom w:w="0" w:type="dxa"/>
+            <w:right w:w="10" w:type="dxa"/>
+          </w:tblCellMar>
+        </w:tblPrEx>
+        <w:trPr>
+          <w:jc w:val="center"/>
+        </w:trPr>
         <w:tc>
           <w:tcPr>
-            <w:tcW w:type="dxa" w:w="2200"/>
+            <w:tcW w:w="2200" w:type="dxa"/>
             <w:tcBorders>
-              <w:top w:val="single" w:color="1A2A4A" w:sz="1"/>
-              <w:left w:val="single" w:color="1A2A4A" w:sz="1"/>
-              <w:bottom w:val="single" w:color="1A2A4A" w:sz="1"/>
-              <w:right w:val="single" w:color="1A2A4A" w:sz="1"/>
+              <w:top w:val="single" w:color="1A2A4A" w:sz="0" w:space="0"/>
+              <w:left w:val="single" w:color="1A2A4A" w:sz="0" w:space="0"/>
+              <w:bottom w:val="single" w:color="1A2A4A" w:sz="0" w:space="0"/>
+              <w:right w:val="single" w:color="1A2A4A" w:sz="0" w:space="0"/>
             </w:tcBorders>
-            <w:shd w:fill="1A2A4A" w:val="clear"/>
+            <w:shd w:val="clear" w:color="auto" w:fill="1A2A4A"/>
             <w:tcMar>
-              <w:top w:type="dxa" w:w="80"/>
-              <w:left w:type="dxa" w:w="140"/>
-              <w:bottom w:type="dxa" w:w="80"/>
-              <w:right w:type="dxa" w:w="140"/>
+              <w:top w:w="80" w:type="dxa"/>
+              <w:left w:w="140" w:type="dxa"/>
+              <w:bottom w:w="80" w:type="dxa"/>
+              <w:right w:w="140" w:type="dxa"/>
             </w:tcMar>
           </w:tcPr>
           <w:p>
             <w:r>
               <w:rPr>
-                <w:rFonts w:ascii="Arial" w:cs="Arial" w:eastAsia="Arial" w:hAnsi="Arial"/>
+                <w:rFonts w:ascii="Arial" w:hAnsi="Arial" w:eastAsia="Arial" w:cs="Arial"/>
                 <w:b/>
                 <w:bCs/>
                 <w:color w:val="FFFFFF"/>
                 <w:sz w:val="20"/>
                 <w:szCs w:val="20"/>
               </w:rPr>
-              <w:t xml:space="preserve">Project Title</w:t>
+              <w:t>Project Title</w:t>
             </w:r>
           </w:p>
         </w:tc>
         <w:tc>
           <w:tcPr>
-            <w:tcW w:type="dxa" w:w="3800"/>
+            <w:tcW w:w="3800" w:type="dxa"/>
             <w:tcBorders>
-              <w:top w:val="single" w:color="AAAAAA" w:sz="1"/>
-              <w:left w:val="single" w:color="AAAAAA" w:sz="1"/>
-              <w:bottom w:val="single" w:color="AAAAAA" w:sz="1"/>
-              <w:right w:val="single" w:color="AAAAAA" w:sz="1"/>
+              <w:top w:val="single" w:color="AAAAAA" w:sz="0" w:space="0"/>
+              <w:left w:val="single" w:color="AAAAAA" w:sz="0" w:space="0"/>
+              <w:bottom w:val="single" w:color="AAAAAA" w:sz="0" w:space="0"/>
+              <w:right w:val="single" w:color="AAAAAA" w:sz="0" w:space="0"/>
             </w:tcBorders>
-            <w:shd w:fill="F2F4F6" w:val="clear"/>
+            <w:shd w:val="clear" w:color="auto" w:fill="F2F4F6"/>
             <w:tcMar>
-              <w:top w:type="dxa" w:w="80"/>
-              <w:left w:type="dxa" w:w="140"/>
-              <w:bottom w:type="dxa" w:w="80"/>
-              <w:right w:type="dxa" w:w="140"/>
+              <w:top w:w="80" w:type="dxa"/>
+              <w:left w:w="140" w:type="dxa"/>
+              <w:bottom w:w="80" w:type="dxa"/>
+              <w:right w:w="140" w:type="dxa"/>
             </w:tcMar>
           </w:tcPr>
           <w:p>
             <w:r>
               <w:rPr>
-                <w:rFonts w:ascii="Arial" w:cs="Arial" w:eastAsia="Arial" w:hAnsi="Arial"/>
+                <w:rFonts w:ascii="Arial" w:hAnsi="Arial" w:eastAsia="Arial" w:cs="Arial"/>
                 <w:color w:val="1A1A1A"/>
                 <w:sz w:val="20"/>
                 <w:szCs w:val="20"/>
               </w:rPr>
-              <w:t xml:space="preserve">Sudoku Solver using Recursion and Backtracking</w:t>
+              <w:t>Sudoku Solver using Recursion and Backtracking</w:t>
             </w:r>
           </w:p>
         </w:tc>
       </w:tr>
       <w:tr>
+        <w:tblPrEx>
+          <w:tblBorders>
+            <w:top w:val="single" w:color="auto" w:sz="4" w:space="0"/>
+            <w:left w:val="single" w:color="auto" w:sz="4" w:space="0"/>
+            <w:bottom w:val="single" w:color="auto" w:sz="4" w:space="0"/>
+            <w:right w:val="single" w:color="auto" w:sz="4" w:space="0"/>
+            <w:insideH w:val="single" w:color="auto" w:sz="4" w:space="0"/>
+            <w:insideV w:val="single" w:color="auto" w:sz="4" w:space="0"/>
+          </w:tblBorders>
+          <w:tblCellMar>
+            <w:top w:w="0" w:type="dxa"/>
+            <w:left w:w="10" w:type="dxa"/>
+            <w:bottom w:w="0" w:type="dxa"/>
+            <w:right w:w="10" w:type="dxa"/>
+          </w:tblCellMar>
+        </w:tblPrEx>
+        <w:trPr>
+          <w:jc w:val="center"/>
+        </w:trPr>
         <w:tc>
           <w:tcPr>
-            <w:tcW w:type="dxa" w:w="2200"/>
+            <w:tcW w:w="2200" w:type="dxa"/>
             <w:tcBorders>
-              <w:top w:val="single" w:color="1A2A4A" w:sz="1"/>
-              <w:left w:val="single" w:color="1A2A4A" w:sz="1"/>
-              <w:bottom w:val="single" w:color="1A2A4A" w:sz="1"/>
-              <w:right w:val="single" w:color="1A2A4A" w:sz="1"/>
+              <w:top w:val="single" w:color="1A2A4A" w:sz="0" w:space="0"/>
+              <w:left w:val="single" w:color="1A2A4A" w:sz="0" w:space="0"/>
+              <w:bottom w:val="single" w:color="1A2A4A" w:sz="0" w:space="0"/>
+              <w:right w:val="single" w:color="1A2A4A" w:sz="0" w:space="0"/>
             </w:tcBorders>
-            <w:shd w:fill="1A2A4A" w:val="clear"/>
+            <w:shd w:val="clear" w:color="auto" w:fill="1A2A4A"/>
             <w:tcMar>
-              <w:top w:type="dxa" w:w="80"/>
-              <w:left w:type="dxa" w:w="140"/>
-              <w:bottom w:type="dxa" w:w="80"/>
-              <w:right w:type="dxa" w:w="140"/>
+              <w:top w:w="80" w:type="dxa"/>
+              <w:left w:w="140" w:type="dxa"/>
+              <w:bottom w:w="80" w:type="dxa"/>
+              <w:right w:w="140" w:type="dxa"/>
             </w:tcMar>
           </w:tcPr>
           <w:p>
             <w:r>
               <w:rPr>
-                <w:rFonts w:ascii="Arial" w:cs="Arial" w:eastAsia="Arial" w:hAnsi="Arial"/>
+                <w:rFonts w:ascii="Arial" w:hAnsi="Arial" w:eastAsia="Arial" w:cs="Arial"/>
                 <w:b/>
                 <w:bCs/>
                 <w:color w:val="FFFFFF"/>
                 <w:sz w:val="20"/>
                 <w:szCs w:val="20"/>
               </w:rPr>
-              <w:t xml:space="preserve">Language</w:t>
+              <w:t>Language</w:t>
             </w:r>
           </w:p>
         </w:tc>
         <w:tc>
           <w:tcPr>
-            <w:tcW w:type="dxa" w:w="3800"/>
+            <w:tcW w:w="3800" w:type="dxa"/>
             <w:tcBorders>
-              <w:top w:val="single" w:color="AAAAAA" w:sz="1"/>
-              <w:left w:val="single" w:color="AAAAAA" w:sz="1"/>
-              <w:bottom w:val="single" w:color="AAAAAA" w:sz="1"/>
-              <w:right w:val="single" w:color="AAAAAA" w:sz="1"/>
+              <w:top w:val="single" w:color="AAAAAA" w:sz="0" w:space="0"/>
+              <w:left w:val="single" w:color="AAAAAA" w:sz="0" w:space="0"/>
+              <w:bottom w:val="single" w:color="AAAAAA" w:sz="0" w:space="0"/>
+              <w:right w:val="single" w:color="AAAAAA" w:sz="0" w:space="0"/>
             </w:tcBorders>
-            <w:shd w:fill="FFFFFF" w:val="clear"/>
+            <w:shd w:val="clear" w:color="auto" w:fill="FFFFFF"/>
             <w:tcMar>
-              <w:top w:type="dxa" w:w="80"/>
-              <w:left w:type="dxa" w:w="140"/>
-              <w:bottom w:type="dxa" w:w="80"/>
-              <w:right w:type="dxa" w:w="140"/>
+              <w:top w:w="80" w:type="dxa"/>
+              <w:left w:w="140" w:type="dxa"/>
+              <w:bottom w:w="80" w:type="dxa"/>
+              <w:right w:w="140" w:type="dxa"/>
             </w:tcMar>
           </w:tcPr>
           <w:p>
             <w:r>
               <w:rPr>
-                <w:rFonts w:ascii="Arial" w:cs="Arial" w:eastAsia="Arial" w:hAnsi="Arial"/>
+                <w:rFonts w:ascii="Arial" w:hAnsi="Arial" w:eastAsia="Arial" w:cs="Arial"/>
                 <w:color w:val="1A1A1A"/>
                 <w:sz w:val="20"/>
                 <w:szCs w:val="20"/>
               </w:rPr>
-              <w:t xml:space="preserve">Python 3.x</w:t>
+              <w:t>Python 3.x</w:t>
             </w:r>
           </w:p>
         </w:tc>
       </w:tr>
       <w:tr>
+        <w:tblPrEx>
+          <w:tblBorders>
+            <w:top w:val="single" w:color="auto" w:sz="4" w:space="0"/>
+            <w:left w:val="single" w:color="auto" w:sz="4" w:space="0"/>
+            <w:bottom w:val="single" w:color="auto" w:sz="4" w:space="0"/>
+            <w:right w:val="single" w:color="auto" w:sz="4" w:space="0"/>
+            <w:insideH w:val="single" w:color="auto" w:sz="4" w:space="0"/>
+            <w:insideV w:val="single" w:color="auto" w:sz="4" w:space="0"/>
+          </w:tblBorders>
+          <w:tblCellMar>
+            <w:top w:w="0" w:type="dxa"/>
+            <w:left w:w="10" w:type="dxa"/>
+            <w:bottom w:w="0" w:type="dxa"/>
+            <w:right w:w="10" w:type="dxa"/>
+          </w:tblCellMar>
+        </w:tblPrEx>
+        <w:trPr>
+          <w:jc w:val="center"/>
+        </w:trPr>
         <w:tc>
           <w:tcPr>
-            <w:tcW w:type="dxa" w:w="2200"/>
+            <w:tcW w:w="2200" w:type="dxa"/>
             <w:tcBorders>
-              <w:top w:val="single" w:color="1A2A4A" w:sz="1"/>
-              <w:left w:val="single" w:color="1A2A4A" w:sz="1"/>
-              <w:bottom w:val="single" w:color="1A2A4A" w:sz="1"/>
-              <w:right w:val="single" w:color="1A2A4A" w:sz="1"/>
+              <w:top w:val="single" w:color="1A2A4A" w:sz="0" w:space="0"/>
+              <w:left w:val="single" w:color="1A2A4A" w:sz="0" w:space="0"/>
+              <w:bottom w:val="single" w:color="1A2A4A" w:sz="0" w:space="0"/>
+              <w:right w:val="single" w:color="1A2A4A" w:sz="0" w:space="0"/>
             </w:tcBorders>
-            <w:shd w:fill="1A2A4A" w:val="clear"/>
+            <w:shd w:val="clear" w:color="auto" w:fill="1A2A4A"/>
             <w:tcMar>
-              <w:top w:type="dxa" w:w="80"/>
-              <w:left w:type="dxa" w:w="140"/>
-              <w:bottom w:type="dxa" w:w="80"/>
-              <w:right w:type="dxa" w:w="140"/>
+              <w:top w:w="80" w:type="dxa"/>
+              <w:left w:w="140" w:type="dxa"/>
+              <w:bottom w:w="80" w:type="dxa"/>
+              <w:right w:w="140" w:type="dxa"/>
             </w:tcMar>
           </w:tcPr>
           <w:p>
             <w:r>
               <w:rPr>
-                <w:rFonts w:ascii="Arial" w:cs="Arial" w:eastAsia="Arial" w:hAnsi="Arial"/>
+                <w:rFonts w:ascii="Arial" w:hAnsi="Arial" w:eastAsia="Arial" w:cs="Arial"/>
                 <w:b/>
                 <w:bCs/>
                 <w:color w:val="FFFFFF"/>
                 <w:sz w:val="20"/>
                 <w:szCs w:val="20"/>
               </w:rPr>
-              <w:t xml:space="preserve">Algorithm</w:t>
+              <w:t>Algorithm</w:t>
             </w:r>
           </w:p>
         </w:tc>
         <w:tc>
           <w:tcPr>
-            <w:tcW w:type="dxa" w:w="3800"/>
+            <w:tcW w:w="3800" w:type="dxa"/>
             <w:tcBorders>
-              <w:top w:val="single" w:color="AAAAAA" w:sz="1"/>
-              <w:left w:val="single" w:color="AAAAAA" w:sz="1"/>
-              <w:bottom w:val="single" w:color="AAAAAA" w:sz="1"/>
-              <w:right w:val="single" w:color="AAAAAA" w:sz="1"/>
+              <w:top w:val="single" w:color="AAAAAA" w:sz="0" w:space="0"/>
+              <w:left w:val="single" w:color="AAAAAA" w:sz="0" w:space="0"/>
+              <w:bottom w:val="single" w:color="AAAAAA" w:sz="0" w:space="0"/>
+              <w:right w:val="single" w:color="AAAAAA" w:sz="0" w:space="0"/>
             </w:tcBorders>
-            <w:shd w:fill="F2F4F6" w:val="clear"/>
+            <w:shd w:val="clear" w:color="auto" w:fill="F2F4F6"/>
             <w:tcMar>
-              <w:top w:type="dxa" w:w="80"/>
-              <w:left w:type="dxa" w:w="140"/>
-              <w:bottom w:type="dxa" w:w="80"/>
-              <w:right w:type="dxa" w:w="140"/>
+              <w:top w:w="80" w:type="dxa"/>
+              <w:left w:w="140" w:type="dxa"/>
+              <w:bottom w:w="80" w:type="dxa"/>
+              <w:right w:w="140" w:type="dxa"/>
             </w:tcMar>
           </w:tcPr>
           <w:p>
             <w:r>
               <w:rPr>
-                <w:rFonts w:ascii="Arial" w:cs="Arial" w:eastAsia="Arial" w:hAnsi="Arial"/>
+                <w:rFonts w:ascii="Arial" w:hAnsi="Arial" w:eastAsia="Arial" w:cs="Arial"/>
                 <w:color w:val="1A1A1A"/>
                 <w:sz w:val="20"/>
                 <w:szCs w:val="20"/>
               </w:rPr>
-              <w:t xml:space="preserve">Backtracking with Recursion</w:t>
+              <w:t>Backtracking with Recursion</w:t>
             </w:r>
           </w:p>
         </w:tc>
       </w:tr>
       <w:tr>
+        <w:tblPrEx>
+          <w:tblBorders>
+            <w:top w:val="single" w:color="auto" w:sz="4" w:space="0"/>
+            <w:left w:val="single" w:color="auto" w:sz="4" w:space="0"/>
+            <w:bottom w:val="single" w:color="auto" w:sz="4" w:space="0"/>
+            <w:right w:val="single" w:color="auto" w:sz="4" w:space="0"/>
+            <w:insideH w:val="single" w:color="auto" w:sz="4" w:space="0"/>
+            <w:insideV w:val="single" w:color="auto" w:sz="4" w:space="0"/>
+          </w:tblBorders>
+          <w:tblCellMar>
+            <w:top w:w="0" w:type="dxa"/>
+            <w:left w:w="10" w:type="dxa"/>
+            <w:bottom w:w="0" w:type="dxa"/>
+            <w:right w:w="10" w:type="dxa"/>
+          </w:tblCellMar>
+        </w:tblPrEx>
+        <w:trPr>
+          <w:jc w:val="center"/>
+        </w:trPr>
         <w:tc>
           <w:tcPr>
-            <w:tcW w:type="dxa" w:w="2200"/>
+            <w:tcW w:w="2200" w:type="dxa"/>
             <w:tcBorders>
-              <w:top w:val="single" w:color="1A2A4A" w:sz="1"/>
-              <w:left w:val="single" w:color="1A2A4A" w:sz="1"/>
-              <w:bottom w:val="single" w:color="1A2A4A" w:sz="1"/>
-              <w:right w:val="single" w:color="1A2A4A" w:sz="1"/>
+              <w:top w:val="single" w:color="1A2A4A" w:sz="0" w:space="0"/>
+              <w:left w:val="single" w:color="1A2A4A" w:sz="0" w:space="0"/>
+              <w:bottom w:val="single" w:color="1A2A4A" w:sz="0" w:space="0"/>
+              <w:right w:val="single" w:color="1A2A4A" w:sz="0" w:space="0"/>
             </w:tcBorders>
-            <w:shd w:fill="1A2A4A" w:val="clear"/>
+            <w:shd w:val="clear" w:color="auto" w:fill="1A2A4A"/>
             <w:tcMar>
-              <w:top w:type="dxa" w:w="80"/>
-              <w:left w:type="dxa" w:w="140"/>
-              <w:bottom w:type="dxa" w:w="80"/>
-              <w:right w:type="dxa" w:w="140"/>
+              <w:top w:w="80" w:type="dxa"/>
+              <w:left w:w="140" w:type="dxa"/>
+              <w:bottom w:w="80" w:type="dxa"/>
+              <w:right w:w="140" w:type="dxa"/>
             </w:tcMar>
           </w:tcPr>
           <w:p>
             <w:r>
               <w:rPr>
-                <w:rFonts w:ascii="Arial" w:cs="Arial" w:eastAsia="Arial" w:hAnsi="Arial"/>
+                <w:rFonts w:ascii="Arial" w:hAnsi="Arial" w:eastAsia="Arial" w:cs="Arial"/>
                 <w:b/>
                 <w:bCs/>
                 <w:color w:val="FFFFFF"/>
                 <w:sz w:val="20"/>
                 <w:szCs w:val="20"/>
               </w:rPr>
-              <w:t xml:space="preserve">Batch</w:t>
+              <w:t>Batch</w:t>
             </w:r>
           </w:p>
         </w:tc>
         <w:tc>
           <w:tcPr>
-            <w:tcW w:type="dxa" w:w="3800"/>
+            <w:tcW w:w="3800" w:type="dxa"/>
             <w:tcBorders>
-              <w:top w:val="single" w:color="AAAAAA" w:sz="1"/>
-              <w:left w:val="single" w:color="AAAAAA" w:sz="1"/>
-              <w:bottom w:val="single" w:color="AAAAAA" w:sz="1"/>
-              <w:right w:val="single" w:color="AAAAAA" w:sz="1"/>
+              <w:top w:val="single" w:color="AAAAAA" w:sz="0" w:space="0"/>
+              <w:left w:val="single" w:color="AAAAAA" w:sz="0" w:space="0"/>
+              <w:bottom w:val="single" w:color="AAAAAA" w:sz="0" w:space="0"/>
+              <w:right w:val="single" w:color="AAAAAA" w:sz="0" w:space="0"/>
             </w:tcBorders>
-            <w:shd w:fill="FFFFFF" w:val="clear"/>
+            <w:shd w:val="clear" w:color="auto" w:fill="FFFFFF"/>
             <w:tcMar>
-              <w:top w:type="dxa" w:w="80"/>
-              <w:left w:type="dxa" w:w="140"/>
-              <w:bottom w:type="dxa" w:w="80"/>
-              <w:right w:type="dxa" w:w="140"/>
+              <w:top w:w="80" w:type="dxa"/>
+              <w:left w:w="140" w:type="dxa"/>
+              <w:bottom w:w="80" w:type="dxa"/>
+              <w:right w:w="140" w:type="dxa"/>
             </w:tcMar>
           </w:tcPr>
           <w:p>
             <w:r>
               <w:rPr>
-                <w:rFonts w:ascii="Arial" w:cs="Arial" w:eastAsia="Arial" w:hAnsi="Arial"/>
+                <w:rFonts w:ascii="Arial" w:hAnsi="Arial" w:eastAsia="Arial" w:cs="Arial"/>
                 <w:color w:val="1A1A1A"/>
                 <w:sz w:val="20"/>
                 <w:szCs w:val="20"/>
               </w:rPr>
-              <w:t xml:space="preserve">2027 Batch — CRT Students</w:t>
+              <w:t>2027 Batch — CRT Students</w:t>
             </w:r>
           </w:p>
         </w:tc>
       </w:tr>
       <w:tr>
+        <w:tblPrEx>
+          <w:tblBorders>
+            <w:top w:val="single" w:color="auto" w:sz="4" w:space="0"/>
+            <w:left w:val="single" w:color="auto" w:sz="4" w:space="0"/>
+            <w:bottom w:val="single" w:color="auto" w:sz="4" w:space="0"/>
+            <w:right w:val="single" w:color="auto" w:sz="4" w:space="0"/>
+            <w:insideH w:val="single" w:color="auto" w:sz="4" w:space="0"/>
+            <w:insideV w:val="single" w:color="auto" w:sz="4" w:space="0"/>
+          </w:tblBorders>
+          <w:tblCellMar>
+            <w:top w:w="0" w:type="dxa"/>
+            <w:left w:w="10" w:type="dxa"/>
+            <w:bottom w:w="0" w:type="dxa"/>
+            <w:right w:w="10" w:type="dxa"/>
+          </w:tblCellMar>
+        </w:tblPrEx>
+        <w:trPr>
+          <w:jc w:val="center"/>
+        </w:trPr>
         <w:tc>
           <w:tcPr>
-            <w:tcW w:type="dxa" w:w="2200"/>
+            <w:tcW w:w="2200" w:type="dxa"/>
             <w:tcBorders>
-              <w:top w:val="single" w:color="1A2A4A" w:sz="1"/>
-              <w:left w:val="single" w:color="1A2A4A" w:sz="1"/>
-              <w:bottom w:val="single" w:color="1A2A4A" w:sz="1"/>
-              <w:right w:val="single" w:color="1A2A4A" w:sz="1"/>
+              <w:top w:val="single" w:color="1A2A4A" w:sz="0" w:space="0"/>
+              <w:left w:val="single" w:color="1A2A4A" w:sz="0" w:space="0"/>
+              <w:bottom w:val="single" w:color="1A2A4A" w:sz="0" w:space="0"/>
+              <w:right w:val="single" w:color="1A2A4A" w:sz="0" w:space="0"/>
             </w:tcBorders>
-            <w:shd w:fill="1A2A4A" w:val="clear"/>
+            <w:shd w:val="clear" w:color="auto" w:fill="1A2A4A"/>
             <w:tcMar>
-              <w:top w:type="dxa" w:w="80"/>
-              <w:left w:type="dxa" w:w="140"/>
-              <w:bottom w:type="dxa" w:w="80"/>
-              <w:right w:type="dxa" w:w="140"/>
+              <w:top w:w="80" w:type="dxa"/>
+              <w:left w:w="140" w:type="dxa"/>
+              <w:bottom w:w="80" w:type="dxa"/>
+              <w:right w:w="140" w:type="dxa"/>
             </w:tcMar>
           </w:tcPr>
           <w:p>
             <w:r>
               <w:rPr>
-                <w:rFonts w:ascii="Arial" w:cs="Arial" w:eastAsia="Arial" w:hAnsi="Arial"/>
+                <w:rFonts w:ascii="Arial" w:hAnsi="Arial" w:eastAsia="Arial" w:cs="Arial"/>
                 <w:b/>
                 <w:bCs/>
                 <w:color w:val="FFFFFF"/>
                 <w:sz w:val="20"/>
                 <w:szCs w:val="20"/>
               </w:rPr>
-              <w:t xml:space="preserve">Submission Date</w:t>
+              <w:t>Submission Date</w:t>
             </w:r>
           </w:p>
         </w:tc>
         <w:tc>
           <w:tcPr>
-            <w:tcW w:type="dxa" w:w="3800"/>
+            <w:tcW w:w="3800" w:type="dxa"/>
             <w:tcBorders>
-              <w:top w:val="single" w:color="AAAAAA" w:sz="1"/>
-              <w:left w:val="single" w:color="AAAAAA" w:sz="1"/>
-              <w:bottom w:val="single" w:color="AAAAAA" w:sz="1"/>
-              <w:right w:val="single" w:color="AAAAAA" w:sz="1"/>
+              <w:top w:val="single" w:color="AAAAAA" w:sz="0" w:space="0"/>
+              <w:left w:val="single" w:color="AAAAAA" w:sz="0" w:space="0"/>
+              <w:bottom w:val="single" w:color="AAAAAA" w:sz="0" w:space="0"/>
+              <w:right w:val="single" w:color="AAAAAA" w:sz="0" w:space="0"/>
             </w:tcBorders>
-            <w:shd w:fill="F2F4F6" w:val="clear"/>
+            <w:shd w:val="clear" w:color="auto" w:fill="F2F4F6"/>
             <w:tcMar>
-              <w:top w:type="dxa" w:w="80"/>
-              <w:left w:type="dxa" w:w="140"/>
-              <w:bottom w:type="dxa" w:w="80"/>
-              <w:right w:type="dxa" w:w="140"/>
+              <w:top w:w="80" w:type="dxa"/>
+              <w:left w:w="140" w:type="dxa"/>
+              <w:bottom w:w="80" w:type="dxa"/>
+              <w:right w:w="140" w:type="dxa"/>
             </w:tcMar>
           </w:tcPr>
           <w:p>
             <w:r>
               <w:rPr>
-                <w:rFonts w:ascii="Arial" w:cs="Arial" w:eastAsia="Arial" w:hAnsi="Arial"/>
+                <w:rFonts w:ascii="Arial" w:hAnsi="Arial" w:eastAsia="Arial" w:cs="Arial"/>
                 <w:color w:val="1A1A1A"/>
                 <w:sz w:val="20"/>
                 <w:szCs w:val="20"/>
               </w:rPr>
-              <w:t xml:space="preserve">June 2026</w:t>
+              <w:t>June 2026</w:t>
             </w:r>
           </w:p>
         </w:tc>
       </w:tr>
       <w:tr>
+        <w:tblPrEx>
+          <w:tblBorders>
+            <w:top w:val="single" w:color="auto" w:sz="4" w:space="0"/>
+            <w:left w:val="single" w:color="auto" w:sz="4" w:space="0"/>
+            <w:bottom w:val="single" w:color="auto" w:sz="4" w:space="0"/>
+            <w:right w:val="single" w:color="auto" w:sz="4" w:space="0"/>
+            <w:insideH w:val="single" w:color="auto" w:sz="4" w:space="0"/>
+            <w:insideV w:val="single" w:color="auto" w:sz="4" w:space="0"/>
+          </w:tblBorders>
+          <w:tblCellMar>
+            <w:top w:w="0" w:type="dxa"/>
+            <w:left w:w="10" w:type="dxa"/>
+            <w:bottom w:w="0" w:type="dxa"/>
+            <w:right w:w="10" w:type="dxa"/>
+          </w:tblCellMar>
+        </w:tblPrEx>
+        <w:trPr>
+          <w:jc w:val="center"/>
+        </w:trPr>
         <w:tc>
           <w:tcPr>
-            <w:tcW w:type="dxa" w:w="2200"/>
+            <w:tcW w:w="2200" w:type="dxa"/>
             <w:tcBorders>
-              <w:top w:val="single" w:color="1A2A4A" w:sz="1"/>
-              <w:left w:val="single" w:color="1A2A4A" w:sz="1"/>
-              <w:bottom w:val="single" w:color="1A2A4A" w:sz="1"/>
-              <w:right w:val="single" w:color="1A2A4A" w:sz="1"/>
+              <w:top w:val="single" w:color="1A2A4A" w:sz="0" w:space="0"/>
+              <w:left w:val="single" w:color="1A2A4A" w:sz="0" w:space="0"/>
+              <w:bottom w:val="single" w:color="1A2A4A" w:sz="0" w:space="0"/>
+              <w:right w:val="single" w:color="1A2A4A" w:sz="0" w:space="0"/>
             </w:tcBorders>
-            <w:shd w:fill="1A2A4A" w:val="clear"/>
+            <w:shd w:val="clear" w:color="auto" w:fill="1A2A4A"/>
             <w:tcMar>
-              <w:top w:type="dxa" w:w="80"/>
-              <w:left w:type="dxa" w:w="140"/>
-              <w:bottom w:type="dxa" w:w="80"/>
-              <w:right w:type="dxa" w:w="140"/>
+              <w:top w:w="80" w:type="dxa"/>
+              <w:left w:w="140" w:type="dxa"/>
+              <w:bottom w:w="80" w:type="dxa"/>
+              <w:right w:w="140" w:type="dxa"/>
             </w:tcMar>
           </w:tcPr>
           <w:p>
             <w:r>
               <w:rPr>
-                <w:rFonts w:ascii="Arial" w:cs="Arial" w:eastAsia="Arial" w:hAnsi="Arial"/>
+                <w:rFonts w:ascii="Arial" w:hAnsi="Arial" w:eastAsia="Arial" w:cs="Arial"/>
                 <w:b/>
                 <w:bCs/>
                 <w:color w:val="FFFFFF"/>
                 <w:sz w:val="20"/>
                 <w:szCs w:val="20"/>
               </w:rPr>
-              <w:t xml:space="preserve">Department</w:t>
+              <w:t>Department</w:t>
             </w:r>
           </w:p>
         </w:tc>
         <w:tc>
           <w:tcPr>
-            <w:tcW w:type="dxa" w:w="3800"/>
+            <w:tcW w:w="3800" w:type="dxa"/>
             <w:tcBorders>
-              <w:top w:val="single" w:color="AAAAAA" w:sz="1"/>
-              <w:left w:val="single" w:color="AAAAAA" w:sz="1"/>
-              <w:bottom w:val="single" w:color="AAAAAA" w:sz="1"/>
-              <w:right w:val="single" w:color="AAAAAA" w:sz="1"/>
+              <w:top w:val="single" w:color="AAAAAA" w:sz="0" w:space="0"/>
+              <w:left w:val="single" w:color="AAAAAA" w:sz="0" w:space="0"/>
+              <w:bottom w:val="single" w:color="AAAAAA" w:sz="0" w:space="0"/>
+              <w:right w:val="single" w:color="AAAAAA" w:sz="0" w:space="0"/>
             </w:tcBorders>
-            <w:shd w:fill="FFFFFF" w:val="clear"/>
+            <w:shd w:val="clear" w:color="auto" w:fill="FFFFFF"/>
             <w:tcMar>
-              <w:top w:type="dxa" w:w="80"/>
-              <w:left w:type="dxa" w:w="140"/>
-              <w:bottom w:type="dxa" w:w="80"/>
-              <w:right w:type="dxa" w:w="140"/>
+              <w:top w:w="80" w:type="dxa"/>
+              <w:left w:w="140" w:type="dxa"/>
+              <w:bottom w:w="80" w:type="dxa"/>
+              <w:right w:w="140" w:type="dxa"/>
             </w:tcMar>
           </w:tcPr>
           <w:p>
             <w:r>
               <w:rPr>
-                <w:rFonts w:ascii="Arial" w:cs="Arial" w:eastAsia="Arial" w:hAnsi="Arial"/>
+                <w:rFonts w:ascii="Arial" w:hAnsi="Arial" w:eastAsia="Arial" w:cs="Arial"/>
                 <w:color w:val="1A1A1A"/>
                 <w:sz w:val="20"/>
                 <w:szCs w:val="20"/>
               </w:rPr>
-              <w:t xml:space="preserve">Training &amp; Placements</w:t>
+              <w:t>Training &amp; Placements</w:t>
             </w:r>
           </w:p>
         </w:tc>
@@ -510,7 +724,7 @@
     </w:tbl>
     <w:p>
       <w:pPr>
-        <w:spacing w:after="0" w:before="600"/>
+        <w:spacing w:before="600" w:after="0"/>
       </w:pPr>
     </w:p>
     <w:p>
@@ -518,49 +732,47 @@
         <w:pBdr>
           <w:top w:val="single" w:color="1A2A4A" w:sz="8" w:space="4"/>
         </w:pBdr>
-        <w:spacing w:after="0" w:before="0"/>
+        <w:spacing w:before="0" w:after="0"/>
         <w:jc w:val="center"/>
       </w:pPr>
       <w:r>
         <w:rPr>
-          <w:rFonts w:ascii="Arial" w:cs="Arial" w:eastAsia="Arial" w:hAnsi="Arial"/>
+          <w:rFonts w:ascii="Arial" w:hAnsi="Arial" w:eastAsia="Arial" w:cs="Arial"/>
           <w:color w:val="7F8C8D"/>
           <w:sz w:val="22"/>
           <w:szCs w:val="22"/>
         </w:rPr>
-        <w:t xml:space="preserve">June 2026</w:t>
+        <w:t>June 2026</w:t>
       </w:r>
     </w:p>
     <w:p>
+      <w:pPr>
+        <w:sectPr>
+          <w:pgSz w:w="12240" w:h="15840"/>
+          <w:pgMar w:top="1440" w:right="1440" w:bottom="1440" w:left="1440" w:header="708" w:footer="708" w:gutter="0"/>
+          <w:cols w:space="720" w:num="1"/>
+          <w:docGrid w:linePitch="360" w:charSpace="0"/>
+        </w:sectPr>
+      </w:pPr>
       <w:r>
         <w:br w:type="page"/>
       </w:r>
     </w:p>
     <w:p>
       <w:pPr>
-        <w:sectPr>
-          <w:pgSz w:w="12240" w:h="15840" w:orient="portrait"/>
-          <w:pgMar w:top="1440" w:right="1440" w:bottom="1440" w:left="1440" w:header="708" w:footer="708" w:gutter="0"/>
-          <w:pgNumType/>
-          <w:docGrid w:linePitch="360"/>
-        </w:sectPr>
-      </w:pPr>
-    </w:p>
-    <w:p>
-      <w:pPr>
-        <w:pStyle w:val="Heading1"/>
-        <w:spacing w:after="120" w:before="320"/>
+        <w:pStyle w:val="2"/>
+        <w:spacing w:before="320" w:after="120"/>
       </w:pPr>
       <w:r>
         <w:rPr>
-          <w:rFonts w:ascii="Arial" w:cs="Arial" w:eastAsia="Arial" w:hAnsi="Arial"/>
+          <w:rFonts w:ascii="Arial" w:hAnsi="Arial" w:eastAsia="Arial" w:cs="Arial"/>
           <w:b/>
           <w:bCs/>
           <w:color w:val="1A2A4A"/>
           <w:sz w:val="30"/>
           <w:szCs w:val="30"/>
         </w:rPr>
-        <w:t xml:space="preserve">1.  Abstract</w:t>
+        <w:t>1.  Abstract</w:t>
       </w:r>
     </w:p>
     <w:p>
@@ -568,64 +780,64 @@
         <w:pBdr>
           <w:bottom w:val="single" w:color="C0392B" w:sz="6" w:space="1"/>
         </w:pBdr>
-        <w:spacing w:after="0" w:before="0"/>
-      </w:pPr>
-    </w:p>
-    <w:p>
-      <w:pPr>
-        <w:spacing w:after="0" w:before="80"/>
-      </w:pPr>
-    </w:p>
-    <w:p>
-      <w:pPr>
-        <w:spacing w:after="80" w:before="60"/>
+        <w:spacing w:before="0" w:after="0"/>
+      </w:pPr>
+    </w:p>
+    <w:p>
+      <w:pPr>
+        <w:spacing w:before="80" w:after="0"/>
+      </w:pPr>
+    </w:p>
+    <w:p>
+      <w:pPr>
+        <w:spacing w:before="60" w:after="80"/>
         <w:jc w:val="both"/>
       </w:pPr>
       <w:r>
         <w:rPr>
-          <w:rFonts w:ascii="Arial" w:cs="Arial" w:eastAsia="Arial" w:hAnsi="Arial"/>
+          <w:rFonts w:ascii="Arial" w:hAnsi="Arial" w:eastAsia="Arial" w:cs="Arial"/>
           <w:color w:val="1A1A1A"/>
           <w:sz w:val="22"/>
           <w:szCs w:val="22"/>
         </w:rPr>
-        <w:t xml:space="preserve">This project presents a Sudoku Solver implemented in Python using the Backtracking algorithm combined with Recursion. Sudoku is a classic logic-based number puzzle played on a 9×9 grid, divided into nine 3×3 sub-grids. The objective is to fill all empty cells with digits 1–9 such that no digit repeats in any row, column, or 3×3 sub-grid.</w:t>
+        <w:t>This project presents a Sudoku Solver implemented in Python using the Backtracking algorithm combined with Recursion. Sudoku is a classic logic-based number puzzle played on a 9×9 grid, divided into nine 3×3 sub-grids. The objective is to fill all empty cells with digits 1–9 such that no digit repeats in any row, column, or 3×3 sub-grid.</w:t>
       </w:r>
     </w:p>
     <w:p>
       <w:pPr>
-        <w:spacing w:after="80" w:before="60"/>
+        <w:spacing w:before="60" w:after="80"/>
         <w:jc w:val="both"/>
       </w:pPr>
       <w:r>
         <w:rPr>
-          <w:rFonts w:ascii="Arial" w:cs="Arial" w:eastAsia="Arial" w:hAnsi="Arial"/>
+          <w:rFonts w:ascii="Arial" w:hAnsi="Arial" w:eastAsia="Arial" w:cs="Arial"/>
           <w:color w:val="1A1A1A"/>
           <w:sz w:val="22"/>
           <w:szCs w:val="22"/>
         </w:rPr>
-        <w:t xml:space="preserve">The program accepts a 9×9 puzzle from the user, validates the input, solves it automatically, and displays both the unsolved and solved boards in a formatted grid. This project demonstrates the practical application of recursive problem-solving and constraint-based search techniques.</w:t>
+        <w:t>The program accepts a 9×9 puzzle from the user, validates the input, solves it automatically, and displays both the unsolved and solved boards in a formatted grid. This project demonstrates the practical application of recursive problem-solving and constraint-based search techniques.</w:t>
       </w:r>
     </w:p>
     <w:p>
       <w:pPr>
-        <w:spacing w:after="0" w:before="100"/>
-      </w:pPr>
-    </w:p>
-    <w:p>
-      <w:pPr>
-        <w:pStyle w:val="Heading1"/>
-        <w:spacing w:after="120" w:before="320"/>
+        <w:spacing w:before="100" w:after="0"/>
+      </w:pPr>
+    </w:p>
+    <w:p>
+      <w:pPr>
+        <w:pStyle w:val="2"/>
+        <w:spacing w:before="320" w:after="120"/>
       </w:pPr>
       <w:r>
         <w:rPr>
-          <w:rFonts w:ascii="Arial" w:cs="Arial" w:eastAsia="Arial" w:hAnsi="Arial"/>
+          <w:rFonts w:ascii="Arial" w:hAnsi="Arial" w:eastAsia="Arial" w:cs="Arial"/>
           <w:b/>
           <w:bCs/>
           <w:color w:val="1A2A4A"/>
           <w:sz w:val="30"/>
           <w:szCs w:val="30"/>
         </w:rPr>
-        <w:t xml:space="preserve">2.  Introduction</w:t>
+        <w:t>2.  Introduction</w:t>
       </w:r>
     </w:p>
     <w:p>
@@ -633,137 +845,137 @@
         <w:pBdr>
           <w:bottom w:val="single" w:color="C0392B" w:sz="6" w:space="1"/>
         </w:pBdr>
-        <w:spacing w:after="0" w:before="0"/>
-      </w:pPr>
-    </w:p>
-    <w:p>
-      <w:pPr>
-        <w:spacing w:after="0" w:before="80"/>
-      </w:pPr>
-    </w:p>
-    <w:p>
-      <w:pPr>
-        <w:spacing w:after="80" w:before="60"/>
+        <w:spacing w:before="0" w:after="0"/>
+      </w:pPr>
+    </w:p>
+    <w:p>
+      <w:pPr>
+        <w:spacing w:before="80" w:after="0"/>
+      </w:pPr>
+    </w:p>
+    <w:p>
+      <w:pPr>
+        <w:spacing w:before="60" w:after="80"/>
         <w:jc w:val="both"/>
       </w:pPr>
       <w:r>
         <w:rPr>
-          <w:rFonts w:ascii="Arial" w:cs="Arial" w:eastAsia="Arial" w:hAnsi="Arial"/>
+          <w:rFonts w:ascii="Arial" w:hAnsi="Arial" w:eastAsia="Arial" w:cs="Arial"/>
           <w:color w:val="1A1A1A"/>
           <w:sz w:val="22"/>
           <w:szCs w:val="22"/>
         </w:rPr>
-        <w:t xml:space="preserve">Sudoku is one of the most popular logic puzzles in the world. A standard Sudoku puzzle consists of a 9×9 grid, partially filled with digits from 1 to 9. The solver must complete the grid following three constraints:</w:t>
+        <w:t>Sudoku is one of the most popular logic puzzles in the world. A standard Sudoku puzzle consists of a 9×9 grid, partially filled with digits from 1 to 9. The solver must complete the grid following three constraints:</w:t>
       </w:r>
     </w:p>
     <w:p>
       <w:pPr>
-        <w:spacing w:after="0" w:before="40"/>
-      </w:pPr>
-    </w:p>
-    <w:p>
-      <w:pPr>
-        <w:pStyle w:val="ListParagraph"/>
+        <w:spacing w:before="40" w:after="0"/>
+      </w:pPr>
+    </w:p>
+    <w:p>
+      <w:pPr>
+        <w:pStyle w:val="18"/>
         <w:numPr>
           <w:ilvl w:val="0"/>
-          <w:numId w:val="2"/>
+          <w:numId w:val="1"/>
         </w:numPr>
-        <w:spacing w:after="40" w:before="40"/>
+        <w:spacing w:before="40" w:after="40"/>
       </w:pPr>
       <w:r>
         <w:rPr>
-          <w:rFonts w:ascii="Arial" w:cs="Arial" w:eastAsia="Arial" w:hAnsi="Arial"/>
-          <w:b w:val="false"/>
-          <w:bCs w:val="false"/>
+          <w:rFonts w:ascii="Arial" w:hAnsi="Arial" w:eastAsia="Arial" w:cs="Arial"/>
+          <w:b w:val="0"/>
+          <w:bCs w:val="0"/>
           <w:color w:val="1A1A1A"/>
           <w:sz w:val="22"/>
           <w:szCs w:val="22"/>
         </w:rPr>
-        <w:t xml:space="preserve">Each row must contain all digits from 1 to 9 without repetition.</w:t>
+        <w:t>Each row must contain all digits from 1 to 9 without repetition.</w:t>
       </w:r>
     </w:p>
     <w:p>
       <w:pPr>
-        <w:pStyle w:val="ListParagraph"/>
+        <w:pStyle w:val="18"/>
         <w:numPr>
           <w:ilvl w:val="0"/>
-          <w:numId w:val="2"/>
+          <w:numId w:val="1"/>
         </w:numPr>
-        <w:spacing w:after="40" w:before="40"/>
+        <w:spacing w:before="40" w:after="40"/>
       </w:pPr>
       <w:r>
         <w:rPr>
-          <w:rFonts w:ascii="Arial" w:cs="Arial" w:eastAsia="Arial" w:hAnsi="Arial"/>
-          <w:b w:val="false"/>
-          <w:bCs w:val="false"/>
+          <w:rFonts w:ascii="Arial" w:hAnsi="Arial" w:eastAsia="Arial" w:cs="Arial"/>
+          <w:b w:val="0"/>
+          <w:bCs w:val="0"/>
           <w:color w:val="1A1A1A"/>
           <w:sz w:val="22"/>
           <w:szCs w:val="22"/>
         </w:rPr>
-        <w:t xml:space="preserve">Each column must contain all digits from 1 to 9 without repetition.</w:t>
+        <w:t>Each column must contain all digits from 1 to 9 without repetition.</w:t>
       </w:r>
     </w:p>
     <w:p>
       <w:pPr>
-        <w:pStyle w:val="ListParagraph"/>
+        <w:pStyle w:val="18"/>
         <w:numPr>
           <w:ilvl w:val="0"/>
-          <w:numId w:val="2"/>
+          <w:numId w:val="1"/>
         </w:numPr>
-        <w:spacing w:after="40" w:before="40"/>
+        <w:spacing w:before="40" w:after="40"/>
       </w:pPr>
       <w:r>
         <w:rPr>
-          <w:rFonts w:ascii="Arial" w:cs="Arial" w:eastAsia="Arial" w:hAnsi="Arial"/>
-          <w:b w:val="false"/>
-          <w:bCs w:val="false"/>
+          <w:rFonts w:ascii="Arial" w:hAnsi="Arial" w:eastAsia="Arial" w:cs="Arial"/>
+          <w:b w:val="0"/>
+          <w:bCs w:val="0"/>
           <w:color w:val="1A1A1A"/>
           <w:sz w:val="22"/>
           <w:szCs w:val="22"/>
         </w:rPr>
-        <w:t xml:space="preserve">Each of the nine 3×3 sub-grids must contain all digits from 1 to 9 without repetition.</w:t>
+        <w:t>Each of the nine 3×3 sub-grids must contain all digits from 1 to 9 without repetition.</w:t>
       </w:r>
     </w:p>
     <w:p>
       <w:pPr>
-        <w:spacing w:after="0" w:before="40"/>
-      </w:pPr>
-    </w:p>
-    <w:p>
-      <w:pPr>
-        <w:spacing w:after="80" w:before="60"/>
+        <w:spacing w:before="40" w:after="0"/>
+      </w:pPr>
+    </w:p>
+    <w:p>
+      <w:pPr>
+        <w:spacing w:before="60" w:after="80"/>
         <w:jc w:val="both"/>
       </w:pPr>
       <w:r>
         <w:rPr>
-          <w:rFonts w:ascii="Arial" w:cs="Arial" w:eastAsia="Arial" w:hAnsi="Arial"/>
+          <w:rFonts w:ascii="Arial" w:hAnsi="Arial" w:eastAsia="Arial" w:cs="Arial"/>
           <w:color w:val="1A1A1A"/>
           <w:sz w:val="22"/>
           <w:szCs w:val="22"/>
         </w:rPr>
-        <w:t xml:space="preserve">Backtracking is a general algorithmic technique that incrementally builds a solution and abandons a candidate (backtracks) as soon as it determines that the candidate cannot lead to a valid solution. This makes it ideal for constraint satisfaction problems like Sudoku.</w:t>
+        <w:t>Backtracking is a general algorithmic technique that incrementally builds a solution and abandons a candidate (backtracks) as soon as it determines that the candidate cannot lead to a valid solution. This makes it ideal for constraint satisfaction problems like Sudoku.</w:t>
       </w:r>
     </w:p>
     <w:p>
       <w:pPr>
-        <w:spacing w:after="0" w:before="100"/>
-      </w:pPr>
-    </w:p>
-    <w:p>
-      <w:pPr>
-        <w:pStyle w:val="Heading1"/>
-        <w:spacing w:after="120" w:before="320"/>
+        <w:spacing w:before="100" w:after="0"/>
+      </w:pPr>
+    </w:p>
+    <w:p>
+      <w:pPr>
+        <w:pStyle w:val="2"/>
+        <w:spacing w:before="320" w:after="120"/>
       </w:pPr>
       <w:r>
         <w:rPr>
-          <w:rFonts w:ascii="Arial" w:cs="Arial" w:eastAsia="Arial" w:hAnsi="Arial"/>
+          <w:rFonts w:ascii="Arial" w:hAnsi="Arial" w:eastAsia="Arial" w:cs="Arial"/>
           <w:b/>
           <w:bCs/>
           <w:color w:val="1A2A4A"/>
           <w:sz w:val="30"/>
           <w:szCs w:val="30"/>
         </w:rPr>
-        <w:t xml:space="preserve">3.  Objectives</w:t>
+        <w:t>3.  Objectives</w:t>
       </w:r>
     </w:p>
     <w:p>
@@ -771,139 +983,167 @@
         <w:pBdr>
           <w:bottom w:val="single" w:color="C0392B" w:sz="6" w:space="1"/>
         </w:pBdr>
-        <w:spacing w:after="0" w:before="0"/>
-      </w:pPr>
-    </w:p>
-    <w:p>
-      <w:pPr>
-        <w:spacing w:after="0" w:before="80"/>
-      </w:pPr>
-    </w:p>
-    <w:p>
-      <w:pPr>
-        <w:pStyle w:val="ListParagraph"/>
+        <w:spacing w:before="0" w:after="0"/>
+      </w:pPr>
+    </w:p>
+    <w:p>
+      <w:pPr>
+        <w:spacing w:before="80" w:after="0"/>
+      </w:pPr>
+    </w:p>
+    <w:p>
+      <w:pPr>
+        <w:pStyle w:val="18"/>
         <w:numPr>
           <w:ilvl w:val="0"/>
-          <w:numId w:val="2"/>
+          <w:numId w:val="1"/>
         </w:numPr>
-        <w:spacing w:after="40" w:before="40"/>
+        <w:spacing w:before="40" w:after="40"/>
       </w:pPr>
       <w:r>
         <w:rPr>
-          <w:rFonts w:ascii="Arial" w:cs="Arial" w:eastAsia="Arial" w:hAnsi="Arial"/>
-          <w:b w:val="false"/>
-          <w:bCs w:val="false"/>
+          <w:rFonts w:ascii="Arial" w:hAnsi="Arial" w:eastAsia="Arial" w:cs="Arial"/>
+          <w:b w:val="0"/>
+          <w:bCs w:val="0"/>
           <w:color w:val="1A1A1A"/>
           <w:sz w:val="22"/>
           <w:szCs w:val="22"/>
         </w:rPr>
-        <w:t xml:space="preserve">To implement a Sudoku solver using the Python programming language.</w:t>
+        <w:t>To implement a Sudoku solver using the Python programming language.</w:t>
       </w:r>
     </w:p>
     <w:p>
       <w:pPr>
-        <w:pStyle w:val="ListParagraph"/>
+        <w:pStyle w:val="18"/>
         <w:numPr>
           <w:ilvl w:val="0"/>
-          <w:numId w:val="2"/>
+          <w:numId w:val="1"/>
         </w:numPr>
-        <w:spacing w:after="40" w:before="40"/>
+        <w:spacing w:before="40" w:after="40"/>
       </w:pPr>
       <w:r>
         <w:rPr>
-          <w:rFonts w:ascii="Arial" w:cs="Arial" w:eastAsia="Arial" w:hAnsi="Arial"/>
-          <w:b w:val="false"/>
-          <w:bCs w:val="false"/>
+          <w:rFonts w:ascii="Arial" w:hAnsi="Arial" w:eastAsia="Arial" w:cs="Arial"/>
+          <w:b w:val="0"/>
+          <w:bCs w:val="0"/>
           <w:color w:val="1A1A1A"/>
           <w:sz w:val="22"/>
           <w:szCs w:val="22"/>
         </w:rPr>
-        <w:t xml:space="preserve">To apply the Backtracking algorithm for solving constraint-based puzzles.</w:t>
+        <w:t>To apply the Backtracking algorithm for solving constraint-based puzzles.</w:t>
       </w:r>
     </w:p>
     <w:p>
       <w:pPr>
-        <w:pStyle w:val="ListParagraph"/>
+        <w:pStyle w:val="18"/>
         <w:numPr>
           <w:ilvl w:val="0"/>
-          <w:numId w:val="2"/>
+          <w:numId w:val="1"/>
         </w:numPr>
-        <w:spacing w:after="40" w:before="40"/>
+        <w:spacing w:before="40" w:after="40"/>
       </w:pPr>
       <w:r>
         <w:rPr>
-          <w:rFonts w:ascii="Arial" w:cs="Arial" w:eastAsia="Arial" w:hAnsi="Arial"/>
-          <w:b w:val="false"/>
-          <w:bCs w:val="false"/>
+          <w:rFonts w:ascii="Arial" w:hAnsi="Arial" w:eastAsia="Arial" w:cs="Arial"/>
+          <w:b w:val="0"/>
+          <w:bCs w:val="0"/>
           <w:color w:val="1A1A1A"/>
           <w:sz w:val="22"/>
           <w:szCs w:val="22"/>
         </w:rPr>
-        <w:t xml:space="preserve">To accept user input for the puzzle and validate it.</w:t>
+        <w:t>To accept user input for the puzzle and validate it.</w:t>
       </w:r>
     </w:p>
     <w:p>
       <w:pPr>
-        <w:pStyle w:val="ListParagraph"/>
+        <w:pStyle w:val="18"/>
         <w:numPr>
           <w:ilvl w:val="0"/>
-          <w:numId w:val="2"/>
+          <w:numId w:val="1"/>
         </w:numPr>
-        <w:spacing w:after="40" w:before="40"/>
+        <w:spacing w:before="40" w:after="40"/>
       </w:pPr>
       <w:r>
         <w:rPr>
-          <w:rFonts w:ascii="Arial" w:cs="Arial" w:eastAsia="Arial" w:hAnsi="Arial"/>
-          <w:b w:val="false"/>
-          <w:bCs w:val="false"/>
+          <w:rFonts w:ascii="Arial" w:hAnsi="Arial" w:eastAsia="Arial" w:cs="Arial"/>
+          <w:b w:val="0"/>
+          <w:bCs w:val="0"/>
           <w:color w:val="1A1A1A"/>
           <w:sz w:val="22"/>
           <w:szCs w:val="22"/>
         </w:rPr>
-        <w:t xml:space="preserve">To display both the unsolved and solved boards in a readable format.</w:t>
+        <w:t>To display both the unsolved and solved boards in a readable format.</w:t>
       </w:r>
     </w:p>
     <w:p>
       <w:pPr>
-        <w:pStyle w:val="ListParagraph"/>
+        <w:pStyle w:val="18"/>
         <w:numPr>
           <w:ilvl w:val="0"/>
-          <w:numId w:val="2"/>
+          <w:numId w:val="1"/>
         </w:numPr>
-        <w:spacing w:after="40" w:before="40"/>
+        <w:spacing w:before="40" w:after="40"/>
       </w:pPr>
       <w:r>
         <w:rPr>
-          <w:rFonts w:ascii="Arial" w:cs="Arial" w:eastAsia="Arial" w:hAnsi="Arial"/>
-          <w:b w:val="false"/>
-          <w:bCs w:val="false"/>
+          <w:rFonts w:ascii="Arial" w:hAnsi="Arial" w:eastAsia="Arial" w:cs="Arial"/>
+          <w:b w:val="0"/>
+          <w:bCs w:val="0"/>
           <w:color w:val="1A1A1A"/>
           <w:sz w:val="22"/>
           <w:szCs w:val="22"/>
         </w:rPr>
-        <w:t xml:space="preserve">To handle invalid inputs and puzzles with no solution gracefully.</w:t>
+        <w:t>To handle invalid inputs and puzzles with no solution gracefully.</w:t>
       </w:r>
     </w:p>
     <w:p>
       <w:pPr>
-        <w:spacing w:after="0" w:before="100"/>
-      </w:pPr>
-    </w:p>
-    <w:p>
-      <w:pPr>
-        <w:pStyle w:val="Heading1"/>
-        <w:spacing w:after="120" w:before="320"/>
-      </w:pPr>
-      <w:r>
+        <w:spacing w:before="100" w:after="0"/>
+      </w:pPr>
+    </w:p>
+    <w:p>
+      <w:pPr>
+        <w:pStyle w:val="2"/>
+        <w:spacing w:before="320" w:after="120"/>
         <w:rPr>
-          <w:rFonts w:ascii="Arial" w:cs="Arial" w:eastAsia="Arial" w:hAnsi="Arial"/>
+          <w:rFonts w:ascii="Arial" w:hAnsi="Arial" w:eastAsia="Arial" w:cs="Arial"/>
           <w:b/>
           <w:bCs/>
           <w:color w:val="1A2A4A"/>
           <w:sz w:val="30"/>
           <w:szCs w:val="30"/>
         </w:rPr>
-        <w:t xml:space="preserve">4.  Algorithm — Backtracking</w:t>
+      </w:pPr>
+    </w:p>
+    <w:p>
+      <w:pPr>
+        <w:pStyle w:val="2"/>
+        <w:spacing w:before="320" w:after="120"/>
+        <w:rPr>
+          <w:rFonts w:ascii="Arial" w:hAnsi="Arial" w:eastAsia="Arial" w:cs="Arial"/>
+          <w:b/>
+          <w:bCs/>
+          <w:color w:val="1A2A4A"/>
+          <w:sz w:val="30"/>
+          <w:szCs w:val="30"/>
+        </w:rPr>
+      </w:pPr>
+    </w:p>
+    <w:p>
+      <w:pPr>
+        <w:pStyle w:val="2"/>
+        <w:spacing w:before="320" w:after="120"/>
+      </w:pPr>
+      <w:r>
+        <w:rPr>
+          <w:rFonts w:ascii="Arial" w:hAnsi="Arial" w:eastAsia="Arial" w:cs="Arial"/>
+          <w:b/>
+          <w:bCs/>
+          <w:color w:val="1A2A4A"/>
+          <w:sz w:val="30"/>
+          <w:szCs w:val="30"/>
+        </w:rPr>
+        <w:t>4.  Algorithm — Backtracking</w:t>
       </w:r>
     </w:p>
     <w:p>
@@ -911,239 +1151,248 @@
         <w:pBdr>
           <w:bottom w:val="single" w:color="C0392B" w:sz="6" w:space="1"/>
         </w:pBdr>
-        <w:spacing w:after="0" w:before="0"/>
-      </w:pPr>
-    </w:p>
-    <w:p>
-      <w:pPr>
-        <w:spacing w:after="0" w:before="80"/>
-      </w:pPr>
-    </w:p>
-    <w:p>
-      <w:pPr>
-        <w:pStyle w:val="Heading2"/>
-        <w:spacing w:after="80" w:before="200"/>
+        <w:spacing w:before="0" w:after="0"/>
+      </w:pPr>
+    </w:p>
+    <w:p>
+      <w:pPr>
+        <w:spacing w:before="80" w:after="0"/>
+      </w:pPr>
+    </w:p>
+    <w:p>
+      <w:pPr>
+        <w:pStyle w:val="3"/>
+        <w:spacing w:before="200" w:after="80"/>
       </w:pPr>
       <w:r>
         <w:rPr>
-          <w:rFonts w:ascii="Arial" w:cs="Arial" w:eastAsia="Arial" w:hAnsi="Arial"/>
+          <w:rFonts w:ascii="Arial" w:hAnsi="Arial" w:eastAsia="Arial" w:cs="Arial"/>
           <w:b/>
           <w:bCs/>
           <w:color w:val="C0392B"/>
           <w:sz w:val="24"/>
           <w:szCs w:val="24"/>
         </w:rPr>
-        <w:t xml:space="preserve">4.1  How Backtracking Works</w:t>
+        <w:t>4.1  How Backtracking Works</w:t>
       </w:r>
     </w:p>
     <w:p>
       <w:pPr>
-        <w:spacing w:after="80" w:before="60"/>
+        <w:spacing w:before="60" w:after="80"/>
         <w:jc w:val="both"/>
       </w:pPr>
       <w:r>
         <w:rPr>
-          <w:rFonts w:ascii="Arial" w:cs="Arial" w:eastAsia="Arial" w:hAnsi="Arial"/>
+          <w:rFonts w:ascii="Arial" w:hAnsi="Arial" w:eastAsia="Arial" w:cs="Arial"/>
           <w:color w:val="1A1A1A"/>
           <w:sz w:val="22"/>
           <w:szCs w:val="22"/>
         </w:rPr>
-        <w:t xml:space="preserve">The algorithm scans the board cell by cell. When it finds an empty cell (represented by 0), it tries placing digits from 1 to 9. For each digit, it checks if placing it is safe. If safe, it places the digit and recursively tries to solve the rest of the board. If the recursive call fails, it resets the cell to 0 (backtrack) and tries the next digit.</w:t>
+        <w:t>The algorithm scans the board cell by cell. When it finds an empty cell (represented by 0), it tries placing digits from 1 to 9. For each digit, it checks if placing it is safe. If safe, it places the digit and recursively tries to solve the rest of the board. If the recursive call fails, it resets the cell to 0 (backtrack) and tries the next digit.</w:t>
       </w:r>
     </w:p>
     <w:p>
       <w:pPr>
-        <w:spacing w:after="0" w:before="80"/>
-      </w:pPr>
-    </w:p>
-    <w:p>
-      <w:pPr>
-        <w:pStyle w:val="Heading2"/>
-        <w:spacing w:after="80" w:before="200"/>
+        <w:spacing w:before="80" w:after="0"/>
+      </w:pPr>
+    </w:p>
+    <w:p>
+      <w:pPr>
+        <w:pStyle w:val="3"/>
+        <w:spacing w:before="200" w:after="80"/>
       </w:pPr>
       <w:r>
         <w:rPr>
-          <w:rFonts w:ascii="Arial" w:cs="Arial" w:eastAsia="Arial" w:hAnsi="Arial"/>
+          <w:rFonts w:ascii="Arial" w:hAnsi="Arial" w:eastAsia="Arial" w:cs="Arial"/>
           <w:b/>
           <w:bCs/>
           <w:color w:val="C0392B"/>
           <w:sz w:val="24"/>
           <w:szCs w:val="24"/>
         </w:rPr>
-        <w:t xml:space="preserve">4.2  Algorithm Steps</w:t>
+        <w:t>4.2  Algorithm Steps</w:t>
       </w:r>
     </w:p>
     <w:p>
       <w:pPr>
-        <w:pStyle w:val="ListParagraph"/>
+        <w:pStyle w:val="18"/>
         <w:numPr>
           <w:ilvl w:val="0"/>
-          <w:numId w:val="3"/>
+          <w:numId w:val="2"/>
         </w:numPr>
-        <w:spacing w:after="40" w:before="40"/>
+        <w:spacing w:before="40" w:after="40"/>
       </w:pPr>
       <w:r>
         <w:rPr>
-          <w:rFonts w:ascii="Arial" w:cs="Arial" w:eastAsia="Arial" w:hAnsi="Arial"/>
+          <w:rFonts w:ascii="Arial" w:hAnsi="Arial" w:eastAsia="Arial" w:cs="Arial"/>
           <w:color w:val="1A1A1A"/>
           <w:sz w:val="22"/>
           <w:szCs w:val="22"/>
         </w:rPr>
-        <w:t xml:space="preserve">Find an empty cell (value = 0) in the board.</w:t>
+        <w:t>Find an empty cell (value = 0) in the board.</w:t>
       </w:r>
     </w:p>
     <w:p>
       <w:pPr>
-        <w:pStyle w:val="ListParagraph"/>
+        <w:pStyle w:val="18"/>
         <w:numPr>
           <w:ilvl w:val="0"/>
-          <w:numId w:val="3"/>
+          <w:numId w:val="2"/>
         </w:numPr>
-        <w:spacing w:after="40" w:before="40"/>
+        <w:spacing w:before="40" w:after="40"/>
       </w:pPr>
       <w:r>
         <w:rPr>
-          <w:rFonts w:ascii="Arial" w:cs="Arial" w:eastAsia="Arial" w:hAnsi="Arial"/>
+          <w:rFonts w:ascii="Arial" w:hAnsi="Arial" w:eastAsia="Arial" w:cs="Arial"/>
           <w:color w:val="1A1A1A"/>
           <w:sz w:val="22"/>
           <w:szCs w:val="22"/>
         </w:rPr>
-        <w:t xml:space="preserve">Try digits 1 to 9 for that cell.</w:t>
+        <w:t>Try digits 1 to 9 for that cell.</w:t>
       </w:r>
     </w:p>
     <w:p>
       <w:pPr>
-        <w:pStyle w:val="ListParagraph"/>
+        <w:pStyle w:val="18"/>
         <w:numPr>
           <w:ilvl w:val="0"/>
-          <w:numId w:val="3"/>
+          <w:numId w:val="2"/>
         </w:numPr>
-        <w:spacing w:after="40" w:before="40"/>
+        <w:spacing w:before="40" w:after="40"/>
       </w:pPr>
       <w:r>
         <w:rPr>
-          <w:rFonts w:ascii="Arial" w:cs="Arial" w:eastAsia="Arial" w:hAnsi="Arial"/>
+          <w:rFonts w:ascii="Arial" w:hAnsi="Arial" w:eastAsia="Arial" w:cs="Arial"/>
           <w:color w:val="1A1A1A"/>
           <w:sz w:val="22"/>
           <w:szCs w:val="22"/>
         </w:rPr>
-        <w:t xml:space="preserve">Check if placing the digit is valid using the is_safe() function.</w:t>
+        <w:t>Check if placing the digit is valid using the is_safe() function.</w:t>
       </w:r>
     </w:p>
     <w:p>
       <w:pPr>
-        <w:pStyle w:val="ListParagraph"/>
+        <w:pStyle w:val="18"/>
         <w:numPr>
           <w:ilvl w:val="0"/>
-          <w:numId w:val="3"/>
+          <w:numId w:val="2"/>
         </w:numPr>
-        <w:spacing w:after="40" w:before="40"/>
+        <w:spacing w:before="40" w:after="40"/>
       </w:pPr>
       <w:r>
         <w:rPr>
-          <w:rFonts w:ascii="Arial" w:cs="Arial" w:eastAsia="Arial" w:hAnsi="Arial"/>
+          <w:rFonts w:ascii="Arial" w:hAnsi="Arial" w:eastAsia="Arial" w:cs="Arial"/>
           <w:color w:val="1A1A1A"/>
           <w:sz w:val="22"/>
           <w:szCs w:val="22"/>
         </w:rPr>
-        <w:t xml:space="preserve">If valid, place the digit and recurse.</w:t>
+        <w:t>If valid, place the digit and recurse.</w:t>
       </w:r>
     </w:p>
     <w:p>
       <w:pPr>
-        <w:pStyle w:val="ListParagraph"/>
+        <w:pStyle w:val="18"/>
         <w:numPr>
           <w:ilvl w:val="0"/>
-          <w:numId w:val="3"/>
+          <w:numId w:val="2"/>
         </w:numPr>
-        <w:spacing w:after="40" w:before="40"/>
+        <w:spacing w:before="40" w:after="40"/>
       </w:pPr>
       <w:r>
         <w:rPr>
-          <w:rFonts w:ascii="Arial" w:cs="Arial" w:eastAsia="Arial" w:hAnsi="Arial"/>
+          <w:rFonts w:ascii="Arial" w:hAnsi="Arial" w:eastAsia="Arial" w:cs="Arial"/>
           <w:color w:val="1A1A1A"/>
           <w:sz w:val="22"/>
           <w:szCs w:val="22"/>
         </w:rPr>
-        <w:t xml:space="preserve">If recursion fails, reset the cell to 0 (Backtrack).</w:t>
+        <w:t>If recursion fails, reset the cell to 0 (Backtrack).</w:t>
       </w:r>
     </w:p>
     <w:p>
       <w:pPr>
-        <w:pStyle w:val="ListParagraph"/>
+        <w:pStyle w:val="18"/>
         <w:numPr>
           <w:ilvl w:val="0"/>
-          <w:numId w:val="3"/>
+          <w:numId w:val="2"/>
         </w:numPr>
-        <w:spacing w:after="40" w:before="40"/>
+        <w:spacing w:before="40" w:after="40"/>
       </w:pPr>
       <w:r>
         <w:rPr>
-          <w:rFonts w:ascii="Arial" w:cs="Arial" w:eastAsia="Arial" w:hAnsi="Arial"/>
+          <w:rFonts w:ascii="Arial" w:hAnsi="Arial" w:eastAsia="Arial" w:cs="Arial"/>
           <w:color w:val="1A1A1A"/>
           <w:sz w:val="22"/>
           <w:szCs w:val="22"/>
         </w:rPr>
-        <w:t xml:space="preserve">If no digit works, return False (trigger backtrack at the caller).</w:t>
+        <w:t>If no digit works, return False (trigger backtrack at the caller).</w:t>
       </w:r>
     </w:p>
     <w:p>
       <w:pPr>
-        <w:pStyle w:val="ListParagraph"/>
+        <w:pStyle w:val="18"/>
         <w:numPr>
           <w:ilvl w:val="0"/>
-          <w:numId w:val="3"/>
+          <w:numId w:val="2"/>
         </w:numPr>
-        <w:spacing w:after="40" w:before="40"/>
+        <w:spacing w:before="40" w:after="40"/>
       </w:pPr>
       <w:r>
         <w:rPr>
-          <w:rFonts w:ascii="Arial" w:cs="Arial" w:eastAsia="Arial" w:hAnsi="Arial"/>
+          <w:rFonts w:ascii="Arial" w:hAnsi="Arial" w:eastAsia="Arial" w:cs="Arial"/>
           <w:color w:val="1A1A1A"/>
           <w:sz w:val="22"/>
           <w:szCs w:val="22"/>
         </w:rPr>
-        <w:t xml:space="preserve">If no empty cell is found, the board is solved — return True.</w:t>
+        <w:t>If no empty cell is found, the board is solved — return True.</w:t>
       </w:r>
     </w:p>
     <w:p>
       <w:pPr>
-        <w:spacing w:after="0" w:before="120"/>
-      </w:pPr>
-    </w:p>
-    <w:p>
-      <w:pPr>
-        <w:pStyle w:val="Heading2"/>
-        <w:spacing w:after="80" w:before="200"/>
+        <w:spacing w:before="120" w:after="0"/>
+      </w:pPr>
+    </w:p>
+    <w:p>
+      <w:pPr>
+        <w:pStyle w:val="3"/>
+        <w:spacing w:before="200" w:after="80"/>
       </w:pPr>
       <w:r>
         <w:rPr>
-          <w:rFonts w:ascii="Arial" w:cs="Arial" w:eastAsia="Arial" w:hAnsi="Arial"/>
+          <w:rFonts w:ascii="Arial" w:hAnsi="Arial" w:eastAsia="Arial" w:cs="Arial"/>
           <w:b/>
           <w:bCs/>
           <w:color w:val="C0392B"/>
           <w:sz w:val="24"/>
           <w:szCs w:val="24"/>
         </w:rPr>
-        <w:t xml:space="preserve">4.3  Complexity Analysis</w:t>
+        <w:t>4.3  Complexity Analysis</w:t>
       </w:r>
     </w:p>
     <w:p>
       <w:pPr>
-        <w:spacing w:after="0" w:before="40"/>
+        <w:spacing w:before="40" w:after="0"/>
       </w:pPr>
     </w:p>
     <w:tbl>
       <w:tblPr>
-        <w:tblW w:type="dxa" w:w="9360"/>
+        <w:tblStyle w:val="9"/>
+        <w:tblW w:w="9360" w:type="dxa"/>
+        <w:tblInd w:w="0" w:type="dxa"/>
         <w:tblBorders>
-          <w:top w:val="single" w:color="auto" w:sz="4"/>
-          <w:left w:val="single" w:color="auto" w:sz="4"/>
-          <w:bottom w:val="single" w:color="auto" w:sz="4"/>
-          <w:right w:val="single" w:color="auto" w:sz="4"/>
-          <w:insideH w:val="single" w:color="auto" w:sz="4"/>
-          <w:insideV w:val="single" w:color="auto" w:sz="4"/>
+          <w:top w:val="single" w:color="auto" w:sz="4" w:space="0"/>
+          <w:left w:val="single" w:color="auto" w:sz="4" w:space="0"/>
+          <w:bottom w:val="single" w:color="auto" w:sz="4" w:space="0"/>
+          <w:right w:val="single" w:color="auto" w:sz="4" w:space="0"/>
+          <w:insideH w:val="single" w:color="auto" w:sz="4" w:space="0"/>
+          <w:insideV w:val="single" w:color="auto" w:sz="4" w:space="0"/>
         </w:tblBorders>
+        <w:tblLayout w:type="autofit"/>
+        <w:tblCellMar>
+          <w:top w:w="0" w:type="dxa"/>
+          <w:left w:w="10" w:type="dxa"/>
+          <w:bottom w:w="0" w:type="dxa"/>
+          <w:right w:w="10" w:type="dxa"/>
+        </w:tblCellMar>
       </w:tblPr>
       <w:tblGrid>
         <w:gridCol w:w="2400"/>
@@ -1151,21 +1400,31 @@
         <w:gridCol w:w="4960"/>
       </w:tblGrid>
       <w:tr>
+        <w:tblPrEx>
+          <w:tblBorders>
+            <w:top w:val="single" w:color="auto" w:sz="4" w:space="0"/>
+            <w:left w:val="single" w:color="auto" w:sz="4" w:space="0"/>
+            <w:bottom w:val="single" w:color="auto" w:sz="4" w:space="0"/>
+            <w:right w:val="single" w:color="auto" w:sz="4" w:space="0"/>
+            <w:insideH w:val="single" w:color="auto" w:sz="4" w:space="0"/>
+            <w:insideV w:val="single" w:color="auto" w:sz="4" w:space="0"/>
+          </w:tblBorders>
+        </w:tblPrEx>
         <w:tc>
           <w:tcPr>
-            <w:tcW w:type="dxa" w:w="2400"/>
+            <w:tcW w:w="2400" w:type="dxa"/>
             <w:tcBorders>
-              <w:top w:val="single" w:color="1A2A4A" w:sz="1"/>
-              <w:left w:val="single" w:color="1A2A4A" w:sz="1"/>
-              <w:bottom w:val="single" w:color="1A2A4A" w:sz="1"/>
-              <w:right w:val="single" w:color="1A2A4A" w:sz="1"/>
+              <w:top w:val="single" w:color="1A2A4A" w:sz="0" w:space="0"/>
+              <w:left w:val="single" w:color="1A2A4A" w:sz="0" w:space="0"/>
+              <w:bottom w:val="single" w:color="1A2A4A" w:sz="0" w:space="0"/>
+              <w:right w:val="single" w:color="1A2A4A" w:sz="0" w:space="0"/>
             </w:tcBorders>
-            <w:shd w:fill="1A2A4A" w:val="clear"/>
+            <w:shd w:val="clear" w:color="auto" w:fill="1A2A4A"/>
             <w:tcMar>
-              <w:top w:type="dxa" w:w="80"/>
-              <w:left w:type="dxa" w:w="160"/>
-              <w:bottom w:type="dxa" w:w="80"/>
-              <w:right w:type="dxa" w:w="160"/>
+              <w:top w:w="80" w:type="dxa"/>
+              <w:left w:w="160" w:type="dxa"/>
+              <w:bottom w:w="80" w:type="dxa"/>
+              <w:right w:w="160" w:type="dxa"/>
             </w:tcMar>
             <w:vAlign w:val="center"/>
           </w:tcPr>
@@ -1175,32 +1434,32 @@
             </w:pPr>
             <w:r>
               <w:rPr>
-                <w:rFonts w:ascii="Arial" w:cs="Arial" w:eastAsia="Arial" w:hAnsi="Arial"/>
+                <w:rFonts w:ascii="Arial" w:hAnsi="Arial" w:eastAsia="Arial" w:cs="Arial"/>
                 <w:b/>
                 <w:bCs/>
                 <w:color w:val="FFFFFF"/>
                 <w:sz w:val="20"/>
                 <w:szCs w:val="20"/>
               </w:rPr>
-              <w:t xml:space="preserve">Type</w:t>
+              <w:t>Type</w:t>
             </w:r>
           </w:p>
         </w:tc>
         <w:tc>
           <w:tcPr>
-            <w:tcW w:type="dxa" w:w="2000"/>
+            <w:tcW w:w="2000" w:type="dxa"/>
             <w:tcBorders>
-              <w:top w:val="single" w:color="1A2A4A" w:sz="1"/>
-              <w:left w:val="single" w:color="1A2A4A" w:sz="1"/>
-              <w:bottom w:val="single" w:color="1A2A4A" w:sz="1"/>
-              <w:right w:val="single" w:color="1A2A4A" w:sz="1"/>
+              <w:top w:val="single" w:color="1A2A4A" w:sz="0" w:space="0"/>
+              <w:left w:val="single" w:color="1A2A4A" w:sz="0" w:space="0"/>
+              <w:bottom w:val="single" w:color="1A2A4A" w:sz="0" w:space="0"/>
+              <w:right w:val="single" w:color="1A2A4A" w:sz="0" w:space="0"/>
             </w:tcBorders>
-            <w:shd w:fill="1A2A4A" w:val="clear"/>
+            <w:shd w:val="clear" w:color="auto" w:fill="1A2A4A"/>
             <w:tcMar>
-              <w:top w:type="dxa" w:w="80"/>
-              <w:left w:type="dxa" w:w="160"/>
-              <w:bottom w:type="dxa" w:w="80"/>
-              <w:right w:type="dxa" w:w="160"/>
+              <w:top w:w="80" w:type="dxa"/>
+              <w:left w:w="160" w:type="dxa"/>
+              <w:bottom w:w="80" w:type="dxa"/>
+              <w:right w:w="160" w:type="dxa"/>
             </w:tcMar>
             <w:vAlign w:val="center"/>
           </w:tcPr>
@@ -1210,32 +1469,32 @@
             </w:pPr>
             <w:r>
               <w:rPr>
-                <w:rFonts w:ascii="Arial" w:cs="Arial" w:eastAsia="Arial" w:hAnsi="Arial"/>
+                <w:rFonts w:ascii="Arial" w:hAnsi="Arial" w:eastAsia="Arial" w:cs="Arial"/>
                 <w:b/>
                 <w:bCs/>
                 <w:color w:val="FFFFFF"/>
                 <w:sz w:val="20"/>
                 <w:szCs w:val="20"/>
               </w:rPr>
-              <w:t xml:space="preserve">Complexity</w:t>
+              <w:t>Complexity</w:t>
             </w:r>
           </w:p>
         </w:tc>
         <w:tc>
           <w:tcPr>
-            <w:tcW w:type="dxa" w:w="4960"/>
+            <w:tcW w:w="4960" w:type="dxa"/>
             <w:tcBorders>
-              <w:top w:val="single" w:color="1A2A4A" w:sz="1"/>
-              <w:left w:val="single" w:color="1A2A4A" w:sz="1"/>
-              <w:bottom w:val="single" w:color="1A2A4A" w:sz="1"/>
-              <w:right w:val="single" w:color="1A2A4A" w:sz="1"/>
+              <w:top w:val="single" w:color="1A2A4A" w:sz="0" w:space="0"/>
+              <w:left w:val="single" w:color="1A2A4A" w:sz="0" w:space="0"/>
+              <w:bottom w:val="single" w:color="1A2A4A" w:sz="0" w:space="0"/>
+              <w:right w:val="single" w:color="1A2A4A" w:sz="0" w:space="0"/>
             </w:tcBorders>
-            <w:shd w:fill="1A2A4A" w:val="clear"/>
+            <w:shd w:val="clear" w:color="auto" w:fill="1A2A4A"/>
             <w:tcMar>
-              <w:top w:type="dxa" w:w="80"/>
-              <w:left w:type="dxa" w:w="160"/>
-              <w:bottom w:type="dxa" w:w="80"/>
-              <w:right w:type="dxa" w:w="160"/>
+              <w:top w:w="80" w:type="dxa"/>
+              <w:left w:w="160" w:type="dxa"/>
+              <w:bottom w:w="80" w:type="dxa"/>
+              <w:right w:w="160" w:type="dxa"/>
             </w:tcMar>
             <w:vAlign w:val="center"/>
           </w:tcPr>
@@ -1245,34 +1504,50 @@
             </w:pPr>
             <w:r>
               <w:rPr>
-                <w:rFonts w:ascii="Arial" w:cs="Arial" w:eastAsia="Arial" w:hAnsi="Arial"/>
+                <w:rFonts w:ascii="Arial" w:hAnsi="Arial" w:eastAsia="Arial" w:cs="Arial"/>
                 <w:b/>
                 <w:bCs/>
                 <w:color w:val="FFFFFF"/>
                 <w:sz w:val="20"/>
                 <w:szCs w:val="20"/>
               </w:rPr>
-              <w:t xml:space="preserve">Explanation</w:t>
+              <w:t>Explanation</w:t>
             </w:r>
           </w:p>
         </w:tc>
       </w:tr>
       <w:tr>
+        <w:tblPrEx>
+          <w:tblBorders>
+            <w:top w:val="single" w:color="auto" w:sz="4" w:space="0"/>
+            <w:left w:val="single" w:color="auto" w:sz="4" w:space="0"/>
+            <w:bottom w:val="single" w:color="auto" w:sz="4" w:space="0"/>
+            <w:right w:val="single" w:color="auto" w:sz="4" w:space="0"/>
+            <w:insideH w:val="single" w:color="auto" w:sz="4" w:space="0"/>
+            <w:insideV w:val="single" w:color="auto" w:sz="4" w:space="0"/>
+          </w:tblBorders>
+          <w:tblCellMar>
+            <w:top w:w="0" w:type="dxa"/>
+            <w:left w:w="10" w:type="dxa"/>
+            <w:bottom w:w="0" w:type="dxa"/>
+            <w:right w:w="10" w:type="dxa"/>
+          </w:tblCellMar>
+        </w:tblPrEx>
         <w:tc>
           <w:tcPr>
-            <w:tcW w:type="dxa" w:w="2400"/>
+            <w:tcW w:w="2400" w:type="dxa"/>
             <w:tcBorders>
-              <w:top w:val="single" w:color="BBBBBB" w:sz="1"/>
-              <w:left w:val="single" w:color="BBBBBB" w:sz="1"/>
-              <w:bottom w:val="single" w:color="BBBBBB" w:sz="1"/>
-              <w:right w:val="single" w:color="BBBBBB" w:sz="1"/>
+              <w:top w:val="single" w:color="BBBBBB" w:sz="0" w:space="0"/>
+              <w:left w:val="single" w:color="BBBBBB" w:sz="0" w:space="0"/>
+              <w:bottom w:val="single" w:color="BBBBBB" w:sz="0" w:space="0"/>
+              <w:right w:val="single" w:color="BBBBBB" w:sz="0" w:space="0"/>
             </w:tcBorders>
-            <w:shd w:fill="FFFFFF" w:val="clear"/>
+            <w:shd w:val="clear" w:color="auto" w:fill="FFFFFF"/>
             <w:tcMar>
-              <w:top w:type="dxa" w:w="70"/>
-              <w:left w:type="dxa" w:w="160"/>
-              <w:bottom w:type="dxa" w:w="70"/>
-              <w:right w:type="dxa" w:w="160"/>
+              <w:top w:w="70" w:type="dxa"/>
+              <w:left w:w="160" w:type="dxa"/>
+              <w:bottom w:w="70" w:type="dxa"/>
+              <w:right w:w="160" w:type="dxa"/>
             </w:tcMar>
             <w:vAlign w:val="center"/>
           </w:tcPr>
@@ -1282,32 +1557,32 @@
             </w:pPr>
             <w:r>
               <w:rPr>
-                <w:rFonts w:ascii="Arial" w:cs="Arial" w:eastAsia="Arial" w:hAnsi="Arial"/>
+                <w:rFonts w:ascii="Arial" w:hAnsi="Arial" w:eastAsia="Arial" w:cs="Arial"/>
                 <w:b/>
                 <w:bCs/>
                 <w:color w:val="1A1A1A"/>
                 <w:sz w:val="20"/>
                 <w:szCs w:val="20"/>
               </w:rPr>
-              <w:t xml:space="preserve">Time Complexity</w:t>
+              <w:t>Time Complexity</w:t>
             </w:r>
           </w:p>
         </w:tc>
         <w:tc>
           <w:tcPr>
-            <w:tcW w:type="dxa" w:w="2000"/>
+            <w:tcW w:w="2000" w:type="dxa"/>
             <w:tcBorders>
-              <w:top w:val="single" w:color="BBBBBB" w:sz="1"/>
-              <w:left w:val="single" w:color="BBBBBB" w:sz="1"/>
-              <w:bottom w:val="single" w:color="BBBBBB" w:sz="1"/>
-              <w:right w:val="single" w:color="BBBBBB" w:sz="1"/>
+              <w:top w:val="single" w:color="BBBBBB" w:sz="0" w:space="0"/>
+              <w:left w:val="single" w:color="BBBBBB" w:sz="0" w:space="0"/>
+              <w:bottom w:val="single" w:color="BBBBBB" w:sz="0" w:space="0"/>
+              <w:right w:val="single" w:color="BBBBBB" w:sz="0" w:space="0"/>
             </w:tcBorders>
-            <w:shd w:fill="FFFFFF" w:val="clear"/>
+            <w:shd w:val="clear" w:color="auto" w:fill="FFFFFF"/>
             <w:tcMar>
-              <w:top w:type="dxa" w:w="70"/>
-              <w:left w:type="dxa" w:w="160"/>
-              <w:bottom w:type="dxa" w:w="70"/>
-              <w:right w:type="dxa" w:w="160"/>
+              <w:top w:w="70" w:type="dxa"/>
+              <w:left w:w="160" w:type="dxa"/>
+              <w:bottom w:w="70" w:type="dxa"/>
+              <w:right w:w="160" w:type="dxa"/>
             </w:tcMar>
             <w:vAlign w:val="center"/>
           </w:tcPr>
@@ -1317,32 +1592,32 @@
             </w:pPr>
             <w:r>
               <w:rPr>
-                <w:rFonts w:ascii="Arial" w:cs="Arial" w:eastAsia="Arial" w:hAnsi="Arial"/>
-                <w:b w:val="false"/>
-                <w:bCs w:val="false"/>
+                <w:rFonts w:ascii="Arial" w:hAnsi="Arial" w:eastAsia="Arial" w:cs="Arial"/>
+                <w:b w:val="0"/>
+                <w:bCs w:val="0"/>
                 <w:color w:val="1A1A1A"/>
                 <w:sz w:val="20"/>
                 <w:szCs w:val="20"/>
               </w:rPr>
-              <w:t xml:space="preserve">O(9ⁿ)</w:t>
+              <w:t>O(9ⁿ)</w:t>
             </w:r>
           </w:p>
         </w:tc>
         <w:tc>
           <w:tcPr>
-            <w:tcW w:type="dxa" w:w="4960"/>
+            <w:tcW w:w="4960" w:type="dxa"/>
             <w:tcBorders>
-              <w:top w:val="single" w:color="BBBBBB" w:sz="1"/>
-              <w:left w:val="single" w:color="BBBBBB" w:sz="1"/>
-              <w:bottom w:val="single" w:color="BBBBBB" w:sz="1"/>
-              <w:right w:val="single" w:color="BBBBBB" w:sz="1"/>
+              <w:top w:val="single" w:color="BBBBBB" w:sz="0" w:space="0"/>
+              <w:left w:val="single" w:color="BBBBBB" w:sz="0" w:space="0"/>
+              <w:bottom w:val="single" w:color="BBBBBB" w:sz="0" w:space="0"/>
+              <w:right w:val="single" w:color="BBBBBB" w:sz="0" w:space="0"/>
             </w:tcBorders>
-            <w:shd w:fill="FFFFFF" w:val="clear"/>
+            <w:shd w:val="clear" w:color="auto" w:fill="FFFFFF"/>
             <w:tcMar>
-              <w:top w:type="dxa" w:w="70"/>
-              <w:left w:type="dxa" w:w="160"/>
-              <w:bottom w:type="dxa" w:w="70"/>
-              <w:right w:type="dxa" w:w="160"/>
+              <w:top w:w="70" w:type="dxa"/>
+              <w:left w:w="160" w:type="dxa"/>
+              <w:bottom w:w="70" w:type="dxa"/>
+              <w:right w:w="160" w:type="dxa"/>
             </w:tcMar>
             <w:vAlign w:val="center"/>
           </w:tcPr>
@@ -1352,34 +1627,50 @@
             </w:pPr>
             <w:r>
               <w:rPr>
-                <w:rFonts w:ascii="Arial" w:cs="Arial" w:eastAsia="Arial" w:hAnsi="Arial"/>
-                <w:b w:val="false"/>
-                <w:bCs w:val="false"/>
+                <w:rFonts w:ascii="Arial" w:hAnsi="Arial" w:eastAsia="Arial" w:cs="Arial"/>
+                <w:b w:val="0"/>
+                <w:bCs w:val="0"/>
                 <w:color w:val="1A1A1A"/>
                 <w:sz w:val="20"/>
                 <w:szCs w:val="20"/>
               </w:rPr>
-              <w:t xml:space="preserve">n = number of empty cells; worst case tries all digits</w:t>
+              <w:t>n = number of empty cells; worst case tries all digits</w:t>
             </w:r>
           </w:p>
         </w:tc>
       </w:tr>
       <w:tr>
+        <w:tblPrEx>
+          <w:tblBorders>
+            <w:top w:val="single" w:color="auto" w:sz="4" w:space="0"/>
+            <w:left w:val="single" w:color="auto" w:sz="4" w:space="0"/>
+            <w:bottom w:val="single" w:color="auto" w:sz="4" w:space="0"/>
+            <w:right w:val="single" w:color="auto" w:sz="4" w:space="0"/>
+            <w:insideH w:val="single" w:color="auto" w:sz="4" w:space="0"/>
+            <w:insideV w:val="single" w:color="auto" w:sz="4" w:space="0"/>
+          </w:tblBorders>
+          <w:tblCellMar>
+            <w:top w:w="0" w:type="dxa"/>
+            <w:left w:w="10" w:type="dxa"/>
+            <w:bottom w:w="0" w:type="dxa"/>
+            <w:right w:w="10" w:type="dxa"/>
+          </w:tblCellMar>
+        </w:tblPrEx>
         <w:tc>
           <w:tcPr>
-            <w:tcW w:type="dxa" w:w="2400"/>
+            <w:tcW w:w="2400" w:type="dxa"/>
             <w:tcBorders>
-              <w:top w:val="single" w:color="BBBBBB" w:sz="1"/>
-              <w:left w:val="single" w:color="BBBBBB" w:sz="1"/>
-              <w:bottom w:val="single" w:color="BBBBBB" w:sz="1"/>
-              <w:right w:val="single" w:color="BBBBBB" w:sz="1"/>
+              <w:top w:val="single" w:color="BBBBBB" w:sz="0" w:space="0"/>
+              <w:left w:val="single" w:color="BBBBBB" w:sz="0" w:space="0"/>
+              <w:bottom w:val="single" w:color="BBBBBB" w:sz="0" w:space="0"/>
+              <w:right w:val="single" w:color="BBBBBB" w:sz="0" w:space="0"/>
             </w:tcBorders>
-            <w:shd w:fill="F2F4F6" w:val="clear"/>
+            <w:shd w:val="clear" w:color="auto" w:fill="F2F4F6"/>
             <w:tcMar>
-              <w:top w:type="dxa" w:w="70"/>
-              <w:left w:type="dxa" w:w="160"/>
-              <w:bottom w:type="dxa" w:w="70"/>
-              <w:right w:type="dxa" w:w="160"/>
+              <w:top w:w="70" w:type="dxa"/>
+              <w:left w:w="160" w:type="dxa"/>
+              <w:bottom w:w="70" w:type="dxa"/>
+              <w:right w:w="160" w:type="dxa"/>
             </w:tcMar>
             <w:vAlign w:val="center"/>
           </w:tcPr>
@@ -1389,32 +1680,32 @@
             </w:pPr>
             <w:r>
               <w:rPr>
-                <w:rFonts w:ascii="Arial" w:cs="Arial" w:eastAsia="Arial" w:hAnsi="Arial"/>
+                <w:rFonts w:ascii="Arial" w:hAnsi="Arial" w:eastAsia="Arial" w:cs="Arial"/>
                 <w:b/>
                 <w:bCs/>
                 <w:color w:val="1A1A1A"/>
                 <w:sz w:val="20"/>
                 <w:szCs w:val="20"/>
               </w:rPr>
-              <w:t xml:space="preserve">Space Complexity</w:t>
+              <w:t>Space Complexity</w:t>
             </w:r>
           </w:p>
         </w:tc>
         <w:tc>
           <w:tcPr>
-            <w:tcW w:type="dxa" w:w="2000"/>
+            <w:tcW w:w="2000" w:type="dxa"/>
             <w:tcBorders>
-              <w:top w:val="single" w:color="BBBBBB" w:sz="1"/>
-              <w:left w:val="single" w:color="BBBBBB" w:sz="1"/>
-              <w:bottom w:val="single" w:color="BBBBBB" w:sz="1"/>
-              <w:right w:val="single" w:color="BBBBBB" w:sz="1"/>
+              <w:top w:val="single" w:color="BBBBBB" w:sz="0" w:space="0"/>
+              <w:left w:val="single" w:color="BBBBBB" w:sz="0" w:space="0"/>
+              <w:bottom w:val="single" w:color="BBBBBB" w:sz="0" w:space="0"/>
+              <w:right w:val="single" w:color="BBBBBB" w:sz="0" w:space="0"/>
             </w:tcBorders>
-            <w:shd w:fill="F2F4F6" w:val="clear"/>
+            <w:shd w:val="clear" w:color="auto" w:fill="F2F4F6"/>
             <w:tcMar>
-              <w:top w:type="dxa" w:w="70"/>
-              <w:left w:type="dxa" w:w="160"/>
-              <w:bottom w:type="dxa" w:w="70"/>
-              <w:right w:type="dxa" w:w="160"/>
+              <w:top w:w="70" w:type="dxa"/>
+              <w:left w:w="160" w:type="dxa"/>
+              <w:bottom w:w="70" w:type="dxa"/>
+              <w:right w:w="160" w:type="dxa"/>
             </w:tcMar>
             <w:vAlign w:val="center"/>
           </w:tcPr>
@@ -1424,32 +1715,32 @@
             </w:pPr>
             <w:r>
               <w:rPr>
-                <w:rFonts w:ascii="Arial" w:cs="Arial" w:eastAsia="Arial" w:hAnsi="Arial"/>
-                <w:b w:val="false"/>
-                <w:bCs w:val="false"/>
+                <w:rFonts w:ascii="Arial" w:hAnsi="Arial" w:eastAsia="Arial" w:cs="Arial"/>
+                <w:b w:val="0"/>
+                <w:bCs w:val="0"/>
                 <w:color w:val="1A1A1A"/>
                 <w:sz w:val="20"/>
                 <w:szCs w:val="20"/>
               </w:rPr>
-              <w:t xml:space="preserve">O(n²)</w:t>
+              <w:t>O(n²)</w:t>
             </w:r>
           </w:p>
         </w:tc>
         <w:tc>
           <w:tcPr>
-            <w:tcW w:type="dxa" w:w="4960"/>
+            <w:tcW w:w="4960" w:type="dxa"/>
             <w:tcBorders>
-              <w:top w:val="single" w:color="BBBBBB" w:sz="1"/>
-              <w:left w:val="single" w:color="BBBBBB" w:sz="1"/>
-              <w:bottom w:val="single" w:color="BBBBBB" w:sz="1"/>
-              <w:right w:val="single" w:color="BBBBBB" w:sz="1"/>
+              <w:top w:val="single" w:color="BBBBBB" w:sz="0" w:space="0"/>
+              <w:left w:val="single" w:color="BBBBBB" w:sz="0" w:space="0"/>
+              <w:bottom w:val="single" w:color="BBBBBB" w:sz="0" w:space="0"/>
+              <w:right w:val="single" w:color="BBBBBB" w:sz="0" w:space="0"/>
             </w:tcBorders>
-            <w:shd w:fill="F2F4F6" w:val="clear"/>
+            <w:shd w:val="clear" w:color="auto" w:fill="F2F4F6"/>
             <w:tcMar>
-              <w:top w:type="dxa" w:w="70"/>
-              <w:left w:type="dxa" w:w="160"/>
-              <w:bottom w:type="dxa" w:w="70"/>
-              <w:right w:type="dxa" w:w="160"/>
+              <w:top w:w="70" w:type="dxa"/>
+              <w:left w:w="160" w:type="dxa"/>
+              <w:bottom w:w="70" w:type="dxa"/>
+              <w:right w:w="160" w:type="dxa"/>
             </w:tcMar>
             <w:vAlign w:val="center"/>
           </w:tcPr>
@@ -1459,34 +1750,50 @@
             </w:pPr>
             <w:r>
               <w:rPr>
-                <w:rFonts w:ascii="Arial" w:cs="Arial" w:eastAsia="Arial" w:hAnsi="Arial"/>
-                <w:b w:val="false"/>
-                <w:bCs w:val="false"/>
+                <w:rFonts w:ascii="Arial" w:hAnsi="Arial" w:eastAsia="Arial" w:cs="Arial"/>
+                <w:b w:val="0"/>
+                <w:bCs w:val="0"/>
                 <w:color w:val="1A1A1A"/>
                 <w:sz w:val="20"/>
                 <w:szCs w:val="20"/>
               </w:rPr>
-              <w:t xml:space="preserve">Recursive call stack depth proportional to board size</w:t>
+              <w:t>Recursive call stack depth proportional to board size</w:t>
             </w:r>
           </w:p>
         </w:tc>
       </w:tr>
       <w:tr>
+        <w:tblPrEx>
+          <w:tblBorders>
+            <w:top w:val="single" w:color="auto" w:sz="4" w:space="0"/>
+            <w:left w:val="single" w:color="auto" w:sz="4" w:space="0"/>
+            <w:bottom w:val="single" w:color="auto" w:sz="4" w:space="0"/>
+            <w:right w:val="single" w:color="auto" w:sz="4" w:space="0"/>
+            <w:insideH w:val="single" w:color="auto" w:sz="4" w:space="0"/>
+            <w:insideV w:val="single" w:color="auto" w:sz="4" w:space="0"/>
+          </w:tblBorders>
+          <w:tblCellMar>
+            <w:top w:w="0" w:type="dxa"/>
+            <w:left w:w="10" w:type="dxa"/>
+            <w:bottom w:w="0" w:type="dxa"/>
+            <w:right w:w="10" w:type="dxa"/>
+          </w:tblCellMar>
+        </w:tblPrEx>
         <w:tc>
           <w:tcPr>
-            <w:tcW w:type="dxa" w:w="2400"/>
+            <w:tcW w:w="2400" w:type="dxa"/>
             <w:tcBorders>
-              <w:top w:val="single" w:color="BBBBBB" w:sz="1"/>
-              <w:left w:val="single" w:color="BBBBBB" w:sz="1"/>
-              <w:bottom w:val="single" w:color="BBBBBB" w:sz="1"/>
-              <w:right w:val="single" w:color="BBBBBB" w:sz="1"/>
+              <w:top w:val="single" w:color="BBBBBB" w:sz="0" w:space="0"/>
+              <w:left w:val="single" w:color="BBBBBB" w:sz="0" w:space="0"/>
+              <w:bottom w:val="single" w:color="BBBBBB" w:sz="0" w:space="0"/>
+              <w:right w:val="single" w:color="BBBBBB" w:sz="0" w:space="0"/>
             </w:tcBorders>
-            <w:shd w:fill="FFFFFF" w:val="clear"/>
+            <w:shd w:val="clear" w:color="auto" w:fill="FFFFFF"/>
             <w:tcMar>
-              <w:top w:type="dxa" w:w="70"/>
-              <w:left w:type="dxa" w:w="160"/>
-              <w:bottom w:type="dxa" w:w="70"/>
-              <w:right w:type="dxa" w:w="160"/>
+              <w:top w:w="70" w:type="dxa"/>
+              <w:left w:w="160" w:type="dxa"/>
+              <w:bottom w:w="70" w:type="dxa"/>
+              <w:right w:w="160" w:type="dxa"/>
             </w:tcMar>
             <w:vAlign w:val="center"/>
           </w:tcPr>
@@ -1496,32 +1803,32 @@
             </w:pPr>
             <w:r>
               <w:rPr>
-                <w:rFonts w:ascii="Arial" w:cs="Arial" w:eastAsia="Arial" w:hAnsi="Arial"/>
+                <w:rFonts w:ascii="Arial" w:hAnsi="Arial" w:eastAsia="Arial" w:cs="Arial"/>
                 <w:b/>
                 <w:bCs/>
                 <w:color w:val="1A1A1A"/>
                 <w:sz w:val="20"/>
                 <w:szCs w:val="20"/>
               </w:rPr>
-              <w:t xml:space="preserve">Best Case</w:t>
+              <w:t>Best Case</w:t>
             </w:r>
           </w:p>
         </w:tc>
         <w:tc>
           <w:tcPr>
-            <w:tcW w:type="dxa" w:w="2000"/>
+            <w:tcW w:w="2000" w:type="dxa"/>
             <w:tcBorders>
-              <w:top w:val="single" w:color="BBBBBB" w:sz="1"/>
-              <w:left w:val="single" w:color="BBBBBB" w:sz="1"/>
-              <w:bottom w:val="single" w:color="BBBBBB" w:sz="1"/>
-              <w:right w:val="single" w:color="BBBBBB" w:sz="1"/>
+              <w:top w:val="single" w:color="BBBBBB" w:sz="0" w:space="0"/>
+              <w:left w:val="single" w:color="BBBBBB" w:sz="0" w:space="0"/>
+              <w:bottom w:val="single" w:color="BBBBBB" w:sz="0" w:space="0"/>
+              <w:right w:val="single" w:color="BBBBBB" w:sz="0" w:space="0"/>
             </w:tcBorders>
-            <w:shd w:fill="FFFFFF" w:val="clear"/>
+            <w:shd w:val="clear" w:color="auto" w:fill="FFFFFF"/>
             <w:tcMar>
-              <w:top w:type="dxa" w:w="70"/>
-              <w:left w:type="dxa" w:w="160"/>
-              <w:bottom w:type="dxa" w:w="70"/>
-              <w:right w:type="dxa" w:w="160"/>
+              <w:top w:w="70" w:type="dxa"/>
+              <w:left w:w="160" w:type="dxa"/>
+              <w:bottom w:w="70" w:type="dxa"/>
+              <w:right w:w="160" w:type="dxa"/>
             </w:tcMar>
             <w:vAlign w:val="center"/>
           </w:tcPr>
@@ -1531,32 +1838,32 @@
             </w:pPr>
             <w:r>
               <w:rPr>
-                <w:rFonts w:ascii="Arial" w:cs="Arial" w:eastAsia="Arial" w:hAnsi="Arial"/>
-                <w:b w:val="false"/>
-                <w:bCs w:val="false"/>
+                <w:rFonts w:ascii="Arial" w:hAnsi="Arial" w:eastAsia="Arial" w:cs="Arial"/>
+                <w:b w:val="0"/>
+                <w:bCs w:val="0"/>
                 <w:color w:val="1A1A1A"/>
                 <w:sz w:val="20"/>
                 <w:szCs w:val="20"/>
               </w:rPr>
-              <w:t xml:space="preserve">O(n)</w:t>
+              <w:t>O(n)</w:t>
             </w:r>
           </w:p>
         </w:tc>
         <w:tc>
           <w:tcPr>
-            <w:tcW w:type="dxa" w:w="4960"/>
+            <w:tcW w:w="4960" w:type="dxa"/>
             <w:tcBorders>
-              <w:top w:val="single" w:color="BBBBBB" w:sz="1"/>
-              <w:left w:val="single" w:color="BBBBBB" w:sz="1"/>
-              <w:bottom w:val="single" w:color="BBBBBB" w:sz="1"/>
-              <w:right w:val="single" w:color="BBBBBB" w:sz="1"/>
+              <w:top w:val="single" w:color="BBBBBB" w:sz="0" w:space="0"/>
+              <w:left w:val="single" w:color="BBBBBB" w:sz="0" w:space="0"/>
+              <w:bottom w:val="single" w:color="BBBBBB" w:sz="0" w:space="0"/>
+              <w:right w:val="single" w:color="BBBBBB" w:sz="0" w:space="0"/>
             </w:tcBorders>
-            <w:shd w:fill="FFFFFF" w:val="clear"/>
+            <w:shd w:val="clear" w:color="auto" w:fill="FFFFFF"/>
             <w:tcMar>
-              <w:top w:type="dxa" w:w="70"/>
-              <w:left w:type="dxa" w:w="160"/>
-              <w:bottom w:type="dxa" w:w="70"/>
-              <w:right w:type="dxa" w:w="160"/>
+              <w:top w:w="70" w:type="dxa"/>
+              <w:left w:w="160" w:type="dxa"/>
+              <w:bottom w:w="70" w:type="dxa"/>
+              <w:right w:w="160" w:type="dxa"/>
             </w:tcMar>
             <w:vAlign w:val="center"/>
           </w:tcPr>
@@ -1566,14 +1873,14 @@
             </w:pPr>
             <w:r>
               <w:rPr>
-                <w:rFonts w:ascii="Arial" w:cs="Arial" w:eastAsia="Arial" w:hAnsi="Arial"/>
-                <w:b w:val="false"/>
-                <w:bCs w:val="false"/>
+                <w:rFonts w:ascii="Arial" w:hAnsi="Arial" w:eastAsia="Arial" w:cs="Arial"/>
+                <w:b w:val="0"/>
+                <w:bCs w:val="0"/>
                 <w:color w:val="1A1A1A"/>
                 <w:sz w:val="20"/>
                 <w:szCs w:val="20"/>
               </w:rPr>
-              <w:t xml:space="preserve">When puzzle is already mostly filled</w:t>
+              <w:t>When puzzle is already mostly filled</w:t>
             </w:r>
           </w:p>
         </w:tc>
@@ -1581,24 +1888,24 @@
     </w:tbl>
     <w:p>
       <w:pPr>
-        <w:spacing w:after="0" w:before="100"/>
-      </w:pPr>
-    </w:p>
-    <w:p>
-      <w:pPr>
-        <w:pStyle w:val="Heading1"/>
-        <w:spacing w:after="120" w:before="320"/>
+        <w:spacing w:before="100" w:after="0"/>
+      </w:pPr>
+    </w:p>
+    <w:p>
+      <w:pPr>
+        <w:pStyle w:val="2"/>
+        <w:spacing w:before="320" w:after="120"/>
       </w:pPr>
       <w:r>
         <w:rPr>
-          <w:rFonts w:ascii="Arial" w:cs="Arial" w:eastAsia="Arial" w:hAnsi="Arial"/>
+          <w:rFonts w:ascii="Arial" w:hAnsi="Arial" w:eastAsia="Arial" w:cs="Arial"/>
           <w:b/>
           <w:bCs/>
           <w:color w:val="1A2A4A"/>
           <w:sz w:val="30"/>
           <w:szCs w:val="30"/>
         </w:rPr>
-        <w:t xml:space="preserve">5.  Module Description</w:t>
+        <w:t>5.  Module Description</w:t>
       </w:r>
     </w:p>
     <w:p>
@@ -1606,46 +1913,71 @@
         <w:pBdr>
           <w:bottom w:val="single" w:color="C0392B" w:sz="6" w:space="1"/>
         </w:pBdr>
-        <w:spacing w:after="0" w:before="0"/>
-      </w:pPr>
-    </w:p>
-    <w:p>
-      <w:pPr>
-        <w:spacing w:after="0" w:before="80"/>
+        <w:spacing w:before="0" w:after="0"/>
+      </w:pPr>
+    </w:p>
+    <w:p>
+      <w:pPr>
+        <w:spacing w:before="80" w:after="0"/>
       </w:pPr>
     </w:p>
     <w:tbl>
       <w:tblPr>
-        <w:tblW w:type="dxa" w:w="9360"/>
+        <w:tblStyle w:val="9"/>
+        <w:tblW w:w="9360" w:type="dxa"/>
+        <w:tblInd w:w="0" w:type="dxa"/>
         <w:tblBorders>
-          <w:top w:val="single" w:color="auto" w:sz="4"/>
-          <w:left w:val="single" w:color="auto" w:sz="4"/>
-          <w:bottom w:val="single" w:color="auto" w:sz="4"/>
-          <w:right w:val="single" w:color="auto" w:sz="4"/>
-          <w:insideH w:val="single" w:color="auto" w:sz="4"/>
-          <w:insideV w:val="single" w:color="auto" w:sz="4"/>
+          <w:top w:val="single" w:color="auto" w:sz="4" w:space="0"/>
+          <w:left w:val="single" w:color="auto" w:sz="4" w:space="0"/>
+          <w:bottom w:val="single" w:color="auto" w:sz="4" w:space="0"/>
+          <w:right w:val="single" w:color="auto" w:sz="4" w:space="0"/>
+          <w:insideH w:val="single" w:color="auto" w:sz="4" w:space="0"/>
+          <w:insideV w:val="single" w:color="auto" w:sz="4" w:space="0"/>
         </w:tblBorders>
+        <w:tblLayout w:type="autofit"/>
+        <w:tblCellMar>
+          <w:top w:w="0" w:type="dxa"/>
+          <w:left w:w="10" w:type="dxa"/>
+          <w:bottom w:w="0" w:type="dxa"/>
+          <w:right w:w="10" w:type="dxa"/>
+        </w:tblCellMar>
       </w:tblPr>
       <w:tblGrid>
         <w:gridCol w:w="3000"/>
         <w:gridCol w:w="6360"/>
       </w:tblGrid>
       <w:tr>
+        <w:tblPrEx>
+          <w:tblBorders>
+            <w:top w:val="single" w:color="auto" w:sz="4" w:space="0"/>
+            <w:left w:val="single" w:color="auto" w:sz="4" w:space="0"/>
+            <w:bottom w:val="single" w:color="auto" w:sz="4" w:space="0"/>
+            <w:right w:val="single" w:color="auto" w:sz="4" w:space="0"/>
+            <w:insideH w:val="single" w:color="auto" w:sz="4" w:space="0"/>
+            <w:insideV w:val="single" w:color="auto" w:sz="4" w:space="0"/>
+          </w:tblBorders>
+          <w:tblCellMar>
+            <w:top w:w="0" w:type="dxa"/>
+            <w:left w:w="10" w:type="dxa"/>
+            <w:bottom w:w="0" w:type="dxa"/>
+            <w:right w:w="10" w:type="dxa"/>
+          </w:tblCellMar>
+        </w:tblPrEx>
         <w:tc>
           <w:tcPr>
-            <w:tcW w:type="dxa" w:w="3000"/>
+            <w:tcW w:w="3000" w:type="dxa"/>
             <w:tcBorders>
-              <w:top w:val="single" w:color="1A2A4A" w:sz="1"/>
-              <w:left w:val="single" w:color="1A2A4A" w:sz="1"/>
-              <w:bottom w:val="single" w:color="1A2A4A" w:sz="1"/>
-              <w:right w:val="single" w:color="1A2A4A" w:sz="1"/>
+              <w:top w:val="single" w:color="1A2A4A" w:sz="0" w:space="0"/>
+              <w:left w:val="single" w:color="1A2A4A" w:sz="0" w:space="0"/>
+              <w:bottom w:val="single" w:color="1A2A4A" w:sz="0" w:space="0"/>
+              <w:right w:val="single" w:color="1A2A4A" w:sz="0" w:space="0"/>
             </w:tcBorders>
-            <w:shd w:fill="1A2A4A" w:val="clear"/>
+            <w:shd w:val="clear" w:color="auto" w:fill="1A2A4A"/>
             <w:tcMar>
-              <w:top w:type="dxa" w:w="80"/>
-              <w:left w:type="dxa" w:w="160"/>
-              <w:bottom w:type="dxa" w:w="80"/>
-              <w:right w:type="dxa" w:w="160"/>
+              <w:top w:w="80" w:type="dxa"/>
+              <w:left w:w="160" w:type="dxa"/>
+              <w:bottom w:w="80" w:type="dxa"/>
+              <w:right w:w="160" w:type="dxa"/>
             </w:tcMar>
             <w:vAlign w:val="center"/>
           </w:tcPr>
@@ -1655,32 +1987,32 @@
             </w:pPr>
             <w:r>
               <w:rPr>
-                <w:rFonts w:ascii="Arial" w:cs="Arial" w:eastAsia="Arial" w:hAnsi="Arial"/>
+                <w:rFonts w:ascii="Arial" w:hAnsi="Arial" w:eastAsia="Arial" w:cs="Arial"/>
                 <w:b/>
                 <w:bCs/>
                 <w:color w:val="FFFFFF"/>
                 <w:sz w:val="20"/>
                 <w:szCs w:val="20"/>
               </w:rPr>
-              <w:t xml:space="preserve">Function</w:t>
+              <w:t>Function</w:t>
             </w:r>
           </w:p>
         </w:tc>
         <w:tc>
           <w:tcPr>
-            <w:tcW w:type="dxa" w:w="6360"/>
+            <w:tcW w:w="6360" w:type="dxa"/>
             <w:tcBorders>
-              <w:top w:val="single" w:color="1A2A4A" w:sz="1"/>
-              <w:left w:val="single" w:color="1A2A4A" w:sz="1"/>
-              <w:bottom w:val="single" w:color="1A2A4A" w:sz="1"/>
-              <w:right w:val="single" w:color="1A2A4A" w:sz="1"/>
+              <w:top w:val="single" w:color="1A2A4A" w:sz="0" w:space="0"/>
+              <w:left w:val="single" w:color="1A2A4A" w:sz="0" w:space="0"/>
+              <w:bottom w:val="single" w:color="1A2A4A" w:sz="0" w:space="0"/>
+              <w:right w:val="single" w:color="1A2A4A" w:sz="0" w:space="0"/>
             </w:tcBorders>
-            <w:shd w:fill="1A2A4A" w:val="clear"/>
+            <w:shd w:val="clear" w:color="auto" w:fill="1A2A4A"/>
             <w:tcMar>
-              <w:top w:type="dxa" w:w="80"/>
-              <w:left w:type="dxa" w:w="160"/>
-              <w:bottom w:type="dxa" w:w="80"/>
-              <w:right w:type="dxa" w:w="160"/>
+              <w:top w:w="80" w:type="dxa"/>
+              <w:left w:w="160" w:type="dxa"/>
+              <w:bottom w:w="80" w:type="dxa"/>
+              <w:right w:w="160" w:type="dxa"/>
             </w:tcMar>
             <w:vAlign w:val="center"/>
           </w:tcPr>
@@ -1690,64 +2022,80 @@
             </w:pPr>
             <w:r>
               <w:rPr>
-                <w:rFonts w:ascii="Arial" w:cs="Arial" w:eastAsia="Arial" w:hAnsi="Arial"/>
+                <w:rFonts w:ascii="Arial" w:hAnsi="Arial" w:eastAsia="Arial" w:cs="Arial"/>
                 <w:b/>
                 <w:bCs/>
                 <w:color w:val="FFFFFF"/>
                 <w:sz w:val="20"/>
                 <w:szCs w:val="20"/>
               </w:rPr>
-              <w:t xml:space="preserve">Description</w:t>
+              <w:t>Description</w:t>
             </w:r>
           </w:p>
         </w:tc>
       </w:tr>
       <w:tr>
+        <w:tblPrEx>
+          <w:tblBorders>
+            <w:top w:val="single" w:color="auto" w:sz="4" w:space="0"/>
+            <w:left w:val="single" w:color="auto" w:sz="4" w:space="0"/>
+            <w:bottom w:val="single" w:color="auto" w:sz="4" w:space="0"/>
+            <w:right w:val="single" w:color="auto" w:sz="4" w:space="0"/>
+            <w:insideH w:val="single" w:color="auto" w:sz="4" w:space="0"/>
+            <w:insideV w:val="single" w:color="auto" w:sz="4" w:space="0"/>
+          </w:tblBorders>
+          <w:tblCellMar>
+            <w:top w:w="0" w:type="dxa"/>
+            <w:left w:w="10" w:type="dxa"/>
+            <w:bottom w:w="0" w:type="dxa"/>
+            <w:right w:w="10" w:type="dxa"/>
+          </w:tblCellMar>
+        </w:tblPrEx>
         <w:tc>
           <w:tcPr>
-            <w:tcW w:type="dxa" w:w="3000"/>
+            <w:tcW w:w="3000" w:type="dxa"/>
             <w:tcBorders>
-              <w:top w:val="single" w:color="BBBBBB" w:sz="1"/>
-              <w:left w:val="single" w:color="BBBBBB" w:sz="1"/>
-              <w:bottom w:val="single" w:color="BBBBBB" w:sz="1"/>
-              <w:right w:val="single" w:color="BBBBBB" w:sz="1"/>
+              <w:top w:val="single" w:color="BBBBBB" w:sz="0" w:space="0"/>
+              <w:left w:val="single" w:color="BBBBBB" w:sz="0" w:space="0"/>
+              <w:bottom w:val="single" w:color="BBBBBB" w:sz="0" w:space="0"/>
+              <w:right w:val="single" w:color="BBBBBB" w:sz="0" w:space="0"/>
             </w:tcBorders>
-            <w:shd w:fill="FFFFFF" w:val="clear"/>
+            <w:shd w:val="clear" w:color="auto" w:fill="FFFFFF"/>
             <w:tcMar>
-              <w:top w:type="dxa" w:w="70"/>
-              <w:left w:type="dxa" w:w="160"/>
-              <w:bottom w:type="dxa" w:w="70"/>
-              <w:right w:type="dxa" w:w="160"/>
+              <w:top w:w="70" w:type="dxa"/>
+              <w:left w:w="160" w:type="dxa"/>
+              <w:bottom w:w="70" w:type="dxa"/>
+              <w:right w:w="160" w:type="dxa"/>
             </w:tcMar>
             <w:vAlign w:val="center"/>
           </w:tcPr>
           <w:p>
             <w:r>
               <w:rPr>
-                <w:rFonts w:ascii="Courier New" w:cs="Courier New" w:eastAsia="Courier New" w:hAnsi="Courier New"/>
+                <w:rFonts w:ascii="Courier New" w:hAnsi="Courier New" w:eastAsia="Courier New" w:cs="Courier New"/>
                 <w:color w:val="1A1A1A"/>
                 <w:sz w:val="18"/>
                 <w:szCs w:val="18"/>
               </w:rPr>
-              <w:t xml:space="preserve">is_safe(board, row, col, num)</w:t>
+              <w:t>is_safe(board, row, col, num)</w:t>
             </w:r>
           </w:p>
         </w:tc>
         <w:tc>
           <w:tcPr>
-            <w:tcW w:type="dxa" w:w="6360"/>
+            <w:tcW w:w="6360" w:type="dxa"/>
             <w:tcBorders>
-              <w:top w:val="single" w:color="BBBBBB" w:sz="1"/>
-              <w:left w:val="single" w:color="BBBBBB" w:sz="1"/>
-              <w:bottom w:val="single" w:color="BBBBBB" w:sz="1"/>
-              <w:right w:val="single" w:color="BBBBBB" w:sz="1"/>
+              <w:top w:val="single" w:color="BBBBBB" w:sz="0" w:space="0"/>
+              <w:left w:val="single" w:color="BBBBBB" w:sz="0" w:space="0"/>
+              <w:bottom w:val="single" w:color="BBBBBB" w:sz="0" w:space="0"/>
+              <w:right w:val="single" w:color="BBBBBB" w:sz="0" w:space="0"/>
             </w:tcBorders>
-            <w:shd w:fill="FFFFFF" w:val="clear"/>
+            <w:shd w:val="clear" w:color="auto" w:fill="FFFFFF"/>
             <w:tcMar>
-              <w:top w:type="dxa" w:w="70"/>
-              <w:left w:type="dxa" w:w="160"/>
-              <w:bottom w:type="dxa" w:w="70"/>
-              <w:right w:type="dxa" w:w="160"/>
+              <w:top w:w="70" w:type="dxa"/>
+              <w:left w:w="160" w:type="dxa"/>
+              <w:bottom w:w="70" w:type="dxa"/>
+              <w:right w:w="160" w:type="dxa"/>
             </w:tcMar>
             <w:vAlign w:val="center"/>
           </w:tcPr>
@@ -1757,64 +2105,80 @@
             </w:pPr>
             <w:r>
               <w:rPr>
-                <w:rFonts w:ascii="Arial" w:cs="Arial" w:eastAsia="Arial" w:hAnsi="Arial"/>
-                <w:b w:val="false"/>
-                <w:bCs w:val="false"/>
+                <w:rFonts w:ascii="Arial" w:hAnsi="Arial" w:eastAsia="Arial" w:cs="Arial"/>
+                <w:b w:val="0"/>
+                <w:bCs w:val="0"/>
                 <w:color w:val="1A1A1A"/>
                 <w:sz w:val="20"/>
                 <w:szCs w:val="20"/>
               </w:rPr>
-              <w:t xml:space="preserve">Checks if placing num at (row, col) is valid by checking the row, column, and 3×3 box.</w:t>
+              <w:t>Checks if placing num at (row, col) is valid by checking the row, column, and 3×3 box.</w:t>
             </w:r>
           </w:p>
         </w:tc>
       </w:tr>
       <w:tr>
+        <w:tblPrEx>
+          <w:tblBorders>
+            <w:top w:val="single" w:color="auto" w:sz="4" w:space="0"/>
+            <w:left w:val="single" w:color="auto" w:sz="4" w:space="0"/>
+            <w:bottom w:val="single" w:color="auto" w:sz="4" w:space="0"/>
+            <w:right w:val="single" w:color="auto" w:sz="4" w:space="0"/>
+            <w:insideH w:val="single" w:color="auto" w:sz="4" w:space="0"/>
+            <w:insideV w:val="single" w:color="auto" w:sz="4" w:space="0"/>
+          </w:tblBorders>
+          <w:tblCellMar>
+            <w:top w:w="0" w:type="dxa"/>
+            <w:left w:w="10" w:type="dxa"/>
+            <w:bottom w:w="0" w:type="dxa"/>
+            <w:right w:w="10" w:type="dxa"/>
+          </w:tblCellMar>
+        </w:tblPrEx>
         <w:tc>
           <w:tcPr>
-            <w:tcW w:type="dxa" w:w="3000"/>
+            <w:tcW w:w="3000" w:type="dxa"/>
             <w:tcBorders>
-              <w:top w:val="single" w:color="BBBBBB" w:sz="1"/>
-              <w:left w:val="single" w:color="BBBBBB" w:sz="1"/>
-              <w:bottom w:val="single" w:color="BBBBBB" w:sz="1"/>
-              <w:right w:val="single" w:color="BBBBBB" w:sz="1"/>
+              <w:top w:val="single" w:color="BBBBBB" w:sz="0" w:space="0"/>
+              <w:left w:val="single" w:color="BBBBBB" w:sz="0" w:space="0"/>
+              <w:bottom w:val="single" w:color="BBBBBB" w:sz="0" w:space="0"/>
+              <w:right w:val="single" w:color="BBBBBB" w:sz="0" w:space="0"/>
             </w:tcBorders>
-            <w:shd w:fill="F2F4F6" w:val="clear"/>
+            <w:shd w:val="clear" w:color="auto" w:fill="F2F4F6"/>
             <w:tcMar>
-              <w:top w:type="dxa" w:w="70"/>
-              <w:left w:type="dxa" w:w="160"/>
-              <w:bottom w:type="dxa" w:w="70"/>
-              <w:right w:type="dxa" w:w="160"/>
+              <w:top w:w="70" w:type="dxa"/>
+              <w:left w:w="160" w:type="dxa"/>
+              <w:bottom w:w="70" w:type="dxa"/>
+              <w:right w:w="160" w:type="dxa"/>
             </w:tcMar>
             <w:vAlign w:val="center"/>
           </w:tcPr>
           <w:p>
             <w:r>
               <w:rPr>
-                <w:rFonts w:ascii="Courier New" w:cs="Courier New" w:eastAsia="Courier New" w:hAnsi="Courier New"/>
+                <w:rFonts w:ascii="Courier New" w:hAnsi="Courier New" w:eastAsia="Courier New" w:cs="Courier New"/>
                 <w:color w:val="1A1A1A"/>
                 <w:sz w:val="18"/>
                 <w:szCs w:val="18"/>
               </w:rPr>
-              <w:t xml:space="preserve">solve(board)</w:t>
+              <w:t>solve(board)</w:t>
             </w:r>
           </w:p>
         </w:tc>
         <w:tc>
           <w:tcPr>
-            <w:tcW w:type="dxa" w:w="6360"/>
+            <w:tcW w:w="6360" w:type="dxa"/>
             <w:tcBorders>
-              <w:top w:val="single" w:color="BBBBBB" w:sz="1"/>
-              <w:left w:val="single" w:color="BBBBBB" w:sz="1"/>
-              <w:bottom w:val="single" w:color="BBBBBB" w:sz="1"/>
-              <w:right w:val="single" w:color="BBBBBB" w:sz="1"/>
+              <w:top w:val="single" w:color="BBBBBB" w:sz="0" w:space="0"/>
+              <w:left w:val="single" w:color="BBBBBB" w:sz="0" w:space="0"/>
+              <w:bottom w:val="single" w:color="BBBBBB" w:sz="0" w:space="0"/>
+              <w:right w:val="single" w:color="BBBBBB" w:sz="0" w:space="0"/>
             </w:tcBorders>
-            <w:shd w:fill="F2F4F6" w:val="clear"/>
+            <w:shd w:val="clear" w:color="auto" w:fill="F2F4F6"/>
             <w:tcMar>
-              <w:top w:type="dxa" w:w="70"/>
-              <w:left w:type="dxa" w:w="160"/>
-              <w:bottom w:type="dxa" w:w="70"/>
-              <w:right w:type="dxa" w:w="160"/>
+              <w:top w:w="70" w:type="dxa"/>
+              <w:left w:w="160" w:type="dxa"/>
+              <w:bottom w:w="70" w:type="dxa"/>
+              <w:right w:w="160" w:type="dxa"/>
             </w:tcMar>
             <w:vAlign w:val="center"/>
           </w:tcPr>
@@ -1824,64 +2188,80 @@
             </w:pPr>
             <w:r>
               <w:rPr>
-                <w:rFonts w:ascii="Arial" w:cs="Arial" w:eastAsia="Arial" w:hAnsi="Arial"/>
-                <w:b w:val="false"/>
-                <w:bCs w:val="false"/>
+                <w:rFonts w:ascii="Arial" w:hAnsi="Arial" w:eastAsia="Arial" w:cs="Arial"/>
+                <w:b w:val="0"/>
+                <w:bCs w:val="0"/>
                 <w:color w:val="1A1A1A"/>
                 <w:sz w:val="20"/>
                 <w:szCs w:val="20"/>
               </w:rPr>
-              <w:t xml:space="preserve">Recursive function that applies backtracking to solve the puzzle.</w:t>
+              <w:t>Recursive function that applies backtracking to solve the puzzle.</w:t>
             </w:r>
           </w:p>
         </w:tc>
       </w:tr>
       <w:tr>
+        <w:tblPrEx>
+          <w:tblBorders>
+            <w:top w:val="single" w:color="auto" w:sz="4" w:space="0"/>
+            <w:left w:val="single" w:color="auto" w:sz="4" w:space="0"/>
+            <w:bottom w:val="single" w:color="auto" w:sz="4" w:space="0"/>
+            <w:right w:val="single" w:color="auto" w:sz="4" w:space="0"/>
+            <w:insideH w:val="single" w:color="auto" w:sz="4" w:space="0"/>
+            <w:insideV w:val="single" w:color="auto" w:sz="4" w:space="0"/>
+          </w:tblBorders>
+          <w:tblCellMar>
+            <w:top w:w="0" w:type="dxa"/>
+            <w:left w:w="10" w:type="dxa"/>
+            <w:bottom w:w="0" w:type="dxa"/>
+            <w:right w:w="10" w:type="dxa"/>
+          </w:tblCellMar>
+        </w:tblPrEx>
         <w:tc>
           <w:tcPr>
-            <w:tcW w:type="dxa" w:w="3000"/>
+            <w:tcW w:w="3000" w:type="dxa"/>
             <w:tcBorders>
-              <w:top w:val="single" w:color="BBBBBB" w:sz="1"/>
-              <w:left w:val="single" w:color="BBBBBB" w:sz="1"/>
-              <w:bottom w:val="single" w:color="BBBBBB" w:sz="1"/>
-              <w:right w:val="single" w:color="BBBBBB" w:sz="1"/>
+              <w:top w:val="single" w:color="BBBBBB" w:sz="0" w:space="0"/>
+              <w:left w:val="single" w:color="BBBBBB" w:sz="0" w:space="0"/>
+              <w:bottom w:val="single" w:color="BBBBBB" w:sz="0" w:space="0"/>
+              <w:right w:val="single" w:color="BBBBBB" w:sz="0" w:space="0"/>
             </w:tcBorders>
-            <w:shd w:fill="FFFFFF" w:val="clear"/>
+            <w:shd w:val="clear" w:color="auto" w:fill="FFFFFF"/>
             <w:tcMar>
-              <w:top w:type="dxa" w:w="70"/>
-              <w:left w:type="dxa" w:w="160"/>
-              <w:bottom w:type="dxa" w:w="70"/>
-              <w:right w:type="dxa" w:w="160"/>
+              <w:top w:w="70" w:type="dxa"/>
+              <w:left w:w="160" w:type="dxa"/>
+              <w:bottom w:w="70" w:type="dxa"/>
+              <w:right w:w="160" w:type="dxa"/>
             </w:tcMar>
             <w:vAlign w:val="center"/>
           </w:tcPr>
           <w:p>
             <w:r>
               <w:rPr>
-                <w:rFonts w:ascii="Courier New" w:cs="Courier New" w:eastAsia="Courier New" w:hAnsi="Courier New"/>
+                <w:rFonts w:ascii="Courier New" w:hAnsi="Courier New" w:eastAsia="Courier New" w:cs="Courier New"/>
                 <w:color w:val="1A1A1A"/>
                 <w:sz w:val="18"/>
                 <w:szCs w:val="18"/>
               </w:rPr>
-              <w:t xml:space="preserve">print_board(board)</w:t>
+              <w:t>print_board(board)</w:t>
             </w:r>
           </w:p>
         </w:tc>
         <w:tc>
           <w:tcPr>
-            <w:tcW w:type="dxa" w:w="6360"/>
+            <w:tcW w:w="6360" w:type="dxa"/>
             <w:tcBorders>
-              <w:top w:val="single" w:color="BBBBBB" w:sz="1"/>
-              <w:left w:val="single" w:color="BBBBBB" w:sz="1"/>
-              <w:bottom w:val="single" w:color="BBBBBB" w:sz="1"/>
-              <w:right w:val="single" w:color="BBBBBB" w:sz="1"/>
+              <w:top w:val="single" w:color="BBBBBB" w:sz="0" w:space="0"/>
+              <w:left w:val="single" w:color="BBBBBB" w:sz="0" w:space="0"/>
+              <w:bottom w:val="single" w:color="BBBBBB" w:sz="0" w:space="0"/>
+              <w:right w:val="single" w:color="BBBBBB" w:sz="0" w:space="0"/>
             </w:tcBorders>
-            <w:shd w:fill="FFFFFF" w:val="clear"/>
+            <w:shd w:val="clear" w:color="auto" w:fill="FFFFFF"/>
             <w:tcMar>
-              <w:top w:type="dxa" w:w="70"/>
-              <w:left w:type="dxa" w:w="160"/>
-              <w:bottom w:type="dxa" w:w="70"/>
-              <w:right w:type="dxa" w:w="160"/>
+              <w:top w:w="70" w:type="dxa"/>
+              <w:left w:w="160" w:type="dxa"/>
+              <w:bottom w:w="70" w:type="dxa"/>
+              <w:right w:w="160" w:type="dxa"/>
             </w:tcMar>
             <w:vAlign w:val="center"/>
           </w:tcPr>
@@ -1891,64 +2271,80 @@
             </w:pPr>
             <w:r>
               <w:rPr>
-                <w:rFonts w:ascii="Arial" w:cs="Arial" w:eastAsia="Arial" w:hAnsi="Arial"/>
-                <w:b w:val="false"/>
-                <w:bCs w:val="false"/>
+                <w:rFonts w:ascii="Arial" w:hAnsi="Arial" w:eastAsia="Arial" w:cs="Arial"/>
+                <w:b w:val="0"/>
+                <w:bCs w:val="0"/>
                 <w:color w:val="1A1A1A"/>
                 <w:sz w:val="20"/>
                 <w:szCs w:val="20"/>
               </w:rPr>
-              <w:t xml:space="preserve">Displays the Sudoku board with formatted grid lines and separators.</w:t>
+              <w:t>Displays the Sudoku board with formatted grid lines and separators.</w:t>
             </w:r>
           </w:p>
         </w:tc>
       </w:tr>
       <w:tr>
+        <w:tblPrEx>
+          <w:tblBorders>
+            <w:top w:val="single" w:color="auto" w:sz="4" w:space="0"/>
+            <w:left w:val="single" w:color="auto" w:sz="4" w:space="0"/>
+            <w:bottom w:val="single" w:color="auto" w:sz="4" w:space="0"/>
+            <w:right w:val="single" w:color="auto" w:sz="4" w:space="0"/>
+            <w:insideH w:val="single" w:color="auto" w:sz="4" w:space="0"/>
+            <w:insideV w:val="single" w:color="auto" w:sz="4" w:space="0"/>
+          </w:tblBorders>
+          <w:tblCellMar>
+            <w:top w:w="0" w:type="dxa"/>
+            <w:left w:w="10" w:type="dxa"/>
+            <w:bottom w:w="0" w:type="dxa"/>
+            <w:right w:w="10" w:type="dxa"/>
+          </w:tblCellMar>
+        </w:tblPrEx>
         <w:tc>
           <w:tcPr>
-            <w:tcW w:type="dxa" w:w="3000"/>
+            <w:tcW w:w="3000" w:type="dxa"/>
             <w:tcBorders>
-              <w:top w:val="single" w:color="BBBBBB" w:sz="1"/>
-              <w:left w:val="single" w:color="BBBBBB" w:sz="1"/>
-              <w:bottom w:val="single" w:color="BBBBBB" w:sz="1"/>
-              <w:right w:val="single" w:color="BBBBBB" w:sz="1"/>
+              <w:top w:val="single" w:color="BBBBBB" w:sz="0" w:space="0"/>
+              <w:left w:val="single" w:color="BBBBBB" w:sz="0" w:space="0"/>
+              <w:bottom w:val="single" w:color="BBBBBB" w:sz="0" w:space="0"/>
+              <w:right w:val="single" w:color="BBBBBB" w:sz="0" w:space="0"/>
             </w:tcBorders>
-            <w:shd w:fill="F2F4F6" w:val="clear"/>
+            <w:shd w:val="clear" w:color="auto" w:fill="F2F4F6"/>
             <w:tcMar>
-              <w:top w:type="dxa" w:w="70"/>
-              <w:left w:type="dxa" w:w="160"/>
-              <w:bottom w:type="dxa" w:w="70"/>
-              <w:right w:type="dxa" w:w="160"/>
+              <w:top w:w="70" w:type="dxa"/>
+              <w:left w:w="160" w:type="dxa"/>
+              <w:bottom w:w="70" w:type="dxa"/>
+              <w:right w:w="160" w:type="dxa"/>
             </w:tcMar>
             <w:vAlign w:val="center"/>
           </w:tcPr>
           <w:p>
             <w:r>
               <w:rPr>
-                <w:rFonts w:ascii="Courier New" w:cs="Courier New" w:eastAsia="Courier New" w:hAnsi="Courier New"/>
+                <w:rFonts w:ascii="Courier New" w:hAnsi="Courier New" w:eastAsia="Courier New" w:cs="Courier New"/>
                 <w:color w:val="1A1A1A"/>
                 <w:sz w:val="18"/>
                 <w:szCs w:val="18"/>
               </w:rPr>
-              <w:t xml:space="preserve">get_user_input()</w:t>
+              <w:t>get_user_input()</w:t>
             </w:r>
           </w:p>
         </w:tc>
         <w:tc>
           <w:tcPr>
-            <w:tcW w:type="dxa" w:w="6360"/>
+            <w:tcW w:w="6360" w:type="dxa"/>
             <w:tcBorders>
-              <w:top w:val="single" w:color="BBBBBB" w:sz="1"/>
-              <w:left w:val="single" w:color="BBBBBB" w:sz="1"/>
-              <w:bottom w:val="single" w:color="BBBBBB" w:sz="1"/>
-              <w:right w:val="single" w:color="BBBBBB" w:sz="1"/>
+              <w:top w:val="single" w:color="BBBBBB" w:sz="0" w:space="0"/>
+              <w:left w:val="single" w:color="BBBBBB" w:sz="0" w:space="0"/>
+              <w:bottom w:val="single" w:color="BBBBBB" w:sz="0" w:space="0"/>
+              <w:right w:val="single" w:color="BBBBBB" w:sz="0" w:space="0"/>
             </w:tcBorders>
-            <w:shd w:fill="F2F4F6" w:val="clear"/>
+            <w:shd w:val="clear" w:color="auto" w:fill="F2F4F6"/>
             <w:tcMar>
-              <w:top w:type="dxa" w:w="70"/>
-              <w:left w:type="dxa" w:w="160"/>
-              <w:bottom w:type="dxa" w:w="70"/>
-              <w:right w:type="dxa" w:w="160"/>
+              <w:top w:w="70" w:type="dxa"/>
+              <w:left w:w="160" w:type="dxa"/>
+              <w:bottom w:w="70" w:type="dxa"/>
+              <w:right w:w="160" w:type="dxa"/>
             </w:tcMar>
             <w:vAlign w:val="center"/>
           </w:tcPr>
@@ -1958,64 +2354,80 @@
             </w:pPr>
             <w:r>
               <w:rPr>
-                <w:rFonts w:ascii="Arial" w:cs="Arial" w:eastAsia="Arial" w:hAnsi="Arial"/>
-                <w:b w:val="false"/>
-                <w:bCs w:val="false"/>
+                <w:rFonts w:ascii="Arial" w:hAnsi="Arial" w:eastAsia="Arial" w:cs="Arial"/>
+                <w:b w:val="0"/>
+                <w:bCs w:val="0"/>
                 <w:color w:val="1A1A1A"/>
                 <w:sz w:val="20"/>
                 <w:szCs w:val="20"/>
               </w:rPr>
-              <w:t xml:space="preserve">Accepts and validates 9 rows of user input for the puzzle.</w:t>
+              <w:t>Accepts and validates 9 rows of user input for the puzzle.</w:t>
             </w:r>
           </w:p>
         </w:tc>
       </w:tr>
       <w:tr>
+        <w:tblPrEx>
+          <w:tblBorders>
+            <w:top w:val="single" w:color="auto" w:sz="4" w:space="0"/>
+            <w:left w:val="single" w:color="auto" w:sz="4" w:space="0"/>
+            <w:bottom w:val="single" w:color="auto" w:sz="4" w:space="0"/>
+            <w:right w:val="single" w:color="auto" w:sz="4" w:space="0"/>
+            <w:insideH w:val="single" w:color="auto" w:sz="4" w:space="0"/>
+            <w:insideV w:val="single" w:color="auto" w:sz="4" w:space="0"/>
+          </w:tblBorders>
+          <w:tblCellMar>
+            <w:top w:w="0" w:type="dxa"/>
+            <w:left w:w="10" w:type="dxa"/>
+            <w:bottom w:w="0" w:type="dxa"/>
+            <w:right w:w="10" w:type="dxa"/>
+          </w:tblCellMar>
+        </w:tblPrEx>
         <w:tc>
           <w:tcPr>
-            <w:tcW w:type="dxa" w:w="3000"/>
+            <w:tcW w:w="3000" w:type="dxa"/>
             <w:tcBorders>
-              <w:top w:val="single" w:color="BBBBBB" w:sz="1"/>
-              <w:left w:val="single" w:color="BBBBBB" w:sz="1"/>
-              <w:bottom w:val="single" w:color="BBBBBB" w:sz="1"/>
-              <w:right w:val="single" w:color="BBBBBB" w:sz="1"/>
+              <w:top w:val="single" w:color="BBBBBB" w:sz="0" w:space="0"/>
+              <w:left w:val="single" w:color="BBBBBB" w:sz="0" w:space="0"/>
+              <w:bottom w:val="single" w:color="BBBBBB" w:sz="0" w:space="0"/>
+              <w:right w:val="single" w:color="BBBBBB" w:sz="0" w:space="0"/>
             </w:tcBorders>
-            <w:shd w:fill="FFFFFF" w:val="clear"/>
+            <w:shd w:val="clear" w:color="auto" w:fill="FFFFFF"/>
             <w:tcMar>
-              <w:top w:type="dxa" w:w="70"/>
-              <w:left w:type="dxa" w:w="160"/>
-              <w:bottom w:type="dxa" w:w="70"/>
-              <w:right w:type="dxa" w:w="160"/>
+              <w:top w:w="70" w:type="dxa"/>
+              <w:left w:w="160" w:type="dxa"/>
+              <w:bottom w:w="70" w:type="dxa"/>
+              <w:right w:w="160" w:type="dxa"/>
             </w:tcMar>
             <w:vAlign w:val="center"/>
           </w:tcPr>
           <w:p>
             <w:r>
               <w:rPr>
-                <w:rFonts w:ascii="Courier New" w:cs="Courier New" w:eastAsia="Courier New" w:hAnsi="Courier New"/>
+                <w:rFonts w:ascii="Courier New" w:hAnsi="Courier New" w:eastAsia="Courier New" w:cs="Courier New"/>
                 <w:color w:val="1A1A1A"/>
                 <w:sz w:val="18"/>
                 <w:szCs w:val="18"/>
               </w:rPr>
-              <w:t xml:space="preserve">main</w:t>
+              <w:t>main</w:t>
             </w:r>
           </w:p>
         </w:tc>
         <w:tc>
           <w:tcPr>
-            <w:tcW w:type="dxa" w:w="6360"/>
+            <w:tcW w:w="6360" w:type="dxa"/>
             <w:tcBorders>
-              <w:top w:val="single" w:color="BBBBBB" w:sz="1"/>
-              <w:left w:val="single" w:color="BBBBBB" w:sz="1"/>
-              <w:bottom w:val="single" w:color="BBBBBB" w:sz="1"/>
-              <w:right w:val="single" w:color="BBBBBB" w:sz="1"/>
+              <w:top w:val="single" w:color="BBBBBB" w:sz="0" w:space="0"/>
+              <w:left w:val="single" w:color="BBBBBB" w:sz="0" w:space="0"/>
+              <w:bottom w:val="single" w:color="BBBBBB" w:sz="0" w:space="0"/>
+              <w:right w:val="single" w:color="BBBBBB" w:sz="0" w:space="0"/>
             </w:tcBorders>
-            <w:shd w:fill="FFFFFF" w:val="clear"/>
+            <w:shd w:val="clear" w:color="auto" w:fill="FFFFFF"/>
             <w:tcMar>
-              <w:top w:type="dxa" w:w="70"/>
-              <w:left w:type="dxa" w:w="160"/>
-              <w:bottom w:type="dxa" w:w="70"/>
-              <w:right w:type="dxa" w:w="160"/>
+              <w:top w:w="70" w:type="dxa"/>
+              <w:left w:w="160" w:type="dxa"/>
+              <w:bottom w:w="70" w:type="dxa"/>
+              <w:right w:w="160" w:type="dxa"/>
             </w:tcMar>
             <w:vAlign w:val="center"/>
           </w:tcPr>
@@ -2025,14 +2437,14 @@
             </w:pPr>
             <w:r>
               <w:rPr>
-                <w:rFonts w:ascii="Arial" w:cs="Arial" w:eastAsia="Arial" w:hAnsi="Arial"/>
-                <w:b w:val="false"/>
-                <w:bCs w:val="false"/>
+                <w:rFonts w:ascii="Arial" w:hAnsi="Arial" w:eastAsia="Arial" w:cs="Arial"/>
+                <w:b w:val="0"/>
+                <w:bCs w:val="0"/>
                 <w:color w:val="1A1A1A"/>
                 <w:sz w:val="20"/>
                 <w:szCs w:val="20"/>
               </w:rPr>
-              <w:t xml:space="preserve">Entry point — calls input, displays board, solves, and shows result.</w:t>
+              <w:t>Entry point — calls input, displays board, solves, and shows result.</w:t>
             </w:r>
           </w:p>
         </w:tc>
@@ -2040,24 +2452,24 @@
     </w:tbl>
     <w:p>
       <w:pPr>
-        <w:spacing w:after="0" w:before="100"/>
-      </w:pPr>
-    </w:p>
-    <w:p>
-      <w:pPr>
-        <w:pStyle w:val="Heading1"/>
-        <w:spacing w:after="120" w:before="320"/>
+        <w:spacing w:before="100" w:after="0"/>
+      </w:pPr>
+    </w:p>
+    <w:p>
+      <w:pPr>
+        <w:pStyle w:val="2"/>
+        <w:spacing w:before="320" w:after="120"/>
       </w:pPr>
       <w:r>
         <w:rPr>
-          <w:rFonts w:ascii="Arial" w:cs="Arial" w:eastAsia="Arial" w:hAnsi="Arial"/>
+          <w:rFonts w:ascii="Arial" w:hAnsi="Arial" w:eastAsia="Arial" w:cs="Arial"/>
           <w:b/>
           <w:bCs/>
           <w:color w:val="1A2A4A"/>
           <w:sz w:val="30"/>
           <w:szCs w:val="30"/>
         </w:rPr>
-        <w:t xml:space="preserve">6.  Source Code</w:t>
+        <w:t>6.  Source Code</w:t>
       </w:r>
     </w:p>
     <w:p>
@@ -2065,96 +2477,121 @@
         <w:pBdr>
           <w:bottom w:val="single" w:color="C0392B" w:sz="6" w:space="1"/>
         </w:pBdr>
-        <w:spacing w:after="0" w:before="0"/>
-      </w:pPr>
-    </w:p>
-    <w:p>
-      <w:pPr>
-        <w:spacing w:after="0" w:before="80"/>
+        <w:spacing w:before="0" w:after="0"/>
+      </w:pPr>
+    </w:p>
+    <w:p>
+      <w:pPr>
+        <w:spacing w:before="80" w:after="0"/>
       </w:pPr>
     </w:p>
     <w:tbl>
       <w:tblPr>
-        <w:tblW w:type="dxa" w:w="9360"/>
+        <w:tblStyle w:val="9"/>
+        <w:tblW w:w="9360" w:type="dxa"/>
+        <w:tblInd w:w="0" w:type="dxa"/>
         <w:tblBorders>
-          <w:top w:val="single" w:color="auto" w:sz="4"/>
-          <w:left w:val="single" w:color="auto" w:sz="4"/>
-          <w:bottom w:val="single" w:color="auto" w:sz="4"/>
-          <w:right w:val="single" w:color="auto" w:sz="4"/>
-          <w:insideH w:val="single" w:color="auto" w:sz="4"/>
-          <w:insideV w:val="single" w:color="auto" w:sz="4"/>
+          <w:top w:val="single" w:color="auto" w:sz="4" w:space="0"/>
+          <w:left w:val="single" w:color="auto" w:sz="4" w:space="0"/>
+          <w:bottom w:val="single" w:color="auto" w:sz="4" w:space="0"/>
+          <w:right w:val="single" w:color="auto" w:sz="4" w:space="0"/>
+          <w:insideH w:val="single" w:color="auto" w:sz="4" w:space="0"/>
+          <w:insideV w:val="single" w:color="auto" w:sz="4" w:space="0"/>
         </w:tblBorders>
+        <w:tblLayout w:type="autofit"/>
+        <w:tblCellMar>
+          <w:top w:w="0" w:type="dxa"/>
+          <w:left w:w="10" w:type="dxa"/>
+          <w:bottom w:w="0" w:type="dxa"/>
+          <w:right w:w="10" w:type="dxa"/>
+        </w:tblCellMar>
       </w:tblPr>
       <w:tblGrid>
         <w:gridCol w:w="9360"/>
       </w:tblGrid>
       <w:tr>
+        <w:tblPrEx>
+          <w:tblBorders>
+            <w:top w:val="single" w:color="auto" w:sz="4" w:space="0"/>
+            <w:left w:val="single" w:color="auto" w:sz="4" w:space="0"/>
+            <w:bottom w:val="single" w:color="auto" w:sz="4" w:space="0"/>
+            <w:right w:val="single" w:color="auto" w:sz="4" w:space="0"/>
+            <w:insideH w:val="single" w:color="auto" w:sz="4" w:space="0"/>
+            <w:insideV w:val="single" w:color="auto" w:sz="4" w:space="0"/>
+          </w:tblBorders>
+          <w:tblCellMar>
+            <w:top w:w="0" w:type="dxa"/>
+            <w:left w:w="10" w:type="dxa"/>
+            <w:bottom w:w="0" w:type="dxa"/>
+            <w:right w:w="10" w:type="dxa"/>
+          </w:tblCellMar>
+        </w:tblPrEx>
         <w:tc>
           <w:tcPr>
-            <w:tcW w:type="dxa" w:w="9360"/>
+            <w:tcW w:w="9360" w:type="dxa"/>
             <w:tcBorders>
-              <w:top w:val="single" w:color="1A2A4A" w:sz="1"/>
-              <w:left w:val="single" w:color="1A2A4A" w:sz="1"/>
-              <w:bottom w:val="single" w:color="1A2A4A" w:sz="1"/>
-              <w:right w:val="single" w:color="1A2A4A" w:sz="1"/>
+              <w:top w:val="single" w:color="1A2A4A" w:sz="0" w:space="0"/>
+              <w:left w:val="single" w:color="1A2A4A" w:sz="0" w:space="0"/>
+              <w:bottom w:val="single" w:color="1A2A4A" w:sz="0" w:space="0"/>
+              <w:right w:val="single" w:color="1A2A4A" w:sz="0" w:space="0"/>
             </w:tcBorders>
-            <w:shd w:fill="1E1E2E" w:val="clear"/>
+            <w:shd w:val="clear" w:color="auto" w:fill="1E1E2E"/>
             <w:tcMar>
-              <w:top w:type="dxa" w:w="120"/>
-              <w:left w:type="dxa" w:w="200"/>
-              <w:bottom w:type="dxa" w:w="120"/>
-              <w:right w:type="dxa" w:w="200"/>
+              <w:top w:w="120" w:type="dxa"/>
+              <w:left w:w="200" w:type="dxa"/>
+              <w:bottom w:w="120" w:type="dxa"/>
+              <w:right w:w="200" w:type="dxa"/>
             </w:tcMar>
           </w:tcPr>
           <w:p>
             <w:pPr>
-              <w:spacing w:after="0" w:before="0"/>
-            </w:pPr>
-            <w:r>
-              <w:rPr>
-                <w:rFonts w:ascii="Courier New" w:cs="Courier New" w:eastAsia="Courier New" w:hAnsi="Courier New"/>
-                <w:color w:val="CDD6F4"/>
-                <w:sz w:val="17"/>
-                <w:szCs w:val="17"/>
-              </w:rPr>
-              <w:t xml:space="preserve"># ============================================</w:t>
-            </w:r>
-          </w:p>
-          <w:p>
-            <w:pPr>
-              <w:spacing w:after="0" w:before="0"/>
-            </w:pPr>
-            <w:r>
-              <w:rPr>
-                <w:rFonts w:ascii="Courier New" w:cs="Courier New" w:eastAsia="Courier New" w:hAnsi="Courier New"/>
-                <w:color w:val="CDD6F4"/>
-                <w:sz w:val="17"/>
-                <w:szCs w:val="17"/>
-              </w:rPr>
-              <w:t xml:space="preserve">#   SUDOKU SOLVER USING RECURSION &amp; BACKTRACKING</w:t>
-            </w:r>
-          </w:p>
-          <w:p>
-            <w:pPr>
-              <w:spacing w:after="0" w:before="0"/>
-            </w:pPr>
-            <w:r>
-              <w:rPr>
-                <w:rFonts w:ascii="Courier New" w:cs="Courier New" w:eastAsia="Courier New" w:hAnsi="Courier New"/>
-                <w:color w:val="CDD6F4"/>
-                <w:sz w:val="17"/>
-                <w:szCs w:val="17"/>
-              </w:rPr>
-              <w:t xml:space="preserve"># ============================================</w:t>
-            </w:r>
-          </w:p>
-          <w:p>
-            <w:pPr>
-              <w:spacing w:after="0" w:before="0"/>
-            </w:pPr>
-            <w:r>
-              <w:rPr>
-                <w:rFonts w:ascii="Courier New" w:cs="Courier New" w:eastAsia="Courier New" w:hAnsi="Courier New"/>
+              <w:spacing w:before="0" w:after="0"/>
+            </w:pPr>
+            <w:r>
+              <w:rPr>
+                <w:rFonts w:ascii="Courier New" w:hAnsi="Courier New" w:eastAsia="Courier New" w:cs="Courier New"/>
+                <w:color w:val="CDD6F4"/>
+                <w:sz w:val="17"/>
+                <w:szCs w:val="17"/>
+              </w:rPr>
+              <w:t># ============================================</w:t>
+            </w:r>
+          </w:p>
+          <w:p>
+            <w:pPr>
+              <w:spacing w:before="0" w:after="0"/>
+            </w:pPr>
+            <w:r>
+              <w:rPr>
+                <w:rFonts w:ascii="Courier New" w:hAnsi="Courier New" w:eastAsia="Courier New" w:cs="Courier New"/>
+                <w:color w:val="CDD6F4"/>
+                <w:sz w:val="17"/>
+                <w:szCs w:val="17"/>
+              </w:rPr>
+              <w:t>#   SUDOKU SOLVER USING RECURSION &amp; BACKTRACKING</w:t>
+            </w:r>
+          </w:p>
+          <w:p>
+            <w:pPr>
+              <w:spacing w:before="0" w:after="0"/>
+            </w:pPr>
+            <w:r>
+              <w:rPr>
+                <w:rFonts w:ascii="Courier New" w:hAnsi="Courier New" w:eastAsia="Courier New" w:cs="Courier New"/>
+                <w:color w:val="CDD6F4"/>
+                <w:sz w:val="17"/>
+                <w:szCs w:val="17"/>
+              </w:rPr>
+              <w:t># ============================================</w:t>
+            </w:r>
+          </w:p>
+          <w:p>
+            <w:pPr>
+              <w:spacing w:before="0" w:after="0"/>
+            </w:pPr>
+            <w:r>
+              <w:rPr>
+                <w:rFonts w:ascii="Courier New" w:hAnsi="Courier New" w:eastAsia="Courier New" w:cs="Courier New"/>
                 <w:color w:val="CDD6F4"/>
                 <w:sz w:val="17"/>
                 <w:szCs w:val="17"/>
@@ -2164,25 +2601,25 @@
           </w:p>
           <w:p>
             <w:pPr>
-              <w:spacing w:after="0" w:before="0"/>
-            </w:pPr>
-            <w:r>
-              <w:rPr>
-                <w:rFonts w:ascii="Courier New" w:cs="Courier New" w:eastAsia="Courier New" w:hAnsi="Courier New"/>
-                <w:color w:val="CDD6F4"/>
-                <w:sz w:val="17"/>
-                <w:szCs w:val="17"/>
-              </w:rPr>
-              <w:t xml:space="preserve">def is_safe(board, row, col, num):</w:t>
-            </w:r>
-          </w:p>
-          <w:p>
-            <w:pPr>
-              <w:spacing w:after="0" w:before="0"/>
-            </w:pPr>
-            <w:r>
-              <w:rPr>
-                <w:rFonts w:ascii="Courier New" w:cs="Courier New" w:eastAsia="Courier New" w:hAnsi="Courier New"/>
+              <w:spacing w:before="0" w:after="0"/>
+            </w:pPr>
+            <w:r>
+              <w:rPr>
+                <w:rFonts w:ascii="Courier New" w:hAnsi="Courier New" w:eastAsia="Courier New" w:cs="Courier New"/>
+                <w:color w:val="CDD6F4"/>
+                <w:sz w:val="17"/>
+                <w:szCs w:val="17"/>
+              </w:rPr>
+              <w:t>def is_safe(board, row, col, num):</w:t>
+            </w:r>
+          </w:p>
+          <w:p>
+            <w:pPr>
+              <w:spacing w:before="0" w:after="0"/>
+            </w:pPr>
+            <w:r>
+              <w:rPr>
+                <w:rFonts w:ascii="Courier New" w:hAnsi="Courier New" w:eastAsia="Courier New" w:cs="Courier New"/>
                 <w:color w:val="CDD6F4"/>
                 <w:sz w:val="17"/>
                 <w:szCs w:val="17"/>
@@ -2192,11 +2629,11 @@
           </w:p>
           <w:p>
             <w:pPr>
-              <w:spacing w:after="0" w:before="0"/>
-            </w:pPr>
-            <w:r>
-              <w:rPr>
-                <w:rFonts w:ascii="Courier New" w:cs="Courier New" w:eastAsia="Courier New" w:hAnsi="Courier New"/>
+              <w:spacing w:before="0" w:after="0"/>
+            </w:pPr>
+            <w:r>
+              <w:rPr>
+                <w:rFonts w:ascii="Courier New" w:hAnsi="Courier New" w:eastAsia="Courier New" w:cs="Courier New"/>
                 <w:color w:val="CDD6F4"/>
                 <w:sz w:val="17"/>
                 <w:szCs w:val="17"/>
@@ -2206,11 +2643,11 @@
           </w:p>
           <w:p>
             <w:pPr>
-              <w:spacing w:after="0" w:before="0"/>
-            </w:pPr>
-            <w:r>
-              <w:rPr>
-                <w:rFonts w:ascii="Courier New" w:cs="Courier New" w:eastAsia="Courier New" w:hAnsi="Courier New"/>
+              <w:spacing w:before="0" w:after="0"/>
+            </w:pPr>
+            <w:r>
+              <w:rPr>
+                <w:rFonts w:ascii="Courier New" w:hAnsi="Courier New" w:eastAsia="Courier New" w:cs="Courier New"/>
                 <w:color w:val="CDD6F4"/>
                 <w:sz w:val="17"/>
                 <w:szCs w:val="17"/>
@@ -2220,11 +2657,11 @@
           </w:p>
           <w:p>
             <w:pPr>
-              <w:spacing w:after="0" w:before="0"/>
-            </w:pPr>
-            <w:r>
-              <w:rPr>
-                <w:rFonts w:ascii="Courier New" w:cs="Courier New" w:eastAsia="Courier New" w:hAnsi="Courier New"/>
+              <w:spacing w:before="0" w:after="0"/>
+            </w:pPr>
+            <w:r>
+              <w:rPr>
+                <w:rFonts w:ascii="Courier New" w:hAnsi="Courier New" w:eastAsia="Courier New" w:cs="Courier New"/>
                 <w:color w:val="CDD6F4"/>
                 <w:sz w:val="17"/>
                 <w:szCs w:val="17"/>
@@ -2234,11 +2671,11 @@
           </w:p>
           <w:p>
             <w:pPr>
-              <w:spacing w:after="0" w:before="0"/>
-            </w:pPr>
-            <w:r>
-              <w:rPr>
-                <w:rFonts w:ascii="Courier New" w:cs="Courier New" w:eastAsia="Courier New" w:hAnsi="Courier New"/>
+              <w:spacing w:before="0" w:after="0"/>
+            </w:pPr>
+            <w:r>
+              <w:rPr>
+                <w:rFonts w:ascii="Courier New" w:hAnsi="Courier New" w:eastAsia="Courier New" w:cs="Courier New"/>
                 <w:color w:val="CDD6F4"/>
                 <w:sz w:val="17"/>
                 <w:szCs w:val="17"/>
@@ -2248,11 +2685,11 @@
           </w:p>
           <w:p>
             <w:pPr>
-              <w:spacing w:after="0" w:before="0"/>
-            </w:pPr>
-            <w:r>
-              <w:rPr>
-                <w:rFonts w:ascii="Courier New" w:cs="Courier New" w:eastAsia="Courier New" w:hAnsi="Courier New"/>
+              <w:spacing w:before="0" w:after="0"/>
+            </w:pPr>
+            <w:r>
+              <w:rPr>
+                <w:rFonts w:ascii="Courier New" w:hAnsi="Courier New" w:eastAsia="Courier New" w:cs="Courier New"/>
                 <w:color w:val="CDD6F4"/>
                 <w:sz w:val="17"/>
                 <w:szCs w:val="17"/>
@@ -2262,11 +2699,11 @@
           </w:p>
           <w:p>
             <w:pPr>
-              <w:spacing w:after="0" w:before="0"/>
-            </w:pPr>
-            <w:r>
-              <w:rPr>
-                <w:rFonts w:ascii="Courier New" w:cs="Courier New" w:eastAsia="Courier New" w:hAnsi="Courier New"/>
+              <w:spacing w:before="0" w:after="0"/>
+            </w:pPr>
+            <w:r>
+              <w:rPr>
+                <w:rFonts w:ascii="Courier New" w:hAnsi="Courier New" w:eastAsia="Courier New" w:cs="Courier New"/>
                 <w:color w:val="CDD6F4"/>
                 <w:sz w:val="17"/>
                 <w:szCs w:val="17"/>
@@ -2276,11 +2713,11 @@
           </w:p>
           <w:p>
             <w:pPr>
-              <w:spacing w:after="0" w:before="0"/>
-            </w:pPr>
-            <w:r>
-              <w:rPr>
-                <w:rFonts w:ascii="Courier New" w:cs="Courier New" w:eastAsia="Courier New" w:hAnsi="Courier New"/>
+              <w:spacing w:before="0" w:after="0"/>
+            </w:pPr>
+            <w:r>
+              <w:rPr>
+                <w:rFonts w:ascii="Courier New" w:hAnsi="Courier New" w:eastAsia="Courier New" w:cs="Courier New"/>
                 <w:color w:val="CDD6F4"/>
                 <w:sz w:val="17"/>
                 <w:szCs w:val="17"/>
@@ -2290,11 +2727,11 @@
           </w:p>
           <w:p>
             <w:pPr>
-              <w:spacing w:after="0" w:before="0"/>
-            </w:pPr>
-            <w:r>
-              <w:rPr>
-                <w:rFonts w:ascii="Courier New" w:cs="Courier New" w:eastAsia="Courier New" w:hAnsi="Courier New"/>
+              <w:spacing w:before="0" w:after="0"/>
+            </w:pPr>
+            <w:r>
+              <w:rPr>
+                <w:rFonts w:ascii="Courier New" w:hAnsi="Courier New" w:eastAsia="Courier New" w:cs="Courier New"/>
                 <w:color w:val="CDD6F4"/>
                 <w:sz w:val="17"/>
                 <w:szCs w:val="17"/>
@@ -2304,11 +2741,11 @@
           </w:p>
           <w:p>
             <w:pPr>
-              <w:spacing w:after="0" w:before="0"/>
-            </w:pPr>
-            <w:r>
-              <w:rPr>
-                <w:rFonts w:ascii="Courier New" w:cs="Courier New" w:eastAsia="Courier New" w:hAnsi="Courier New"/>
+              <w:spacing w:before="0" w:after="0"/>
+            </w:pPr>
+            <w:r>
+              <w:rPr>
+                <w:rFonts w:ascii="Courier New" w:hAnsi="Courier New" w:eastAsia="Courier New" w:cs="Courier New"/>
                 <w:color w:val="CDD6F4"/>
                 <w:sz w:val="17"/>
                 <w:szCs w:val="17"/>
@@ -2318,11 +2755,11 @@
           </w:p>
           <w:p>
             <w:pPr>
-              <w:spacing w:after="0" w:before="0"/>
-            </w:pPr>
-            <w:r>
-              <w:rPr>
-                <w:rFonts w:ascii="Courier New" w:cs="Courier New" w:eastAsia="Courier New" w:hAnsi="Courier New"/>
+              <w:spacing w:before="0" w:after="0"/>
+            </w:pPr>
+            <w:r>
+              <w:rPr>
+                <w:rFonts w:ascii="Courier New" w:hAnsi="Courier New" w:eastAsia="Courier New" w:cs="Courier New"/>
                 <w:color w:val="CDD6F4"/>
                 <w:sz w:val="17"/>
                 <w:szCs w:val="17"/>
@@ -2332,11 +2769,11 @@
           </w:p>
           <w:p>
             <w:pPr>
-              <w:spacing w:after="0" w:before="0"/>
-            </w:pPr>
-            <w:r>
-              <w:rPr>
-                <w:rFonts w:ascii="Courier New" w:cs="Courier New" w:eastAsia="Courier New" w:hAnsi="Courier New"/>
+              <w:spacing w:before="0" w:after="0"/>
+            </w:pPr>
+            <w:r>
+              <w:rPr>
+                <w:rFonts w:ascii="Courier New" w:hAnsi="Courier New" w:eastAsia="Courier New" w:cs="Courier New"/>
                 <w:color w:val="CDD6F4"/>
                 <w:sz w:val="17"/>
                 <w:szCs w:val="17"/>
@@ -2346,25 +2783,25 @@
           </w:p>
           <w:p>
             <w:pPr>
-              <w:spacing w:after="0" w:before="0"/>
-            </w:pPr>
-            <w:r>
-              <w:rPr>
-                <w:rFonts w:ascii="Courier New" w:cs="Courier New" w:eastAsia="Courier New" w:hAnsi="Courier New"/>
-                <w:color w:val="CDD6F4"/>
-                <w:sz w:val="17"/>
-                <w:szCs w:val="17"/>
-              </w:rPr>
-              <w:t xml:space="preserve">def solve(board):</w:t>
-            </w:r>
-          </w:p>
-          <w:p>
-            <w:pPr>
-              <w:spacing w:after="0" w:before="0"/>
-            </w:pPr>
-            <w:r>
-              <w:rPr>
-                <w:rFonts w:ascii="Courier New" w:cs="Courier New" w:eastAsia="Courier New" w:hAnsi="Courier New"/>
+              <w:spacing w:before="0" w:after="0"/>
+            </w:pPr>
+            <w:r>
+              <w:rPr>
+                <w:rFonts w:ascii="Courier New" w:hAnsi="Courier New" w:eastAsia="Courier New" w:cs="Courier New"/>
+                <w:color w:val="CDD6F4"/>
+                <w:sz w:val="17"/>
+                <w:szCs w:val="17"/>
+              </w:rPr>
+              <w:t>def solve(board):</w:t>
+            </w:r>
+          </w:p>
+          <w:p>
+            <w:pPr>
+              <w:spacing w:before="0" w:after="0"/>
+            </w:pPr>
+            <w:r>
+              <w:rPr>
+                <w:rFonts w:ascii="Courier New" w:hAnsi="Courier New" w:eastAsia="Courier New" w:cs="Courier New"/>
                 <w:color w:val="CDD6F4"/>
                 <w:sz w:val="17"/>
                 <w:szCs w:val="17"/>
@@ -2374,11 +2811,11 @@
           </w:p>
           <w:p>
             <w:pPr>
-              <w:spacing w:after="0" w:before="0"/>
-            </w:pPr>
-            <w:r>
-              <w:rPr>
-                <w:rFonts w:ascii="Courier New" w:cs="Courier New" w:eastAsia="Courier New" w:hAnsi="Courier New"/>
+              <w:spacing w:before="0" w:after="0"/>
+            </w:pPr>
+            <w:r>
+              <w:rPr>
+                <w:rFonts w:ascii="Courier New" w:hAnsi="Courier New" w:eastAsia="Courier New" w:cs="Courier New"/>
                 <w:color w:val="CDD6F4"/>
                 <w:sz w:val="17"/>
                 <w:szCs w:val="17"/>
@@ -2388,11 +2825,11 @@
           </w:p>
           <w:p>
             <w:pPr>
-              <w:spacing w:after="0" w:before="0"/>
-            </w:pPr>
-            <w:r>
-              <w:rPr>
-                <w:rFonts w:ascii="Courier New" w:cs="Courier New" w:eastAsia="Courier New" w:hAnsi="Courier New"/>
+              <w:spacing w:before="0" w:after="0"/>
+            </w:pPr>
+            <w:r>
+              <w:rPr>
+                <w:rFonts w:ascii="Courier New" w:hAnsi="Courier New" w:eastAsia="Courier New" w:cs="Courier New"/>
                 <w:color w:val="CDD6F4"/>
                 <w:sz w:val="17"/>
                 <w:szCs w:val="17"/>
@@ -2402,11 +2839,11 @@
           </w:p>
           <w:p>
             <w:pPr>
-              <w:spacing w:after="0" w:before="0"/>
-            </w:pPr>
-            <w:r>
-              <w:rPr>
-                <w:rFonts w:ascii="Courier New" w:cs="Courier New" w:eastAsia="Courier New" w:hAnsi="Courier New"/>
+              <w:spacing w:before="0" w:after="0"/>
+            </w:pPr>
+            <w:r>
+              <w:rPr>
+                <w:rFonts w:ascii="Courier New" w:hAnsi="Courier New" w:eastAsia="Courier New" w:cs="Courier New"/>
                 <w:color w:val="CDD6F4"/>
                 <w:sz w:val="17"/>
                 <w:szCs w:val="17"/>
@@ -2416,11 +2853,11 @@
           </w:p>
           <w:p>
             <w:pPr>
-              <w:spacing w:after="0" w:before="0"/>
-            </w:pPr>
-            <w:r>
-              <w:rPr>
-                <w:rFonts w:ascii="Courier New" w:cs="Courier New" w:eastAsia="Courier New" w:hAnsi="Courier New"/>
+              <w:spacing w:before="0" w:after="0"/>
+            </w:pPr>
+            <w:r>
+              <w:rPr>
+                <w:rFonts w:ascii="Courier New" w:hAnsi="Courier New" w:eastAsia="Courier New" w:cs="Courier New"/>
                 <w:color w:val="CDD6F4"/>
                 <w:sz w:val="17"/>
                 <w:szCs w:val="17"/>
@@ -2430,11 +2867,11 @@
           </w:p>
           <w:p>
             <w:pPr>
-              <w:spacing w:after="0" w:before="0"/>
-            </w:pPr>
-            <w:r>
-              <w:rPr>
-                <w:rFonts w:ascii="Courier New" w:cs="Courier New" w:eastAsia="Courier New" w:hAnsi="Courier New"/>
+              <w:spacing w:before="0" w:after="0"/>
+            </w:pPr>
+            <w:r>
+              <w:rPr>
+                <w:rFonts w:ascii="Courier New" w:hAnsi="Courier New" w:eastAsia="Courier New" w:cs="Courier New"/>
                 <w:color w:val="CDD6F4"/>
                 <w:sz w:val="17"/>
                 <w:szCs w:val="17"/>
@@ -2444,11 +2881,11 @@
           </w:p>
           <w:p>
             <w:pPr>
-              <w:spacing w:after="0" w:before="0"/>
-            </w:pPr>
-            <w:r>
-              <w:rPr>
-                <w:rFonts w:ascii="Courier New" w:cs="Courier New" w:eastAsia="Courier New" w:hAnsi="Courier New"/>
+              <w:spacing w:before="0" w:after="0"/>
+            </w:pPr>
+            <w:r>
+              <w:rPr>
+                <w:rFonts w:ascii="Courier New" w:hAnsi="Courier New" w:eastAsia="Courier New" w:cs="Courier New"/>
                 <w:color w:val="CDD6F4"/>
                 <w:sz w:val="17"/>
                 <w:szCs w:val="17"/>
@@ -2458,11 +2895,11 @@
           </w:p>
           <w:p>
             <w:pPr>
-              <w:spacing w:after="0" w:before="0"/>
-            </w:pPr>
-            <w:r>
-              <w:rPr>
-                <w:rFonts w:ascii="Courier New" w:cs="Courier New" w:eastAsia="Courier New" w:hAnsi="Courier New"/>
+              <w:spacing w:before="0" w:after="0"/>
+            </w:pPr>
+            <w:r>
+              <w:rPr>
+                <w:rFonts w:ascii="Courier New" w:hAnsi="Courier New" w:eastAsia="Courier New" w:cs="Courier New"/>
                 <w:color w:val="CDD6F4"/>
                 <w:sz w:val="17"/>
                 <w:szCs w:val="17"/>
@@ -2472,11 +2909,11 @@
           </w:p>
           <w:p>
             <w:pPr>
-              <w:spacing w:after="0" w:before="0"/>
-            </w:pPr>
-            <w:r>
-              <w:rPr>
-                <w:rFonts w:ascii="Courier New" w:cs="Courier New" w:eastAsia="Courier New" w:hAnsi="Courier New"/>
+              <w:spacing w:before="0" w:after="0"/>
+            </w:pPr>
+            <w:r>
+              <w:rPr>
+                <w:rFonts w:ascii="Courier New" w:hAnsi="Courier New" w:eastAsia="Courier New" w:cs="Courier New"/>
                 <w:color w:val="CDD6F4"/>
                 <w:sz w:val="17"/>
                 <w:szCs w:val="17"/>
@@ -2486,11 +2923,11 @@
           </w:p>
           <w:p>
             <w:pPr>
-              <w:spacing w:after="0" w:before="0"/>
-            </w:pPr>
-            <w:r>
-              <w:rPr>
-                <w:rFonts w:ascii="Courier New" w:cs="Courier New" w:eastAsia="Courier New" w:hAnsi="Courier New"/>
+              <w:spacing w:before="0" w:after="0"/>
+            </w:pPr>
+            <w:r>
+              <w:rPr>
+                <w:rFonts w:ascii="Courier New" w:hAnsi="Courier New" w:eastAsia="Courier New" w:cs="Courier New"/>
                 <w:color w:val="CDD6F4"/>
                 <w:sz w:val="17"/>
                 <w:szCs w:val="17"/>
@@ -2500,11 +2937,11 @@
           </w:p>
           <w:p>
             <w:pPr>
-              <w:spacing w:after="0" w:before="0"/>
-            </w:pPr>
-            <w:r>
-              <w:rPr>
-                <w:rFonts w:ascii="Courier New" w:cs="Courier New" w:eastAsia="Courier New" w:hAnsi="Courier New"/>
+              <w:spacing w:before="0" w:after="0"/>
+            </w:pPr>
+            <w:r>
+              <w:rPr>
+                <w:rFonts w:ascii="Courier New" w:hAnsi="Courier New" w:eastAsia="Courier New" w:cs="Courier New"/>
                 <w:color w:val="CDD6F4"/>
                 <w:sz w:val="17"/>
                 <w:szCs w:val="17"/>
@@ -2514,11 +2951,11 @@
           </w:p>
           <w:p>
             <w:pPr>
-              <w:spacing w:after="0" w:before="0"/>
-            </w:pPr>
-            <w:r>
-              <w:rPr>
-                <w:rFonts w:ascii="Courier New" w:cs="Courier New" w:eastAsia="Courier New" w:hAnsi="Courier New"/>
+              <w:spacing w:before="0" w:after="0"/>
+            </w:pPr>
+            <w:r>
+              <w:rPr>
+                <w:rFonts w:ascii="Courier New" w:hAnsi="Courier New" w:eastAsia="Courier New" w:cs="Courier New"/>
                 <w:color w:val="CDD6F4"/>
                 <w:sz w:val="17"/>
                 <w:szCs w:val="17"/>
@@ -2528,11 +2965,11 @@
           </w:p>
           <w:p>
             <w:pPr>
-              <w:spacing w:after="0" w:before="0"/>
-            </w:pPr>
-            <w:r>
-              <w:rPr>
-                <w:rFonts w:ascii="Courier New" w:cs="Courier New" w:eastAsia="Courier New" w:hAnsi="Courier New"/>
+              <w:spacing w:before="0" w:after="0"/>
+            </w:pPr>
+            <w:r>
+              <w:rPr>
+                <w:rFonts w:ascii="Courier New" w:hAnsi="Courier New" w:eastAsia="Courier New" w:cs="Courier New"/>
                 <w:color w:val="CDD6F4"/>
                 <w:sz w:val="17"/>
                 <w:szCs w:val="17"/>
@@ -2542,25 +2979,25 @@
           </w:p>
           <w:p>
             <w:pPr>
-              <w:spacing w:after="0" w:before="0"/>
-            </w:pPr>
-            <w:r>
-              <w:rPr>
-                <w:rFonts w:ascii="Courier New" w:cs="Courier New" w:eastAsia="Courier New" w:hAnsi="Courier New"/>
-                <w:color w:val="CDD6F4"/>
-                <w:sz w:val="17"/>
-                <w:szCs w:val="17"/>
-              </w:rPr>
-              <w:t xml:space="preserve">def print_board(board):</w:t>
-            </w:r>
-          </w:p>
-          <w:p>
-            <w:pPr>
-              <w:spacing w:after="0" w:before="0"/>
-            </w:pPr>
-            <w:r>
-              <w:rPr>
-                <w:rFonts w:ascii="Courier New" w:cs="Courier New" w:eastAsia="Courier New" w:hAnsi="Courier New"/>
+              <w:spacing w:before="0" w:after="0"/>
+            </w:pPr>
+            <w:r>
+              <w:rPr>
+                <w:rFonts w:ascii="Courier New" w:hAnsi="Courier New" w:eastAsia="Courier New" w:cs="Courier New"/>
+                <w:color w:val="CDD6F4"/>
+                <w:sz w:val="17"/>
+                <w:szCs w:val="17"/>
+              </w:rPr>
+              <w:t>def print_board(board):</w:t>
+            </w:r>
+          </w:p>
+          <w:p>
+            <w:pPr>
+              <w:spacing w:before="0" w:after="0"/>
+            </w:pPr>
+            <w:r>
+              <w:rPr>
+                <w:rFonts w:ascii="Courier New" w:hAnsi="Courier New" w:eastAsia="Courier New" w:cs="Courier New"/>
                 <w:color w:val="CDD6F4"/>
                 <w:sz w:val="17"/>
                 <w:szCs w:val="17"/>
@@ -2570,11 +3007,11 @@
           </w:p>
           <w:p>
             <w:pPr>
-              <w:spacing w:after="0" w:before="0"/>
-            </w:pPr>
-            <w:r>
-              <w:rPr>
-                <w:rFonts w:ascii="Courier New" w:cs="Courier New" w:eastAsia="Courier New" w:hAnsi="Courier New"/>
+              <w:spacing w:before="0" w:after="0"/>
+            </w:pPr>
+            <w:r>
+              <w:rPr>
+                <w:rFonts w:ascii="Courier New" w:hAnsi="Courier New" w:eastAsia="Courier New" w:cs="Courier New"/>
                 <w:color w:val="CDD6F4"/>
                 <w:sz w:val="17"/>
                 <w:szCs w:val="17"/>
@@ -2584,11 +3021,11 @@
           </w:p>
           <w:p>
             <w:pPr>
-              <w:spacing w:after="0" w:before="0"/>
-            </w:pPr>
-            <w:r>
-              <w:rPr>
-                <w:rFonts w:ascii="Courier New" w:cs="Courier New" w:eastAsia="Courier New" w:hAnsi="Courier New"/>
+              <w:spacing w:before="0" w:after="0"/>
+            </w:pPr>
+            <w:r>
+              <w:rPr>
+                <w:rFonts w:ascii="Courier New" w:hAnsi="Courier New" w:eastAsia="Courier New" w:cs="Courier New"/>
                 <w:color w:val="CDD6F4"/>
                 <w:sz w:val="17"/>
                 <w:szCs w:val="17"/>
@@ -2598,11 +3035,11 @@
           </w:p>
           <w:p>
             <w:pPr>
-              <w:spacing w:after="0" w:before="0"/>
-            </w:pPr>
-            <w:r>
-              <w:rPr>
-                <w:rFonts w:ascii="Courier New" w:cs="Courier New" w:eastAsia="Courier New" w:hAnsi="Courier New"/>
+              <w:spacing w:before="0" w:after="0"/>
+            </w:pPr>
+            <w:r>
+              <w:rPr>
+                <w:rFonts w:ascii="Courier New" w:hAnsi="Courier New" w:eastAsia="Courier New" w:cs="Courier New"/>
                 <w:color w:val="CDD6F4"/>
                 <w:sz w:val="17"/>
                 <w:szCs w:val="17"/>
@@ -2612,11 +3049,11 @@
           </w:p>
           <w:p>
             <w:pPr>
-              <w:spacing w:after="0" w:before="0"/>
-            </w:pPr>
-            <w:r>
-              <w:rPr>
-                <w:rFonts w:ascii="Courier New" w:cs="Courier New" w:eastAsia="Courier New" w:hAnsi="Courier New"/>
+              <w:spacing w:before="0" w:after="0"/>
+            </w:pPr>
+            <w:r>
+              <w:rPr>
+                <w:rFonts w:ascii="Courier New" w:hAnsi="Courier New" w:eastAsia="Courier New" w:cs="Courier New"/>
                 <w:color w:val="CDD6F4"/>
                 <w:sz w:val="17"/>
                 <w:szCs w:val="17"/>
@@ -2626,11 +3063,11 @@
           </w:p>
           <w:p>
             <w:pPr>
-              <w:spacing w:after="0" w:before="0"/>
-            </w:pPr>
-            <w:r>
-              <w:rPr>
-                <w:rFonts w:ascii="Courier New" w:cs="Courier New" w:eastAsia="Courier New" w:hAnsi="Courier New"/>
+              <w:spacing w:before="0" w:after="0"/>
+            </w:pPr>
+            <w:r>
+              <w:rPr>
+                <w:rFonts w:ascii="Courier New" w:hAnsi="Courier New" w:eastAsia="Courier New" w:cs="Courier New"/>
                 <w:color w:val="CDD6F4"/>
                 <w:sz w:val="17"/>
                 <w:szCs w:val="17"/>
@@ -2640,11 +3077,11 @@
           </w:p>
           <w:p>
             <w:pPr>
-              <w:spacing w:after="0" w:before="0"/>
-            </w:pPr>
-            <w:r>
-              <w:rPr>
-                <w:rFonts w:ascii="Courier New" w:cs="Courier New" w:eastAsia="Courier New" w:hAnsi="Courier New"/>
+              <w:spacing w:before="0" w:after="0"/>
+            </w:pPr>
+            <w:r>
+              <w:rPr>
+                <w:rFonts w:ascii="Courier New" w:hAnsi="Courier New" w:eastAsia="Courier New" w:cs="Courier New"/>
                 <w:color w:val="CDD6F4"/>
                 <w:sz w:val="17"/>
                 <w:szCs w:val="17"/>
@@ -2654,11 +3091,11 @@
           </w:p>
           <w:p>
             <w:pPr>
-              <w:spacing w:after="0" w:before="0"/>
-            </w:pPr>
-            <w:r>
-              <w:rPr>
-                <w:rFonts w:ascii="Courier New" w:cs="Courier New" w:eastAsia="Courier New" w:hAnsi="Courier New"/>
+              <w:spacing w:before="0" w:after="0"/>
+            </w:pPr>
+            <w:r>
+              <w:rPr>
+                <w:rFonts w:ascii="Courier New" w:hAnsi="Courier New" w:eastAsia="Courier New" w:cs="Courier New"/>
                 <w:color w:val="CDD6F4"/>
                 <w:sz w:val="17"/>
                 <w:szCs w:val="17"/>
@@ -2668,11 +3105,11 @@
           </w:p>
           <w:p>
             <w:pPr>
-              <w:spacing w:after="0" w:before="0"/>
-            </w:pPr>
-            <w:r>
-              <w:rPr>
-                <w:rFonts w:ascii="Courier New" w:cs="Courier New" w:eastAsia="Courier New" w:hAnsi="Courier New"/>
+              <w:spacing w:before="0" w:after="0"/>
+            </w:pPr>
+            <w:r>
+              <w:rPr>
+                <w:rFonts w:ascii="Courier New" w:hAnsi="Courier New" w:eastAsia="Courier New" w:cs="Courier New"/>
                 <w:color w:val="CDD6F4"/>
                 <w:sz w:val="17"/>
                 <w:szCs w:val="17"/>
@@ -2682,11 +3119,11 @@
           </w:p>
           <w:p>
             <w:pPr>
-              <w:spacing w:after="0" w:before="0"/>
-            </w:pPr>
-            <w:r>
-              <w:rPr>
-                <w:rFonts w:ascii="Courier New" w:cs="Courier New" w:eastAsia="Courier New" w:hAnsi="Courier New"/>
+              <w:spacing w:before="0" w:after="0"/>
+            </w:pPr>
+            <w:r>
+              <w:rPr>
+                <w:rFonts w:ascii="Courier New" w:hAnsi="Courier New" w:eastAsia="Courier New" w:cs="Courier New"/>
                 <w:color w:val="CDD6F4"/>
                 <w:sz w:val="17"/>
                 <w:szCs w:val="17"/>
@@ -2696,11 +3133,11 @@
           </w:p>
           <w:p>
             <w:pPr>
-              <w:spacing w:after="0" w:before="0"/>
-            </w:pPr>
-            <w:r>
-              <w:rPr>
-                <w:rFonts w:ascii="Courier New" w:cs="Courier New" w:eastAsia="Courier New" w:hAnsi="Courier New"/>
+              <w:spacing w:before="0" w:after="0"/>
+            </w:pPr>
+            <w:r>
+              <w:rPr>
+                <w:rFonts w:ascii="Courier New" w:hAnsi="Courier New" w:eastAsia="Courier New" w:cs="Courier New"/>
                 <w:color w:val="CDD6F4"/>
                 <w:sz w:val="17"/>
                 <w:szCs w:val="17"/>
@@ -2710,11 +3147,11 @@
           </w:p>
           <w:p>
             <w:pPr>
-              <w:spacing w:after="0" w:before="0"/>
-            </w:pPr>
-            <w:r>
-              <w:rPr>
-                <w:rFonts w:ascii="Courier New" w:cs="Courier New" w:eastAsia="Courier New" w:hAnsi="Courier New"/>
+              <w:spacing w:before="0" w:after="0"/>
+            </w:pPr>
+            <w:r>
+              <w:rPr>
+                <w:rFonts w:ascii="Courier New" w:hAnsi="Courier New" w:eastAsia="Courier New" w:cs="Courier New"/>
                 <w:color w:val="CDD6F4"/>
                 <w:sz w:val="17"/>
                 <w:szCs w:val="17"/>
@@ -2724,25 +3161,25 @@
           </w:p>
           <w:p>
             <w:pPr>
-              <w:spacing w:after="0" w:before="0"/>
-            </w:pPr>
-            <w:r>
-              <w:rPr>
-                <w:rFonts w:ascii="Courier New" w:cs="Courier New" w:eastAsia="Courier New" w:hAnsi="Courier New"/>
-                <w:color w:val="CDD6F4"/>
-                <w:sz w:val="17"/>
-                <w:szCs w:val="17"/>
-              </w:rPr>
-              <w:t xml:space="preserve">def get_user_input():</w:t>
-            </w:r>
-          </w:p>
-          <w:p>
-            <w:pPr>
-              <w:spacing w:after="0" w:before="0"/>
-            </w:pPr>
-            <w:r>
-              <w:rPr>
-                <w:rFonts w:ascii="Courier New" w:cs="Courier New" w:eastAsia="Courier New" w:hAnsi="Courier New"/>
+              <w:spacing w:before="0" w:after="0"/>
+            </w:pPr>
+            <w:r>
+              <w:rPr>
+                <w:rFonts w:ascii="Courier New" w:hAnsi="Courier New" w:eastAsia="Courier New" w:cs="Courier New"/>
+                <w:color w:val="CDD6F4"/>
+                <w:sz w:val="17"/>
+                <w:szCs w:val="17"/>
+              </w:rPr>
+              <w:t>def get_user_input():</w:t>
+            </w:r>
+          </w:p>
+          <w:p>
+            <w:pPr>
+              <w:spacing w:before="0" w:after="0"/>
+            </w:pPr>
+            <w:r>
+              <w:rPr>
+                <w:rFonts w:ascii="Courier New" w:hAnsi="Courier New" w:eastAsia="Courier New" w:cs="Courier New"/>
                 <w:color w:val="CDD6F4"/>
                 <w:sz w:val="17"/>
                 <w:szCs w:val="17"/>
@@ -2752,11 +3189,11 @@
           </w:p>
           <w:p>
             <w:pPr>
-              <w:spacing w:after="0" w:before="0"/>
-            </w:pPr>
-            <w:r>
-              <w:rPr>
-                <w:rFonts w:ascii="Courier New" w:cs="Courier New" w:eastAsia="Courier New" w:hAnsi="Courier New"/>
+              <w:spacing w:before="0" w:after="0"/>
+            </w:pPr>
+            <w:r>
+              <w:rPr>
+                <w:rFonts w:ascii="Courier New" w:hAnsi="Courier New" w:eastAsia="Courier New" w:cs="Courier New"/>
                 <w:color w:val="CDD6F4"/>
                 <w:sz w:val="17"/>
                 <w:szCs w:val="17"/>
@@ -2766,11 +3203,11 @@
           </w:p>
           <w:p>
             <w:pPr>
-              <w:spacing w:after="0" w:before="0"/>
-            </w:pPr>
-            <w:r>
-              <w:rPr>
-                <w:rFonts w:ascii="Courier New" w:cs="Courier New" w:eastAsia="Courier New" w:hAnsi="Courier New"/>
+              <w:spacing w:before="0" w:after="0"/>
+            </w:pPr>
+            <w:r>
+              <w:rPr>
+                <w:rFonts w:ascii="Courier New" w:hAnsi="Courier New" w:eastAsia="Courier New" w:cs="Courier New"/>
                 <w:color w:val="CDD6F4"/>
                 <w:sz w:val="17"/>
                 <w:szCs w:val="17"/>
@@ -2780,11 +3217,11 @@
           </w:p>
           <w:p>
             <w:pPr>
-              <w:spacing w:after="0" w:before="0"/>
-            </w:pPr>
-            <w:r>
-              <w:rPr>
-                <w:rFonts w:ascii="Courier New" w:cs="Courier New" w:eastAsia="Courier New" w:hAnsi="Courier New"/>
+              <w:spacing w:before="0" w:after="0"/>
+            </w:pPr>
+            <w:r>
+              <w:rPr>
+                <w:rFonts w:ascii="Courier New" w:hAnsi="Courier New" w:eastAsia="Courier New" w:cs="Courier New"/>
                 <w:color w:val="CDD6F4"/>
                 <w:sz w:val="17"/>
                 <w:szCs w:val="17"/>
@@ -2794,11 +3231,11 @@
           </w:p>
           <w:p>
             <w:pPr>
-              <w:spacing w:after="0" w:before="0"/>
-            </w:pPr>
-            <w:r>
-              <w:rPr>
-                <w:rFonts w:ascii="Courier New" w:cs="Courier New" w:eastAsia="Courier New" w:hAnsi="Courier New"/>
+              <w:spacing w:before="0" w:after="0"/>
+            </w:pPr>
+            <w:r>
+              <w:rPr>
+                <w:rFonts w:ascii="Courier New" w:hAnsi="Courier New" w:eastAsia="Courier New" w:cs="Courier New"/>
                 <w:color w:val="CDD6F4"/>
                 <w:sz w:val="17"/>
                 <w:szCs w:val="17"/>
@@ -2808,11 +3245,11 @@
           </w:p>
           <w:p>
             <w:pPr>
-              <w:spacing w:after="0" w:before="0"/>
-            </w:pPr>
-            <w:r>
-              <w:rPr>
-                <w:rFonts w:ascii="Courier New" w:cs="Courier New" w:eastAsia="Courier New" w:hAnsi="Courier New"/>
+              <w:spacing w:before="0" w:after="0"/>
+            </w:pPr>
+            <w:r>
+              <w:rPr>
+                <w:rFonts w:ascii="Courier New" w:hAnsi="Courier New" w:eastAsia="Courier New" w:cs="Courier New"/>
                 <w:color w:val="CDD6F4"/>
                 <w:sz w:val="17"/>
                 <w:szCs w:val="17"/>
@@ -2822,11 +3259,11 @@
           </w:p>
           <w:p>
             <w:pPr>
-              <w:spacing w:after="0" w:before="0"/>
-            </w:pPr>
-            <w:r>
-              <w:rPr>
-                <w:rFonts w:ascii="Courier New" w:cs="Courier New" w:eastAsia="Courier New" w:hAnsi="Courier New"/>
+              <w:spacing w:before="0" w:after="0"/>
+            </w:pPr>
+            <w:r>
+              <w:rPr>
+                <w:rFonts w:ascii="Courier New" w:hAnsi="Courier New" w:eastAsia="Courier New" w:cs="Courier New"/>
                 <w:color w:val="CDD6F4"/>
                 <w:sz w:val="17"/>
                 <w:szCs w:val="17"/>
@@ -2836,11 +3273,11 @@
           </w:p>
           <w:p>
             <w:pPr>
-              <w:spacing w:after="0" w:before="0"/>
-            </w:pPr>
-            <w:r>
-              <w:rPr>
-                <w:rFonts w:ascii="Courier New" w:cs="Courier New" w:eastAsia="Courier New" w:hAnsi="Courier New"/>
+              <w:spacing w:before="0" w:after="0"/>
+            </w:pPr>
+            <w:r>
+              <w:rPr>
+                <w:rFonts w:ascii="Courier New" w:hAnsi="Courier New" w:eastAsia="Courier New" w:cs="Courier New"/>
                 <w:color w:val="CDD6F4"/>
                 <w:sz w:val="17"/>
                 <w:szCs w:val="17"/>
@@ -2850,11 +3287,11 @@
           </w:p>
           <w:p>
             <w:pPr>
-              <w:spacing w:after="0" w:before="0"/>
-            </w:pPr>
-            <w:r>
-              <w:rPr>
-                <w:rFonts w:ascii="Courier New" w:cs="Courier New" w:eastAsia="Courier New" w:hAnsi="Courier New"/>
+              <w:spacing w:before="0" w:after="0"/>
+            </w:pPr>
+            <w:r>
+              <w:rPr>
+                <w:rFonts w:ascii="Courier New" w:hAnsi="Courier New" w:eastAsia="Courier New" w:cs="Courier New"/>
                 <w:color w:val="CDD6F4"/>
                 <w:sz w:val="17"/>
                 <w:szCs w:val="17"/>
@@ -2864,11 +3301,11 @@
           </w:p>
           <w:p>
             <w:pPr>
-              <w:spacing w:after="0" w:before="0"/>
-            </w:pPr>
-            <w:r>
-              <w:rPr>
-                <w:rFonts w:ascii="Courier New" w:cs="Courier New" w:eastAsia="Courier New" w:hAnsi="Courier New"/>
+              <w:spacing w:before="0" w:after="0"/>
+            </w:pPr>
+            <w:r>
+              <w:rPr>
+                <w:rFonts w:ascii="Courier New" w:hAnsi="Courier New" w:eastAsia="Courier New" w:cs="Courier New"/>
                 <w:color w:val="CDD6F4"/>
                 <w:sz w:val="17"/>
                 <w:szCs w:val="17"/>
@@ -2878,11 +3315,11 @@
           </w:p>
           <w:p>
             <w:pPr>
-              <w:spacing w:after="0" w:before="0"/>
-            </w:pPr>
-            <w:r>
-              <w:rPr>
-                <w:rFonts w:ascii="Courier New" w:cs="Courier New" w:eastAsia="Courier New" w:hAnsi="Courier New"/>
+              <w:spacing w:before="0" w:after="0"/>
+            </w:pPr>
+            <w:r>
+              <w:rPr>
+                <w:rFonts w:ascii="Courier New" w:hAnsi="Courier New" w:eastAsia="Courier New" w:cs="Courier New"/>
                 <w:color w:val="CDD6F4"/>
                 <w:sz w:val="17"/>
                 <w:szCs w:val="17"/>
@@ -2892,11 +3329,11 @@
           </w:p>
           <w:p>
             <w:pPr>
-              <w:spacing w:after="0" w:before="0"/>
-            </w:pPr>
-            <w:r>
-              <w:rPr>
-                <w:rFonts w:ascii="Courier New" w:cs="Courier New" w:eastAsia="Courier New" w:hAnsi="Courier New"/>
+              <w:spacing w:before="0" w:after="0"/>
+            </w:pPr>
+            <w:r>
+              <w:rPr>
+                <w:rFonts w:ascii="Courier New" w:hAnsi="Courier New" w:eastAsia="Courier New" w:cs="Courier New"/>
                 <w:color w:val="CDD6F4"/>
                 <w:sz w:val="17"/>
                 <w:szCs w:val="17"/>
@@ -2906,11 +3343,11 @@
           </w:p>
           <w:p>
             <w:pPr>
-              <w:spacing w:after="0" w:before="0"/>
-            </w:pPr>
-            <w:r>
-              <w:rPr>
-                <w:rFonts w:ascii="Courier New" w:cs="Courier New" w:eastAsia="Courier New" w:hAnsi="Courier New"/>
+              <w:spacing w:before="0" w:after="0"/>
+            </w:pPr>
+            <w:r>
+              <w:rPr>
+                <w:rFonts w:ascii="Courier New" w:hAnsi="Courier New" w:eastAsia="Courier New" w:cs="Courier New"/>
                 <w:color w:val="CDD6F4"/>
                 <w:sz w:val="17"/>
                 <w:szCs w:val="17"/>
@@ -2920,11 +3357,11 @@
           </w:p>
           <w:p>
             <w:pPr>
-              <w:spacing w:after="0" w:before="0"/>
-            </w:pPr>
-            <w:r>
-              <w:rPr>
-                <w:rFonts w:ascii="Courier New" w:cs="Courier New" w:eastAsia="Courier New" w:hAnsi="Courier New"/>
+              <w:spacing w:before="0" w:after="0"/>
+            </w:pPr>
+            <w:r>
+              <w:rPr>
+                <w:rFonts w:ascii="Courier New" w:hAnsi="Courier New" w:eastAsia="Courier New" w:cs="Courier New"/>
                 <w:color w:val="CDD6F4"/>
                 <w:sz w:val="17"/>
                 <w:szCs w:val="17"/>
@@ -2934,11 +3371,11 @@
           </w:p>
           <w:p>
             <w:pPr>
-              <w:spacing w:after="0" w:before="0"/>
-            </w:pPr>
-            <w:r>
-              <w:rPr>
-                <w:rFonts w:ascii="Courier New" w:cs="Courier New" w:eastAsia="Courier New" w:hAnsi="Courier New"/>
+              <w:spacing w:before="0" w:after="0"/>
+            </w:pPr>
+            <w:r>
+              <w:rPr>
+                <w:rFonts w:ascii="Courier New" w:hAnsi="Courier New" w:eastAsia="Courier New" w:cs="Courier New"/>
                 <w:color w:val="CDD6F4"/>
                 <w:sz w:val="17"/>
                 <w:szCs w:val="17"/>
@@ -2948,81 +3385,81 @@
           </w:p>
           <w:p>
             <w:pPr>
-              <w:spacing w:after="0" w:before="0"/>
-            </w:pPr>
-            <w:r>
-              <w:rPr>
-                <w:rFonts w:ascii="Courier New" w:cs="Courier New" w:eastAsia="Courier New" w:hAnsi="Courier New"/>
-                <w:color w:val="CDD6F4"/>
-                <w:sz w:val="17"/>
-                <w:szCs w:val="17"/>
-              </w:rPr>
-              <w:t xml:space="preserve"># --- Main ---</w:t>
-            </w:r>
-          </w:p>
-          <w:p>
-            <w:pPr>
-              <w:spacing w:after="0" w:before="0"/>
-            </w:pPr>
-            <w:r>
-              <w:rPr>
-                <w:rFonts w:ascii="Courier New" w:cs="Courier New" w:eastAsia="Courier New" w:hAnsi="Courier New"/>
-                <w:color w:val="CDD6F4"/>
-                <w:sz w:val="17"/>
-                <w:szCs w:val="17"/>
-              </w:rPr>
-              <w:t xml:space="preserve">board = get_user_input()</w:t>
-            </w:r>
-          </w:p>
-          <w:p>
-            <w:pPr>
-              <w:spacing w:after="0" w:before="0"/>
-            </w:pPr>
-            <w:r>
-              <w:rPr>
-                <w:rFonts w:ascii="Courier New" w:cs="Courier New" w:eastAsia="Courier New" w:hAnsi="Courier New"/>
-                <w:color w:val="CDD6F4"/>
-                <w:sz w:val="17"/>
-                <w:szCs w:val="17"/>
-              </w:rPr>
-              <w:t xml:space="preserve">print('\nInput Board:')</w:t>
-            </w:r>
-          </w:p>
-          <w:p>
-            <w:pPr>
-              <w:spacing w:after="0" w:before="0"/>
-            </w:pPr>
-            <w:r>
-              <w:rPr>
-                <w:rFonts w:ascii="Courier New" w:cs="Courier New" w:eastAsia="Courier New" w:hAnsi="Courier New"/>
-                <w:color w:val="CDD6F4"/>
-                <w:sz w:val="17"/>
-                <w:szCs w:val="17"/>
-              </w:rPr>
-              <w:t xml:space="preserve">print_board(board)</w:t>
-            </w:r>
-          </w:p>
-          <w:p>
-            <w:pPr>
-              <w:spacing w:after="0" w:before="0"/>
-            </w:pPr>
-            <w:r>
-              <w:rPr>
-                <w:rFonts w:ascii="Courier New" w:cs="Courier New" w:eastAsia="Courier New" w:hAnsi="Courier New"/>
-                <w:color w:val="CDD6F4"/>
-                <w:sz w:val="17"/>
-                <w:szCs w:val="17"/>
-              </w:rPr>
-              <w:t xml:space="preserve">if solve(board):</w:t>
-            </w:r>
-          </w:p>
-          <w:p>
-            <w:pPr>
-              <w:spacing w:after="0" w:before="0"/>
-            </w:pPr>
-            <w:r>
-              <w:rPr>
-                <w:rFonts w:ascii="Courier New" w:cs="Courier New" w:eastAsia="Courier New" w:hAnsi="Courier New"/>
+              <w:spacing w:before="0" w:after="0"/>
+            </w:pPr>
+            <w:r>
+              <w:rPr>
+                <w:rFonts w:ascii="Courier New" w:hAnsi="Courier New" w:eastAsia="Courier New" w:cs="Courier New"/>
+                <w:color w:val="CDD6F4"/>
+                <w:sz w:val="17"/>
+                <w:szCs w:val="17"/>
+              </w:rPr>
+              <w:t># --- Main ---</w:t>
+            </w:r>
+          </w:p>
+          <w:p>
+            <w:pPr>
+              <w:spacing w:before="0" w:after="0"/>
+            </w:pPr>
+            <w:r>
+              <w:rPr>
+                <w:rFonts w:ascii="Courier New" w:hAnsi="Courier New" w:eastAsia="Courier New" w:cs="Courier New"/>
+                <w:color w:val="CDD6F4"/>
+                <w:sz w:val="17"/>
+                <w:szCs w:val="17"/>
+              </w:rPr>
+              <w:t>board = get_user_input()</w:t>
+            </w:r>
+          </w:p>
+          <w:p>
+            <w:pPr>
+              <w:spacing w:before="0" w:after="0"/>
+            </w:pPr>
+            <w:r>
+              <w:rPr>
+                <w:rFonts w:ascii="Courier New" w:hAnsi="Courier New" w:eastAsia="Courier New" w:cs="Courier New"/>
+                <w:color w:val="CDD6F4"/>
+                <w:sz w:val="17"/>
+                <w:szCs w:val="17"/>
+              </w:rPr>
+              <w:t>print('\nInput Board:')</w:t>
+            </w:r>
+          </w:p>
+          <w:p>
+            <w:pPr>
+              <w:spacing w:before="0" w:after="0"/>
+            </w:pPr>
+            <w:r>
+              <w:rPr>
+                <w:rFonts w:ascii="Courier New" w:hAnsi="Courier New" w:eastAsia="Courier New" w:cs="Courier New"/>
+                <w:color w:val="CDD6F4"/>
+                <w:sz w:val="17"/>
+                <w:szCs w:val="17"/>
+              </w:rPr>
+              <w:t>print_board(board)</w:t>
+            </w:r>
+          </w:p>
+          <w:p>
+            <w:pPr>
+              <w:spacing w:before="0" w:after="0"/>
+            </w:pPr>
+            <w:r>
+              <w:rPr>
+                <w:rFonts w:ascii="Courier New" w:hAnsi="Courier New" w:eastAsia="Courier New" w:cs="Courier New"/>
+                <w:color w:val="CDD6F4"/>
+                <w:sz w:val="17"/>
+                <w:szCs w:val="17"/>
+              </w:rPr>
+              <w:t>if solve(board):</w:t>
+            </w:r>
+          </w:p>
+          <w:p>
+            <w:pPr>
+              <w:spacing w:before="0" w:after="0"/>
+            </w:pPr>
+            <w:r>
+              <w:rPr>
+                <w:rFonts w:ascii="Courier New" w:hAnsi="Courier New" w:eastAsia="Courier New" w:cs="Courier New"/>
                 <w:color w:val="CDD6F4"/>
                 <w:sz w:val="17"/>
                 <w:szCs w:val="17"/>
@@ -3032,11 +3469,11 @@
           </w:p>
           <w:p>
             <w:pPr>
-              <w:spacing w:after="0" w:before="0"/>
-            </w:pPr>
-            <w:r>
-              <w:rPr>
-                <w:rFonts w:ascii="Courier New" w:cs="Courier New" w:eastAsia="Courier New" w:hAnsi="Courier New"/>
+              <w:spacing w:before="0" w:after="0"/>
+            </w:pPr>
+            <w:r>
+              <w:rPr>
+                <w:rFonts w:ascii="Courier New" w:hAnsi="Courier New" w:eastAsia="Courier New" w:cs="Courier New"/>
                 <w:color w:val="CDD6F4"/>
                 <w:sz w:val="17"/>
                 <w:szCs w:val="17"/>
@@ -3046,25 +3483,25 @@
           </w:p>
           <w:p>
             <w:pPr>
-              <w:spacing w:after="0" w:before="0"/>
-            </w:pPr>
-            <w:r>
-              <w:rPr>
-                <w:rFonts w:ascii="Courier New" w:cs="Courier New" w:eastAsia="Courier New" w:hAnsi="Courier New"/>
-                <w:color w:val="CDD6F4"/>
-                <w:sz w:val="17"/>
-                <w:szCs w:val="17"/>
-              </w:rPr>
-              <w:t xml:space="preserve">else:</w:t>
-            </w:r>
-          </w:p>
-          <w:p>
-            <w:pPr>
-              <w:spacing w:after="0" w:before="0"/>
-            </w:pPr>
-            <w:r>
-              <w:rPr>
-                <w:rFonts w:ascii="Courier New" w:cs="Courier New" w:eastAsia="Courier New" w:hAnsi="Courier New"/>
+              <w:spacing w:before="0" w:after="0"/>
+            </w:pPr>
+            <w:r>
+              <w:rPr>
+                <w:rFonts w:ascii="Courier New" w:hAnsi="Courier New" w:eastAsia="Courier New" w:cs="Courier New"/>
+                <w:color w:val="CDD6F4"/>
+                <w:sz w:val="17"/>
+                <w:szCs w:val="17"/>
+              </w:rPr>
+              <w:t>else:</w:t>
+            </w:r>
+          </w:p>
+          <w:p>
+            <w:pPr>
+              <w:spacing w:before="0" w:after="0"/>
+            </w:pPr>
+            <w:r>
+              <w:rPr>
+                <w:rFonts w:ascii="Courier New" w:hAnsi="Courier New" w:eastAsia="Courier New" w:cs="Courier New"/>
                 <w:color w:val="CDD6F4"/>
                 <w:sz w:val="17"/>
                 <w:szCs w:val="17"/>
@@ -3077,24 +3514,24 @@
     </w:tbl>
     <w:p>
       <w:pPr>
-        <w:spacing w:after="0" w:before="100"/>
-      </w:pPr>
-    </w:p>
-    <w:p>
-      <w:pPr>
-        <w:pStyle w:val="Heading1"/>
-        <w:spacing w:after="120" w:before="320"/>
+        <w:spacing w:before="100" w:after="0"/>
+      </w:pPr>
+    </w:p>
+    <w:p>
+      <w:pPr>
+        <w:pStyle w:val="2"/>
+        <w:spacing w:before="320" w:after="120"/>
       </w:pPr>
       <w:r>
         <w:rPr>
-          <w:rFonts w:ascii="Arial" w:cs="Arial" w:eastAsia="Arial" w:hAnsi="Arial"/>
+          <w:rFonts w:ascii="Arial" w:hAnsi="Arial" w:eastAsia="Arial" w:cs="Arial"/>
           <w:b/>
           <w:bCs/>
           <w:color w:val="1A2A4A"/>
           <w:sz w:val="30"/>
           <w:szCs w:val="30"/>
         </w:rPr>
-        <w:t xml:space="preserve">7.  Sample Input and Output</w:t>
+        <w:t>7.  Sample Input and Output</w:t>
       </w:r>
     </w:p>
     <w:p>
@@ -3102,207 +3539,232 @@
         <w:pBdr>
           <w:bottom w:val="single" w:color="C0392B" w:sz="6" w:space="1"/>
         </w:pBdr>
-        <w:spacing w:after="0" w:before="0"/>
-      </w:pPr>
-    </w:p>
-    <w:p>
-      <w:pPr>
-        <w:spacing w:after="0" w:before="80"/>
-      </w:pPr>
-    </w:p>
-    <w:p>
-      <w:pPr>
-        <w:pStyle w:val="Heading2"/>
-        <w:spacing w:after="80" w:before="200"/>
+        <w:spacing w:before="0" w:after="0"/>
+      </w:pPr>
+    </w:p>
+    <w:p>
+      <w:pPr>
+        <w:spacing w:before="80" w:after="0"/>
+      </w:pPr>
+    </w:p>
+    <w:p>
+      <w:pPr>
+        <w:pStyle w:val="3"/>
+        <w:spacing w:before="200" w:after="80"/>
       </w:pPr>
       <w:r>
         <w:rPr>
-          <w:rFonts w:ascii="Arial" w:cs="Arial" w:eastAsia="Arial" w:hAnsi="Arial"/>
+          <w:rFonts w:ascii="Arial" w:hAnsi="Arial" w:eastAsia="Arial" w:cs="Arial"/>
           <w:b/>
           <w:bCs/>
           <w:color w:val="C0392B"/>
           <w:sz w:val="24"/>
           <w:szCs w:val="24"/>
         </w:rPr>
-        <w:t xml:space="preserve">7.1  Sample Input</w:t>
+        <w:t>7.1  Sample Input</w:t>
       </w:r>
     </w:p>
     <w:p>
       <w:pPr>
-        <w:spacing w:after="0" w:before="40"/>
+        <w:spacing w:before="40" w:after="0"/>
       </w:pPr>
     </w:p>
     <w:tbl>
       <w:tblPr>
-        <w:tblW w:type="dxa" w:w="9360"/>
+        <w:tblStyle w:val="9"/>
+        <w:tblW w:w="9360" w:type="dxa"/>
+        <w:tblInd w:w="0" w:type="dxa"/>
         <w:tblBorders>
-          <w:top w:val="single" w:color="auto" w:sz="4"/>
-          <w:left w:val="single" w:color="auto" w:sz="4"/>
-          <w:bottom w:val="single" w:color="auto" w:sz="4"/>
-          <w:right w:val="single" w:color="auto" w:sz="4"/>
-          <w:insideH w:val="single" w:color="auto" w:sz="4"/>
-          <w:insideV w:val="single" w:color="auto" w:sz="4"/>
+          <w:top w:val="single" w:color="auto" w:sz="4" w:space="0"/>
+          <w:left w:val="single" w:color="auto" w:sz="4" w:space="0"/>
+          <w:bottom w:val="single" w:color="auto" w:sz="4" w:space="0"/>
+          <w:right w:val="single" w:color="auto" w:sz="4" w:space="0"/>
+          <w:insideH w:val="single" w:color="auto" w:sz="4" w:space="0"/>
+          <w:insideV w:val="single" w:color="auto" w:sz="4" w:space="0"/>
         </w:tblBorders>
+        <w:tblLayout w:type="autofit"/>
+        <w:tblCellMar>
+          <w:top w:w="0" w:type="dxa"/>
+          <w:left w:w="10" w:type="dxa"/>
+          <w:bottom w:w="0" w:type="dxa"/>
+          <w:right w:w="10" w:type="dxa"/>
+        </w:tblCellMar>
       </w:tblPr>
       <w:tblGrid>
         <w:gridCol w:w="9360"/>
       </w:tblGrid>
       <w:tr>
+        <w:tblPrEx>
+          <w:tblBorders>
+            <w:top w:val="single" w:color="auto" w:sz="4" w:space="0"/>
+            <w:left w:val="single" w:color="auto" w:sz="4" w:space="0"/>
+            <w:bottom w:val="single" w:color="auto" w:sz="4" w:space="0"/>
+            <w:right w:val="single" w:color="auto" w:sz="4" w:space="0"/>
+            <w:insideH w:val="single" w:color="auto" w:sz="4" w:space="0"/>
+            <w:insideV w:val="single" w:color="auto" w:sz="4" w:space="0"/>
+          </w:tblBorders>
+          <w:tblCellMar>
+            <w:top w:w="0" w:type="dxa"/>
+            <w:left w:w="10" w:type="dxa"/>
+            <w:bottom w:w="0" w:type="dxa"/>
+            <w:right w:w="10" w:type="dxa"/>
+          </w:tblCellMar>
+        </w:tblPrEx>
         <w:tc>
           <w:tcPr>
-            <w:tcW w:type="dxa" w:w="9360"/>
+            <w:tcW w:w="9360" w:type="dxa"/>
             <w:tcBorders>
-              <w:top w:val="single" w:color="1A2A4A" w:sz="1"/>
-              <w:left w:val="single" w:color="1A2A4A" w:sz="1"/>
-              <w:bottom w:val="single" w:color="1A2A4A" w:sz="1"/>
-              <w:right w:val="single" w:color="1A2A4A" w:sz="1"/>
+              <w:top w:val="single" w:color="1A2A4A" w:sz="0" w:space="0"/>
+              <w:left w:val="single" w:color="1A2A4A" w:sz="0" w:space="0"/>
+              <w:bottom w:val="single" w:color="1A2A4A" w:sz="0" w:space="0"/>
+              <w:right w:val="single" w:color="1A2A4A" w:sz="0" w:space="0"/>
             </w:tcBorders>
-            <w:shd w:fill="1E1E2E" w:val="clear"/>
+            <w:shd w:val="clear" w:color="auto" w:fill="1E1E2E"/>
             <w:tcMar>
-              <w:top w:type="dxa" w:w="100"/>
-              <w:left w:type="dxa" w:w="200"/>
-              <w:bottom w:type="dxa" w:w="100"/>
-              <w:right w:type="dxa" w:w="200"/>
+              <w:top w:w="100" w:type="dxa"/>
+              <w:left w:w="200" w:type="dxa"/>
+              <w:bottom w:w="100" w:type="dxa"/>
+              <w:right w:w="200" w:type="dxa"/>
             </w:tcMar>
           </w:tcPr>
           <w:p>
             <w:pPr>
-              <w:spacing w:after="0" w:before="0"/>
-            </w:pPr>
-            <w:r>
-              <w:rPr>
-                <w:rFonts w:ascii="Courier New" w:cs="Courier New" w:eastAsia="Courier New" w:hAnsi="Courier New"/>
-                <w:color w:val="CDD6F4"/>
-                <w:sz w:val="17"/>
-                <w:szCs w:val="17"/>
-              </w:rPr>
-              <w:t xml:space="preserve">Enter Sudoku row by row (0 = empty):</w:t>
-            </w:r>
-          </w:p>
-          <w:p>
-            <w:pPr>
-              <w:spacing w:after="0" w:before="0"/>
-            </w:pPr>
-            <w:r>
-              <w:rPr>
-                <w:rFonts w:ascii="Courier New" w:cs="Courier New" w:eastAsia="Courier New" w:hAnsi="Courier New"/>
-                <w:color w:val="CDD6F4"/>
-                <w:sz w:val="17"/>
-                <w:szCs w:val="17"/>
-              </w:rPr>
-              <w:t xml:space="preserve">Row 1: 5 3 0 0 7 0 0 0 0</w:t>
-            </w:r>
-          </w:p>
-          <w:p>
-            <w:pPr>
-              <w:spacing w:after="0" w:before="0"/>
-            </w:pPr>
-            <w:r>
-              <w:rPr>
-                <w:rFonts w:ascii="Courier New" w:cs="Courier New" w:eastAsia="Courier New" w:hAnsi="Courier New"/>
-                <w:color w:val="CDD6F4"/>
-                <w:sz w:val="17"/>
-                <w:szCs w:val="17"/>
-              </w:rPr>
-              <w:t xml:space="preserve">Row 2: 6 0 0 1 9 5 0 0 0</w:t>
-            </w:r>
-          </w:p>
-          <w:p>
-            <w:pPr>
-              <w:spacing w:after="0" w:before="0"/>
-            </w:pPr>
-            <w:r>
-              <w:rPr>
-                <w:rFonts w:ascii="Courier New" w:cs="Courier New" w:eastAsia="Courier New" w:hAnsi="Courier New"/>
-                <w:color w:val="CDD6F4"/>
-                <w:sz w:val="17"/>
-                <w:szCs w:val="17"/>
-              </w:rPr>
-              <w:t xml:space="preserve">Row 3: 0 9 8 0 0 0 0 6 0</w:t>
-            </w:r>
-          </w:p>
-          <w:p>
-            <w:pPr>
-              <w:spacing w:after="0" w:before="0"/>
-            </w:pPr>
-            <w:r>
-              <w:rPr>
-                <w:rFonts w:ascii="Courier New" w:cs="Courier New" w:eastAsia="Courier New" w:hAnsi="Courier New"/>
-                <w:color w:val="CDD6F4"/>
-                <w:sz w:val="17"/>
-                <w:szCs w:val="17"/>
-              </w:rPr>
-              <w:t xml:space="preserve">Row 4: 8 0 0 0 6 0 0 0 3</w:t>
-            </w:r>
-          </w:p>
-          <w:p>
-            <w:pPr>
-              <w:spacing w:after="0" w:before="0"/>
-            </w:pPr>
-            <w:r>
-              <w:rPr>
-                <w:rFonts w:ascii="Courier New" w:cs="Courier New" w:eastAsia="Courier New" w:hAnsi="Courier New"/>
-                <w:color w:val="CDD6F4"/>
-                <w:sz w:val="17"/>
-                <w:szCs w:val="17"/>
-              </w:rPr>
-              <w:t xml:space="preserve">Row 5: 4 0 0 8 0 3 0 0 1</w:t>
-            </w:r>
-          </w:p>
-          <w:p>
-            <w:pPr>
-              <w:spacing w:after="0" w:before="0"/>
-            </w:pPr>
-            <w:r>
-              <w:rPr>
-                <w:rFonts w:ascii="Courier New" w:cs="Courier New" w:eastAsia="Courier New" w:hAnsi="Courier New"/>
-                <w:color w:val="CDD6F4"/>
-                <w:sz w:val="17"/>
-                <w:szCs w:val="17"/>
-              </w:rPr>
-              <w:t xml:space="preserve">Row 6: 7 0 0 0 2 0 0 0 6</w:t>
-            </w:r>
-          </w:p>
-          <w:p>
-            <w:pPr>
-              <w:spacing w:after="0" w:before="0"/>
-            </w:pPr>
-            <w:r>
-              <w:rPr>
-                <w:rFonts w:ascii="Courier New" w:cs="Courier New" w:eastAsia="Courier New" w:hAnsi="Courier New"/>
-                <w:color w:val="CDD6F4"/>
-                <w:sz w:val="17"/>
-                <w:szCs w:val="17"/>
-              </w:rPr>
-              <w:t xml:space="preserve">Row 7: 0 6 0 0 0 0 2 8 0</w:t>
-            </w:r>
-          </w:p>
-          <w:p>
-            <w:pPr>
-              <w:spacing w:after="0" w:before="0"/>
-            </w:pPr>
-            <w:r>
-              <w:rPr>
-                <w:rFonts w:ascii="Courier New" w:cs="Courier New" w:eastAsia="Courier New" w:hAnsi="Courier New"/>
-                <w:color w:val="CDD6F4"/>
-                <w:sz w:val="17"/>
-                <w:szCs w:val="17"/>
-              </w:rPr>
-              <w:t xml:space="preserve">Row 8: 0 0 0 4 1 9 0 0 5</w:t>
-            </w:r>
-          </w:p>
-          <w:p>
-            <w:pPr>
-              <w:spacing w:after="0" w:before="0"/>
-            </w:pPr>
-            <w:r>
-              <w:rPr>
-                <w:rFonts w:ascii="Courier New" w:cs="Courier New" w:eastAsia="Courier New" w:hAnsi="Courier New"/>
-                <w:color w:val="CDD6F4"/>
-                <w:sz w:val="17"/>
-                <w:szCs w:val="17"/>
-              </w:rPr>
-              <w:t xml:space="preserve">Row 9: 0 0 0 0 8 0 0 7 9</w:t>
+              <w:spacing w:before="0" w:after="0"/>
+            </w:pPr>
+            <w:r>
+              <w:rPr>
+                <w:rFonts w:ascii="Courier New" w:hAnsi="Courier New" w:eastAsia="Courier New" w:cs="Courier New"/>
+                <w:color w:val="CDD6F4"/>
+                <w:sz w:val="17"/>
+                <w:szCs w:val="17"/>
+              </w:rPr>
+              <w:t>Enter Sudoku row by row (0 = empty):</w:t>
+            </w:r>
+          </w:p>
+          <w:p>
+            <w:pPr>
+              <w:spacing w:before="0" w:after="0"/>
+            </w:pPr>
+            <w:r>
+              <w:rPr>
+                <w:rFonts w:ascii="Courier New" w:hAnsi="Courier New" w:eastAsia="Courier New" w:cs="Courier New"/>
+                <w:color w:val="CDD6F4"/>
+                <w:sz w:val="17"/>
+                <w:szCs w:val="17"/>
+              </w:rPr>
+              <w:t>Row 1: 5 3 0 0 7 0 0 0 0</w:t>
+            </w:r>
+          </w:p>
+          <w:p>
+            <w:pPr>
+              <w:spacing w:before="0" w:after="0"/>
+            </w:pPr>
+            <w:r>
+              <w:rPr>
+                <w:rFonts w:ascii="Courier New" w:hAnsi="Courier New" w:eastAsia="Courier New" w:cs="Courier New"/>
+                <w:color w:val="CDD6F4"/>
+                <w:sz w:val="17"/>
+                <w:szCs w:val="17"/>
+              </w:rPr>
+              <w:t>Row 2: 6 0 0 1 9 5 0 0 0</w:t>
+            </w:r>
+          </w:p>
+          <w:p>
+            <w:pPr>
+              <w:spacing w:before="0" w:after="0"/>
+            </w:pPr>
+            <w:r>
+              <w:rPr>
+                <w:rFonts w:ascii="Courier New" w:hAnsi="Courier New" w:eastAsia="Courier New" w:cs="Courier New"/>
+                <w:color w:val="CDD6F4"/>
+                <w:sz w:val="17"/>
+                <w:szCs w:val="17"/>
+              </w:rPr>
+              <w:t>Row 3: 0 9 8 0 0 0 0 6 0</w:t>
+            </w:r>
+          </w:p>
+          <w:p>
+            <w:pPr>
+              <w:spacing w:before="0" w:after="0"/>
+            </w:pPr>
+            <w:r>
+              <w:rPr>
+                <w:rFonts w:ascii="Courier New" w:hAnsi="Courier New" w:eastAsia="Courier New" w:cs="Courier New"/>
+                <w:color w:val="CDD6F4"/>
+                <w:sz w:val="17"/>
+                <w:szCs w:val="17"/>
+              </w:rPr>
+              <w:t>Row 4: 8 0 0 0 6 0 0 0 3</w:t>
+            </w:r>
+          </w:p>
+          <w:p>
+            <w:pPr>
+              <w:spacing w:before="0" w:after="0"/>
+            </w:pPr>
+            <w:r>
+              <w:rPr>
+                <w:rFonts w:ascii="Courier New" w:hAnsi="Courier New" w:eastAsia="Courier New" w:cs="Courier New"/>
+                <w:color w:val="CDD6F4"/>
+                <w:sz w:val="17"/>
+                <w:szCs w:val="17"/>
+              </w:rPr>
+              <w:t>Row 5: 4 0 0 8 0 3 0 0 1</w:t>
+            </w:r>
+          </w:p>
+          <w:p>
+            <w:pPr>
+              <w:spacing w:before="0" w:after="0"/>
+            </w:pPr>
+            <w:r>
+              <w:rPr>
+                <w:rFonts w:ascii="Courier New" w:hAnsi="Courier New" w:eastAsia="Courier New" w:cs="Courier New"/>
+                <w:color w:val="CDD6F4"/>
+                <w:sz w:val="17"/>
+                <w:szCs w:val="17"/>
+              </w:rPr>
+              <w:t>Row 6: 7 0 0 0 2 0 0 0 6</w:t>
+            </w:r>
+          </w:p>
+          <w:p>
+            <w:pPr>
+              <w:spacing w:before="0" w:after="0"/>
+            </w:pPr>
+            <w:r>
+              <w:rPr>
+                <w:rFonts w:ascii="Courier New" w:hAnsi="Courier New" w:eastAsia="Courier New" w:cs="Courier New"/>
+                <w:color w:val="CDD6F4"/>
+                <w:sz w:val="17"/>
+                <w:szCs w:val="17"/>
+              </w:rPr>
+              <w:t>Row 7: 0 6 0 0 0 0 2 8 0</w:t>
+            </w:r>
+          </w:p>
+          <w:p>
+            <w:pPr>
+              <w:spacing w:before="0" w:after="0"/>
+            </w:pPr>
+            <w:r>
+              <w:rPr>
+                <w:rFonts w:ascii="Courier New" w:hAnsi="Courier New" w:eastAsia="Courier New" w:cs="Courier New"/>
+                <w:color w:val="CDD6F4"/>
+                <w:sz w:val="17"/>
+                <w:szCs w:val="17"/>
+              </w:rPr>
+              <w:t>Row 8: 0 0 0 4 1 9 0 0 5</w:t>
+            </w:r>
+          </w:p>
+          <w:p>
+            <w:pPr>
+              <w:spacing w:before="0" w:after="0"/>
+            </w:pPr>
+            <w:r>
+              <w:rPr>
+                <w:rFonts w:ascii="Courier New" w:hAnsi="Courier New" w:eastAsia="Courier New" w:cs="Courier New"/>
+                <w:color w:val="CDD6F4"/>
+                <w:sz w:val="17"/>
+                <w:szCs w:val="17"/>
+              </w:rPr>
+              <w:t>Row 9: 0 0 0 0 8 0 0 7 9</w:t>
             </w:r>
           </w:p>
         </w:tc>
@@ -3310,71 +3772,96 @@
     </w:tbl>
     <w:p>
       <w:pPr>
-        <w:spacing w:after="0" w:before="80"/>
-      </w:pPr>
-    </w:p>
-    <w:p>
-      <w:pPr>
-        <w:pStyle w:val="Heading2"/>
-        <w:spacing w:after="80" w:before="200"/>
+        <w:spacing w:before="80" w:after="0"/>
+      </w:pPr>
+    </w:p>
+    <w:p>
+      <w:pPr>
+        <w:pStyle w:val="3"/>
+        <w:spacing w:before="200" w:after="80"/>
       </w:pPr>
       <w:r>
         <w:rPr>
-          <w:rFonts w:ascii="Arial" w:cs="Arial" w:eastAsia="Arial" w:hAnsi="Arial"/>
+          <w:rFonts w:ascii="Arial" w:hAnsi="Arial" w:eastAsia="Arial" w:cs="Arial"/>
           <w:b/>
           <w:bCs/>
           <w:color w:val="C0392B"/>
           <w:sz w:val="24"/>
           <w:szCs w:val="24"/>
         </w:rPr>
-        <w:t xml:space="preserve">7.2  Unsolved Board Display</w:t>
+        <w:t>7.2  Unsolved Board Display</w:t>
       </w:r>
     </w:p>
     <w:p>
       <w:pPr>
-        <w:spacing w:after="0" w:before="40"/>
+        <w:spacing w:before="40" w:after="0"/>
       </w:pPr>
     </w:p>
     <w:tbl>
       <w:tblPr>
-        <w:tblW w:type="dxa" w:w="9360"/>
+        <w:tblStyle w:val="9"/>
+        <w:tblW w:w="9360" w:type="dxa"/>
+        <w:tblInd w:w="0" w:type="dxa"/>
         <w:tblBorders>
-          <w:top w:val="single" w:color="auto" w:sz="4"/>
-          <w:left w:val="single" w:color="auto" w:sz="4"/>
-          <w:bottom w:val="single" w:color="auto" w:sz="4"/>
-          <w:right w:val="single" w:color="auto" w:sz="4"/>
-          <w:insideH w:val="single" w:color="auto" w:sz="4"/>
-          <w:insideV w:val="single" w:color="auto" w:sz="4"/>
+          <w:top w:val="single" w:color="auto" w:sz="4" w:space="0"/>
+          <w:left w:val="single" w:color="auto" w:sz="4" w:space="0"/>
+          <w:bottom w:val="single" w:color="auto" w:sz="4" w:space="0"/>
+          <w:right w:val="single" w:color="auto" w:sz="4" w:space="0"/>
+          <w:insideH w:val="single" w:color="auto" w:sz="4" w:space="0"/>
+          <w:insideV w:val="single" w:color="auto" w:sz="4" w:space="0"/>
         </w:tblBorders>
+        <w:tblLayout w:type="autofit"/>
+        <w:tblCellMar>
+          <w:top w:w="0" w:type="dxa"/>
+          <w:left w:w="10" w:type="dxa"/>
+          <w:bottom w:w="0" w:type="dxa"/>
+          <w:right w:w="10" w:type="dxa"/>
+        </w:tblCellMar>
       </w:tblPr>
       <w:tblGrid>
         <w:gridCol w:w="9360"/>
       </w:tblGrid>
       <w:tr>
+        <w:tblPrEx>
+          <w:tblBorders>
+            <w:top w:val="single" w:color="auto" w:sz="4" w:space="0"/>
+            <w:left w:val="single" w:color="auto" w:sz="4" w:space="0"/>
+            <w:bottom w:val="single" w:color="auto" w:sz="4" w:space="0"/>
+            <w:right w:val="single" w:color="auto" w:sz="4" w:space="0"/>
+            <w:insideH w:val="single" w:color="auto" w:sz="4" w:space="0"/>
+            <w:insideV w:val="single" w:color="auto" w:sz="4" w:space="0"/>
+          </w:tblBorders>
+          <w:tblCellMar>
+            <w:top w:w="0" w:type="dxa"/>
+            <w:left w:w="10" w:type="dxa"/>
+            <w:bottom w:w="0" w:type="dxa"/>
+            <w:right w:w="10" w:type="dxa"/>
+          </w:tblCellMar>
+        </w:tblPrEx>
         <w:tc>
           <w:tcPr>
-            <w:tcW w:type="dxa" w:w="9360"/>
+            <w:tcW w:w="9360" w:type="dxa"/>
             <w:tcBorders>
-              <w:top w:val="single" w:color="1A2A4A" w:sz="1"/>
-              <w:left w:val="single" w:color="1A2A4A" w:sz="1"/>
-              <w:bottom w:val="single" w:color="1A2A4A" w:sz="1"/>
-              <w:right w:val="single" w:color="1A2A4A" w:sz="1"/>
+              <w:top w:val="single" w:color="1A2A4A" w:sz="0" w:space="0"/>
+              <w:left w:val="single" w:color="1A2A4A" w:sz="0" w:space="0"/>
+              <w:bottom w:val="single" w:color="1A2A4A" w:sz="0" w:space="0"/>
+              <w:right w:val="single" w:color="1A2A4A" w:sz="0" w:space="0"/>
             </w:tcBorders>
-            <w:shd w:fill="1E1E2E" w:val="clear"/>
+            <w:shd w:val="clear" w:color="auto" w:fill="1E1E2E"/>
             <w:tcMar>
-              <w:top w:type="dxa" w:w="100"/>
-              <w:left w:type="dxa" w:w="200"/>
-              <w:bottom w:type="dxa" w:w="100"/>
-              <w:right w:type="dxa" w:w="200"/>
+              <w:top w:w="100" w:type="dxa"/>
+              <w:left w:w="200" w:type="dxa"/>
+              <w:bottom w:w="100" w:type="dxa"/>
+              <w:right w:w="200" w:type="dxa"/>
             </w:tcMar>
           </w:tcPr>
           <w:p>
             <w:pPr>
-              <w:spacing w:after="0" w:before="0"/>
-            </w:pPr>
-            <w:r>
-              <w:rPr>
-                <w:rFonts w:ascii="Courier New" w:cs="Courier New" w:eastAsia="Courier New" w:hAnsi="Courier New"/>
+              <w:spacing w:before="0" w:after="0"/>
+            </w:pPr>
+            <w:r>
+              <w:rPr>
+                <w:rFonts w:ascii="Courier New" w:hAnsi="Courier New" w:eastAsia="Courier New" w:cs="Courier New"/>
                 <w:color w:val="CDD6F4"/>
                 <w:sz w:val="17"/>
                 <w:szCs w:val="17"/>
@@ -3384,11 +3871,11 @@
           </w:p>
           <w:p>
             <w:pPr>
-              <w:spacing w:after="0" w:before="0"/>
-            </w:pPr>
-            <w:r>
-              <w:rPr>
-                <w:rFonts w:ascii="Courier New" w:cs="Courier New" w:eastAsia="Courier New" w:hAnsi="Courier New"/>
+              <w:spacing w:before="0" w:after="0"/>
+            </w:pPr>
+            <w:r>
+              <w:rPr>
+                <w:rFonts w:ascii="Courier New" w:hAnsi="Courier New" w:eastAsia="Courier New" w:cs="Courier New"/>
                 <w:color w:val="CDD6F4"/>
                 <w:sz w:val="17"/>
                 <w:szCs w:val="17"/>
@@ -3398,11 +3885,11 @@
           </w:p>
           <w:p>
             <w:pPr>
-              <w:spacing w:after="0" w:before="0"/>
-            </w:pPr>
-            <w:r>
-              <w:rPr>
-                <w:rFonts w:ascii="Courier New" w:cs="Courier New" w:eastAsia="Courier New" w:hAnsi="Courier New"/>
+              <w:spacing w:before="0" w:after="0"/>
+            </w:pPr>
+            <w:r>
+              <w:rPr>
+                <w:rFonts w:ascii="Courier New" w:hAnsi="Courier New" w:eastAsia="Courier New" w:cs="Courier New"/>
                 <w:color w:val="CDD6F4"/>
                 <w:sz w:val="17"/>
                 <w:szCs w:val="17"/>
@@ -3412,11 +3899,11 @@
           </w:p>
           <w:p>
             <w:pPr>
-              <w:spacing w:after="0" w:before="0"/>
-            </w:pPr>
-            <w:r>
-              <w:rPr>
-                <w:rFonts w:ascii="Courier New" w:cs="Courier New" w:eastAsia="Courier New" w:hAnsi="Courier New"/>
+              <w:spacing w:before="0" w:after="0"/>
+            </w:pPr>
+            <w:r>
+              <w:rPr>
+                <w:rFonts w:ascii="Courier New" w:hAnsi="Courier New" w:eastAsia="Courier New" w:cs="Courier New"/>
                 <w:color w:val="CDD6F4"/>
                 <w:sz w:val="17"/>
                 <w:szCs w:val="17"/>
@@ -3426,11 +3913,11 @@
           </w:p>
           <w:p>
             <w:pPr>
-              <w:spacing w:after="0" w:before="0"/>
-            </w:pPr>
-            <w:r>
-              <w:rPr>
-                <w:rFonts w:ascii="Courier New" w:cs="Courier New" w:eastAsia="Courier New" w:hAnsi="Courier New"/>
+              <w:spacing w:before="0" w:after="0"/>
+            </w:pPr>
+            <w:r>
+              <w:rPr>
+                <w:rFonts w:ascii="Courier New" w:hAnsi="Courier New" w:eastAsia="Courier New" w:cs="Courier New"/>
                 <w:color w:val="CDD6F4"/>
                 <w:sz w:val="17"/>
                 <w:szCs w:val="17"/>
@@ -3440,11 +3927,11 @@
           </w:p>
           <w:p>
             <w:pPr>
-              <w:spacing w:after="0" w:before="0"/>
-            </w:pPr>
-            <w:r>
-              <w:rPr>
-                <w:rFonts w:ascii="Courier New" w:cs="Courier New" w:eastAsia="Courier New" w:hAnsi="Courier New"/>
+              <w:spacing w:before="0" w:after="0"/>
+            </w:pPr>
+            <w:r>
+              <w:rPr>
+                <w:rFonts w:ascii="Courier New" w:hAnsi="Courier New" w:eastAsia="Courier New" w:cs="Courier New"/>
                 <w:color w:val="CDD6F4"/>
                 <w:sz w:val="17"/>
                 <w:szCs w:val="17"/>
@@ -3454,11 +3941,11 @@
           </w:p>
           <w:p>
             <w:pPr>
-              <w:spacing w:after="0" w:before="0"/>
-            </w:pPr>
-            <w:r>
-              <w:rPr>
-                <w:rFonts w:ascii="Courier New" w:cs="Courier New" w:eastAsia="Courier New" w:hAnsi="Courier New"/>
+              <w:spacing w:before="0" w:after="0"/>
+            </w:pPr>
+            <w:r>
+              <w:rPr>
+                <w:rFonts w:ascii="Courier New" w:hAnsi="Courier New" w:eastAsia="Courier New" w:cs="Courier New"/>
                 <w:color w:val="CDD6F4"/>
                 <w:sz w:val="17"/>
                 <w:szCs w:val="17"/>
@@ -3468,11 +3955,11 @@
           </w:p>
           <w:p>
             <w:pPr>
-              <w:spacing w:after="0" w:before="0"/>
-            </w:pPr>
-            <w:r>
-              <w:rPr>
-                <w:rFonts w:ascii="Courier New" w:cs="Courier New" w:eastAsia="Courier New" w:hAnsi="Courier New"/>
+              <w:spacing w:before="0" w:after="0"/>
+            </w:pPr>
+            <w:r>
+              <w:rPr>
+                <w:rFonts w:ascii="Courier New" w:hAnsi="Courier New" w:eastAsia="Courier New" w:cs="Courier New"/>
                 <w:color w:val="CDD6F4"/>
                 <w:sz w:val="17"/>
                 <w:szCs w:val="17"/>
@@ -3482,11 +3969,11 @@
           </w:p>
           <w:p>
             <w:pPr>
-              <w:spacing w:after="0" w:before="0"/>
-            </w:pPr>
-            <w:r>
-              <w:rPr>
-                <w:rFonts w:ascii="Courier New" w:cs="Courier New" w:eastAsia="Courier New" w:hAnsi="Courier New"/>
+              <w:spacing w:before="0" w:after="0"/>
+            </w:pPr>
+            <w:r>
+              <w:rPr>
+                <w:rFonts w:ascii="Courier New" w:hAnsi="Courier New" w:eastAsia="Courier New" w:cs="Courier New"/>
                 <w:color w:val="CDD6F4"/>
                 <w:sz w:val="17"/>
                 <w:szCs w:val="17"/>
@@ -3496,11 +3983,11 @@
           </w:p>
           <w:p>
             <w:pPr>
-              <w:spacing w:after="0" w:before="0"/>
-            </w:pPr>
-            <w:r>
-              <w:rPr>
-                <w:rFonts w:ascii="Courier New" w:cs="Courier New" w:eastAsia="Courier New" w:hAnsi="Courier New"/>
+              <w:spacing w:before="0" w:after="0"/>
+            </w:pPr>
+            <w:r>
+              <w:rPr>
+                <w:rFonts w:ascii="Courier New" w:hAnsi="Courier New" w:eastAsia="Courier New" w:cs="Courier New"/>
                 <w:color w:val="CDD6F4"/>
                 <w:sz w:val="17"/>
                 <w:szCs w:val="17"/>
@@ -3510,11 +3997,11 @@
           </w:p>
           <w:p>
             <w:pPr>
-              <w:spacing w:after="0" w:before="0"/>
-            </w:pPr>
-            <w:r>
-              <w:rPr>
-                <w:rFonts w:ascii="Courier New" w:cs="Courier New" w:eastAsia="Courier New" w:hAnsi="Courier New"/>
+              <w:spacing w:before="0" w:after="0"/>
+            </w:pPr>
+            <w:r>
+              <w:rPr>
+                <w:rFonts w:ascii="Courier New" w:hAnsi="Courier New" w:eastAsia="Courier New" w:cs="Courier New"/>
                 <w:color w:val="CDD6F4"/>
                 <w:sz w:val="17"/>
                 <w:szCs w:val="17"/>
@@ -3524,11 +4011,11 @@
           </w:p>
           <w:p>
             <w:pPr>
-              <w:spacing w:after="0" w:before="0"/>
-            </w:pPr>
-            <w:r>
-              <w:rPr>
-                <w:rFonts w:ascii="Courier New" w:cs="Courier New" w:eastAsia="Courier New" w:hAnsi="Courier New"/>
+              <w:spacing w:before="0" w:after="0"/>
+            </w:pPr>
+            <w:r>
+              <w:rPr>
+                <w:rFonts w:ascii="Courier New" w:hAnsi="Courier New" w:eastAsia="Courier New" w:cs="Courier New"/>
                 <w:color w:val="CDD6F4"/>
                 <w:sz w:val="17"/>
                 <w:szCs w:val="17"/>
@@ -3538,11 +4025,11 @@
           </w:p>
           <w:p>
             <w:pPr>
-              <w:spacing w:after="0" w:before="0"/>
-            </w:pPr>
-            <w:r>
-              <w:rPr>
-                <w:rFonts w:ascii="Courier New" w:cs="Courier New" w:eastAsia="Courier New" w:hAnsi="Courier New"/>
+              <w:spacing w:before="0" w:after="0"/>
+            </w:pPr>
+            <w:r>
+              <w:rPr>
+                <w:rFonts w:ascii="Courier New" w:hAnsi="Courier New" w:eastAsia="Courier New" w:cs="Courier New"/>
                 <w:color w:val="CDD6F4"/>
                 <w:sz w:val="17"/>
                 <w:szCs w:val="17"/>
@@ -3555,71 +4042,96 @@
     </w:tbl>
     <w:p>
       <w:pPr>
-        <w:spacing w:after="0" w:before="80"/>
-      </w:pPr>
-    </w:p>
-    <w:p>
-      <w:pPr>
-        <w:pStyle w:val="Heading2"/>
-        <w:spacing w:after="80" w:before="200"/>
+        <w:spacing w:before="80" w:after="0"/>
+      </w:pPr>
+    </w:p>
+    <w:p>
+      <w:pPr>
+        <w:pStyle w:val="3"/>
+        <w:spacing w:before="200" w:after="80"/>
       </w:pPr>
       <w:r>
         <w:rPr>
-          <w:rFonts w:ascii="Arial" w:cs="Arial" w:eastAsia="Arial" w:hAnsi="Arial"/>
+          <w:rFonts w:ascii="Arial" w:hAnsi="Arial" w:eastAsia="Arial" w:cs="Arial"/>
           <w:b/>
           <w:bCs/>
           <w:color w:val="C0392B"/>
           <w:sz w:val="24"/>
           <w:szCs w:val="24"/>
         </w:rPr>
-        <w:t xml:space="preserve">7.3  Solved Board Display</w:t>
+        <w:t>7.3  Solved Board Display</w:t>
       </w:r>
     </w:p>
     <w:p>
       <w:pPr>
-        <w:spacing w:after="0" w:before="40"/>
+        <w:spacing w:before="40" w:after="0"/>
       </w:pPr>
     </w:p>
     <w:tbl>
       <w:tblPr>
-        <w:tblW w:type="dxa" w:w="9360"/>
+        <w:tblStyle w:val="9"/>
+        <w:tblW w:w="9360" w:type="dxa"/>
+        <w:tblInd w:w="0" w:type="dxa"/>
         <w:tblBorders>
-          <w:top w:val="single" w:color="auto" w:sz="4"/>
-          <w:left w:val="single" w:color="auto" w:sz="4"/>
-          <w:bottom w:val="single" w:color="auto" w:sz="4"/>
-          <w:right w:val="single" w:color="auto" w:sz="4"/>
-          <w:insideH w:val="single" w:color="auto" w:sz="4"/>
-          <w:insideV w:val="single" w:color="auto" w:sz="4"/>
+          <w:top w:val="single" w:color="auto" w:sz="4" w:space="0"/>
+          <w:left w:val="single" w:color="auto" w:sz="4" w:space="0"/>
+          <w:bottom w:val="single" w:color="auto" w:sz="4" w:space="0"/>
+          <w:right w:val="single" w:color="auto" w:sz="4" w:space="0"/>
+          <w:insideH w:val="single" w:color="auto" w:sz="4" w:space="0"/>
+          <w:insideV w:val="single" w:color="auto" w:sz="4" w:space="0"/>
         </w:tblBorders>
+        <w:tblLayout w:type="autofit"/>
+        <w:tblCellMar>
+          <w:top w:w="0" w:type="dxa"/>
+          <w:left w:w="10" w:type="dxa"/>
+          <w:bottom w:w="0" w:type="dxa"/>
+          <w:right w:w="10" w:type="dxa"/>
+        </w:tblCellMar>
       </w:tblPr>
       <w:tblGrid>
         <w:gridCol w:w="9360"/>
       </w:tblGrid>
       <w:tr>
+        <w:tblPrEx>
+          <w:tblBorders>
+            <w:top w:val="single" w:color="auto" w:sz="4" w:space="0"/>
+            <w:left w:val="single" w:color="auto" w:sz="4" w:space="0"/>
+            <w:bottom w:val="single" w:color="auto" w:sz="4" w:space="0"/>
+            <w:right w:val="single" w:color="auto" w:sz="4" w:space="0"/>
+            <w:insideH w:val="single" w:color="auto" w:sz="4" w:space="0"/>
+            <w:insideV w:val="single" w:color="auto" w:sz="4" w:space="0"/>
+          </w:tblBorders>
+          <w:tblCellMar>
+            <w:top w:w="0" w:type="dxa"/>
+            <w:left w:w="10" w:type="dxa"/>
+            <w:bottom w:w="0" w:type="dxa"/>
+            <w:right w:w="10" w:type="dxa"/>
+          </w:tblCellMar>
+        </w:tblPrEx>
         <w:tc>
           <w:tcPr>
-            <w:tcW w:type="dxa" w:w="9360"/>
+            <w:tcW w:w="9360" w:type="dxa"/>
             <w:tcBorders>
-              <w:top w:val="single" w:color="1A2A4A" w:sz="1"/>
-              <w:left w:val="single" w:color="1A2A4A" w:sz="1"/>
-              <w:bottom w:val="single" w:color="1A2A4A" w:sz="1"/>
-              <w:right w:val="single" w:color="1A2A4A" w:sz="1"/>
+              <w:top w:val="single" w:color="1A2A4A" w:sz="0" w:space="0"/>
+              <w:left w:val="single" w:color="1A2A4A" w:sz="0" w:space="0"/>
+              <w:bottom w:val="single" w:color="1A2A4A" w:sz="0" w:space="0"/>
+              <w:right w:val="single" w:color="1A2A4A" w:sz="0" w:space="0"/>
             </w:tcBorders>
-            <w:shd w:fill="1E1E2E" w:val="clear"/>
+            <w:shd w:val="clear" w:color="auto" w:fill="1E1E2E"/>
             <w:tcMar>
-              <w:top w:type="dxa" w:w="100"/>
-              <w:left w:type="dxa" w:w="200"/>
-              <w:bottom w:type="dxa" w:w="100"/>
-              <w:right w:type="dxa" w:w="200"/>
+              <w:top w:w="100" w:type="dxa"/>
+              <w:left w:w="200" w:type="dxa"/>
+              <w:bottom w:w="100" w:type="dxa"/>
+              <w:right w:w="200" w:type="dxa"/>
             </w:tcMar>
           </w:tcPr>
           <w:p>
             <w:pPr>
-              <w:spacing w:after="0" w:before="0"/>
-            </w:pPr>
-            <w:r>
-              <w:rPr>
-                <w:rFonts w:ascii="Courier New" w:cs="Courier New" w:eastAsia="Courier New" w:hAnsi="Courier New"/>
+              <w:spacing w:before="0" w:after="0"/>
+            </w:pPr>
+            <w:r>
+              <w:rPr>
+                <w:rFonts w:ascii="Courier New" w:hAnsi="Courier New" w:eastAsia="Courier New" w:cs="Courier New"/>
                 <w:color w:val="CDD6F4"/>
                 <w:sz w:val="17"/>
                 <w:szCs w:val="17"/>
@@ -3629,11 +4141,78 @@
           </w:p>
           <w:p>
             <w:pPr>
-              <w:spacing w:after="0" w:before="0"/>
-            </w:pPr>
-            <w:r>
-              <w:rPr>
-                <w:rFonts w:ascii="Courier New" w:cs="Courier New" w:eastAsia="Courier New" w:hAnsi="Courier New"/>
+              <w:spacing w:before="0" w:after="0"/>
+            </w:pPr>
+            <w:r>
+              <w:rPr>
+                <w:rFonts w:ascii="Courier New" w:hAnsi="Courier New" w:eastAsia="Courier New" w:cs="Courier New"/>
+                <w:color w:val="CDD6F4"/>
+                <w:sz w:val="17"/>
+                <w:szCs w:val="17"/>
+              </w:rPr>
+              <w:t xml:space="preserve">  </w:t>
+            </w:r>
+            <w:bookmarkStart w:id="0" w:name="_GoBack"/>
+            <w:bookmarkEnd w:id="0"/>
+            <w:r>
+              <w:rPr>
+                <w:rFonts w:ascii="Courier New" w:hAnsi="Courier New" w:eastAsia="Courier New" w:cs="Courier New"/>
+                <w:color w:val="CDD6F4"/>
+                <w:sz w:val="17"/>
+                <w:szCs w:val="17"/>
+              </w:rPr>
+              <w:t>+ - - - + - - - + - - - +</w:t>
+            </w:r>
+          </w:p>
+          <w:p>
+            <w:pPr>
+              <w:spacing w:before="0" w:after="0"/>
+            </w:pPr>
+            <w:r>
+              <w:rPr>
+                <w:rFonts w:ascii="Courier New" w:hAnsi="Courier New" w:eastAsia="Courier New" w:cs="Courier New"/>
+                <w:color w:val="CDD6F4"/>
+                <w:sz w:val="17"/>
+                <w:szCs w:val="17"/>
+              </w:rPr>
+              <w:t xml:space="preserve">  | 5 3 4 | 6 7 8 | 9 1 2 |</w:t>
+            </w:r>
+          </w:p>
+          <w:p>
+            <w:pPr>
+              <w:spacing w:before="0" w:after="0"/>
+            </w:pPr>
+            <w:r>
+              <w:rPr>
+                <w:rFonts w:ascii="Courier New" w:hAnsi="Courier New" w:eastAsia="Courier New" w:cs="Courier New"/>
+                <w:color w:val="CDD6F4"/>
+                <w:sz w:val="17"/>
+                <w:szCs w:val="17"/>
+              </w:rPr>
+              <w:t xml:space="preserve">  | 6 7 2 | 1 9 5 | 3 4 8 |</w:t>
+            </w:r>
+          </w:p>
+          <w:p>
+            <w:pPr>
+              <w:spacing w:before="0" w:after="0"/>
+            </w:pPr>
+            <w:r>
+              <w:rPr>
+                <w:rFonts w:ascii="Courier New" w:hAnsi="Courier New" w:eastAsia="Courier New" w:cs="Courier New"/>
+                <w:color w:val="CDD6F4"/>
+                <w:sz w:val="17"/>
+                <w:szCs w:val="17"/>
+              </w:rPr>
+              <w:t xml:space="preserve">  | 1 9 8 | 3 4 2 | 5 6 7 |</w:t>
+            </w:r>
+          </w:p>
+          <w:p>
+            <w:pPr>
+              <w:spacing w:before="0" w:after="0"/>
+            </w:pPr>
+            <w:r>
+              <w:rPr>
+                <w:rFonts w:ascii="Courier New" w:hAnsi="Courier New" w:eastAsia="Courier New" w:cs="Courier New"/>
                 <w:color w:val="CDD6F4"/>
                 <w:sz w:val="17"/>
                 <w:szCs w:val="17"/>
@@ -3643,53 +4222,53 @@
           </w:p>
           <w:p>
             <w:pPr>
-              <w:spacing w:after="0" w:before="0"/>
-            </w:pPr>
-            <w:r>
-              <w:rPr>
-                <w:rFonts w:ascii="Courier New" w:cs="Courier New" w:eastAsia="Courier New" w:hAnsi="Courier New"/>
-                <w:color w:val="CDD6F4"/>
-                <w:sz w:val="17"/>
-                <w:szCs w:val="17"/>
-              </w:rPr>
-              <w:t xml:space="preserve">  | 5 3 4 | 6 7 8 | 9 1 2 |</w:t>
-            </w:r>
-          </w:p>
-          <w:p>
-            <w:pPr>
-              <w:spacing w:after="0" w:before="0"/>
-            </w:pPr>
-            <w:r>
-              <w:rPr>
-                <w:rFonts w:ascii="Courier New" w:cs="Courier New" w:eastAsia="Courier New" w:hAnsi="Courier New"/>
-                <w:color w:val="CDD6F4"/>
-                <w:sz w:val="17"/>
-                <w:szCs w:val="17"/>
-              </w:rPr>
-              <w:t xml:space="preserve">  | 6 7 2 | 1 9 5 | 3 4 8 |</w:t>
-            </w:r>
-          </w:p>
-          <w:p>
-            <w:pPr>
-              <w:spacing w:after="0" w:before="0"/>
-            </w:pPr>
-            <w:r>
-              <w:rPr>
-                <w:rFonts w:ascii="Courier New" w:cs="Courier New" w:eastAsia="Courier New" w:hAnsi="Courier New"/>
-                <w:color w:val="CDD6F4"/>
-                <w:sz w:val="17"/>
-                <w:szCs w:val="17"/>
-              </w:rPr>
-              <w:t xml:space="preserve">  | 1 9 8 | 3 4 2 | 5 6 7 |</w:t>
-            </w:r>
-          </w:p>
-          <w:p>
-            <w:pPr>
-              <w:spacing w:after="0" w:before="0"/>
-            </w:pPr>
-            <w:r>
-              <w:rPr>
-                <w:rFonts w:ascii="Courier New" w:cs="Courier New" w:eastAsia="Courier New" w:hAnsi="Courier New"/>
+              <w:spacing w:before="0" w:after="0"/>
+            </w:pPr>
+            <w:r>
+              <w:rPr>
+                <w:rFonts w:ascii="Courier New" w:hAnsi="Courier New" w:eastAsia="Courier New" w:cs="Courier New"/>
+                <w:color w:val="CDD6F4"/>
+                <w:sz w:val="17"/>
+                <w:szCs w:val="17"/>
+              </w:rPr>
+              <w:t xml:space="preserve">  | 8 5 9 | 7 6 1 | 4 2 3 |</w:t>
+            </w:r>
+          </w:p>
+          <w:p>
+            <w:pPr>
+              <w:spacing w:before="0" w:after="0"/>
+            </w:pPr>
+            <w:r>
+              <w:rPr>
+                <w:rFonts w:ascii="Courier New" w:hAnsi="Courier New" w:eastAsia="Courier New" w:cs="Courier New"/>
+                <w:color w:val="CDD6F4"/>
+                <w:sz w:val="17"/>
+                <w:szCs w:val="17"/>
+              </w:rPr>
+              <w:t xml:space="preserve">  | 4 2 6 | 8 5 3 | 7 9 1 |</w:t>
+            </w:r>
+          </w:p>
+          <w:p>
+            <w:pPr>
+              <w:spacing w:before="0" w:after="0"/>
+            </w:pPr>
+            <w:r>
+              <w:rPr>
+                <w:rFonts w:ascii="Courier New" w:hAnsi="Courier New" w:eastAsia="Courier New" w:cs="Courier New"/>
+                <w:color w:val="CDD6F4"/>
+                <w:sz w:val="17"/>
+                <w:szCs w:val="17"/>
+              </w:rPr>
+              <w:t xml:space="preserve">  | 7 1 3 | 9 2 4 | 8 5 6 |</w:t>
+            </w:r>
+          </w:p>
+          <w:p>
+            <w:pPr>
+              <w:spacing w:before="0" w:after="0"/>
+            </w:pPr>
+            <w:r>
+              <w:rPr>
+                <w:rFonts w:ascii="Courier New" w:hAnsi="Courier New" w:eastAsia="Courier New" w:cs="Courier New"/>
                 <w:color w:val="CDD6F4"/>
                 <w:sz w:val="17"/>
                 <w:szCs w:val="17"/>
@@ -3699,67 +4278,11 @@
           </w:p>
           <w:p>
             <w:pPr>
-              <w:spacing w:after="0" w:before="0"/>
-            </w:pPr>
-            <w:r>
-              <w:rPr>
-                <w:rFonts w:ascii="Courier New" w:cs="Courier New" w:eastAsia="Courier New" w:hAnsi="Courier New"/>
-                <w:color w:val="CDD6F4"/>
-                <w:sz w:val="17"/>
-                <w:szCs w:val="17"/>
-              </w:rPr>
-              <w:t xml:space="preserve">  | 8 5 9 | 7 6 1 | 4 2 3 |</w:t>
-            </w:r>
-          </w:p>
-          <w:p>
-            <w:pPr>
-              <w:spacing w:after="0" w:before="0"/>
-            </w:pPr>
-            <w:r>
-              <w:rPr>
-                <w:rFonts w:ascii="Courier New" w:cs="Courier New" w:eastAsia="Courier New" w:hAnsi="Courier New"/>
-                <w:color w:val="CDD6F4"/>
-                <w:sz w:val="17"/>
-                <w:szCs w:val="17"/>
-              </w:rPr>
-              <w:t xml:space="preserve">  | 4 2 6 | 8 5 3 | 7 9 1 |</w:t>
-            </w:r>
-          </w:p>
-          <w:p>
-            <w:pPr>
-              <w:spacing w:after="0" w:before="0"/>
-            </w:pPr>
-            <w:r>
-              <w:rPr>
-                <w:rFonts w:ascii="Courier New" w:cs="Courier New" w:eastAsia="Courier New" w:hAnsi="Courier New"/>
-                <w:color w:val="CDD6F4"/>
-                <w:sz w:val="17"/>
-                <w:szCs w:val="17"/>
-              </w:rPr>
-              <w:t xml:space="preserve">  | 7 1 3 | 9 2 4 | 8 5 6 |</w:t>
-            </w:r>
-          </w:p>
-          <w:p>
-            <w:pPr>
-              <w:spacing w:after="0" w:before="0"/>
-            </w:pPr>
-            <w:r>
-              <w:rPr>
-                <w:rFonts w:ascii="Courier New" w:cs="Courier New" w:eastAsia="Courier New" w:hAnsi="Courier New"/>
-                <w:color w:val="CDD6F4"/>
-                <w:sz w:val="17"/>
-                <w:szCs w:val="17"/>
-              </w:rPr>
-              <w:t xml:space="preserve">  + - - - + - - - + - - - +</w:t>
-            </w:r>
-          </w:p>
-          <w:p>
-            <w:pPr>
-              <w:spacing w:after="0" w:before="0"/>
-            </w:pPr>
-            <w:r>
-              <w:rPr>
-                <w:rFonts w:ascii="Courier New" w:cs="Courier New" w:eastAsia="Courier New" w:hAnsi="Courier New"/>
+              <w:spacing w:before="0" w:after="0"/>
+            </w:pPr>
+            <w:r>
+              <w:rPr>
+                <w:rFonts w:ascii="Courier New" w:hAnsi="Courier New" w:eastAsia="Courier New" w:cs="Courier New"/>
                 <w:color w:val="CDD6F4"/>
                 <w:sz w:val="17"/>
                 <w:szCs w:val="17"/>
@@ -3769,11 +4292,11 @@
           </w:p>
           <w:p>
             <w:pPr>
-              <w:spacing w:after="0" w:before="0"/>
-            </w:pPr>
-            <w:r>
-              <w:rPr>
-                <w:rFonts w:ascii="Courier New" w:cs="Courier New" w:eastAsia="Courier New" w:hAnsi="Courier New"/>
+              <w:spacing w:before="0" w:after="0"/>
+            </w:pPr>
+            <w:r>
+              <w:rPr>
+                <w:rFonts w:ascii="Courier New" w:hAnsi="Courier New" w:eastAsia="Courier New" w:cs="Courier New"/>
                 <w:color w:val="CDD6F4"/>
                 <w:sz w:val="17"/>
                 <w:szCs w:val="17"/>
@@ -3783,11 +4306,11 @@
           </w:p>
           <w:p>
             <w:pPr>
-              <w:spacing w:after="0" w:before="0"/>
-            </w:pPr>
-            <w:r>
-              <w:rPr>
-                <w:rFonts w:ascii="Courier New" w:cs="Courier New" w:eastAsia="Courier New" w:hAnsi="Courier New"/>
+              <w:spacing w:before="0" w:after="0"/>
+            </w:pPr>
+            <w:r>
+              <w:rPr>
+                <w:rFonts w:ascii="Courier New" w:hAnsi="Courier New" w:eastAsia="Courier New" w:cs="Courier New"/>
                 <w:color w:val="CDD6F4"/>
                 <w:sz w:val="17"/>
                 <w:szCs w:val="17"/>
@@ -3797,11 +4320,11 @@
           </w:p>
           <w:p>
             <w:pPr>
-              <w:spacing w:after="0" w:before="0"/>
-            </w:pPr>
-            <w:r>
-              <w:rPr>
-                <w:rFonts w:ascii="Courier New" w:cs="Courier New" w:eastAsia="Courier New" w:hAnsi="Courier New"/>
+              <w:spacing w:before="0" w:after="0"/>
+            </w:pPr>
+            <w:r>
+              <w:rPr>
+                <w:rFonts w:ascii="Courier New" w:hAnsi="Courier New" w:eastAsia="Courier New" w:cs="Courier New"/>
                 <w:color w:val="CDD6F4"/>
                 <w:sz w:val="17"/>
                 <w:szCs w:val="17"/>
@@ -3814,24 +4337,24 @@
     </w:tbl>
     <w:p>
       <w:pPr>
-        <w:spacing w:after="0" w:before="100"/>
-      </w:pPr>
-    </w:p>
-    <w:p>
-      <w:pPr>
-        <w:pStyle w:val="Heading1"/>
-        <w:spacing w:after="120" w:before="320"/>
+        <w:spacing w:before="100" w:after="0"/>
+      </w:pPr>
+    </w:p>
+    <w:p>
+      <w:pPr>
+        <w:pStyle w:val="2"/>
+        <w:spacing w:before="320" w:after="120"/>
       </w:pPr>
       <w:r>
         <w:rPr>
-          <w:rFonts w:ascii="Arial" w:cs="Arial" w:eastAsia="Arial" w:hAnsi="Arial"/>
+          <w:rFonts w:ascii="Arial" w:hAnsi="Arial" w:eastAsia="Arial" w:cs="Arial"/>
           <w:b/>
           <w:bCs/>
           <w:color w:val="1A2A4A"/>
           <w:sz w:val="30"/>
           <w:szCs w:val="30"/>
         </w:rPr>
-        <w:t xml:space="preserve">8.  Features of the Project</w:t>
+        <w:t>8.  Features of the Project</w:t>
       </w:r>
     </w:p>
     <w:p>
@@ -3839,25 +4362,34 @@
         <w:pBdr>
           <w:bottom w:val="single" w:color="C0392B" w:sz="6" w:space="1"/>
         </w:pBdr>
-        <w:spacing w:after="0" w:before="0"/>
-      </w:pPr>
-    </w:p>
-    <w:p>
-      <w:pPr>
-        <w:spacing w:after="0" w:before="80"/>
+        <w:spacing w:before="0" w:after="0"/>
+      </w:pPr>
+    </w:p>
+    <w:p>
+      <w:pPr>
+        <w:spacing w:before="80" w:after="0"/>
       </w:pPr>
     </w:p>
     <w:tbl>
       <w:tblPr>
-        <w:tblW w:type="dxa" w:w="9360"/>
+        <w:tblStyle w:val="9"/>
+        <w:tblW w:w="9360" w:type="dxa"/>
+        <w:tblInd w:w="0" w:type="dxa"/>
         <w:tblBorders>
-          <w:top w:val="single" w:color="auto" w:sz="4"/>
-          <w:left w:val="single" w:color="auto" w:sz="4"/>
-          <w:bottom w:val="single" w:color="auto" w:sz="4"/>
-          <w:right w:val="single" w:color="auto" w:sz="4"/>
-          <w:insideH w:val="single" w:color="auto" w:sz="4"/>
-          <w:insideV w:val="single" w:color="auto" w:sz="4"/>
+          <w:top w:val="single" w:color="auto" w:sz="4" w:space="0"/>
+          <w:left w:val="single" w:color="auto" w:sz="4" w:space="0"/>
+          <w:bottom w:val="single" w:color="auto" w:sz="4" w:space="0"/>
+          <w:right w:val="single" w:color="auto" w:sz="4" w:space="0"/>
+          <w:insideH w:val="single" w:color="auto" w:sz="4" w:space="0"/>
+          <w:insideV w:val="single" w:color="auto" w:sz="4" w:space="0"/>
         </w:tblBorders>
+        <w:tblLayout w:type="autofit"/>
+        <w:tblCellMar>
+          <w:top w:w="0" w:type="dxa"/>
+          <w:left w:w="10" w:type="dxa"/>
+          <w:bottom w:w="0" w:type="dxa"/>
+          <w:right w:w="10" w:type="dxa"/>
+        </w:tblCellMar>
       </w:tblPr>
       <w:tblGrid>
         <w:gridCol w:w="2800"/>
@@ -3865,21 +4397,37 @@
         <w:gridCol w:w="5260"/>
       </w:tblGrid>
       <w:tr>
+        <w:tblPrEx>
+          <w:tblBorders>
+            <w:top w:val="single" w:color="auto" w:sz="4" w:space="0"/>
+            <w:left w:val="single" w:color="auto" w:sz="4" w:space="0"/>
+            <w:bottom w:val="single" w:color="auto" w:sz="4" w:space="0"/>
+            <w:right w:val="single" w:color="auto" w:sz="4" w:space="0"/>
+            <w:insideH w:val="single" w:color="auto" w:sz="4" w:space="0"/>
+            <w:insideV w:val="single" w:color="auto" w:sz="4" w:space="0"/>
+          </w:tblBorders>
+          <w:tblCellMar>
+            <w:top w:w="0" w:type="dxa"/>
+            <w:left w:w="10" w:type="dxa"/>
+            <w:bottom w:w="0" w:type="dxa"/>
+            <w:right w:w="10" w:type="dxa"/>
+          </w:tblCellMar>
+        </w:tblPrEx>
         <w:tc>
           <w:tcPr>
-            <w:tcW w:type="dxa" w:w="2800"/>
+            <w:tcW w:w="2800" w:type="dxa"/>
             <w:tcBorders>
-              <w:top w:val="single" w:color="1A2A4A" w:sz="1"/>
-              <w:left w:val="single" w:color="1A2A4A" w:sz="1"/>
-              <w:bottom w:val="single" w:color="1A2A4A" w:sz="1"/>
-              <w:right w:val="single" w:color="1A2A4A" w:sz="1"/>
+              <w:top w:val="single" w:color="1A2A4A" w:sz="0" w:space="0"/>
+              <w:left w:val="single" w:color="1A2A4A" w:sz="0" w:space="0"/>
+              <w:bottom w:val="single" w:color="1A2A4A" w:sz="0" w:space="0"/>
+              <w:right w:val="single" w:color="1A2A4A" w:sz="0" w:space="0"/>
             </w:tcBorders>
-            <w:shd w:fill="1A2A4A" w:val="clear"/>
+            <w:shd w:val="clear" w:color="auto" w:fill="1A2A4A"/>
             <w:tcMar>
-              <w:top w:type="dxa" w:w="80"/>
-              <w:left w:type="dxa" w:w="160"/>
-              <w:bottom w:type="dxa" w:w="80"/>
-              <w:right w:type="dxa" w:w="160"/>
+              <w:top w:w="80" w:type="dxa"/>
+              <w:left w:w="160" w:type="dxa"/>
+              <w:bottom w:w="80" w:type="dxa"/>
+              <w:right w:w="160" w:type="dxa"/>
             </w:tcMar>
             <w:vAlign w:val="center"/>
           </w:tcPr>
@@ -3889,32 +4437,32 @@
             </w:pPr>
             <w:r>
               <w:rPr>
-                <w:rFonts w:ascii="Arial" w:cs="Arial" w:eastAsia="Arial" w:hAnsi="Arial"/>
+                <w:rFonts w:ascii="Arial" w:hAnsi="Arial" w:eastAsia="Arial" w:cs="Arial"/>
                 <w:b/>
                 <w:bCs/>
                 <w:color w:val="FFFFFF"/>
                 <w:sz w:val="20"/>
                 <w:szCs w:val="20"/>
               </w:rPr>
-              <w:t xml:space="preserve">Feature</w:t>
+              <w:t>Feature</w:t>
             </w:r>
           </w:p>
         </w:tc>
         <w:tc>
           <w:tcPr>
-            <w:tcW w:type="dxa" w:w="1300"/>
+            <w:tcW w:w="1300" w:type="dxa"/>
             <w:tcBorders>
-              <w:top w:val="single" w:color="1A2A4A" w:sz="1"/>
-              <w:left w:val="single" w:color="1A2A4A" w:sz="1"/>
-              <w:bottom w:val="single" w:color="1A2A4A" w:sz="1"/>
-              <w:right w:val="single" w:color="1A2A4A" w:sz="1"/>
+              <w:top w:val="single" w:color="1A2A4A" w:sz="0" w:space="0"/>
+              <w:left w:val="single" w:color="1A2A4A" w:sz="0" w:space="0"/>
+              <w:bottom w:val="single" w:color="1A2A4A" w:sz="0" w:space="0"/>
+              <w:right w:val="single" w:color="1A2A4A" w:sz="0" w:space="0"/>
             </w:tcBorders>
-            <w:shd w:fill="1A2A4A" w:val="clear"/>
+            <w:shd w:val="clear" w:color="auto" w:fill="1A2A4A"/>
             <w:tcMar>
-              <w:top w:type="dxa" w:w="80"/>
-              <w:left w:type="dxa" w:w="160"/>
-              <w:bottom w:type="dxa" w:w="80"/>
-              <w:right w:type="dxa" w:w="160"/>
+              <w:top w:w="80" w:type="dxa"/>
+              <w:left w:w="160" w:type="dxa"/>
+              <w:bottom w:w="80" w:type="dxa"/>
+              <w:right w:w="160" w:type="dxa"/>
             </w:tcMar>
             <w:vAlign w:val="center"/>
           </w:tcPr>
@@ -3924,32 +4472,32 @@
             </w:pPr>
             <w:r>
               <w:rPr>
-                <w:rFonts w:ascii="Arial" w:cs="Arial" w:eastAsia="Arial" w:hAnsi="Arial"/>
+                <w:rFonts w:ascii="Arial" w:hAnsi="Arial" w:eastAsia="Arial" w:cs="Arial"/>
                 <w:b/>
                 <w:bCs/>
                 <w:color w:val="FFFFFF"/>
                 <w:sz w:val="20"/>
                 <w:szCs w:val="20"/>
               </w:rPr>
-              <w:t xml:space="preserve">Status</w:t>
+              <w:t>Status</w:t>
             </w:r>
           </w:p>
         </w:tc>
         <w:tc>
           <w:tcPr>
-            <w:tcW w:type="dxa" w:w="5260"/>
+            <w:tcW w:w="5260" w:type="dxa"/>
             <w:tcBorders>
-              <w:top w:val="single" w:color="1A2A4A" w:sz="1"/>
-              <w:left w:val="single" w:color="1A2A4A" w:sz="1"/>
-              <w:bottom w:val="single" w:color="1A2A4A" w:sz="1"/>
-              <w:right w:val="single" w:color="1A2A4A" w:sz="1"/>
+              <w:top w:val="single" w:color="1A2A4A" w:sz="0" w:space="0"/>
+              <w:left w:val="single" w:color="1A2A4A" w:sz="0" w:space="0"/>
+              <w:bottom w:val="single" w:color="1A2A4A" w:sz="0" w:space="0"/>
+              <w:right w:val="single" w:color="1A2A4A" w:sz="0" w:space="0"/>
             </w:tcBorders>
-            <w:shd w:fill="1A2A4A" w:val="clear"/>
+            <w:shd w:val="clear" w:color="auto" w:fill="1A2A4A"/>
             <w:tcMar>
-              <w:top w:type="dxa" w:w="80"/>
-              <w:left w:type="dxa" w:w="160"/>
-              <w:bottom w:type="dxa" w:w="80"/>
-              <w:right w:type="dxa" w:w="160"/>
+              <w:top w:w="80" w:type="dxa"/>
+              <w:left w:w="160" w:type="dxa"/>
+              <w:bottom w:w="80" w:type="dxa"/>
+              <w:right w:w="160" w:type="dxa"/>
             </w:tcMar>
             <w:vAlign w:val="center"/>
           </w:tcPr>
@@ -3959,34 +4507,50 @@
             </w:pPr>
             <w:r>
               <w:rPr>
-                <w:rFonts w:ascii="Arial" w:cs="Arial" w:eastAsia="Arial" w:hAnsi="Arial"/>
+                <w:rFonts w:ascii="Arial" w:hAnsi="Arial" w:eastAsia="Arial" w:cs="Arial"/>
                 <w:b/>
                 <w:bCs/>
                 <w:color w:val="FFFFFF"/>
                 <w:sz w:val="20"/>
                 <w:szCs w:val="20"/>
               </w:rPr>
-              <w:t xml:space="preserve">Description</w:t>
+              <w:t>Description</w:t>
             </w:r>
           </w:p>
         </w:tc>
       </w:tr>
       <w:tr>
+        <w:tblPrEx>
+          <w:tblBorders>
+            <w:top w:val="single" w:color="auto" w:sz="4" w:space="0"/>
+            <w:left w:val="single" w:color="auto" w:sz="4" w:space="0"/>
+            <w:bottom w:val="single" w:color="auto" w:sz="4" w:space="0"/>
+            <w:right w:val="single" w:color="auto" w:sz="4" w:space="0"/>
+            <w:insideH w:val="single" w:color="auto" w:sz="4" w:space="0"/>
+            <w:insideV w:val="single" w:color="auto" w:sz="4" w:space="0"/>
+          </w:tblBorders>
+          <w:tblCellMar>
+            <w:top w:w="0" w:type="dxa"/>
+            <w:left w:w="10" w:type="dxa"/>
+            <w:bottom w:w="0" w:type="dxa"/>
+            <w:right w:w="10" w:type="dxa"/>
+          </w:tblCellMar>
+        </w:tblPrEx>
         <w:tc>
           <w:tcPr>
-            <w:tcW w:type="dxa" w:w="2800"/>
+            <w:tcW w:w="2800" w:type="dxa"/>
             <w:tcBorders>
-              <w:top w:val="single" w:color="BBBBBB" w:sz="1"/>
-              <w:left w:val="single" w:color="BBBBBB" w:sz="1"/>
-              <w:bottom w:val="single" w:color="BBBBBB" w:sz="1"/>
-              <w:right w:val="single" w:color="BBBBBB" w:sz="1"/>
+              <w:top w:val="single" w:color="BBBBBB" w:sz="0" w:space="0"/>
+              <w:left w:val="single" w:color="BBBBBB" w:sz="0" w:space="0"/>
+              <w:bottom w:val="single" w:color="BBBBBB" w:sz="0" w:space="0"/>
+              <w:right w:val="single" w:color="BBBBBB" w:sz="0" w:space="0"/>
             </w:tcBorders>
-            <w:shd w:fill="FFFFFF" w:val="clear"/>
+            <w:shd w:val="clear" w:color="auto" w:fill="FFFFFF"/>
             <w:tcMar>
-              <w:top w:type="dxa" w:w="70"/>
-              <w:left w:type="dxa" w:w="160"/>
-              <w:bottom w:type="dxa" w:w="70"/>
-              <w:right w:type="dxa" w:w="160"/>
+              <w:top w:w="70" w:type="dxa"/>
+              <w:left w:w="160" w:type="dxa"/>
+              <w:bottom w:w="70" w:type="dxa"/>
+              <w:right w:w="160" w:type="dxa"/>
             </w:tcMar>
             <w:vAlign w:val="center"/>
           </w:tcPr>
@@ -3996,32 +4560,32 @@
             </w:pPr>
             <w:r>
               <w:rPr>
-                <w:rFonts w:ascii="Arial" w:cs="Arial" w:eastAsia="Arial" w:hAnsi="Arial"/>
+                <w:rFonts w:ascii="Arial" w:hAnsi="Arial" w:eastAsia="Arial" w:cs="Arial"/>
                 <w:b/>
                 <w:bCs/>
                 <w:color w:val="1A1A1A"/>
                 <w:sz w:val="20"/>
                 <w:szCs w:val="20"/>
               </w:rPr>
-              <w:t xml:space="preserve">User Input</w:t>
+              <w:t>User Input</w:t>
             </w:r>
           </w:p>
         </w:tc>
         <w:tc>
           <w:tcPr>
-            <w:tcW w:type="dxa" w:w="1300"/>
+            <w:tcW w:w="1300" w:type="dxa"/>
             <w:tcBorders>
-              <w:top w:val="single" w:color="BBBBBB" w:sz="1"/>
-              <w:left w:val="single" w:color="BBBBBB" w:sz="1"/>
-              <w:bottom w:val="single" w:color="BBBBBB" w:sz="1"/>
-              <w:right w:val="single" w:color="BBBBBB" w:sz="1"/>
+              <w:top w:val="single" w:color="BBBBBB" w:sz="0" w:space="0"/>
+              <w:left w:val="single" w:color="BBBBBB" w:sz="0" w:space="0"/>
+              <w:bottom w:val="single" w:color="BBBBBB" w:sz="0" w:space="0"/>
+              <w:right w:val="single" w:color="BBBBBB" w:sz="0" w:space="0"/>
             </w:tcBorders>
-            <w:shd w:fill="FFFFFF" w:val="clear"/>
+            <w:shd w:val="clear" w:color="auto" w:fill="FFFFFF"/>
             <w:tcMar>
-              <w:top w:type="dxa" w:w="70"/>
-              <w:left w:type="dxa" w:w="160"/>
-              <w:bottom w:type="dxa" w:w="70"/>
-              <w:right w:type="dxa" w:w="160"/>
+              <w:top w:w="70" w:type="dxa"/>
+              <w:left w:w="160" w:type="dxa"/>
+              <w:bottom w:w="70" w:type="dxa"/>
+              <w:right w:w="160" w:type="dxa"/>
             </w:tcMar>
             <w:vAlign w:val="center"/>
           </w:tcPr>
@@ -4031,32 +4595,32 @@
             </w:pPr>
             <w:r>
               <w:rPr>
-                <w:rFonts w:ascii="Arial" w:cs="Arial" w:eastAsia="Arial" w:hAnsi="Arial"/>
-                <w:b w:val="false"/>
-                <w:bCs w:val="false"/>
+                <w:rFonts w:ascii="Arial" w:hAnsi="Arial" w:eastAsia="Arial" w:cs="Arial"/>
+                <w:b w:val="0"/>
+                <w:bCs w:val="0"/>
                 <w:color w:val="1A1A1A"/>
                 <w:sz w:val="20"/>
                 <w:szCs w:val="20"/>
               </w:rPr>
-              <w:t xml:space="preserve">✔ Yes</w:t>
+              <w:t>✔ Yes</w:t>
             </w:r>
           </w:p>
         </w:tc>
         <w:tc>
           <w:tcPr>
-            <w:tcW w:type="dxa" w:w="5260"/>
+            <w:tcW w:w="5260" w:type="dxa"/>
             <w:tcBorders>
-              <w:top w:val="single" w:color="BBBBBB" w:sz="1"/>
-              <w:left w:val="single" w:color="BBBBBB" w:sz="1"/>
-              <w:bottom w:val="single" w:color="BBBBBB" w:sz="1"/>
-              <w:right w:val="single" w:color="BBBBBB" w:sz="1"/>
+              <w:top w:val="single" w:color="BBBBBB" w:sz="0" w:space="0"/>
+              <w:left w:val="single" w:color="BBBBBB" w:sz="0" w:space="0"/>
+              <w:bottom w:val="single" w:color="BBBBBB" w:sz="0" w:space="0"/>
+              <w:right w:val="single" w:color="BBBBBB" w:sz="0" w:space="0"/>
             </w:tcBorders>
-            <w:shd w:fill="FFFFFF" w:val="clear"/>
+            <w:shd w:val="clear" w:color="auto" w:fill="FFFFFF"/>
             <w:tcMar>
-              <w:top w:type="dxa" w:w="70"/>
-              <w:left w:type="dxa" w:w="160"/>
-              <w:bottom w:type="dxa" w:w="70"/>
-              <w:right w:type="dxa" w:w="160"/>
+              <w:top w:w="70" w:type="dxa"/>
+              <w:left w:w="160" w:type="dxa"/>
+              <w:bottom w:w="70" w:type="dxa"/>
+              <w:right w:w="160" w:type="dxa"/>
             </w:tcMar>
             <w:vAlign w:val="center"/>
           </w:tcPr>
@@ -4066,34 +4630,50 @@
             </w:pPr>
             <w:r>
               <w:rPr>
-                <w:rFonts w:ascii="Arial" w:cs="Arial" w:eastAsia="Arial" w:hAnsi="Arial"/>
-                <w:b w:val="false"/>
-                <w:bCs w:val="false"/>
+                <w:rFonts w:ascii="Arial" w:hAnsi="Arial" w:eastAsia="Arial" w:cs="Arial"/>
+                <w:b w:val="0"/>
+                <w:bCs w:val="0"/>
                 <w:color w:val="1A1A1A"/>
                 <w:sz w:val="20"/>
                 <w:szCs w:val="20"/>
               </w:rPr>
-              <w:t xml:space="preserve">User can enter any valid Sudoku puzzle at runtime.</w:t>
+              <w:t>User can enter any valid Sudoku puzzle at runtime.</w:t>
             </w:r>
           </w:p>
         </w:tc>
       </w:tr>
       <w:tr>
+        <w:tblPrEx>
+          <w:tblBorders>
+            <w:top w:val="single" w:color="auto" w:sz="4" w:space="0"/>
+            <w:left w:val="single" w:color="auto" w:sz="4" w:space="0"/>
+            <w:bottom w:val="single" w:color="auto" w:sz="4" w:space="0"/>
+            <w:right w:val="single" w:color="auto" w:sz="4" w:space="0"/>
+            <w:insideH w:val="single" w:color="auto" w:sz="4" w:space="0"/>
+            <w:insideV w:val="single" w:color="auto" w:sz="4" w:space="0"/>
+          </w:tblBorders>
+          <w:tblCellMar>
+            <w:top w:w="0" w:type="dxa"/>
+            <w:left w:w="10" w:type="dxa"/>
+            <w:bottom w:w="0" w:type="dxa"/>
+            <w:right w:w="10" w:type="dxa"/>
+          </w:tblCellMar>
+        </w:tblPrEx>
         <w:tc>
           <w:tcPr>
-            <w:tcW w:type="dxa" w:w="2800"/>
+            <w:tcW w:w="2800" w:type="dxa"/>
             <w:tcBorders>
-              <w:top w:val="single" w:color="BBBBBB" w:sz="1"/>
-              <w:left w:val="single" w:color="BBBBBB" w:sz="1"/>
-              <w:bottom w:val="single" w:color="BBBBBB" w:sz="1"/>
-              <w:right w:val="single" w:color="BBBBBB" w:sz="1"/>
+              <w:top w:val="single" w:color="BBBBBB" w:sz="0" w:space="0"/>
+              <w:left w:val="single" w:color="BBBBBB" w:sz="0" w:space="0"/>
+              <w:bottom w:val="single" w:color="BBBBBB" w:sz="0" w:space="0"/>
+              <w:right w:val="single" w:color="BBBBBB" w:sz="0" w:space="0"/>
             </w:tcBorders>
-            <w:shd w:fill="F2F4F6" w:val="clear"/>
+            <w:shd w:val="clear" w:color="auto" w:fill="F2F4F6"/>
             <w:tcMar>
-              <w:top w:type="dxa" w:w="70"/>
-              <w:left w:type="dxa" w:w="160"/>
-              <w:bottom w:type="dxa" w:w="70"/>
-              <w:right w:type="dxa" w:w="160"/>
+              <w:top w:w="70" w:type="dxa"/>
+              <w:left w:w="160" w:type="dxa"/>
+              <w:bottom w:w="70" w:type="dxa"/>
+              <w:right w:w="160" w:type="dxa"/>
             </w:tcMar>
             <w:vAlign w:val="center"/>
           </w:tcPr>
@@ -4103,32 +4683,32 @@
             </w:pPr>
             <w:r>
               <w:rPr>
-                <w:rFonts w:ascii="Arial" w:cs="Arial" w:eastAsia="Arial" w:hAnsi="Arial"/>
+                <w:rFonts w:ascii="Arial" w:hAnsi="Arial" w:eastAsia="Arial" w:cs="Arial"/>
                 <w:b/>
                 <w:bCs/>
                 <w:color w:val="1A1A1A"/>
                 <w:sz w:val="20"/>
                 <w:szCs w:val="20"/>
               </w:rPr>
-              <w:t xml:space="preserve">Input Validation</w:t>
+              <w:t>Input Validation</w:t>
             </w:r>
           </w:p>
         </w:tc>
         <w:tc>
           <w:tcPr>
-            <w:tcW w:type="dxa" w:w="1300"/>
+            <w:tcW w:w="1300" w:type="dxa"/>
             <w:tcBorders>
-              <w:top w:val="single" w:color="BBBBBB" w:sz="1"/>
-              <w:left w:val="single" w:color="BBBBBB" w:sz="1"/>
-              <w:bottom w:val="single" w:color="BBBBBB" w:sz="1"/>
-              <w:right w:val="single" w:color="BBBBBB" w:sz="1"/>
+              <w:top w:val="single" w:color="BBBBBB" w:sz="0" w:space="0"/>
+              <w:left w:val="single" w:color="BBBBBB" w:sz="0" w:space="0"/>
+              <w:bottom w:val="single" w:color="BBBBBB" w:sz="0" w:space="0"/>
+              <w:right w:val="single" w:color="BBBBBB" w:sz="0" w:space="0"/>
             </w:tcBorders>
-            <w:shd w:fill="F2F4F6" w:val="clear"/>
+            <w:shd w:val="clear" w:color="auto" w:fill="F2F4F6"/>
             <w:tcMar>
-              <w:top w:type="dxa" w:w="70"/>
-              <w:left w:type="dxa" w:w="160"/>
-              <w:bottom w:type="dxa" w:w="70"/>
-              <w:right w:type="dxa" w:w="160"/>
+              <w:top w:w="70" w:type="dxa"/>
+              <w:left w:w="160" w:type="dxa"/>
+              <w:bottom w:w="70" w:type="dxa"/>
+              <w:right w:w="160" w:type="dxa"/>
             </w:tcMar>
             <w:vAlign w:val="center"/>
           </w:tcPr>
@@ -4138,32 +4718,32 @@
             </w:pPr>
             <w:r>
               <w:rPr>
-                <w:rFonts w:ascii="Arial" w:cs="Arial" w:eastAsia="Arial" w:hAnsi="Arial"/>
-                <w:b w:val="false"/>
-                <w:bCs w:val="false"/>
+                <w:rFonts w:ascii="Arial" w:hAnsi="Arial" w:eastAsia="Arial" w:cs="Arial"/>
+                <w:b w:val="0"/>
+                <w:bCs w:val="0"/>
                 <w:color w:val="1A1A1A"/>
                 <w:sz w:val="20"/>
                 <w:szCs w:val="20"/>
               </w:rPr>
-              <w:t xml:space="preserve">✔ Yes</w:t>
+              <w:t>✔ Yes</w:t>
             </w:r>
           </w:p>
         </w:tc>
         <w:tc>
           <w:tcPr>
-            <w:tcW w:type="dxa" w:w="5260"/>
+            <w:tcW w:w="5260" w:type="dxa"/>
             <w:tcBorders>
-              <w:top w:val="single" w:color="BBBBBB" w:sz="1"/>
-              <w:left w:val="single" w:color="BBBBBB" w:sz="1"/>
-              <w:bottom w:val="single" w:color="BBBBBB" w:sz="1"/>
-              <w:right w:val="single" w:color="BBBBBB" w:sz="1"/>
+              <w:top w:val="single" w:color="BBBBBB" w:sz="0" w:space="0"/>
+              <w:left w:val="single" w:color="BBBBBB" w:sz="0" w:space="0"/>
+              <w:bottom w:val="single" w:color="BBBBBB" w:sz="0" w:space="0"/>
+              <w:right w:val="single" w:color="BBBBBB" w:sz="0" w:space="0"/>
             </w:tcBorders>
-            <w:shd w:fill="F2F4F6" w:val="clear"/>
+            <w:shd w:val="clear" w:color="auto" w:fill="F2F4F6"/>
             <w:tcMar>
-              <w:top w:type="dxa" w:w="70"/>
-              <w:left w:type="dxa" w:w="160"/>
-              <w:bottom w:type="dxa" w:w="70"/>
-              <w:right w:type="dxa" w:w="160"/>
+              <w:top w:w="70" w:type="dxa"/>
+              <w:left w:w="160" w:type="dxa"/>
+              <w:bottom w:w="70" w:type="dxa"/>
+              <w:right w:w="160" w:type="dxa"/>
             </w:tcMar>
             <w:vAlign w:val="center"/>
           </w:tcPr>
@@ -4173,34 +4753,50 @@
             </w:pPr>
             <w:r>
               <w:rPr>
-                <w:rFonts w:ascii="Arial" w:cs="Arial" w:eastAsia="Arial" w:hAnsi="Arial"/>
-                <w:b w:val="false"/>
-                <w:bCs w:val="false"/>
+                <w:rFonts w:ascii="Arial" w:hAnsi="Arial" w:eastAsia="Arial" w:cs="Arial"/>
+                <w:b w:val="0"/>
+                <w:bCs w:val="0"/>
                 <w:color w:val="1A1A1A"/>
                 <w:sz w:val="20"/>
                 <w:szCs w:val="20"/>
               </w:rPr>
-              <w:t xml:space="preserve">Checks for exactly 9 numbers per row, values in range 0–9.</w:t>
+              <w:t>Checks for exactly 9 numbers per row, values in range 0–9.</w:t>
             </w:r>
           </w:p>
         </w:tc>
       </w:tr>
       <w:tr>
+        <w:tblPrEx>
+          <w:tblBorders>
+            <w:top w:val="single" w:color="auto" w:sz="4" w:space="0"/>
+            <w:left w:val="single" w:color="auto" w:sz="4" w:space="0"/>
+            <w:bottom w:val="single" w:color="auto" w:sz="4" w:space="0"/>
+            <w:right w:val="single" w:color="auto" w:sz="4" w:space="0"/>
+            <w:insideH w:val="single" w:color="auto" w:sz="4" w:space="0"/>
+            <w:insideV w:val="single" w:color="auto" w:sz="4" w:space="0"/>
+          </w:tblBorders>
+          <w:tblCellMar>
+            <w:top w:w="0" w:type="dxa"/>
+            <w:left w:w="10" w:type="dxa"/>
+            <w:bottom w:w="0" w:type="dxa"/>
+            <w:right w:w="10" w:type="dxa"/>
+          </w:tblCellMar>
+        </w:tblPrEx>
         <w:tc>
           <w:tcPr>
-            <w:tcW w:type="dxa" w:w="2800"/>
+            <w:tcW w:w="2800" w:type="dxa"/>
             <w:tcBorders>
-              <w:top w:val="single" w:color="BBBBBB" w:sz="1"/>
-              <w:left w:val="single" w:color="BBBBBB" w:sz="1"/>
-              <w:bottom w:val="single" w:color="BBBBBB" w:sz="1"/>
-              <w:right w:val="single" w:color="BBBBBB" w:sz="1"/>
+              <w:top w:val="single" w:color="BBBBBB" w:sz="0" w:space="0"/>
+              <w:left w:val="single" w:color="BBBBBB" w:sz="0" w:space="0"/>
+              <w:bottom w:val="single" w:color="BBBBBB" w:sz="0" w:space="0"/>
+              <w:right w:val="single" w:color="BBBBBB" w:sz="0" w:space="0"/>
             </w:tcBorders>
-            <w:shd w:fill="FFFFFF" w:val="clear"/>
+            <w:shd w:val="clear" w:color="auto" w:fill="FFFFFF"/>
             <w:tcMar>
-              <w:top w:type="dxa" w:w="70"/>
-              <w:left w:type="dxa" w:w="160"/>
-              <w:bottom w:type="dxa" w:w="70"/>
-              <w:right w:type="dxa" w:w="160"/>
+              <w:top w:w="70" w:type="dxa"/>
+              <w:left w:w="160" w:type="dxa"/>
+              <w:bottom w:w="70" w:type="dxa"/>
+              <w:right w:w="160" w:type="dxa"/>
             </w:tcMar>
             <w:vAlign w:val="center"/>
           </w:tcPr>
@@ -4210,32 +4806,32 @@
             </w:pPr>
             <w:r>
               <w:rPr>
-                <w:rFonts w:ascii="Arial" w:cs="Arial" w:eastAsia="Arial" w:hAnsi="Arial"/>
+                <w:rFonts w:ascii="Arial" w:hAnsi="Arial" w:eastAsia="Arial" w:cs="Arial"/>
                 <w:b/>
                 <w:bCs/>
                 <w:color w:val="1A1A1A"/>
                 <w:sz w:val="20"/>
                 <w:szCs w:val="20"/>
               </w:rPr>
-              <w:t xml:space="preserve">Backtracking Algorithm</w:t>
+              <w:t>Backtracking Algorithm</w:t>
             </w:r>
           </w:p>
         </w:tc>
         <w:tc>
           <w:tcPr>
-            <w:tcW w:type="dxa" w:w="1300"/>
+            <w:tcW w:w="1300" w:type="dxa"/>
             <w:tcBorders>
-              <w:top w:val="single" w:color="BBBBBB" w:sz="1"/>
-              <w:left w:val="single" w:color="BBBBBB" w:sz="1"/>
-              <w:bottom w:val="single" w:color="BBBBBB" w:sz="1"/>
-              <w:right w:val="single" w:color="BBBBBB" w:sz="1"/>
+              <w:top w:val="single" w:color="BBBBBB" w:sz="0" w:space="0"/>
+              <w:left w:val="single" w:color="BBBBBB" w:sz="0" w:space="0"/>
+              <w:bottom w:val="single" w:color="BBBBBB" w:sz="0" w:space="0"/>
+              <w:right w:val="single" w:color="BBBBBB" w:sz="0" w:space="0"/>
             </w:tcBorders>
-            <w:shd w:fill="FFFFFF" w:val="clear"/>
+            <w:shd w:val="clear" w:color="auto" w:fill="FFFFFF"/>
             <w:tcMar>
-              <w:top w:type="dxa" w:w="70"/>
-              <w:left w:type="dxa" w:w="160"/>
-              <w:bottom w:type="dxa" w:w="70"/>
-              <w:right w:type="dxa" w:w="160"/>
+              <w:top w:w="70" w:type="dxa"/>
+              <w:left w:w="160" w:type="dxa"/>
+              <w:bottom w:w="70" w:type="dxa"/>
+              <w:right w:w="160" w:type="dxa"/>
             </w:tcMar>
             <w:vAlign w:val="center"/>
           </w:tcPr>
@@ -4245,32 +4841,32 @@
             </w:pPr>
             <w:r>
               <w:rPr>
-                <w:rFonts w:ascii="Arial" w:cs="Arial" w:eastAsia="Arial" w:hAnsi="Arial"/>
-                <w:b w:val="false"/>
-                <w:bCs w:val="false"/>
+                <w:rFonts w:ascii="Arial" w:hAnsi="Arial" w:eastAsia="Arial" w:cs="Arial"/>
+                <w:b w:val="0"/>
+                <w:bCs w:val="0"/>
                 <w:color w:val="1A1A1A"/>
                 <w:sz w:val="20"/>
                 <w:szCs w:val="20"/>
               </w:rPr>
-              <w:t xml:space="preserve">✔ Yes</w:t>
+              <w:t>✔ Yes</w:t>
             </w:r>
           </w:p>
         </w:tc>
         <w:tc>
           <w:tcPr>
-            <w:tcW w:type="dxa" w:w="5260"/>
+            <w:tcW w:w="5260" w:type="dxa"/>
             <w:tcBorders>
-              <w:top w:val="single" w:color="BBBBBB" w:sz="1"/>
-              <w:left w:val="single" w:color="BBBBBB" w:sz="1"/>
-              <w:bottom w:val="single" w:color="BBBBBB" w:sz="1"/>
-              <w:right w:val="single" w:color="BBBBBB" w:sz="1"/>
+              <w:top w:val="single" w:color="BBBBBB" w:sz="0" w:space="0"/>
+              <w:left w:val="single" w:color="BBBBBB" w:sz="0" w:space="0"/>
+              <w:bottom w:val="single" w:color="BBBBBB" w:sz="0" w:space="0"/>
+              <w:right w:val="single" w:color="BBBBBB" w:sz="0" w:space="0"/>
             </w:tcBorders>
-            <w:shd w:fill="FFFFFF" w:val="clear"/>
+            <w:shd w:val="clear" w:color="auto" w:fill="FFFFFF"/>
             <w:tcMar>
-              <w:top w:type="dxa" w:w="70"/>
-              <w:left w:type="dxa" w:w="160"/>
-              <w:bottom w:type="dxa" w:w="70"/>
-              <w:right w:type="dxa" w:w="160"/>
+              <w:top w:w="70" w:type="dxa"/>
+              <w:left w:w="160" w:type="dxa"/>
+              <w:bottom w:w="70" w:type="dxa"/>
+              <w:right w:w="160" w:type="dxa"/>
             </w:tcMar>
             <w:vAlign w:val="center"/>
           </w:tcPr>
@@ -4280,34 +4876,50 @@
             </w:pPr>
             <w:r>
               <w:rPr>
-                <w:rFonts w:ascii="Arial" w:cs="Arial" w:eastAsia="Arial" w:hAnsi="Arial"/>
-                <w:b w:val="false"/>
-                <w:bCs w:val="false"/>
+                <w:rFonts w:ascii="Arial" w:hAnsi="Arial" w:eastAsia="Arial" w:cs="Arial"/>
+                <w:b w:val="0"/>
+                <w:bCs w:val="0"/>
                 <w:color w:val="1A1A1A"/>
                 <w:sz w:val="20"/>
                 <w:szCs w:val="20"/>
               </w:rPr>
-              <w:t xml:space="preserve">Core solving logic implemented using recursion.</w:t>
+              <w:t>Core solving logic implemented using recursion.</w:t>
             </w:r>
           </w:p>
         </w:tc>
       </w:tr>
       <w:tr>
+        <w:tblPrEx>
+          <w:tblBorders>
+            <w:top w:val="single" w:color="auto" w:sz="4" w:space="0"/>
+            <w:left w:val="single" w:color="auto" w:sz="4" w:space="0"/>
+            <w:bottom w:val="single" w:color="auto" w:sz="4" w:space="0"/>
+            <w:right w:val="single" w:color="auto" w:sz="4" w:space="0"/>
+            <w:insideH w:val="single" w:color="auto" w:sz="4" w:space="0"/>
+            <w:insideV w:val="single" w:color="auto" w:sz="4" w:space="0"/>
+          </w:tblBorders>
+          <w:tblCellMar>
+            <w:top w:w="0" w:type="dxa"/>
+            <w:left w:w="10" w:type="dxa"/>
+            <w:bottom w:w="0" w:type="dxa"/>
+            <w:right w:w="10" w:type="dxa"/>
+          </w:tblCellMar>
+        </w:tblPrEx>
         <w:tc>
           <w:tcPr>
-            <w:tcW w:type="dxa" w:w="2800"/>
+            <w:tcW w:w="2800" w:type="dxa"/>
             <w:tcBorders>
-              <w:top w:val="single" w:color="BBBBBB" w:sz="1"/>
-              <w:left w:val="single" w:color="BBBBBB" w:sz="1"/>
-              <w:bottom w:val="single" w:color="BBBBBB" w:sz="1"/>
-              <w:right w:val="single" w:color="BBBBBB" w:sz="1"/>
+              <w:top w:val="single" w:color="BBBBBB" w:sz="0" w:space="0"/>
+              <w:left w:val="single" w:color="BBBBBB" w:sz="0" w:space="0"/>
+              <w:bottom w:val="single" w:color="BBBBBB" w:sz="0" w:space="0"/>
+              <w:right w:val="single" w:color="BBBBBB" w:sz="0" w:space="0"/>
             </w:tcBorders>
-            <w:shd w:fill="F2F4F6" w:val="clear"/>
+            <w:shd w:val="clear" w:color="auto" w:fill="F2F4F6"/>
             <w:tcMar>
-              <w:top w:type="dxa" w:w="70"/>
-              <w:left w:type="dxa" w:w="160"/>
-              <w:bottom w:type="dxa" w:w="70"/>
-              <w:right w:type="dxa" w:w="160"/>
+              <w:top w:w="70" w:type="dxa"/>
+              <w:left w:w="160" w:type="dxa"/>
+              <w:bottom w:w="70" w:type="dxa"/>
+              <w:right w:w="160" w:type="dxa"/>
             </w:tcMar>
             <w:vAlign w:val="center"/>
           </w:tcPr>
@@ -4317,32 +4929,32 @@
             </w:pPr>
             <w:r>
               <w:rPr>
-                <w:rFonts w:ascii="Arial" w:cs="Arial" w:eastAsia="Arial" w:hAnsi="Arial"/>
+                <w:rFonts w:ascii="Arial" w:hAnsi="Arial" w:eastAsia="Arial" w:cs="Arial"/>
                 <w:b/>
                 <w:bCs/>
                 <w:color w:val="1A1A1A"/>
                 <w:sz w:val="20"/>
                 <w:szCs w:val="20"/>
               </w:rPr>
-              <w:t xml:space="preserve">Clean Board Display</w:t>
+              <w:t>Clean Board Display</w:t>
             </w:r>
           </w:p>
         </w:tc>
         <w:tc>
           <w:tcPr>
-            <w:tcW w:type="dxa" w:w="1300"/>
+            <w:tcW w:w="1300" w:type="dxa"/>
             <w:tcBorders>
-              <w:top w:val="single" w:color="BBBBBB" w:sz="1"/>
-              <w:left w:val="single" w:color="BBBBBB" w:sz="1"/>
-              <w:bottom w:val="single" w:color="BBBBBB" w:sz="1"/>
-              <w:right w:val="single" w:color="BBBBBB" w:sz="1"/>
+              <w:top w:val="single" w:color="BBBBBB" w:sz="0" w:space="0"/>
+              <w:left w:val="single" w:color="BBBBBB" w:sz="0" w:space="0"/>
+              <w:bottom w:val="single" w:color="BBBBBB" w:sz="0" w:space="0"/>
+              <w:right w:val="single" w:color="BBBBBB" w:sz="0" w:space="0"/>
             </w:tcBorders>
-            <w:shd w:fill="F2F4F6" w:val="clear"/>
+            <w:shd w:val="clear" w:color="auto" w:fill="F2F4F6"/>
             <w:tcMar>
-              <w:top w:type="dxa" w:w="70"/>
-              <w:left w:type="dxa" w:w="160"/>
-              <w:bottom w:type="dxa" w:w="70"/>
-              <w:right w:type="dxa" w:w="160"/>
+              <w:top w:w="70" w:type="dxa"/>
+              <w:left w:w="160" w:type="dxa"/>
+              <w:bottom w:w="70" w:type="dxa"/>
+              <w:right w:w="160" w:type="dxa"/>
             </w:tcMar>
             <w:vAlign w:val="center"/>
           </w:tcPr>
@@ -4352,32 +4964,32 @@
             </w:pPr>
             <w:r>
               <w:rPr>
-                <w:rFonts w:ascii="Arial" w:cs="Arial" w:eastAsia="Arial" w:hAnsi="Arial"/>
-                <w:b w:val="false"/>
-                <w:bCs w:val="false"/>
+                <w:rFonts w:ascii="Arial" w:hAnsi="Arial" w:eastAsia="Arial" w:cs="Arial"/>
+                <w:b w:val="0"/>
+                <w:bCs w:val="0"/>
                 <w:color w:val="1A1A1A"/>
                 <w:sz w:val="20"/>
                 <w:szCs w:val="20"/>
               </w:rPr>
-              <w:t xml:space="preserve">✔ Yes</w:t>
+              <w:t>✔ Yes</w:t>
             </w:r>
           </w:p>
         </w:tc>
         <w:tc>
           <w:tcPr>
-            <w:tcW w:type="dxa" w:w="5260"/>
+            <w:tcW w:w="5260" w:type="dxa"/>
             <w:tcBorders>
-              <w:top w:val="single" w:color="BBBBBB" w:sz="1"/>
-              <w:left w:val="single" w:color="BBBBBB" w:sz="1"/>
-              <w:bottom w:val="single" w:color="BBBBBB" w:sz="1"/>
-              <w:right w:val="single" w:color="BBBBBB" w:sz="1"/>
+              <w:top w:val="single" w:color="BBBBBB" w:sz="0" w:space="0"/>
+              <w:left w:val="single" w:color="BBBBBB" w:sz="0" w:space="0"/>
+              <w:bottom w:val="single" w:color="BBBBBB" w:sz="0" w:space="0"/>
+              <w:right w:val="single" w:color="BBBBBB" w:sz="0" w:space="0"/>
             </w:tcBorders>
-            <w:shd w:fill="F2F4F6" w:val="clear"/>
+            <w:shd w:val="clear" w:color="auto" w:fill="F2F4F6"/>
             <w:tcMar>
-              <w:top w:type="dxa" w:w="70"/>
-              <w:left w:type="dxa" w:w="160"/>
-              <w:bottom w:type="dxa" w:w="70"/>
-              <w:right w:type="dxa" w:w="160"/>
+              <w:top w:w="70" w:type="dxa"/>
+              <w:left w:w="160" w:type="dxa"/>
+              <w:bottom w:w="70" w:type="dxa"/>
+              <w:right w:w="160" w:type="dxa"/>
             </w:tcMar>
             <w:vAlign w:val="center"/>
           </w:tcPr>
@@ -4387,34 +4999,50 @@
             </w:pPr>
             <w:r>
               <w:rPr>
-                <w:rFonts w:ascii="Arial" w:cs="Arial" w:eastAsia="Arial" w:hAnsi="Arial"/>
-                <w:b w:val="false"/>
-                <w:bCs w:val="false"/>
+                <w:rFonts w:ascii="Arial" w:hAnsi="Arial" w:eastAsia="Arial" w:cs="Arial"/>
+                <w:b w:val="0"/>
+                <w:bCs w:val="0"/>
                 <w:color w:val="1A1A1A"/>
                 <w:sz w:val="20"/>
                 <w:szCs w:val="20"/>
               </w:rPr>
-              <w:t xml:space="preserve">Formatted grid with visual separators for readability.</w:t>
+              <w:t>Formatted grid with visual separators for readability.</w:t>
             </w:r>
           </w:p>
         </w:tc>
       </w:tr>
       <w:tr>
+        <w:tblPrEx>
+          <w:tblBorders>
+            <w:top w:val="single" w:color="auto" w:sz="4" w:space="0"/>
+            <w:left w:val="single" w:color="auto" w:sz="4" w:space="0"/>
+            <w:bottom w:val="single" w:color="auto" w:sz="4" w:space="0"/>
+            <w:right w:val="single" w:color="auto" w:sz="4" w:space="0"/>
+            <w:insideH w:val="single" w:color="auto" w:sz="4" w:space="0"/>
+            <w:insideV w:val="single" w:color="auto" w:sz="4" w:space="0"/>
+          </w:tblBorders>
+          <w:tblCellMar>
+            <w:top w:w="0" w:type="dxa"/>
+            <w:left w:w="10" w:type="dxa"/>
+            <w:bottom w:w="0" w:type="dxa"/>
+            <w:right w:w="10" w:type="dxa"/>
+          </w:tblCellMar>
+        </w:tblPrEx>
         <w:tc>
           <w:tcPr>
-            <w:tcW w:type="dxa" w:w="2800"/>
+            <w:tcW w:w="2800" w:type="dxa"/>
             <w:tcBorders>
-              <w:top w:val="single" w:color="BBBBBB" w:sz="1"/>
-              <w:left w:val="single" w:color="BBBBBB" w:sz="1"/>
-              <w:bottom w:val="single" w:color="BBBBBB" w:sz="1"/>
-              <w:right w:val="single" w:color="BBBBBB" w:sz="1"/>
+              <w:top w:val="single" w:color="BBBBBB" w:sz="0" w:space="0"/>
+              <w:left w:val="single" w:color="BBBBBB" w:sz="0" w:space="0"/>
+              <w:bottom w:val="single" w:color="BBBBBB" w:sz="0" w:space="0"/>
+              <w:right w:val="single" w:color="BBBBBB" w:sz="0" w:space="0"/>
             </w:tcBorders>
-            <w:shd w:fill="FFFFFF" w:val="clear"/>
+            <w:shd w:val="clear" w:color="auto" w:fill="FFFFFF"/>
             <w:tcMar>
-              <w:top w:type="dxa" w:w="70"/>
-              <w:left w:type="dxa" w:w="160"/>
-              <w:bottom w:type="dxa" w:w="70"/>
-              <w:right w:type="dxa" w:w="160"/>
+              <w:top w:w="70" w:type="dxa"/>
+              <w:left w:w="160" w:type="dxa"/>
+              <w:bottom w:w="70" w:type="dxa"/>
+              <w:right w:w="160" w:type="dxa"/>
             </w:tcMar>
             <w:vAlign w:val="center"/>
           </w:tcPr>
@@ -4424,32 +5052,32 @@
             </w:pPr>
             <w:r>
               <w:rPr>
-                <w:rFonts w:ascii="Arial" w:cs="Arial" w:eastAsia="Arial" w:hAnsi="Arial"/>
+                <w:rFonts w:ascii="Arial" w:hAnsi="Arial" w:eastAsia="Arial" w:cs="Arial"/>
                 <w:b/>
                 <w:bCs/>
                 <w:color w:val="1A1A1A"/>
                 <w:sz w:val="20"/>
                 <w:szCs w:val="20"/>
               </w:rPr>
-              <w:t xml:space="preserve">No Solution Handling</w:t>
+              <w:t>No Solution Handling</w:t>
             </w:r>
           </w:p>
         </w:tc>
         <w:tc>
           <w:tcPr>
-            <w:tcW w:type="dxa" w:w="1300"/>
+            <w:tcW w:w="1300" w:type="dxa"/>
             <w:tcBorders>
-              <w:top w:val="single" w:color="BBBBBB" w:sz="1"/>
-              <w:left w:val="single" w:color="BBBBBB" w:sz="1"/>
-              <w:bottom w:val="single" w:color="BBBBBB" w:sz="1"/>
-              <w:right w:val="single" w:color="BBBBBB" w:sz="1"/>
+              <w:top w:val="single" w:color="BBBBBB" w:sz="0" w:space="0"/>
+              <w:left w:val="single" w:color="BBBBBB" w:sz="0" w:space="0"/>
+              <w:bottom w:val="single" w:color="BBBBBB" w:sz="0" w:space="0"/>
+              <w:right w:val="single" w:color="BBBBBB" w:sz="0" w:space="0"/>
             </w:tcBorders>
-            <w:shd w:fill="FFFFFF" w:val="clear"/>
+            <w:shd w:val="clear" w:color="auto" w:fill="FFFFFF"/>
             <w:tcMar>
-              <w:top w:type="dxa" w:w="70"/>
-              <w:left w:type="dxa" w:w="160"/>
-              <w:bottom w:type="dxa" w:w="70"/>
-              <w:right w:type="dxa" w:w="160"/>
+              <w:top w:w="70" w:type="dxa"/>
+              <w:left w:w="160" w:type="dxa"/>
+              <w:bottom w:w="70" w:type="dxa"/>
+              <w:right w:w="160" w:type="dxa"/>
             </w:tcMar>
             <w:vAlign w:val="center"/>
           </w:tcPr>
@@ -4459,32 +5087,32 @@
             </w:pPr>
             <w:r>
               <w:rPr>
-                <w:rFonts w:ascii="Arial" w:cs="Arial" w:eastAsia="Arial" w:hAnsi="Arial"/>
-                <w:b w:val="false"/>
-                <w:bCs w:val="false"/>
+                <w:rFonts w:ascii="Arial" w:hAnsi="Arial" w:eastAsia="Arial" w:cs="Arial"/>
+                <w:b w:val="0"/>
+                <w:bCs w:val="0"/>
                 <w:color w:val="1A1A1A"/>
                 <w:sz w:val="20"/>
                 <w:szCs w:val="20"/>
               </w:rPr>
-              <w:t xml:space="preserve">✔ Yes</w:t>
+              <w:t>✔ Yes</w:t>
             </w:r>
           </w:p>
         </w:tc>
         <w:tc>
           <w:tcPr>
-            <w:tcW w:type="dxa" w:w="5260"/>
+            <w:tcW w:w="5260" w:type="dxa"/>
             <w:tcBorders>
-              <w:top w:val="single" w:color="BBBBBB" w:sz="1"/>
-              <w:left w:val="single" w:color="BBBBBB" w:sz="1"/>
-              <w:bottom w:val="single" w:color="BBBBBB" w:sz="1"/>
-              <w:right w:val="single" w:color="BBBBBB" w:sz="1"/>
+              <w:top w:val="single" w:color="BBBBBB" w:sz="0" w:space="0"/>
+              <w:left w:val="single" w:color="BBBBBB" w:sz="0" w:space="0"/>
+              <w:bottom w:val="single" w:color="BBBBBB" w:sz="0" w:space="0"/>
+              <w:right w:val="single" w:color="BBBBBB" w:sz="0" w:space="0"/>
             </w:tcBorders>
-            <w:shd w:fill="FFFFFF" w:val="clear"/>
+            <w:shd w:val="clear" w:color="auto" w:fill="FFFFFF"/>
             <w:tcMar>
-              <w:top w:type="dxa" w:w="70"/>
-              <w:left w:type="dxa" w:w="160"/>
-              <w:bottom w:type="dxa" w:w="70"/>
-              <w:right w:type="dxa" w:w="160"/>
+              <w:top w:w="70" w:type="dxa"/>
+              <w:left w:w="160" w:type="dxa"/>
+              <w:bottom w:w="70" w:type="dxa"/>
+              <w:right w:w="160" w:type="dxa"/>
             </w:tcMar>
             <w:vAlign w:val="center"/>
           </w:tcPr>
@@ -4494,34 +5122,50 @@
             </w:pPr>
             <w:r>
               <w:rPr>
-                <w:rFonts w:ascii="Arial" w:cs="Arial" w:eastAsia="Arial" w:hAnsi="Arial"/>
-                <w:b w:val="false"/>
-                <w:bCs w:val="false"/>
+                <w:rFonts w:ascii="Arial" w:hAnsi="Arial" w:eastAsia="Arial" w:cs="Arial"/>
+                <w:b w:val="0"/>
+                <w:bCs w:val="0"/>
                 <w:color w:val="1A1A1A"/>
                 <w:sz w:val="20"/>
                 <w:szCs w:val="20"/>
               </w:rPr>
-              <w:t xml:space="preserve">Displays a clear message if the puzzle has no valid solution.</w:t>
+              <w:t>Displays a clear message if the puzzle has no valid solution.</w:t>
             </w:r>
           </w:p>
         </w:tc>
       </w:tr>
       <w:tr>
+        <w:tblPrEx>
+          <w:tblBorders>
+            <w:top w:val="single" w:color="auto" w:sz="4" w:space="0"/>
+            <w:left w:val="single" w:color="auto" w:sz="4" w:space="0"/>
+            <w:bottom w:val="single" w:color="auto" w:sz="4" w:space="0"/>
+            <w:right w:val="single" w:color="auto" w:sz="4" w:space="0"/>
+            <w:insideH w:val="single" w:color="auto" w:sz="4" w:space="0"/>
+            <w:insideV w:val="single" w:color="auto" w:sz="4" w:space="0"/>
+          </w:tblBorders>
+          <w:tblCellMar>
+            <w:top w:w="0" w:type="dxa"/>
+            <w:left w:w="10" w:type="dxa"/>
+            <w:bottom w:w="0" w:type="dxa"/>
+            <w:right w:w="10" w:type="dxa"/>
+          </w:tblCellMar>
+        </w:tblPrEx>
         <w:tc>
           <w:tcPr>
-            <w:tcW w:type="dxa" w:w="2800"/>
+            <w:tcW w:w="2800" w:type="dxa"/>
             <w:tcBorders>
-              <w:top w:val="single" w:color="BBBBBB" w:sz="1"/>
-              <w:left w:val="single" w:color="BBBBBB" w:sz="1"/>
-              <w:bottom w:val="single" w:color="BBBBBB" w:sz="1"/>
-              <w:right w:val="single" w:color="BBBBBB" w:sz="1"/>
+              <w:top w:val="single" w:color="BBBBBB" w:sz="0" w:space="0"/>
+              <w:left w:val="single" w:color="BBBBBB" w:sz="0" w:space="0"/>
+              <w:bottom w:val="single" w:color="BBBBBB" w:sz="0" w:space="0"/>
+              <w:right w:val="single" w:color="BBBBBB" w:sz="0" w:space="0"/>
             </w:tcBorders>
-            <w:shd w:fill="F2F4F6" w:val="clear"/>
+            <w:shd w:val="clear" w:color="auto" w:fill="F2F4F6"/>
             <w:tcMar>
-              <w:top w:type="dxa" w:w="70"/>
-              <w:left w:type="dxa" w:w="160"/>
-              <w:bottom w:type="dxa" w:w="70"/>
-              <w:right w:type="dxa" w:w="160"/>
+              <w:top w:w="70" w:type="dxa"/>
+              <w:left w:w="160" w:type="dxa"/>
+              <w:bottom w:w="70" w:type="dxa"/>
+              <w:right w:w="160" w:type="dxa"/>
             </w:tcMar>
             <w:vAlign w:val="center"/>
           </w:tcPr>
@@ -4531,32 +5175,32 @@
             </w:pPr>
             <w:r>
               <w:rPr>
-                <w:rFonts w:ascii="Arial" w:cs="Arial" w:eastAsia="Arial" w:hAnsi="Arial"/>
+                <w:rFonts w:ascii="Arial" w:hAnsi="Arial" w:eastAsia="Arial" w:cs="Arial"/>
                 <w:b/>
                 <w:bCs/>
                 <w:color w:val="1A1A1A"/>
                 <w:sz w:val="20"/>
                 <w:szCs w:val="20"/>
               </w:rPr>
-              <w:t xml:space="preserve">Comments in Code</w:t>
+              <w:t>Comments in Code</w:t>
             </w:r>
           </w:p>
         </w:tc>
         <w:tc>
           <w:tcPr>
-            <w:tcW w:type="dxa" w:w="1300"/>
+            <w:tcW w:w="1300" w:type="dxa"/>
             <w:tcBorders>
-              <w:top w:val="single" w:color="BBBBBB" w:sz="1"/>
-              <w:left w:val="single" w:color="BBBBBB" w:sz="1"/>
-              <w:bottom w:val="single" w:color="BBBBBB" w:sz="1"/>
-              <w:right w:val="single" w:color="BBBBBB" w:sz="1"/>
+              <w:top w:val="single" w:color="BBBBBB" w:sz="0" w:space="0"/>
+              <w:left w:val="single" w:color="BBBBBB" w:sz="0" w:space="0"/>
+              <w:bottom w:val="single" w:color="BBBBBB" w:sz="0" w:space="0"/>
+              <w:right w:val="single" w:color="BBBBBB" w:sz="0" w:space="0"/>
             </w:tcBorders>
-            <w:shd w:fill="F2F4F6" w:val="clear"/>
+            <w:shd w:val="clear" w:color="auto" w:fill="F2F4F6"/>
             <w:tcMar>
-              <w:top w:type="dxa" w:w="70"/>
-              <w:left w:type="dxa" w:w="160"/>
-              <w:bottom w:type="dxa" w:w="70"/>
-              <w:right w:type="dxa" w:w="160"/>
+              <w:top w:w="70" w:type="dxa"/>
+              <w:left w:w="160" w:type="dxa"/>
+              <w:bottom w:w="70" w:type="dxa"/>
+              <w:right w:w="160" w:type="dxa"/>
             </w:tcMar>
             <w:vAlign w:val="center"/>
           </w:tcPr>
@@ -4566,32 +5210,32 @@
             </w:pPr>
             <w:r>
               <w:rPr>
-                <w:rFonts w:ascii="Arial" w:cs="Arial" w:eastAsia="Arial" w:hAnsi="Arial"/>
-                <w:b w:val="false"/>
-                <w:bCs w:val="false"/>
+                <w:rFonts w:ascii="Arial" w:hAnsi="Arial" w:eastAsia="Arial" w:cs="Arial"/>
+                <w:b w:val="0"/>
+                <w:bCs w:val="0"/>
                 <w:color w:val="1A1A1A"/>
                 <w:sz w:val="20"/>
                 <w:szCs w:val="20"/>
               </w:rPr>
-              <w:t xml:space="preserve">✔ Yes</w:t>
+              <w:t>✔ Yes</w:t>
             </w:r>
           </w:p>
         </w:tc>
         <w:tc>
           <w:tcPr>
-            <w:tcW w:type="dxa" w:w="5260"/>
+            <w:tcW w:w="5260" w:type="dxa"/>
             <w:tcBorders>
-              <w:top w:val="single" w:color="BBBBBB" w:sz="1"/>
-              <w:left w:val="single" w:color="BBBBBB" w:sz="1"/>
-              <w:bottom w:val="single" w:color="BBBBBB" w:sz="1"/>
-              <w:right w:val="single" w:color="BBBBBB" w:sz="1"/>
+              <w:top w:val="single" w:color="BBBBBB" w:sz="0" w:space="0"/>
+              <w:left w:val="single" w:color="BBBBBB" w:sz="0" w:space="0"/>
+              <w:bottom w:val="single" w:color="BBBBBB" w:sz="0" w:space="0"/>
+              <w:right w:val="single" w:color="BBBBBB" w:sz="0" w:space="0"/>
             </w:tcBorders>
-            <w:shd w:fill="F2F4F6" w:val="clear"/>
+            <w:shd w:val="clear" w:color="auto" w:fill="F2F4F6"/>
             <w:tcMar>
-              <w:top w:type="dxa" w:w="70"/>
-              <w:left w:type="dxa" w:w="160"/>
-              <w:bottom w:type="dxa" w:w="70"/>
-              <w:right w:type="dxa" w:w="160"/>
+              <w:top w:w="70" w:type="dxa"/>
+              <w:left w:w="160" w:type="dxa"/>
+              <w:bottom w:w="70" w:type="dxa"/>
+              <w:right w:w="160" w:type="dxa"/>
             </w:tcMar>
             <w:vAlign w:val="center"/>
           </w:tcPr>
@@ -4601,14 +5245,14 @@
             </w:pPr>
             <w:r>
               <w:rPr>
-                <w:rFonts w:ascii="Arial" w:cs="Arial" w:eastAsia="Arial" w:hAnsi="Arial"/>
-                <w:b w:val="false"/>
-                <w:bCs w:val="false"/>
+                <w:rFonts w:ascii="Arial" w:hAnsi="Arial" w:eastAsia="Arial" w:cs="Arial"/>
+                <w:b w:val="0"/>
+                <w:bCs w:val="0"/>
                 <w:color w:val="1A1A1A"/>
                 <w:sz w:val="20"/>
                 <w:szCs w:val="20"/>
               </w:rPr>
-              <w:t xml:space="preserve">Every function has descriptive comments for clarity.</w:t>
+              <w:t>Every function has descriptive comments for clarity.</w:t>
             </w:r>
           </w:p>
         </w:tc>
@@ -4616,24 +5260,24 @@
     </w:tbl>
     <w:p>
       <w:pPr>
-        <w:spacing w:after="0" w:before="100"/>
-      </w:pPr>
-    </w:p>
-    <w:p>
-      <w:pPr>
-        <w:pStyle w:val="Heading1"/>
-        <w:spacing w:after="120" w:before="320"/>
+        <w:spacing w:before="100" w:after="0"/>
+      </w:pPr>
+    </w:p>
+    <w:p>
+      <w:pPr>
+        <w:pStyle w:val="2"/>
+        <w:spacing w:before="320" w:after="120"/>
       </w:pPr>
       <w:r>
         <w:rPr>
-          <w:rFonts w:ascii="Arial" w:cs="Arial" w:eastAsia="Arial" w:hAnsi="Arial"/>
+          <w:rFonts w:ascii="Arial" w:hAnsi="Arial" w:eastAsia="Arial" w:cs="Arial"/>
           <w:b/>
           <w:bCs/>
           <w:color w:val="1A2A4A"/>
           <w:sz w:val="30"/>
           <w:szCs w:val="30"/>
         </w:rPr>
-        <w:t xml:space="preserve">9.  Conclusion</w:t>
+        <w:t>9.  Conclusion</w:t>
       </w:r>
     </w:p>
     <w:p>
@@ -4641,64 +5285,64 @@
         <w:pBdr>
           <w:bottom w:val="single" w:color="C0392B" w:sz="6" w:space="1"/>
         </w:pBdr>
-        <w:spacing w:after="0" w:before="0"/>
-      </w:pPr>
-    </w:p>
-    <w:p>
-      <w:pPr>
-        <w:spacing w:after="0" w:before="80"/>
-      </w:pPr>
-    </w:p>
-    <w:p>
-      <w:pPr>
-        <w:spacing w:after="80" w:before="60"/>
+        <w:spacing w:before="0" w:after="0"/>
+      </w:pPr>
+    </w:p>
+    <w:p>
+      <w:pPr>
+        <w:spacing w:before="80" w:after="0"/>
+      </w:pPr>
+    </w:p>
+    <w:p>
+      <w:pPr>
+        <w:spacing w:before="60" w:after="80"/>
         <w:jc w:val="both"/>
       </w:pPr>
       <w:r>
         <w:rPr>
-          <w:rFonts w:ascii="Arial" w:cs="Arial" w:eastAsia="Arial" w:hAnsi="Arial"/>
+          <w:rFonts w:ascii="Arial" w:hAnsi="Arial" w:eastAsia="Arial" w:cs="Arial"/>
           <w:color w:val="1A1A1A"/>
           <w:sz w:val="22"/>
           <w:szCs w:val="22"/>
         </w:rPr>
-        <w:t xml:space="preserve">The Sudoku Solver project successfully demonstrates the power of the Backtracking algorithm in solving constraint satisfaction problems. The program efficiently solves any valid 9×9 Sudoku puzzle by systematically trying possible values and backtracking when a conflict is detected.</w:t>
+        <w:t>The Sudoku Solver project successfully demonstrates the power of the Backtracking algorithm in solving constraint satisfaction problems. The program efficiently solves any valid 9×9 Sudoku puzzle by systematically trying possible values and backtracking when a conflict is detected.</w:t>
       </w:r>
     </w:p>
     <w:p>
       <w:pPr>
-        <w:spacing w:after="80" w:before="60"/>
+        <w:spacing w:before="60" w:after="80"/>
         <w:jc w:val="both"/>
       </w:pPr>
       <w:r>
         <w:rPr>
-          <w:rFonts w:ascii="Arial" w:cs="Arial" w:eastAsia="Arial" w:hAnsi="Arial"/>
+          <w:rFonts w:ascii="Arial" w:hAnsi="Arial" w:eastAsia="Arial" w:cs="Arial"/>
           <w:color w:val="1A1A1A"/>
           <w:sz w:val="22"/>
           <w:szCs w:val="22"/>
         </w:rPr>
-        <w:t xml:space="preserve">This project enhanced understanding of recursion, backtracking, and Python programming fundamentals. The addition of user input and validation makes the application practical and interactive. The project achieves its objectives of implementing a clean, functional, and well-commented Sudoku solver.</w:t>
+        <w:t>This project enhanced understanding of recursion, backtracking, and Python programming fundamentals. The addition of user input and validation makes the application practical and interactive. The project achieves its objectives of implementing a clean, functional, and well-commented Sudoku solver.</w:t>
       </w:r>
     </w:p>
     <w:p>
       <w:pPr>
-        <w:spacing w:after="0" w:before="100"/>
-      </w:pPr>
-    </w:p>
-    <w:p>
-      <w:pPr>
-        <w:pStyle w:val="Heading1"/>
-        <w:spacing w:after="120" w:before="320"/>
+        <w:spacing w:before="100" w:after="0"/>
+      </w:pPr>
+    </w:p>
+    <w:p>
+      <w:pPr>
+        <w:pStyle w:val="2"/>
+        <w:spacing w:before="320" w:after="120"/>
       </w:pPr>
       <w:r>
         <w:rPr>
-          <w:rFonts w:ascii="Arial" w:cs="Arial" w:eastAsia="Arial" w:hAnsi="Arial"/>
+          <w:rFonts w:ascii="Arial" w:hAnsi="Arial" w:eastAsia="Arial" w:cs="Arial"/>
           <w:b/>
           <w:bCs/>
           <w:color w:val="1A2A4A"/>
           <w:sz w:val="30"/>
           <w:szCs w:val="30"/>
         </w:rPr>
-        <w:t xml:space="preserve">10.  References</w:t>
+        <w:t>10.  References</w:t>
       </w:r>
     </w:p>
     <w:p>
@@ -4706,180 +5350,139 @@
         <w:pBdr>
           <w:bottom w:val="single" w:color="C0392B" w:sz="6" w:space="1"/>
         </w:pBdr>
-        <w:spacing w:after="0" w:before="0"/>
-      </w:pPr>
-    </w:p>
-    <w:p>
-      <w:pPr>
-        <w:spacing w:after="0" w:before="80"/>
-      </w:pPr>
-    </w:p>
-    <w:p>
-      <w:pPr>
-        <w:pStyle w:val="ListParagraph"/>
+        <w:spacing w:before="0" w:after="0"/>
+      </w:pPr>
+    </w:p>
+    <w:p>
+      <w:pPr>
+        <w:spacing w:before="80" w:after="0"/>
+      </w:pPr>
+    </w:p>
+    <w:p>
+      <w:pPr>
+        <w:pStyle w:val="18"/>
         <w:numPr>
           <w:ilvl w:val="0"/>
-          <w:numId w:val="2"/>
+          <w:numId w:val="1"/>
         </w:numPr>
-        <w:spacing w:after="40" w:before="40"/>
+        <w:spacing w:before="40" w:after="40"/>
       </w:pPr>
       <w:r>
         <w:rPr>
-          <w:rFonts w:ascii="Arial" w:cs="Arial" w:eastAsia="Arial" w:hAnsi="Arial"/>
-          <w:b w:val="false"/>
-          <w:bCs w:val="false"/>
+          <w:rFonts w:ascii="Arial" w:hAnsi="Arial" w:eastAsia="Arial" w:cs="Arial"/>
+          <w:b w:val="0"/>
+          <w:bCs w:val="0"/>
           <w:color w:val="1A1A1A"/>
           <w:sz w:val="22"/>
           <w:szCs w:val="22"/>
         </w:rPr>
-        <w:t xml:space="preserve">Introduction to Algorithms — Cormen, Leiserson, Rivest, Stein (CLRS)</w:t>
+        <w:t>Introduction to Algorithms — Cormen, Leiserson, Rivest, Stein (CLRS)</w:t>
       </w:r>
     </w:p>
     <w:p>
       <w:pPr>
-        <w:pStyle w:val="ListParagraph"/>
+        <w:pStyle w:val="18"/>
         <w:numPr>
           <w:ilvl w:val="0"/>
-          <w:numId w:val="2"/>
+          <w:numId w:val="1"/>
         </w:numPr>
-        <w:spacing w:after="40" w:before="40"/>
+        <w:spacing w:before="40" w:after="40"/>
       </w:pPr>
       <w:r>
         <w:rPr>
-          <w:rFonts w:ascii="Arial" w:cs="Arial" w:eastAsia="Arial" w:hAnsi="Arial"/>
-          <w:b w:val="false"/>
-          <w:bCs w:val="false"/>
+          <w:rFonts w:ascii="Arial" w:hAnsi="Arial" w:eastAsia="Arial" w:cs="Arial"/>
+          <w:b w:val="0"/>
+          <w:bCs w:val="0"/>
           <w:color w:val="1A1A1A"/>
           <w:sz w:val="22"/>
           <w:szCs w:val="22"/>
         </w:rPr>
-        <w:t xml:space="preserve">Python Documentation — https://docs.python.org</w:t>
+        <w:t>Python Documentation — https://docs.python.org</w:t>
       </w:r>
     </w:p>
     <w:p>
       <w:pPr>
-        <w:pStyle w:val="ListParagraph"/>
+        <w:pStyle w:val="18"/>
         <w:numPr>
           <w:ilvl w:val="0"/>
-          <w:numId w:val="2"/>
+          <w:numId w:val="1"/>
         </w:numPr>
-        <w:spacing w:after="40" w:before="40"/>
+        <w:spacing w:before="40" w:after="40"/>
       </w:pPr>
       <w:r>
         <w:rPr>
-          <w:rFonts w:ascii="Arial" w:cs="Arial" w:eastAsia="Arial" w:hAnsi="Arial"/>
-          <w:b w:val="false"/>
-          <w:bCs w:val="false"/>
+          <w:rFonts w:ascii="Arial" w:hAnsi="Arial" w:eastAsia="Arial" w:cs="Arial"/>
+          <w:b w:val="0"/>
+          <w:bCs w:val="0"/>
           <w:color w:val="1A1A1A"/>
           <w:sz w:val="22"/>
           <w:szCs w:val="22"/>
         </w:rPr>
-        <w:t xml:space="preserve">GeeksforGeeks — Backtracking Algorithms</w:t>
+        <w:t>GeeksforGeeks — Backtracking Algorithms</w:t>
       </w:r>
     </w:p>
     <w:p>
       <w:pPr>
-        <w:pStyle w:val="ListParagraph"/>
+        <w:pStyle w:val="18"/>
         <w:numPr>
           <w:ilvl w:val="0"/>
-          <w:numId w:val="2"/>
+          <w:numId w:val="1"/>
         </w:numPr>
-        <w:spacing w:after="40" w:before="40"/>
+        <w:spacing w:before="40" w:after="40"/>
       </w:pPr>
       <w:r>
         <w:rPr>
-          <w:rFonts w:ascii="Arial" w:cs="Arial" w:eastAsia="Arial" w:hAnsi="Arial"/>
-          <w:b w:val="false"/>
-          <w:bCs w:val="false"/>
+          <w:rFonts w:ascii="Arial" w:hAnsi="Arial" w:eastAsia="Arial" w:cs="Arial"/>
+          <w:b w:val="0"/>
+          <w:bCs w:val="0"/>
           <w:color w:val="1A1A1A"/>
           <w:sz w:val="22"/>
           <w:szCs w:val="22"/>
         </w:rPr>
-        <w:t xml:space="preserve">Wikipedia — Sudoku solving algorithms</w:t>
+        <w:t>Wikipedia — Sudoku solving algorithms</w:t>
       </w:r>
     </w:p>
     <w:p>
       <w:pPr>
-        <w:pStyle w:val="ListParagraph"/>
+        <w:pStyle w:val="18"/>
         <w:numPr>
           <w:ilvl w:val="0"/>
-          <w:numId w:val="2"/>
+          <w:numId w:val="1"/>
         </w:numPr>
-        <w:spacing w:after="40" w:before="40"/>
+        <w:spacing w:before="40" w:after="40"/>
       </w:pPr>
       <w:r>
         <w:rPr>
-          <w:rFonts w:ascii="Arial" w:cs="Arial" w:eastAsia="Arial" w:hAnsi="Arial"/>
-          <w:b w:val="false"/>
-          <w:bCs w:val="false"/>
+          <w:rFonts w:ascii="Arial" w:hAnsi="Arial" w:eastAsia="Arial" w:cs="Arial"/>
+          <w:b w:val="0"/>
+          <w:bCs w:val="0"/>
           <w:color w:val="1A1A1A"/>
           <w:sz w:val="22"/>
           <w:szCs w:val="22"/>
         </w:rPr>
-        <w:t xml:space="preserve">Data Structures and Algorithms in Python — Goodrich, Tamassia</w:t>
+        <w:t>Data Structures and Algorithms in Python — Goodrich, Tamassia</w:t>
       </w:r>
     </w:p>
     <w:p>
       <w:pPr>
-        <w:spacing w:after="0" w:before="100"/>
+        <w:spacing w:before="100" w:after="0"/>
       </w:pPr>
     </w:p>
     <w:sectPr>
-      <w:headerReference w:type="default" r:id="rId7"/>
-      <w:footerReference w:type="default" r:id="rId8"/>
+      <w:headerReference r:id="rId3" w:type="default"/>
+      <w:footerReference r:id="rId4" w:type="default"/>
       <w:type w:val="continuous"/>
-      <w:pgSz w:w="12240" w:h="15840" w:orient="portrait"/>
+      <w:pgSz w:w="12240" w:h="15840"/>
       <w:pgMar w:top="1200" w:right="1260" w:bottom="1200" w:left="1260" w:header="708" w:footer="708" w:gutter="0"/>
-      <w:pgNumType/>
-      <w:docGrid w:linePitch="360"/>
+      <w:cols w:space="720" w:num="1"/>
+      <w:docGrid w:linePitch="360" w:charSpace="0"/>
     </w:sectPr>
   </w:body>
 </w:document>
 </file>
 
-<file path=word/comments.xml><?xml version="1.0" encoding="utf-8"?>
-<w:comments xmlns:cx="http://schemas.microsoft.com/office/drawing/2014/chartex" xmlns:cx1="http://schemas.microsoft.com/office/drawing/2015/9/8/chartex" xmlns:cx2="http://schemas.microsoft.com/office/drawing/2015/10/21/chartex" xmlns:cx3="http://schemas.microsoft.com/office/drawing/2016/5/9/chartex" xmlns:cx4="http://schemas.microsoft.com/office/drawing/2016/5/10/chartex" xmlns:cx5="http://schemas.microsoft.com/office/drawing/2016/5/11/chartex" xmlns:cx6="http://schemas.microsoft.com/office/drawing/2016/5/12/chartex" xmlns:cx7="http://schemas.microsoft.com/office/drawing/2016/5/13/chartex" xmlns:cx8="http://schemas.microsoft.com/office/drawing/2016/5/14/chartex" xmlns:mc="http://schemas.openxmlformats.org/markup-compatibility/2006" xmlns:aink="http://schemas.microsoft.com/office/drawing/2016/ink" xmlns:am3d="http://schemas.microsoft.com/office/drawing/2017/model3d" xmlns:o="urn:schemas-microsoft-com:office:office" xmlns:r="http://schemas.openxmlformats.org/officeDocument/2006/relationships" xmlns:m="http://schemas.openxmlformats.org/officeDocument/2006/math" xmlns:v="urn:schemas-microsoft-com:vml" xmlns:wp14="http://schemas.microsoft.com/office/word/2010/wordprocessingDrawing" xmlns:wp="http://schemas.openxmlformats.org/drawingml/2006/wordprocessingDrawing" xmlns:w10="urn:schemas-microsoft-com:office:word" xmlns:w="http://schemas.openxmlformats.org/wordprocessingml/2006/main" xmlns:w14="http://schemas.microsoft.com/office/word/2010/wordml" xmlns:w15="http://schemas.microsoft.com/office/word/2012/wordml" xmlns:w16cex="http://schemas.microsoft.com/office/word/2018/wordml/cex" xmlns:w16cid="http://schemas.microsoft.com/office/word/2016/wordml/cid" xmlns:w16="http://schemas.microsoft.com/office/word/2018/wordml" xmlns:w16sdtdh="http://schemas.microsoft.com/office/word/2020/wordml/sdtdatahash" xmlns:w16se="http://schemas.microsoft.com/office/word/2015/wordml/symex" xmlns:wpg="http://schemas.microsoft.com/office/word/2010/wordprocessingGroup" xmlns:wpi="http://schemas.microsoft.com/office/word/2010/wordprocessingInk" xmlns:wne="http://schemas.microsoft.com/office/word/2006/wordml" xmlns:wps="http://schemas.microsoft.com/office/word/2010/wordprocessingShape"/>
-</file>
-
-<file path=word/endnotes.xml><?xml version="1.0" encoding="utf-8"?>
-<w:endnotes xmlns:wpc="http://schemas.microsoft.com/office/word/2010/wordprocessingCanvas" xmlns:mc="http://schemas.openxmlformats.org/markup-compatibility/2006" xmlns:o="urn:schemas-microsoft-com:office:office" xmlns:r="http://schemas.openxmlformats.org/officeDocument/2006/relationships" xmlns:m="http://schemas.openxmlformats.org/officeDocument/2006/math" xmlns:v="urn:schemas-microsoft-com:vml" xmlns:wp14="http://schemas.microsoft.com/office/word/2010/wordprocessingDrawing" xmlns:wp="http://schemas.openxmlformats.org/drawingml/2006/wordprocessingDrawing" xmlns:w10="urn:schemas-microsoft-com:office:word" xmlns:w="http://schemas.openxmlformats.org/wordprocessingml/2006/main" xmlns:w14="http://schemas.microsoft.com/office/word/2010/wordml" xmlns:w15="http://schemas.microsoft.com/office/word/2012/wordml" xmlns:wpg="http://schemas.microsoft.com/office/word/2010/wordprocessingGroup" xmlns:wpi="http://schemas.microsoft.com/office/word/2010/wordprocessingInk" xmlns:wne="http://schemas.microsoft.com/office/word/2006/wordml" xmlns:wps="http://schemas.microsoft.com/office/word/2010/wordprocessingShape" mc:Ignorable="w14 w15 wp14">
-  <w:endnote w:type="separator" w:id="-1">
-    <w:p>
-      <w:pPr>
-        <w:spacing w:after="0" w:line="240" w:lineRule="auto"/>
-      </w:pPr>
-      <w:r>
-        <w:rPr>
-          <w:rStyle w:val="EndnoteReference"/>
-        </w:rPr>
-        <w:endnoteRef/>
-      </w:r>
-      <w:r>
-        <w:separator/>
-      </w:r>
-    </w:p>
-  </w:endnote>
-  <w:endnote w:type="continuationSeparator" w:id="0">
-    <w:p>
-      <w:pPr>
-        <w:spacing w:after="0" w:line="240" w:lineRule="auto"/>
-      </w:pPr>
-      <w:r>
-        <w:rPr>
-          <w:rStyle w:val="EndnoteReference"/>
-        </w:rPr>
-        <w:endnoteRef/>
-      </w:r>
-      <w:r>
-        <w:continuationSeparator/>
-      </w:r>
-    </w:p>
-  </w:endnote>
-</w:endnotes>
-</file>
-
 <file path=word/footer1.xml><?xml version="1.0" encoding="utf-8"?>
-<w:ftr xmlns:wpc="http://schemas.microsoft.com/office/word/2010/wordprocessingCanvas" xmlns:mc="http://schemas.openxmlformats.org/markup-compatibility/2006" xmlns:o="urn:schemas-microsoft-com:office:office" xmlns:r="http://schemas.openxmlformats.org/officeDocument/2006/relationships" xmlns:m="http://schemas.openxmlformats.org/officeDocument/2006/math" xmlns:v="urn:schemas-microsoft-com:vml" xmlns:wp14="http://schemas.microsoft.com/office/word/2010/wordprocessingDrawing" xmlns:wp="http://schemas.openxmlformats.org/drawingml/2006/wordprocessingDrawing" xmlns:w10="urn:schemas-microsoft-com:office:word" xmlns:w="http://schemas.openxmlformats.org/wordprocessingml/2006/main" xmlns:w14="http://schemas.microsoft.com/office/word/2010/wordml" xmlns:w15="http://schemas.microsoft.com/office/word/2012/wordml" xmlns:wpg="http://schemas.microsoft.com/office/word/2010/wordprocessingGroup" xmlns:wpi="http://schemas.microsoft.com/office/word/2010/wordprocessingInk" xmlns:wne="http://schemas.microsoft.com/office/word/2006/wordml" xmlns:wps="http://schemas.microsoft.com/office/word/2010/wordprocessingShape">
+<w:ftr xmlns:wpc="http://schemas.microsoft.com/office/word/2010/wordprocessingCanvas" xmlns:mc="http://schemas.openxmlformats.org/markup-compatibility/2006" xmlns:o="urn:schemas-microsoft-com:office:office" xmlns:r="http://schemas.openxmlformats.org/officeDocument/2006/relationships" xmlns:m="http://schemas.openxmlformats.org/officeDocument/2006/math" xmlns:v="urn:schemas-microsoft-com:vml" xmlns:wp14="http://schemas.microsoft.com/office/word/2010/wordprocessingDrawing" xmlns:wp="http://schemas.openxmlformats.org/drawingml/2006/wordprocessingDrawing" xmlns:w10="urn:schemas-microsoft-com:office:word" xmlns:w="http://schemas.openxmlformats.org/wordprocessingml/2006/main" xmlns:w14="http://schemas.microsoft.com/office/word/2010/wordml" xmlns:w15="http://schemas.microsoft.com/office/word/2012/wordml" xmlns:wpg="http://schemas.microsoft.com/office/word/2010/wordprocessingGroup" xmlns:wpi="http://schemas.microsoft.com/office/word/2010/wordprocessingInk" xmlns:wne="http://schemas.microsoft.com/office/word/2006/wordml" xmlns:wps="http://schemas.microsoft.com/office/word/2010/wordprocessingShape" xmlns:wpsCustomData="http://www.wps.cn/officeDocument/2013/wpsCustomData" mc:Ignorable="w14 w15 wp14">
   <w:p>
     <w:pPr>
       <w:pBdr>
@@ -4889,101 +5492,104 @@
         <w:tab w:val="center" w:pos="4513"/>
         <w:tab w:val="right" w:pos="9026"/>
       </w:tabs>
-      <w:spacing w:after="0" w:before="80"/>
-      <w:jc w:val="center"/>
+      <w:spacing w:before="80" w:after="0"/>
+      <w:jc w:val="both"/>
     </w:pPr>
     <w:r>
       <w:rPr>
-        <w:rFonts w:ascii="Arial" w:cs="Arial" w:eastAsia="Arial" w:hAnsi="Arial"/>
+        <w:rFonts w:ascii="Arial" w:hAnsi="Arial" w:eastAsia="Arial" w:cs="Arial"/>
         <w:color w:val="7F8C8D"/>
         <w:sz w:val="16"/>
         <w:szCs w:val="16"/>
       </w:rPr>
-      <w:t xml:space="preserve">Department of Training &amp; Placements</w:t>
+      <w:t xml:space="preserve">Department of </w:t>
     </w:r>
     <w:r>
       <w:rPr>
-        <w:rFonts w:ascii="Arial" w:cs="Arial" w:eastAsia="Arial" w:hAnsi="Arial"/>
+        <w:rFonts w:hint="default" w:cs="Arial"/>
+        <w:color w:val="7F8C8D"/>
+        <w:sz w:val="16"/>
+        <w:szCs w:val="16"/>
+        <w:lang w:val="en-US"/>
+      </w:rPr>
+      <w:t xml:space="preserve"> Artificial Intelligence &amp; Machine Learning</w:t>
+    </w:r>
+    <w:r>
+      <w:rPr>
+        <w:rFonts w:ascii="Arial" w:hAnsi="Arial" w:eastAsia="Arial" w:cs="Arial"/>
         <w:sz w:val="16"/>
         <w:szCs w:val="16"/>
       </w:rPr>
-      <w:t xml:space="preserve">	</w:t>
+      <w:tab/>
     </w:r>
     <w:r>
       <w:rPr>
-        <w:rFonts w:ascii="Arial" w:cs="Arial" w:eastAsia="Arial" w:hAnsi="Arial"/>
+        <w:rFonts w:hint="default" w:cs="Arial"/>
+        <w:sz w:val="16"/>
+        <w:szCs w:val="16"/>
+        <w:lang w:val="en-US"/>
+      </w:rPr>
+      <w:t xml:space="preserve">                   </w:t>
+    </w:r>
+    <w:r>
+      <w:rPr>
+        <w:rFonts w:hint="default" w:cs="Arial"/>
+        <w:sz w:val="16"/>
+        <w:szCs w:val="16"/>
+        <w:lang w:val="en-US"/>
+      </w:rPr>
+      <w:tab/>
+      <w:t xml:space="preserve">                            </w:t>
+    </w:r>
+    <w:r>
+      <w:rPr>
+        <w:rFonts w:ascii="Arial" w:hAnsi="Arial" w:eastAsia="Arial" w:cs="Arial"/>
         <w:color w:val="7F8C8D"/>
         <w:sz w:val="16"/>
         <w:szCs w:val="16"/>
       </w:rPr>
       <w:t xml:space="preserve">Page </w:t>
     </w:r>
-    <w:fldSimple w:instr="PAGE"/>
+    <w:r>
+      <w:fldChar w:fldCharType="begin"/>
+    </w:r>
+    <w:r>
+      <w:instrText xml:space="preserve">PAGE</w:instrText>
+    </w:r>
+    <w:r>
+      <w:fldChar w:fldCharType="separate"/>
+    </w:r>
+    <w:r>
+      <w:fldChar w:fldCharType="end"/>
+    </w:r>
   </w:p>
 </w:ftr>
 </file>
 
-<file path=word/footnotes.xml><?xml version="1.0" encoding="utf-8"?>
-<w:footnotes xmlns:wpc="http://schemas.microsoft.com/office/word/2010/wordprocessingCanvas" xmlns:mc="http://schemas.openxmlformats.org/markup-compatibility/2006" xmlns:o="urn:schemas-microsoft-com:office:office" xmlns:r="http://schemas.openxmlformats.org/officeDocument/2006/relationships" xmlns:m="http://schemas.openxmlformats.org/officeDocument/2006/math" xmlns:v="urn:schemas-microsoft-com:vml" xmlns:wp14="http://schemas.microsoft.com/office/word/2010/wordprocessingDrawing" xmlns:wp="http://schemas.openxmlformats.org/drawingml/2006/wordprocessingDrawing" xmlns:w10="urn:schemas-microsoft-com:office:word" xmlns:w="http://schemas.openxmlformats.org/wordprocessingml/2006/main" xmlns:w14="http://schemas.microsoft.com/office/word/2010/wordml" xmlns:w15="http://schemas.microsoft.com/office/word/2012/wordml" xmlns:wpg="http://schemas.microsoft.com/office/word/2010/wordprocessingGroup" xmlns:wpi="http://schemas.microsoft.com/office/word/2010/wordprocessingInk" xmlns:wne="http://schemas.microsoft.com/office/word/2006/wordml" xmlns:wps="http://schemas.microsoft.com/office/word/2010/wordprocessingShape" mc:Ignorable="w14 w15 wp14">
-  <w:footnote w:type="separator" w:id="-1">
-    <w:p>
-      <w:pPr>
-        <w:spacing w:after="0" w:line="240" w:lineRule="auto"/>
-      </w:pPr>
-      <w:r>
-        <w:rPr>
-          <w:rStyle w:val="FootnoteReference"/>
-        </w:rPr>
-        <w:footnoteRef/>
-      </w:r>
-      <w:r>
-        <w:separator/>
-      </w:r>
-    </w:p>
-  </w:footnote>
-  <w:footnote w:type="continuationSeparator" w:id="0">
-    <w:p>
-      <w:pPr>
-        <w:spacing w:after="0" w:line="240" w:lineRule="auto"/>
-      </w:pPr>
-      <w:r>
-        <w:rPr>
-          <w:rStyle w:val="FootnoteReference"/>
-        </w:rPr>
-        <w:footnoteRef/>
-      </w:r>
-      <w:r>
-        <w:continuationSeparator/>
-      </w:r>
-    </w:p>
-  </w:footnote>
-</w:footnotes>
-</file>
-
 <file path=word/header1.xml><?xml version="1.0" encoding="utf-8"?>
-<w:hdr xmlns:wpc="http://schemas.microsoft.com/office/word/2010/wordprocessingCanvas" xmlns:mc="http://schemas.openxmlformats.org/markup-compatibility/2006" xmlns:o="urn:schemas-microsoft-com:office:office" xmlns:r="http://schemas.openxmlformats.org/officeDocument/2006/relationships" xmlns:m="http://schemas.openxmlformats.org/officeDocument/2006/math" xmlns:v="urn:schemas-microsoft-com:vml" xmlns:wp14="http://schemas.microsoft.com/office/word/2010/wordprocessingDrawing" xmlns:wp="http://schemas.openxmlformats.org/drawingml/2006/wordprocessingDrawing" xmlns:w10="urn:schemas-microsoft-com:office:word" xmlns:w="http://schemas.openxmlformats.org/wordprocessingml/2006/main" xmlns:w14="http://schemas.microsoft.com/office/word/2010/wordml" xmlns:w15="http://schemas.microsoft.com/office/word/2012/wordml" xmlns:wpg="http://schemas.microsoft.com/office/word/2010/wordprocessingGroup" xmlns:wpi="http://schemas.microsoft.com/office/word/2010/wordprocessingInk" xmlns:wne="http://schemas.microsoft.com/office/word/2006/wordml" xmlns:wps="http://schemas.microsoft.com/office/word/2010/wordprocessingShape" xmlns:cx="http://schemas.microsoft.com/office/drawing/2014/chartex" xmlns:cx1="http://schemas.microsoft.com/office/drawing/2015/9/8/chartex" xmlns:cx2="http://schemas.microsoft.com/office/drawing/2015/10/21/chartex" xmlns:cx3="http://schemas.microsoft.com/office/drawing/2016/5/9/chartex" xmlns:cx4="http://schemas.microsoft.com/office/drawing/2016/5/10/chartex" xmlns:cx5="http://schemas.microsoft.com/office/drawing/2016/5/11/chartex" xmlns:cx6="http://schemas.microsoft.com/office/drawing/2016/5/12/chartex" xmlns:cx7="http://schemas.microsoft.com/office/drawing/2016/5/13/chartex" xmlns:cx8="http://schemas.microsoft.com/office/drawing/2016/5/14/chartex" xmlns:w16cid="http://schemas.microsoft.com/office/word/2016/wordml/cid" xmlns:w16se="http://schemas.microsoft.com/office/word/2015/wordml/symex">
+<w:hdr xmlns:wpc="http://schemas.microsoft.com/office/word/2010/wordprocessingCanvas" xmlns:mc="http://schemas.openxmlformats.org/markup-compatibility/2006" xmlns:o="urn:schemas-microsoft-com:office:office" xmlns:r="http://schemas.openxmlformats.org/officeDocument/2006/relationships" xmlns:m="http://schemas.openxmlformats.org/officeDocument/2006/math" xmlns:v="urn:schemas-microsoft-com:vml" xmlns:wp14="http://schemas.microsoft.com/office/word/2010/wordprocessingDrawing" xmlns:wp="http://schemas.openxmlformats.org/drawingml/2006/wordprocessingDrawing" xmlns:w10="urn:schemas-microsoft-com:office:word" xmlns:w="http://schemas.openxmlformats.org/wordprocessingml/2006/main" xmlns:w14="http://schemas.microsoft.com/office/word/2010/wordml" xmlns:w15="http://schemas.microsoft.com/office/word/2012/wordml" xmlns:wpg="http://schemas.microsoft.com/office/word/2010/wordprocessingGroup" xmlns:wpi="http://schemas.microsoft.com/office/word/2010/wordprocessingInk" xmlns:wne="http://schemas.microsoft.com/office/word/2006/wordml" xmlns:wps="http://schemas.microsoft.com/office/word/2010/wordprocessingShape" xmlns:wpsCustomData="http://www.wps.cn/officeDocument/2013/wpsCustomData" mc:Ignorable="w14 w15 wp14">
   <w:p>
     <w:pPr>
       <w:pBdr>
         <w:bottom w:val="single" w:color="1A2A4A" w:sz="6" w:space="2"/>
       </w:pBdr>
-      <w:spacing w:after="80" w:before="0"/>
-      <w:jc w:val="right"/>
+      <w:spacing w:before="0" w:after="80"/>
+      <w:jc w:val="center"/>
     </w:pPr>
     <w:r>
       <w:rPr>
-        <w:rFonts w:ascii="Arial" w:cs="Arial" w:eastAsia="Arial" w:hAnsi="Arial"/>
+        <w:rFonts w:ascii="Arial" w:hAnsi="Arial" w:eastAsia="Arial" w:cs="Arial"/>
         <w:i/>
         <w:iCs/>
         <w:color w:val="1A2A4A"/>
         <w:sz w:val="18"/>
         <w:szCs w:val="18"/>
       </w:rPr>
-      <w:t xml:space="preserve">Sudoku Solver using Recursion &amp; Backtracking</w:t>
+      <w:t>Sudoku Solver using Recursion &amp; Backtracking</w:t>
     </w:r>
     <w:r>
       <w:rPr>
-        <w:rFonts w:ascii="Arial" w:cs="Arial" w:eastAsia="Arial" w:hAnsi="Arial"/>
+        <w:rFonts w:ascii="Arial" w:hAnsi="Arial" w:eastAsia="Arial" w:cs="Arial"/>
         <w:color w:val="7F8C8D"/>
         <w:sz w:val="18"/>
         <w:szCs w:val="18"/>
@@ -4995,94 +5601,12 @@
 </file>
 
 <file path=word/numbering.xml><?xml version="1.0" encoding="utf-8"?>
-<w:numbering xmlns:wpc="http://schemas.microsoft.com/office/word/2010/wordprocessingCanvas" xmlns:mc="http://schemas.openxmlformats.org/markup-compatibility/2006" xmlns:o="urn:schemas-microsoft-com:office:office" xmlns:r="http://schemas.openxmlformats.org/officeDocument/2006/relationships" xmlns:m="http://schemas.openxmlformats.org/officeDocument/2006/math" xmlns:v="urn:schemas-microsoft-com:vml" xmlns:wp14="http://schemas.microsoft.com/office/word/2010/wordprocessingDrawing" xmlns:wp="http://schemas.openxmlformats.org/drawingml/2006/wordprocessingDrawing" xmlns:w10="urn:schemas-microsoft-com:office:word" xmlns:w="http://schemas.openxmlformats.org/wordprocessingml/2006/main" xmlns:w14="http://schemas.microsoft.com/office/word/2010/wordml" xmlns:w15="http://schemas.microsoft.com/office/word/2012/wordml" xmlns:wpg="http://schemas.microsoft.com/office/word/2010/wordprocessingGroup" xmlns:wpi="http://schemas.microsoft.com/office/word/2010/wordprocessingInk" xmlns:wne="http://schemas.microsoft.com/office/word/2006/wordml" xmlns:wps="http://schemas.microsoft.com/office/word/2010/wordprocessingShape" mc:Ignorable="w14 w15 wp14">
-  <w:abstractNum w:abstractNumId="1" w15:restartNumberingAfterBreak="0">
-    <w:multiLevelType w:val="hybridMultilevel"/>
-    <w:lvl w:ilvl="0" w15:tentative="1">
-      <w:start w:val="1"/>
-      <w:numFmt w:val="bullet"/>
-      <w:lvlText w:val="●"/>
-      <w:lvlJc w:val="left"/>
-      <w:pPr>
-        <w:ind w:left="720" w:hanging="360"/>
-      </w:pPr>
-    </w:lvl>
-    <w:lvl w:ilvl="1" w15:tentative="1">
-      <w:start w:val="1"/>
-      <w:numFmt w:val="bullet"/>
-      <w:lvlText w:val="○"/>
-      <w:lvlJc w:val="left"/>
-      <w:pPr>
-        <w:ind w:left="1440" w:hanging="360"/>
-      </w:pPr>
-    </w:lvl>
-    <w:lvl w:ilvl="2" w15:tentative="1">
-      <w:start w:val="1"/>
-      <w:numFmt w:val="bullet"/>
-      <w:lvlText w:val="■"/>
-      <w:lvlJc w:val="left"/>
-      <w:pPr>
-        <w:ind w:left="2160" w:hanging="360"/>
-      </w:pPr>
-    </w:lvl>
-    <w:lvl w:ilvl="3" w15:tentative="1">
-      <w:start w:val="1"/>
-      <w:numFmt w:val="bullet"/>
-      <w:lvlText w:val="●"/>
-      <w:lvlJc w:val="left"/>
-      <w:pPr>
-        <w:ind w:left="2880" w:hanging="360"/>
-      </w:pPr>
-    </w:lvl>
-    <w:lvl w:ilvl="4" w15:tentative="1">
-      <w:start w:val="1"/>
-      <w:numFmt w:val="bullet"/>
-      <w:lvlText w:val="○"/>
-      <w:lvlJc w:val="left"/>
-      <w:pPr>
-        <w:ind w:left="3600" w:hanging="360"/>
-      </w:pPr>
-    </w:lvl>
-    <w:lvl w:ilvl="5" w15:tentative="1">
-      <w:start w:val="1"/>
-      <w:numFmt w:val="bullet"/>
-      <w:lvlText w:val="■"/>
-      <w:lvlJc w:val="left"/>
-      <w:pPr>
-        <w:ind w:left="4320" w:hanging="360"/>
-      </w:pPr>
-    </w:lvl>
-    <w:lvl w:ilvl="6" w15:tentative="1">
-      <w:start w:val="1"/>
-      <w:numFmt w:val="bullet"/>
-      <w:lvlText w:val="●"/>
-      <w:lvlJc w:val="left"/>
-      <w:pPr>
-        <w:ind w:left="5040" w:hanging="360"/>
-      </w:pPr>
-    </w:lvl>
-    <w:lvl w:ilvl="7" w15:tentative="1">
-      <w:start w:val="1"/>
-      <w:numFmt w:val="bullet"/>
-      <w:lvlText w:val="●"/>
-      <w:lvlJc w:val="left"/>
-      <w:pPr>
-        <w:ind w:left="5760" w:hanging="360"/>
-      </w:pPr>
-    </w:lvl>
-    <w:lvl w:ilvl="8" w15:tentative="1">
-      <w:start w:val="1"/>
-      <w:numFmt w:val="bullet"/>
-      <w:lvlText w:val="●"/>
-      <w:lvlJc w:val="left"/>
-      <w:pPr>
-        <w:ind w:left="6480" w:hanging="360"/>
-      </w:pPr>
-    </w:lvl>
-  </w:abstractNum>
-  <w:abstractNum w:abstractNumId="2" w15:restartNumberingAfterBreak="0">
-    <w:multiLevelType w:val="hybridMultilevel"/>
-    <w:lvl w:ilvl="0" w15:tentative="1">
+<w:numbering xmlns:wpc="http://schemas.microsoft.com/office/word/2010/wordprocessingCanvas" xmlns:mc="http://schemas.openxmlformats.org/markup-compatibility/2006" xmlns:o="urn:schemas-microsoft-com:office:office" xmlns:r="http://schemas.openxmlformats.org/officeDocument/2006/relationships" xmlns:m="http://schemas.openxmlformats.org/officeDocument/2006/math" xmlns:v="urn:schemas-microsoft-com:vml" xmlns:wp14="http://schemas.microsoft.com/office/word/2010/wordprocessingDrawing" xmlns:wp="http://schemas.openxmlformats.org/drawingml/2006/wordprocessingDrawing" xmlns:w10="urn:schemas-microsoft-com:office:word" xmlns:w="http://schemas.openxmlformats.org/wordprocessingml/2006/main" xmlns:w14="http://schemas.microsoft.com/office/word/2010/wordml" xmlns:wpg="http://schemas.microsoft.com/office/word/2010/wordprocessingGroup" xmlns:wpi="http://schemas.microsoft.com/office/word/2010/wordprocessingInk" xmlns:wne="http://schemas.microsoft.com/office/word/2006/wordml" xmlns:wps="http://schemas.microsoft.com/office/word/2010/wordprocessingShape" xmlns:wpsCustomData="http://www.wps.cn/officeDocument/2013/wpsCustomData" mc:Ignorable="w14 wp14">
+  <w:abstractNum w:abstractNumId="0">
+    <w:nsid w:val="0053208E"/>
+    <w:multiLevelType w:val="singleLevel"/>
+    <w:tmpl w:val="0053208E"/>
+    <w:lvl w:ilvl="0" w:tentative="0">
       <w:start w:val="1"/>
       <w:numFmt w:val="bullet"/>
       <w:lvlText w:val="•"/>
@@ -5095,9 +5619,11 @@
       </w:rPr>
     </w:lvl>
   </w:abstractNum>
-  <w:abstractNum w:abstractNumId="3" w15:restartNumberingAfterBreak="0">
-    <w:multiLevelType w:val="hybridMultilevel"/>
-    <w:lvl w:ilvl="0" w15:tentative="1">
+  <w:abstractNum w:abstractNumId="1">
+    <w:nsid w:val="59ADCABA"/>
+    <w:multiLevelType w:val="singleLevel"/>
+    <w:tmpl w:val="59ADCABA"/>
+    <w:lvl w:ilvl="0" w:tentative="0">
       <w:start w:val="1"/>
       <w:numFmt w:val="decimal"/>
       <w:lvlText w:val="%1."/>
@@ -5113,19 +5639,13 @@
     </w:lvl>
   </w:abstractNum>
   <w:num w:numId="1">
-    <w:abstractNumId w:val="1"/>
+    <w:abstractNumId w:val="0"/>
     <w:lvlOverride w:ilvl="0">
       <w:startOverride w:val="1"/>
     </w:lvlOverride>
   </w:num>
   <w:num w:numId="2">
-    <w:abstractNumId w:val="2"/>
-    <w:lvlOverride w:ilvl="0">
-      <w:startOverride w:val="1"/>
-    </w:lvlOverride>
-  </w:num>
-  <w:num w:numId="3">
-    <w:abstractNumId w:val="3"/>
+    <w:abstractNumId w:val="1"/>
     <w:lvlOverride w:ilvl="0">
       <w:startOverride w:val="1"/>
     </w:lvlOverride>
@@ -5134,199 +5654,287 @@
 </file>
 
 <file path=word/styles.xml><?xml version="1.0" encoding="utf-8"?>
-<w:styles xmlns:mc="http://schemas.openxmlformats.org/markup-compatibility/2006" xmlns:r="http://schemas.openxmlformats.org/officeDocument/2006/relationships" xmlns:w="http://schemas.openxmlformats.org/wordprocessingml/2006/main" xmlns:w14="http://schemas.microsoft.com/office/word/2010/wordml" xmlns:w15="http://schemas.microsoft.com/office/word/2012/wordml" mc:Ignorable="w14 w15">
+<w:styles xmlns:mc="http://schemas.openxmlformats.org/markup-compatibility/2006" xmlns:o="urn:schemas-microsoft-com:office:office" xmlns:r="http://schemas.openxmlformats.org/officeDocument/2006/relationships" xmlns:m="http://schemas.openxmlformats.org/officeDocument/2006/math" xmlns:v="urn:schemas-microsoft-com:vml" xmlns:w="http://schemas.openxmlformats.org/wordprocessingml/2006/main" xmlns:w14="http://schemas.microsoft.com/office/word/2010/wordml" xmlns:w10="urn:schemas-microsoft-com:office:word" xmlns:sl="http://schemas.openxmlformats.org/schemaLibrary/2006/main" xmlns:wpsCustomData="http://www.wps.cn/officeDocument/2013/wpsCustomData" mc:Ignorable="w14">
   <w:docDefaults>
     <w:rPrDefault>
       <w:rPr>
-        <w:rFonts w:ascii="Arial" w:cs="Arial" w:eastAsia="Arial" w:hAnsi="Arial"/>
-        <w:sz w:val="22"/>
-        <w:szCs w:val="22"/>
+        <w:rFonts w:ascii="Arial" w:hAnsi="Arial" w:eastAsia="Arial" w:cs="Arial"/>
       </w:rPr>
     </w:rPrDefault>
     <w:pPrDefault/>
   </w:docDefaults>
-  <w:style w:type="paragraph" w:styleId="Title">
-    <w:name w:val="Title"/>
-    <w:basedOn w:val="Normal"/>
-    <w:next w:val="Normal"/>
+  <w:latentStyles w:count="260" w:defQFormat="0" w:defUnhideWhenUsed="1" w:defSemiHidden="1" w:defUIPriority="99" w:defLockedState="0">
+    <w:lsdException w:qFormat="1" w:unhideWhenUsed="0" w:uiPriority="0" w:semiHidden="0" w:name="Normal"/>
+    <w:lsdException w:qFormat="1" w:unhideWhenUsed="0" w:uiPriority="0" w:semiHidden="0" w:name="heading 1"/>
+    <w:lsdException w:qFormat="1" w:unhideWhenUsed="0" w:uiPriority="0" w:semiHidden="0" w:name="heading 2"/>
+    <w:lsdException w:qFormat="1" w:unhideWhenUsed="0" w:uiPriority="0" w:semiHidden="0" w:name="heading 3"/>
+    <w:lsdException w:qFormat="1" w:unhideWhenUsed="0" w:uiPriority="0" w:semiHidden="0" w:name="heading 4"/>
+    <w:lsdException w:qFormat="1" w:unhideWhenUsed="0" w:uiPriority="0" w:semiHidden="0" w:name="heading 5"/>
+    <w:lsdException w:qFormat="1" w:unhideWhenUsed="0" w:uiPriority="0" w:semiHidden="0" w:name="heading 6"/>
+    <w:lsdException w:qFormat="1" w:uiPriority="0" w:name="heading 7"/>
+    <w:lsdException w:qFormat="1" w:uiPriority="0" w:name="heading 8"/>
+    <w:lsdException w:qFormat="1" w:uiPriority="0" w:name="heading 9"/>
+    <w:lsdException w:unhideWhenUsed="0" w:uiPriority="0" w:semiHidden="0" w:name="index 1"/>
+    <w:lsdException w:unhideWhenUsed="0" w:uiPriority="0" w:semiHidden="0" w:name="index 2"/>
+    <w:lsdException w:unhideWhenUsed="0" w:uiPriority="0" w:semiHidden="0" w:name="index 3"/>
+    <w:lsdException w:unhideWhenUsed="0" w:uiPriority="0" w:semiHidden="0" w:name="index 4"/>
+    <w:lsdException w:unhideWhenUsed="0" w:uiPriority="0" w:semiHidden="0" w:name="index 5"/>
+    <w:lsdException w:unhideWhenUsed="0" w:uiPriority="0" w:semiHidden="0" w:name="index 6"/>
+    <w:lsdException w:unhideWhenUsed="0" w:uiPriority="0" w:semiHidden="0" w:name="index 7"/>
+    <w:lsdException w:unhideWhenUsed="0" w:uiPriority="0" w:semiHidden="0" w:name="index 8"/>
+    <w:lsdException w:unhideWhenUsed="0" w:uiPriority="0" w:semiHidden="0" w:name="index 9"/>
+    <w:lsdException w:unhideWhenUsed="0" w:uiPriority="0" w:semiHidden="0" w:name="toc 1"/>
+    <w:lsdException w:unhideWhenUsed="0" w:uiPriority="0" w:semiHidden="0" w:name="toc 2"/>
+    <w:lsdException w:unhideWhenUsed="0" w:uiPriority="0" w:semiHidden="0" w:name="toc 3"/>
+    <w:lsdException w:unhideWhenUsed="0" w:uiPriority="0" w:semiHidden="0" w:name="toc 4"/>
+    <w:lsdException w:unhideWhenUsed="0" w:uiPriority="0" w:semiHidden="0" w:name="toc 5"/>
+    <w:lsdException w:unhideWhenUsed="0" w:uiPriority="0" w:semiHidden="0" w:name="toc 6"/>
+    <w:lsdException w:unhideWhenUsed="0" w:uiPriority="0" w:semiHidden="0" w:name="toc 7"/>
+    <w:lsdException w:unhideWhenUsed="0" w:uiPriority="0" w:semiHidden="0" w:name="toc 8"/>
+    <w:lsdException w:unhideWhenUsed="0" w:uiPriority="0" w:semiHidden="0" w:name="toc 9"/>
+    <w:lsdException w:unhideWhenUsed="0" w:uiPriority="0" w:semiHidden="0" w:name="Normal Indent"/>
+    <w:lsdException w:uiPriority="99" w:name="footnote text"/>
+    <w:lsdException w:unhideWhenUsed="0" w:uiPriority="0" w:semiHidden="0" w:name="annotation text"/>
+    <w:lsdException w:unhideWhenUsed="0" w:uiPriority="0" w:semiHidden="0" w:name="header"/>
+    <w:lsdException w:unhideWhenUsed="0" w:uiPriority="0" w:semiHidden="0" w:name="footer"/>
+    <w:lsdException w:unhideWhenUsed="0" w:uiPriority="0" w:semiHidden="0" w:name="index heading"/>
+    <w:lsdException w:qFormat="1" w:uiPriority="0" w:name="caption"/>
+    <w:lsdException w:unhideWhenUsed="0" w:uiPriority="0" w:semiHidden="0" w:name="table of figures"/>
+    <w:lsdException w:unhideWhenUsed="0" w:uiPriority="0" w:semiHidden="0" w:name="envelope address"/>
+    <w:lsdException w:unhideWhenUsed="0" w:uiPriority="0" w:semiHidden="0" w:name="envelope return"/>
+    <w:lsdException w:qFormat="1" w:uiPriority="99" w:name="footnote reference"/>
+    <w:lsdException w:unhideWhenUsed="0" w:uiPriority="0" w:semiHidden="0" w:name="annotation reference"/>
+    <w:lsdException w:unhideWhenUsed="0" w:uiPriority="0" w:semiHidden="0" w:name="line number"/>
+    <w:lsdException w:unhideWhenUsed="0" w:uiPriority="0" w:semiHidden="0" w:name="page number"/>
+    <w:lsdException w:uiPriority="99" w:name="endnote reference"/>
+    <w:lsdException w:uiPriority="99" w:name="endnote text"/>
+    <w:lsdException w:unhideWhenUsed="0" w:uiPriority="0" w:semiHidden="0" w:name="table of authorities"/>
+    <w:lsdException w:unhideWhenUsed="0" w:uiPriority="0" w:semiHidden="0" w:name="macro"/>
+    <w:lsdException w:unhideWhenUsed="0" w:uiPriority="0" w:semiHidden="0" w:name="toa heading"/>
+    <w:lsdException w:unhideWhenUsed="0" w:uiPriority="0" w:semiHidden="0" w:name="List"/>
+    <w:lsdException w:unhideWhenUsed="0" w:uiPriority="0" w:semiHidden="0" w:name="List Bullet"/>
+    <w:lsdException w:unhideWhenUsed="0" w:uiPriority="0" w:semiHidden="0" w:name="List Number"/>
+    <w:lsdException w:unhideWhenUsed="0" w:uiPriority="0" w:semiHidden="0" w:name="List 2"/>
+    <w:lsdException w:unhideWhenUsed="0" w:uiPriority="0" w:semiHidden="0" w:name="List 3"/>
+    <w:lsdException w:unhideWhenUsed="0" w:uiPriority="0" w:semiHidden="0" w:name="List 4"/>
+    <w:lsdException w:unhideWhenUsed="0" w:uiPriority="0" w:semiHidden="0" w:name="List 5"/>
+    <w:lsdException w:unhideWhenUsed="0" w:uiPriority="0" w:semiHidden="0" w:name="List Bullet 2"/>
+    <w:lsdException w:unhideWhenUsed="0" w:uiPriority="0" w:semiHidden="0" w:name="List Bullet 3"/>
+    <w:lsdException w:unhideWhenUsed="0" w:uiPriority="0" w:semiHidden="0" w:name="List Bullet 4"/>
+    <w:lsdException w:unhideWhenUsed="0" w:uiPriority="0" w:semiHidden="0" w:name="List Bullet 5"/>
+    <w:lsdException w:unhideWhenUsed="0" w:uiPriority="0" w:semiHidden="0" w:name="List Number 2"/>
+    <w:lsdException w:unhideWhenUsed="0" w:uiPriority="0" w:semiHidden="0" w:name="List Number 3"/>
+    <w:lsdException w:unhideWhenUsed="0" w:uiPriority="0" w:semiHidden="0" w:name="List Number 4"/>
+    <w:lsdException w:unhideWhenUsed="0" w:uiPriority="0" w:semiHidden="0" w:name="List Number 5"/>
+    <w:lsdException w:qFormat="1" w:unhideWhenUsed="0" w:uiPriority="0" w:semiHidden="0" w:name="Title"/>
+    <w:lsdException w:unhideWhenUsed="0" w:uiPriority="0" w:semiHidden="0" w:name="Closing"/>
+    <w:lsdException w:unhideWhenUsed="0" w:uiPriority="0" w:semiHidden="0" w:name="Signature"/>
+    <w:lsdException w:unhideWhenUsed="0" w:uiPriority="0" w:name="Default Paragraph Font"/>
+    <w:lsdException w:unhideWhenUsed="0" w:uiPriority="0" w:semiHidden="0" w:name="Body Text"/>
+    <w:lsdException w:unhideWhenUsed="0" w:uiPriority="0" w:semiHidden="0" w:name="Body Text Indent"/>
+    <w:lsdException w:unhideWhenUsed="0" w:uiPriority="0" w:semiHidden="0" w:name="List Continue"/>
+    <w:lsdException w:unhideWhenUsed="0" w:uiPriority="0" w:semiHidden="0" w:name="List Continue 2"/>
+    <w:lsdException w:unhideWhenUsed="0" w:uiPriority="0" w:semiHidden="0" w:name="List Continue 3"/>
+    <w:lsdException w:unhideWhenUsed="0" w:uiPriority="0" w:semiHidden="0" w:name="List Continue 4"/>
+    <w:lsdException w:unhideWhenUsed="0" w:uiPriority="0" w:semiHidden="0" w:name="List Continue 5"/>
+    <w:lsdException w:unhideWhenUsed="0" w:uiPriority="0" w:semiHidden="0" w:name="Message Header"/>
+    <w:lsdException w:qFormat="1" w:unhideWhenUsed="0" w:uiPriority="0" w:semiHidden="0" w:name="Subtitle"/>
+    <w:lsdException w:unhideWhenUsed="0" w:uiPriority="0" w:semiHidden="0" w:name="Salutation"/>
+    <w:lsdException w:unhideWhenUsed="0" w:uiPriority="0" w:semiHidden="0" w:name="Date"/>
+    <w:lsdException w:unhideWhenUsed="0" w:uiPriority="0" w:semiHidden="0" w:name="Body Text First Indent"/>
+    <w:lsdException w:unhideWhenUsed="0" w:uiPriority="0" w:semiHidden="0" w:name="Body Text First Indent 2"/>
+    <w:lsdException w:unhideWhenUsed="0" w:uiPriority="0" w:semiHidden="0" w:name="Note Heading"/>
+    <w:lsdException w:unhideWhenUsed="0" w:uiPriority="0" w:semiHidden="0" w:name="Body Text 2"/>
+    <w:lsdException w:unhideWhenUsed="0" w:uiPriority="0" w:semiHidden="0" w:name="Body Text 3"/>
+    <w:lsdException w:unhideWhenUsed="0" w:uiPriority="0" w:semiHidden="0" w:name="Body Text Indent 2"/>
+    <w:lsdException w:unhideWhenUsed="0" w:uiPriority="0" w:semiHidden="0" w:name="Body Text Indent 3"/>
+    <w:lsdException w:unhideWhenUsed="0" w:uiPriority="0" w:semiHidden="0" w:name="Block Text"/>
+    <w:lsdException w:uiPriority="99" w:semiHidden="0" w:name="Hyperlink"/>
+    <w:lsdException w:unhideWhenUsed="0" w:uiPriority="0" w:semiHidden="0" w:name="FollowedHyperlink"/>
+    <w:lsdException w:qFormat="1" w:unhideWhenUsed="0" w:uiPriority="0" w:semiHidden="0" w:name="Strong"/>
+    <w:lsdException w:qFormat="1" w:unhideWhenUsed="0" w:uiPriority="0" w:semiHidden="0" w:name="Emphasis"/>
+    <w:lsdException w:unhideWhenUsed="0" w:uiPriority="0" w:semiHidden="0" w:name="Document Map"/>
+    <w:lsdException w:unhideWhenUsed="0" w:uiPriority="0" w:semiHidden="0" w:name="Plain Text"/>
+    <w:lsdException w:unhideWhenUsed="0" w:uiPriority="0" w:semiHidden="0" w:name="E-mail Signature"/>
+    <w:lsdException w:unhideWhenUsed="0" w:uiPriority="0" w:semiHidden="0" w:name="Normal (Web)"/>
+    <w:lsdException w:unhideWhenUsed="0" w:uiPriority="0" w:semiHidden="0" w:name="HTML Acronym"/>
+    <w:lsdException w:unhideWhenUsed="0" w:uiPriority="0" w:semiHidden="0" w:name="HTML Address"/>
+    <w:lsdException w:unhideWhenUsed="0" w:uiPriority="0" w:semiHidden="0" w:name="HTML Cite"/>
+    <w:lsdException w:unhideWhenUsed="0" w:uiPriority="0" w:semiHidden="0" w:name="HTML Code"/>
+    <w:lsdException w:unhideWhenUsed="0" w:uiPriority="0" w:semiHidden="0" w:name="HTML Definition"/>
+    <w:lsdException w:unhideWhenUsed="0" w:uiPriority="0" w:semiHidden="0" w:name="HTML Keyboard"/>
+    <w:lsdException w:unhideWhenUsed="0" w:uiPriority="0" w:semiHidden="0" w:name="HTML Preformatted"/>
+    <w:lsdException w:unhideWhenUsed="0" w:uiPriority="0" w:semiHidden="0" w:name="HTML Sample"/>
+    <w:lsdException w:unhideWhenUsed="0" w:uiPriority="0" w:semiHidden="0" w:name="HTML Typewriter"/>
+    <w:lsdException w:unhideWhenUsed="0" w:uiPriority="0" w:semiHidden="0" w:name="HTML Variable"/>
+    <w:lsdException w:unhideWhenUsed="0" w:uiPriority="0" w:name="Normal Table"/>
+    <w:lsdException w:unhideWhenUsed="0" w:uiPriority="0" w:semiHidden="0" w:name="annotation subject"/>
+    <w:lsdException w:unhideWhenUsed="0" w:uiPriority="0" w:semiHidden="0" w:name="Table Simple 1"/>
+    <w:lsdException w:unhideWhenUsed="0" w:uiPriority="0" w:semiHidden="0" w:name="Table Simple 2"/>
+    <w:lsdException w:unhideWhenUsed="0" w:uiPriority="0" w:semiHidden="0" w:name="Table Simple 3"/>
+    <w:lsdException w:unhideWhenUsed="0" w:uiPriority="0" w:semiHidden="0" w:name="Table Classic 1"/>
+    <w:lsdException w:unhideWhenUsed="0" w:uiPriority="0" w:semiHidden="0" w:name="Table Classic 2"/>
+    <w:lsdException w:unhideWhenUsed="0" w:uiPriority="0" w:semiHidden="0" w:name="Table Classic 3"/>
+    <w:lsdException w:unhideWhenUsed="0" w:uiPriority="0" w:semiHidden="0" w:name="Table Classic 4"/>
+    <w:lsdException w:unhideWhenUsed="0" w:uiPriority="0" w:semiHidden="0" w:name="Table Colorful 1"/>
+    <w:lsdException w:unhideWhenUsed="0" w:uiPriority="0" w:semiHidden="0" w:name="Table Colorful 2"/>
+    <w:lsdException w:unhideWhenUsed="0" w:uiPriority="0" w:semiHidden="0" w:name="Table Colorful 3"/>
+    <w:lsdException w:unhideWhenUsed="0" w:uiPriority="0" w:semiHidden="0" w:name="Table Columns 1"/>
+    <w:lsdException w:unhideWhenUsed="0" w:uiPriority="0" w:semiHidden="0" w:name="Table Columns 2"/>
+    <w:lsdException w:unhideWhenUsed="0" w:uiPriority="0" w:semiHidden="0" w:name="Table Columns 3"/>
+    <w:lsdException w:unhideWhenUsed="0" w:uiPriority="0" w:semiHidden="0" w:name="Table Columns 4"/>
+    <w:lsdException w:unhideWhenUsed="0" w:uiPriority="0" w:semiHidden="0" w:name="Table Columns 5"/>
+    <w:lsdException w:unhideWhenUsed="0" w:uiPriority="0" w:semiHidden="0" w:name="Table Grid 1"/>
+    <w:lsdException w:unhideWhenUsed="0" w:uiPriority="0" w:semiHidden="0" w:name="Table Grid 2"/>
+    <w:lsdException w:unhideWhenUsed="0" w:uiPriority="0" w:semiHidden="0" w:name="Table Grid 3"/>
+    <w:lsdException w:unhideWhenUsed="0" w:uiPriority="0" w:semiHidden="0" w:name="Table Grid 4"/>
+    <w:lsdException w:unhideWhenUsed="0" w:uiPriority="0" w:semiHidden="0" w:name="Table Grid 5"/>
+    <w:lsdException w:unhideWhenUsed="0" w:uiPriority="0" w:semiHidden="0" w:name="Table Grid 6"/>
+    <w:lsdException w:unhideWhenUsed="0" w:uiPriority="0" w:semiHidden="0" w:name="Table Grid 7"/>
+    <w:lsdException w:unhideWhenUsed="0" w:uiPriority="0" w:semiHidden="0" w:name="Table Grid 8"/>
+    <w:lsdException w:unhideWhenUsed="0" w:uiPriority="0" w:semiHidden="0" w:name="Table List 1"/>
+    <w:lsdException w:unhideWhenUsed="0" w:uiPriority="0" w:semiHidden="0" w:name="Table List 2"/>
+    <w:lsdException w:unhideWhenUsed="0" w:uiPriority="0" w:semiHidden="0" w:name="Table List 3"/>
+    <w:lsdException w:unhideWhenUsed="0" w:uiPriority="0" w:semiHidden="0" w:name="Table List 4"/>
+    <w:lsdException w:unhideWhenUsed="0" w:uiPriority="0" w:semiHidden="0" w:name="Table List 5"/>
+    <w:lsdException w:unhideWhenUsed="0" w:uiPriority="0" w:semiHidden="0" w:name="Table List 6"/>
+    <w:lsdException w:unhideWhenUsed="0" w:uiPriority="0" w:semiHidden="0" w:name="Table List 7"/>
+    <w:lsdException w:unhideWhenUsed="0" w:uiPriority="0" w:semiHidden="0" w:name="Table List 8"/>
+    <w:lsdException w:unhideWhenUsed="0" w:uiPriority="0" w:semiHidden="0" w:name="Table 3D effects 1"/>
+    <w:lsdException w:unhideWhenUsed="0" w:uiPriority="0" w:semiHidden="0" w:name="Table 3D effects 2"/>
+    <w:lsdException w:unhideWhenUsed="0" w:uiPriority="0" w:semiHidden="0" w:name="Table 3D effects 3"/>
+    <w:lsdException w:unhideWhenUsed="0" w:uiPriority="0" w:semiHidden="0" w:name="Table Contemporary"/>
+    <w:lsdException w:unhideWhenUsed="0" w:uiPriority="0" w:semiHidden="0" w:name="Table Elegant"/>
+    <w:lsdException w:unhideWhenUsed="0" w:uiPriority="0" w:semiHidden="0" w:name="Table Professional"/>
+    <w:lsdException w:unhideWhenUsed="0" w:uiPriority="0" w:semiHidden="0" w:name="Table Subtle 1"/>
+    <w:lsdException w:unhideWhenUsed="0" w:uiPriority="0" w:semiHidden="0" w:name="Table Subtle 2"/>
+    <w:lsdException w:unhideWhenUsed="0" w:uiPriority="0" w:semiHidden="0" w:name="Table Web 1"/>
+    <w:lsdException w:unhideWhenUsed="0" w:uiPriority="0" w:semiHidden="0" w:name="Table Web 2"/>
+    <w:lsdException w:unhideWhenUsed="0" w:uiPriority="0" w:semiHidden="0" w:name="Table Web 3"/>
+    <w:lsdException w:unhideWhenUsed="0" w:uiPriority="0" w:semiHidden="0" w:name="Balloon Text"/>
+    <w:lsdException w:unhideWhenUsed="0" w:uiPriority="0" w:semiHidden="0" w:name="Table Grid"/>
+    <w:lsdException w:unhideWhenUsed="0" w:uiPriority="0" w:semiHidden="0" w:name="Table Theme"/>
+    <w:lsdException w:unhideWhenUsed="0" w:uiPriority="60" w:semiHidden="0" w:name="Light Shading"/>
+    <w:lsdException w:unhideWhenUsed="0" w:uiPriority="61" w:semiHidden="0" w:name="Light List"/>
+    <w:lsdException w:unhideWhenUsed="0" w:uiPriority="62" w:semiHidden="0" w:name="Light Grid"/>
+    <w:lsdException w:unhideWhenUsed="0" w:uiPriority="63" w:semiHidden="0" w:name="Medium Shading 1"/>
+    <w:lsdException w:unhideWhenUsed="0" w:uiPriority="64" w:semiHidden="0" w:name="Medium Shading 2"/>
+    <w:lsdException w:unhideWhenUsed="0" w:uiPriority="65" w:semiHidden="0" w:name="Medium List 1"/>
+    <w:lsdException w:unhideWhenUsed="0" w:uiPriority="66" w:semiHidden="0" w:name="Medium List 2"/>
+    <w:lsdException w:unhideWhenUsed="0" w:uiPriority="67" w:semiHidden="0" w:name="Medium Grid 1"/>
+    <w:lsdException w:unhideWhenUsed="0" w:uiPriority="68" w:semiHidden="0" w:name="Medium Grid 2"/>
+    <w:lsdException w:unhideWhenUsed="0" w:uiPriority="69" w:semiHidden="0" w:name="Medium Grid 3"/>
+    <w:lsdException w:unhideWhenUsed="0" w:uiPriority="70" w:semiHidden="0" w:name="Dark List"/>
+    <w:lsdException w:unhideWhenUsed="0" w:uiPriority="71" w:semiHidden="0" w:name="Colorful Shading"/>
+    <w:lsdException w:unhideWhenUsed="0" w:uiPriority="72" w:semiHidden="0" w:name="Colorful List"/>
+    <w:lsdException w:unhideWhenUsed="0" w:uiPriority="73" w:semiHidden="0" w:name="Colorful Grid"/>
+    <w:lsdException w:unhideWhenUsed="0" w:uiPriority="60" w:semiHidden="0" w:name="Light Shading Accent 1"/>
+    <w:lsdException w:unhideWhenUsed="0" w:uiPriority="61" w:semiHidden="0" w:name="Light List Accent 1"/>
+    <w:lsdException w:unhideWhenUsed="0" w:uiPriority="62" w:semiHidden="0" w:name="Light Grid Accent 1"/>
+    <w:lsdException w:unhideWhenUsed="0" w:uiPriority="63" w:semiHidden="0" w:name="Medium Shading 1 Accent 1"/>
+    <w:lsdException w:unhideWhenUsed="0" w:uiPriority="64" w:semiHidden="0" w:name="Medium Shading 2 Accent 1"/>
+    <w:lsdException w:unhideWhenUsed="0" w:uiPriority="65" w:semiHidden="0" w:name="Medium List 1 Accent 1"/>
+    <w:lsdException w:qFormat="1" w:unhideWhenUsed="0" w:uiPriority="0" w:semiHidden="0" w:name="List Paragraph"/>
+    <w:lsdException w:unhideWhenUsed="0" w:uiPriority="66" w:semiHidden="0" w:name="Medium List 2 Accent 1"/>
+    <w:lsdException w:unhideWhenUsed="0" w:uiPriority="67" w:semiHidden="0" w:name="Medium Grid 1 Accent 1"/>
+    <w:lsdException w:unhideWhenUsed="0" w:uiPriority="68" w:semiHidden="0" w:name="Medium Grid 2 Accent 1"/>
+    <w:lsdException w:unhideWhenUsed="0" w:uiPriority="69" w:semiHidden="0" w:name="Medium Grid 3 Accent 1"/>
+    <w:lsdException w:unhideWhenUsed="0" w:uiPriority="70" w:semiHidden="0" w:name="Dark List Accent 1"/>
+    <w:lsdException w:unhideWhenUsed="0" w:uiPriority="71" w:semiHidden="0" w:name="Colorful Shading Accent 1"/>
+    <w:lsdException w:unhideWhenUsed="0" w:uiPriority="72" w:semiHidden="0" w:name="Colorful List Accent 1"/>
+    <w:lsdException w:unhideWhenUsed="0" w:uiPriority="73" w:semiHidden="0" w:name="Colorful Grid Accent 1"/>
+    <w:lsdException w:unhideWhenUsed="0" w:uiPriority="60" w:semiHidden="0" w:name="Light Shading Accent 2"/>
+    <w:lsdException w:unhideWhenUsed="0" w:uiPriority="61" w:semiHidden="0" w:name="Light List Accent 2"/>
+    <w:lsdException w:unhideWhenUsed="0" w:uiPriority="62" w:semiHidden="0" w:name="Light Grid Accent 2"/>
+    <w:lsdException w:unhideWhenUsed="0" w:uiPriority="63" w:semiHidden="0" w:name="Medium Shading 1 Accent 2"/>
+    <w:lsdException w:unhideWhenUsed="0" w:uiPriority="64" w:semiHidden="0" w:name="Medium Shading 2 Accent 2"/>
+    <w:lsdException w:unhideWhenUsed="0" w:uiPriority="65" w:semiHidden="0" w:name="Medium List 1 Accent 2"/>
+    <w:lsdException w:unhideWhenUsed="0" w:uiPriority="66" w:semiHidden="0" w:name="Medium List 2 Accent 2"/>
+    <w:lsdException w:unhideWhenUsed="0" w:uiPriority="67" w:semiHidden="0" w:name="Medium Grid 1 Accent 2"/>
+    <w:lsdException w:unhideWhenUsed="0" w:uiPriority="68" w:semiHidden="0" w:name="Medium Grid 2 Accent 2"/>
+    <w:lsdException w:unhideWhenUsed="0" w:uiPriority="69" w:semiHidden="0" w:name="Medium Grid 3 Accent 2"/>
+    <w:lsdException w:unhideWhenUsed="0" w:uiPriority="70" w:semiHidden="0" w:name="Dark List Accent 2"/>
+    <w:lsdException w:unhideWhenUsed="0" w:uiPriority="71" w:semiHidden="0" w:name="Colorful Shading Accent 2"/>
+    <w:lsdException w:unhideWhenUsed="0" w:uiPriority="72" w:semiHidden="0" w:name="Colorful List Accent 2"/>
+    <w:lsdException w:unhideWhenUsed="0" w:uiPriority="73" w:semiHidden="0" w:name="Colorful Grid Accent 2"/>
+    <w:lsdException w:unhideWhenUsed="0" w:uiPriority="60" w:semiHidden="0" w:name="Light Shading Accent 3"/>
+    <w:lsdException w:unhideWhenUsed="0" w:uiPriority="61" w:semiHidden="0" w:name="Light List Accent 3"/>
+    <w:lsdException w:unhideWhenUsed="0" w:uiPriority="62" w:semiHidden="0" w:name="Light Grid Accent 3"/>
+    <w:lsdException w:unhideWhenUsed="0" w:uiPriority="63" w:semiHidden="0" w:name="Medium Shading 1 Accent 3"/>
+    <w:lsdException w:unhideWhenUsed="0" w:uiPriority="64" w:semiHidden="0" w:name="Medium Shading 2 Accent 3"/>
+    <w:lsdException w:unhideWhenUsed="0" w:uiPriority="65" w:semiHidden="0" w:name="Medium List 1 Accent 3"/>
+    <w:lsdException w:unhideWhenUsed="0" w:uiPriority="66" w:semiHidden="0" w:name="Medium List 2 Accent 3"/>
+    <w:lsdException w:unhideWhenUsed="0" w:uiPriority="67" w:semiHidden="0" w:name="Medium Grid 1 Accent 3"/>
+    <w:lsdException w:unhideWhenUsed="0" w:uiPriority="68" w:semiHidden="0" w:name="Medium Grid 2 Accent 3"/>
+    <w:lsdException w:unhideWhenUsed="0" w:uiPriority="69" w:semiHidden="0" w:name="Medium Grid 3 Accent 3"/>
+    <w:lsdException w:unhideWhenUsed="0" w:uiPriority="70" w:semiHidden="0" w:name="Dark List Accent 3"/>
+    <w:lsdException w:unhideWhenUsed="0" w:uiPriority="71" w:semiHidden="0" w:name="Colorful Shading Accent 3"/>
+    <w:lsdException w:unhideWhenUsed="0" w:uiPriority="72" w:semiHidden="0" w:name="Colorful List Accent 3"/>
+    <w:lsdException w:unhideWhenUsed="0" w:uiPriority="73" w:semiHidden="0" w:name="Colorful Grid Accent 3"/>
+    <w:lsdException w:unhideWhenUsed="0" w:uiPriority="60" w:semiHidden="0" w:name="Light Shading Accent 4"/>
+    <w:lsdException w:unhideWhenUsed="0" w:uiPriority="61" w:semiHidden="0" w:name="Light List Accent 4"/>
+    <w:lsdException w:unhideWhenUsed="0" w:uiPriority="62" w:semiHidden="0" w:name="Light Grid Accent 4"/>
+    <w:lsdException w:unhideWhenUsed="0" w:uiPriority="63" w:semiHidden="0" w:name="Medium Shading 1 Accent 4"/>
+    <w:lsdException w:unhideWhenUsed="0" w:uiPriority="64" w:semiHidden="0" w:name="Medium Shading 2 Accent 4"/>
+    <w:lsdException w:unhideWhenUsed="0" w:uiPriority="65" w:semiHidden="0" w:name="Medium List 1 Accent 4"/>
+    <w:lsdException w:unhideWhenUsed="0" w:uiPriority="66" w:semiHidden="0" w:name="Medium List 2 Accent 4"/>
+    <w:lsdException w:unhideWhenUsed="0" w:uiPriority="67" w:semiHidden="0" w:name="Medium Grid 1 Accent 4"/>
+    <w:lsdException w:unhideWhenUsed="0" w:uiPriority="68" w:semiHidden="0" w:name="Medium Grid 2 Accent 4"/>
+    <w:lsdException w:unhideWhenUsed="0" w:uiPriority="69" w:semiHidden="0" w:name="Medium Grid 3 Accent 4"/>
+    <w:lsdException w:unhideWhenUsed="0" w:uiPriority="70" w:semiHidden="0" w:name="Dark List Accent 4"/>
+    <w:lsdException w:unhideWhenUsed="0" w:uiPriority="71" w:semiHidden="0" w:name="Colorful Shading Accent 4"/>
+    <w:lsdException w:unhideWhenUsed="0" w:uiPriority="72" w:semiHidden="0" w:name="Colorful List Accent 4"/>
+    <w:lsdException w:unhideWhenUsed="0" w:uiPriority="73" w:semiHidden="0" w:name="Colorful Grid Accent 4"/>
+    <w:lsdException w:unhideWhenUsed="0" w:uiPriority="60" w:semiHidden="0" w:name="Light Shading Accent 5"/>
+    <w:lsdException w:unhideWhenUsed="0" w:uiPriority="61" w:semiHidden="0" w:name="Light List Accent 5"/>
+    <w:lsdException w:unhideWhenUsed="0" w:uiPriority="62" w:semiHidden="0" w:name="Light Grid Accent 5"/>
+    <w:lsdException w:unhideWhenUsed="0" w:uiPriority="63" w:semiHidden="0" w:name="Medium Shading 1 Accent 5"/>
+    <w:lsdException w:unhideWhenUsed="0" w:uiPriority="64" w:semiHidden="0" w:name="Medium Shading 2 Accent 5"/>
+    <w:lsdException w:unhideWhenUsed="0" w:uiPriority="65" w:semiHidden="0" w:name="Medium List 1 Accent 5"/>
+    <w:lsdException w:unhideWhenUsed="0" w:uiPriority="66" w:semiHidden="0" w:name="Medium List 2 Accent 5"/>
+    <w:lsdException w:unhideWhenUsed="0" w:uiPriority="67" w:semiHidden="0" w:name="Medium Grid 1 Accent 5"/>
+    <w:lsdException w:unhideWhenUsed="0" w:uiPriority="68" w:semiHidden="0" w:name="Medium Grid 2 Accent 5"/>
+    <w:lsdException w:unhideWhenUsed="0" w:uiPriority="69" w:semiHidden="0" w:name="Medium Grid 3 Accent 5"/>
+    <w:lsdException w:unhideWhenUsed="0" w:uiPriority="70" w:semiHidden="0" w:name="Dark List Accent 5"/>
+    <w:lsdException w:unhideWhenUsed="0" w:uiPriority="71" w:semiHidden="0" w:name="Colorful Shading Accent 5"/>
+    <w:lsdException w:unhideWhenUsed="0" w:uiPriority="72" w:semiHidden="0" w:name="Colorful List Accent 5"/>
+    <w:lsdException w:unhideWhenUsed="0" w:uiPriority="73" w:semiHidden="0" w:name="Colorful Grid Accent 5"/>
+    <w:lsdException w:unhideWhenUsed="0" w:uiPriority="60" w:semiHidden="0" w:name="Light Shading Accent 6"/>
+    <w:lsdException w:unhideWhenUsed="0" w:uiPriority="61" w:semiHidden="0" w:name="Light List Accent 6"/>
+    <w:lsdException w:unhideWhenUsed="0" w:uiPriority="62" w:semiHidden="0" w:name="Light Grid Accent 6"/>
+    <w:lsdException w:unhideWhenUsed="0" w:uiPriority="63" w:semiHidden="0" w:name="Medium Shading 1 Accent 6"/>
+    <w:lsdException w:unhideWhenUsed="0" w:uiPriority="64" w:semiHidden="0" w:name="Medium Shading 2 Accent 6"/>
+    <w:lsdException w:unhideWhenUsed="0" w:uiPriority="65" w:semiHidden="0" w:name="Medium List 1 Accent 6"/>
+    <w:lsdException w:unhideWhenUsed="0" w:uiPriority="66" w:semiHidden="0" w:name="Medium List 2 Accent 6"/>
+    <w:lsdException w:unhideWhenUsed="0" w:uiPriority="67" w:semiHidden="0" w:name="Medium Grid 1 Accent 6"/>
+    <w:lsdException w:unhideWhenUsed="0" w:uiPriority="68" w:semiHidden="0" w:name="Medium Grid 2 Accent 6"/>
+    <w:lsdException w:unhideWhenUsed="0" w:uiPriority="69" w:semiHidden="0" w:name="Medium Grid 3 Accent 6"/>
+    <w:lsdException w:unhideWhenUsed="0" w:uiPriority="70" w:semiHidden="0" w:name="Dark List Accent 6"/>
+    <w:lsdException w:unhideWhenUsed="0" w:uiPriority="71" w:semiHidden="0" w:name="Colorful Shading Accent 6"/>
+    <w:lsdException w:unhideWhenUsed="0" w:uiPriority="72" w:semiHidden="0" w:name="Colorful List Accent 6"/>
+    <w:lsdException w:unhideWhenUsed="0" w:uiPriority="73" w:semiHidden="0" w:name="Colorful Grid Accent 6"/>
+  </w:latentStyles>
+  <w:style w:type="paragraph" w:default="1" w:styleId="1">
+    <w:name w:val="Normal"/>
     <w:qFormat/>
+    <w:uiPriority w:val="0"/>
     <w:rPr>
-      <w:sz w:val="56"/>
-      <w:szCs w:val="56"/>
+      <w:rFonts w:ascii="Arial" w:hAnsi="Arial" w:eastAsia="Arial" w:cs="Arial"/>
+      <w:sz w:val="22"/>
+      <w:szCs w:val="22"/>
     </w:rPr>
   </w:style>
-  <w:style w:type="paragraph" w:styleId="Heading1">
-    <w:name w:val="Heading 1"/>
-    <w:basedOn w:val="Normal"/>
-    <w:next w:val="Normal"/>
+  <w:style w:type="paragraph" w:styleId="2">
+    <w:name w:val="heading 1"/>
+    <w:next w:val="1"/>
     <w:qFormat/>
-    <w:rPr>
-      <w:color w:val="2E74B5"/>
-      <w:sz w:val="32"/>
-      <w:szCs w:val="32"/>
-    </w:rPr>
-  </w:style>
-  <w:style w:type="paragraph" w:styleId="Heading2">
-    <w:name w:val="Heading 2"/>
-    <w:basedOn w:val="Normal"/>
-    <w:next w:val="Normal"/>
-    <w:qFormat/>
-    <w:rPr>
-      <w:color w:val="2E74B5"/>
-      <w:sz w:val="26"/>
-      <w:szCs w:val="26"/>
-    </w:rPr>
-  </w:style>
-  <w:style w:type="paragraph" w:styleId="Heading3">
-    <w:name w:val="Heading 3"/>
-    <w:basedOn w:val="Normal"/>
-    <w:next w:val="Normal"/>
-    <w:qFormat/>
-    <w:rPr>
-      <w:color w:val="1F4D78"/>
-      <w:sz w:val="24"/>
-      <w:szCs w:val="24"/>
-    </w:rPr>
-  </w:style>
-  <w:style w:type="paragraph" w:styleId="Heading4">
-    <w:name w:val="Heading 4"/>
-    <w:basedOn w:val="Normal"/>
-    <w:next w:val="Normal"/>
-    <w:qFormat/>
-    <w:rPr>
-      <w:i/>
-      <w:iCs/>
-      <w:color w:val="2E74B5"/>
-    </w:rPr>
-  </w:style>
-  <w:style w:type="paragraph" w:styleId="Heading5">
-    <w:name w:val="Heading 5"/>
-    <w:basedOn w:val="Normal"/>
-    <w:next w:val="Normal"/>
-    <w:qFormat/>
-    <w:rPr>
-      <w:color w:val="2E74B5"/>
-    </w:rPr>
-  </w:style>
-  <w:style w:type="paragraph" w:styleId="Heading6">
-    <w:name w:val="Heading 6"/>
-    <w:basedOn w:val="Normal"/>
-    <w:next w:val="Normal"/>
-    <w:qFormat/>
-    <w:rPr>
-      <w:color w:val="1F4D78"/>
-    </w:rPr>
-  </w:style>
-  <w:style w:type="paragraph" w:styleId="Strong">
-    <w:name w:val="Strong"/>
-    <w:basedOn w:val="Normal"/>
-    <w:next w:val="Normal"/>
-    <w:qFormat/>
-    <w:rPr>
-      <w:b/>
-      <w:bCs/>
-    </w:rPr>
-  </w:style>
-  <w:style w:type="paragraph" w:styleId="ListParagraph">
-    <w:name w:val="List Paragraph"/>
-    <w:basedOn w:val="Normal"/>
-    <w:qFormat/>
-  </w:style>
-  <w:style w:type="character" w:styleId="Hyperlink">
-    <w:name w:val="Hyperlink"/>
-    <w:basedOn w:val="DefaultParagraphFont"/>
-    <w:uiPriority w:val="99"/>
-    <w:unhideWhenUsed/>
-    <w:rPr>
-      <w:color w:val="0563C1"/>
-      <w:u w:val="single"/>
-    </w:rPr>
-  </w:style>
-  <w:style w:type="character" w:styleId="FootnoteReference">
-    <w:name w:val="footnote reference"/>
-    <w:basedOn w:val="DefaultParagraphFont"/>
-    <w:uiPriority w:val="99"/>
-    <w:semiHidden/>
-    <w:unhideWhenUsed/>
-    <w:rPr>
-      <w:vertAlign w:val="superscript"/>
-    </w:rPr>
-  </w:style>
-  <w:style w:type="paragraph" w:styleId="FootnoteText">
-    <w:name w:val="footnote text"/>
-    <w:basedOn w:val="Normal"/>
-    <w:link w:val="FootnoteTextChar"/>
-    <w:uiPriority w:val="99"/>
-    <w:semiHidden/>
-    <w:unhideWhenUsed/>
+    <w:uiPriority w:val="0"/>
     <w:pPr>
-      <w:spacing w:after="0" w:line="240" w:lineRule="auto"/>
-    </w:pPr>
-    <w:rPr>
-      <w:sz w:val="20"/>
-      <w:szCs w:val="20"/>
-    </w:rPr>
-  </w:style>
-  <w:style w:type="character" w:styleId="FootnoteTextChar">
-    <w:name w:val="Footnote Text Char"/>
-    <w:basedOn w:val="DefaultParagraphFont"/>
-    <w:link w:val="FootnoteText"/>
-    <w:uiPriority w:val="99"/>
-    <w:semiHidden/>
-    <w:unhideWhenUsed/>
-    <w:rPr>
-      <w:sz w:val="20"/>
-      <w:szCs w:val="20"/>
-    </w:rPr>
-  </w:style>
-  <w:style w:type="character" w:styleId="EndnoteReference">
-    <w:name w:val="endnote reference"/>
-    <w:basedOn w:val="DefaultParagraphFont"/>
-    <w:uiPriority w:val="99"/>
-    <w:semiHidden/>
-    <w:unhideWhenUsed/>
-    <w:rPr>
-      <w:vertAlign w:val="superscript"/>
-    </w:rPr>
-  </w:style>
-  <w:style w:type="paragraph" w:styleId="EndnoteText">
-    <w:name w:val="endnote text"/>
-    <w:basedOn w:val="Normal"/>
-    <w:link w:val="EndnoteTextChar"/>
-    <w:uiPriority w:val="99"/>
-    <w:semiHidden/>
-    <w:unhideWhenUsed/>
-    <w:pPr>
-      <w:spacing w:after="0" w:line="240" w:lineRule="auto"/>
-    </w:pPr>
-    <w:rPr>
-      <w:sz w:val="20"/>
-      <w:szCs w:val="20"/>
-    </w:rPr>
-  </w:style>
-  <w:style w:type="character" w:styleId="EndnoteTextChar">
-    <w:name w:val="Endnote Text Char"/>
-    <w:basedOn w:val="DefaultParagraphFont"/>
-    <w:link w:val="EndnoteText"/>
-    <w:uiPriority w:val="99"/>
-    <w:semiHidden/>
-    <w:unhideWhenUsed/>
-    <w:rPr>
-      <w:sz w:val="20"/>
-      <w:szCs w:val="20"/>
-    </w:rPr>
-  </w:style>
-  <w:style w:type="paragraph" w:styleId="Heading1">
-    <w:name w:val="Heading 1"/>
-    <w:basedOn w:val="Normal"/>
-    <w:next w:val="Normal"/>
-    <w:qFormat/>
-    <w:pPr>
-      <w:spacing w:after="120" w:before="320"/>
+      <w:spacing w:before="320" w:after="120"/>
       <w:outlineLvl w:val="0"/>
     </w:pPr>
     <w:rPr>
-      <w:rFonts w:ascii="Arial" w:cs="Arial" w:eastAsia="Arial" w:hAnsi="Arial"/>
+      <w:rFonts w:ascii="Arial" w:hAnsi="Arial" w:eastAsia="Arial" w:cs="Arial"/>
       <w:b/>
       <w:bCs/>
       <w:color w:val="1A2A4A"/>
@@ -5334,17 +5942,17 @@
       <w:szCs w:val="30"/>
     </w:rPr>
   </w:style>
-  <w:style w:type="paragraph" w:styleId="Heading2">
-    <w:name w:val="Heading 2"/>
-    <w:basedOn w:val="Normal"/>
-    <w:next w:val="Normal"/>
+  <w:style w:type="paragraph" w:styleId="3">
+    <w:name w:val="heading 2"/>
+    <w:next w:val="1"/>
     <w:qFormat/>
+    <w:uiPriority w:val="0"/>
     <w:pPr>
-      <w:spacing w:after="80" w:before="200"/>
+      <w:spacing w:before="200" w:after="80"/>
       <w:outlineLvl w:val="1"/>
     </w:pPr>
     <w:rPr>
-      <w:rFonts w:ascii="Arial" w:cs="Arial" w:eastAsia="Arial" w:hAnsi="Arial"/>
+      <w:rFonts w:ascii="Arial" w:hAnsi="Arial" w:eastAsia="Arial" w:cs="Arial"/>
       <w:b/>
       <w:bCs/>
       <w:color w:val="C0392B"/>
@@ -5352,5 +5960,491 @@
       <w:szCs w:val="24"/>
     </w:rPr>
   </w:style>
+  <w:style w:type="paragraph" w:styleId="4">
+    <w:name w:val="heading 3"/>
+    <w:next w:val="1"/>
+    <w:qFormat/>
+    <w:uiPriority w:val="0"/>
+    <w:rPr>
+      <w:rFonts w:ascii="Arial" w:hAnsi="Arial" w:eastAsia="Arial" w:cs="Arial"/>
+      <w:color w:val="1F4D78"/>
+      <w:sz w:val="24"/>
+      <w:szCs w:val="24"/>
+    </w:rPr>
+  </w:style>
+  <w:style w:type="paragraph" w:styleId="5">
+    <w:name w:val="heading 4"/>
+    <w:next w:val="1"/>
+    <w:qFormat/>
+    <w:uiPriority w:val="0"/>
+    <w:rPr>
+      <w:rFonts w:ascii="Arial" w:hAnsi="Arial" w:eastAsia="Arial" w:cs="Arial"/>
+      <w:i/>
+      <w:iCs/>
+      <w:color w:val="2E74B5"/>
+      <w:sz w:val="22"/>
+      <w:szCs w:val="22"/>
+    </w:rPr>
+  </w:style>
+  <w:style w:type="paragraph" w:styleId="6">
+    <w:name w:val="heading 5"/>
+    <w:next w:val="1"/>
+    <w:qFormat/>
+    <w:uiPriority w:val="0"/>
+    <w:rPr>
+      <w:rFonts w:ascii="Arial" w:hAnsi="Arial" w:eastAsia="Arial" w:cs="Arial"/>
+      <w:color w:val="2E74B5"/>
+      <w:sz w:val="22"/>
+      <w:szCs w:val="22"/>
+    </w:rPr>
+  </w:style>
+  <w:style w:type="paragraph" w:styleId="7">
+    <w:name w:val="heading 6"/>
+    <w:next w:val="1"/>
+    <w:qFormat/>
+    <w:uiPriority w:val="0"/>
+    <w:rPr>
+      <w:rFonts w:ascii="Arial" w:hAnsi="Arial" w:eastAsia="Arial" w:cs="Arial"/>
+      <w:color w:val="1F4D78"/>
+      <w:sz w:val="22"/>
+      <w:szCs w:val="22"/>
+    </w:rPr>
+  </w:style>
+  <w:style w:type="character" w:default="1" w:styleId="8">
+    <w:name w:val="Default Paragraph Font"/>
+    <w:semiHidden/>
+    <w:uiPriority w:val="0"/>
+  </w:style>
+  <w:style w:type="table" w:default="1" w:styleId="9">
+    <w:name w:val="Normal Table"/>
+    <w:semiHidden/>
+    <w:uiPriority w:val="0"/>
+    <w:tblPr>
+      <w:tblCellMar>
+        <w:top w:w="0" w:type="dxa"/>
+        <w:left w:w="108" w:type="dxa"/>
+        <w:bottom w:w="0" w:type="dxa"/>
+        <w:right w:w="108" w:type="dxa"/>
+      </w:tblCellMar>
+    </w:tblPr>
+  </w:style>
+  <w:style w:type="character" w:styleId="10">
+    <w:name w:val="endnote reference"/>
+    <w:semiHidden/>
+    <w:unhideWhenUsed/>
+    <w:uiPriority w:val="99"/>
+    <w:rPr>
+      <w:vertAlign w:val="superscript"/>
+    </w:rPr>
+  </w:style>
+  <w:style w:type="paragraph" w:styleId="11">
+    <w:name w:val="endnote text"/>
+    <w:link w:val="20"/>
+    <w:semiHidden/>
+    <w:unhideWhenUsed/>
+    <w:uiPriority w:val="99"/>
+    <w:pPr>
+      <w:spacing w:after="0" w:line="240" w:lineRule="auto"/>
+    </w:pPr>
+    <w:rPr>
+      <w:rFonts w:ascii="Arial" w:hAnsi="Arial" w:eastAsia="Arial" w:cs="Arial"/>
+      <w:sz w:val="20"/>
+      <w:szCs w:val="20"/>
+    </w:rPr>
+  </w:style>
+  <w:style w:type="paragraph" w:styleId="12">
+    <w:name w:val="footer"/>
+    <w:basedOn w:val="1"/>
+    <w:uiPriority w:val="0"/>
+    <w:pPr>
+      <w:tabs>
+        <w:tab w:val="center" w:pos="4153"/>
+        <w:tab w:val="right" w:pos="8306"/>
+      </w:tabs>
+      <w:snapToGrid w:val="0"/>
+      <w:jc w:val="left"/>
+    </w:pPr>
+    <w:rPr>
+      <w:sz w:val="18"/>
+      <w:szCs w:val="18"/>
+    </w:rPr>
+  </w:style>
+  <w:style w:type="character" w:styleId="13">
+    <w:name w:val="footnote reference"/>
+    <w:semiHidden/>
+    <w:unhideWhenUsed/>
+    <w:qFormat/>
+    <w:uiPriority w:val="99"/>
+    <w:rPr>
+      <w:vertAlign w:val="superscript"/>
+    </w:rPr>
+  </w:style>
+  <w:style w:type="paragraph" w:styleId="14">
+    <w:name w:val="footnote text"/>
+    <w:link w:val="19"/>
+    <w:semiHidden/>
+    <w:unhideWhenUsed/>
+    <w:uiPriority w:val="99"/>
+    <w:pPr>
+      <w:spacing w:after="0" w:line="240" w:lineRule="auto"/>
+    </w:pPr>
+    <w:rPr>
+      <w:rFonts w:ascii="Arial" w:hAnsi="Arial" w:eastAsia="Arial" w:cs="Arial"/>
+      <w:sz w:val="20"/>
+      <w:szCs w:val="20"/>
+    </w:rPr>
+  </w:style>
+  <w:style w:type="paragraph" w:styleId="15">
+    <w:name w:val="header"/>
+    <w:basedOn w:val="1"/>
+    <w:uiPriority w:val="0"/>
+    <w:pPr>
+      <w:tabs>
+        <w:tab w:val="center" w:pos="4153"/>
+        <w:tab w:val="right" w:pos="8306"/>
+      </w:tabs>
+      <w:snapToGrid w:val="0"/>
+    </w:pPr>
+    <w:rPr>
+      <w:sz w:val="18"/>
+      <w:szCs w:val="18"/>
+    </w:rPr>
+  </w:style>
+  <w:style w:type="character" w:styleId="16">
+    <w:name w:val="Hyperlink"/>
+    <w:unhideWhenUsed/>
+    <w:uiPriority w:val="99"/>
+    <w:rPr>
+      <w:color w:val="0563C1"/>
+      <w:u w:val="single"/>
+    </w:rPr>
+  </w:style>
+  <w:style w:type="paragraph" w:styleId="17">
+    <w:name w:val="Title"/>
+    <w:qFormat/>
+    <w:uiPriority w:val="0"/>
+    <w:rPr>
+      <w:rFonts w:ascii="Arial" w:hAnsi="Arial" w:eastAsia="Arial" w:cs="Arial"/>
+      <w:sz w:val="56"/>
+      <w:szCs w:val="56"/>
+    </w:rPr>
+  </w:style>
+  <w:style w:type="paragraph" w:styleId="18">
+    <w:name w:val="List Paragraph"/>
+    <w:qFormat/>
+    <w:uiPriority w:val="0"/>
+    <w:rPr>
+      <w:rFonts w:ascii="Arial" w:hAnsi="Arial" w:eastAsia="Arial" w:cs="Arial"/>
+      <w:sz w:val="22"/>
+      <w:szCs w:val="22"/>
+    </w:rPr>
+  </w:style>
+  <w:style w:type="character" w:customStyle="1" w:styleId="19">
+    <w:name w:val="Footnote Text Char"/>
+    <w:link w:val="14"/>
+    <w:semiHidden/>
+    <w:unhideWhenUsed/>
+    <w:uiPriority w:val="99"/>
+    <w:rPr>
+      <w:sz w:val="20"/>
+      <w:szCs w:val="20"/>
+    </w:rPr>
+  </w:style>
+  <w:style w:type="character" w:customStyle="1" w:styleId="20">
+    <w:name w:val="Endnote Text Char"/>
+    <w:link w:val="11"/>
+    <w:semiHidden/>
+    <w:unhideWhenUsed/>
+    <w:qFormat/>
+    <w:uiPriority w:val="99"/>
+    <w:rPr>
+      <w:sz w:val="20"/>
+      <w:szCs w:val="20"/>
+    </w:rPr>
+  </w:style>
 </w:styles>
+</file>
+
+<file path=word/theme/theme1.xml><?xml version="1.0" encoding="utf-8"?>
+<a:theme xmlns:a="http://schemas.openxmlformats.org/drawingml/2006/main" name="Office">
+  <a:themeElements>
+    <a:clrScheme name="Office">
+      <a:dk1>
+        <a:sysClr val="windowText" lastClr="000000"/>
+      </a:dk1>
+      <a:lt1>
+        <a:sysClr val="window" lastClr="FFFFFF"/>
+      </a:lt1>
+      <a:dk2>
+        <a:srgbClr val="1F497D"/>
+      </a:dk2>
+      <a:lt2>
+        <a:srgbClr val="EEECE1"/>
+      </a:lt2>
+      <a:accent1>
+        <a:srgbClr val="4F81BD"/>
+      </a:accent1>
+      <a:accent2>
+        <a:srgbClr val="C0504D"/>
+      </a:accent2>
+      <a:accent3>
+        <a:srgbClr val="9BBB59"/>
+      </a:accent3>
+      <a:accent4>
+        <a:srgbClr val="8064A2"/>
+      </a:accent4>
+      <a:accent5>
+        <a:srgbClr val="4BACC6"/>
+      </a:accent5>
+      <a:accent6>
+        <a:srgbClr val="F79646"/>
+      </a:accent6>
+      <a:hlink>
+        <a:srgbClr val="0000FF"/>
+      </a:hlink>
+      <a:folHlink>
+        <a:srgbClr val="800080"/>
+      </a:folHlink>
+    </a:clrScheme>
+    <a:fontScheme name="Office">
+      <a:majorFont>
+        <a:latin typeface="Cambria"/>
+        <a:ea typeface=""/>
+        <a:cs typeface=""/>
+        <a:font script="Jpan" typeface="ＭＳ ゴシック"/>
+        <a:font script="Hang" typeface="맑은 고딕"/>
+        <a:font script="Hans" typeface="宋体"/>
+        <a:font script="Hant" typeface="新細明體"/>
+        <a:font script="Arab" typeface="Times New Roman"/>
+        <a:font script="Hebr" typeface="Times New Roman"/>
+        <a:font script="Thai" typeface="Angsana New"/>
+        <a:font script="Ethi" typeface="Nyala"/>
+        <a:font script="Beng" typeface="Vrinda"/>
+        <a:font script="Gujr" typeface="Shruti"/>
+        <a:font script="Khmr" typeface="MoolBoran"/>
+        <a:font script="Knda" typeface="Tunga"/>
+        <a:font script="Guru" typeface="Raavi"/>
+        <a:font script="Cans" typeface="Euphemia"/>
+        <a:font script="Cher" typeface="Plantagenet Cherokee"/>
+        <a:font script="Yiii" typeface="Microsoft Yi Baiti"/>
+        <a:font script="Tibt" typeface="Microsoft Himalaya"/>
+        <a:font script="Thaa" typeface="MV Boli"/>
+        <a:font script="Deva" typeface="Mangal"/>
+        <a:font script="Telu" typeface="Gautami"/>
+        <a:font script="Taml" typeface="Latha"/>
+        <a:font script="Syrc" typeface="Estrangelo Edessa"/>
+        <a:font script="Orya" typeface="Kalinga"/>
+        <a:font script="Mlym" typeface="Kartika"/>
+        <a:font script="Laoo" typeface="DokChampa"/>
+        <a:font script="Sinh" typeface="Iskoola Pota"/>
+        <a:font script="Mong" typeface="Mongolian Baiti"/>
+        <a:font script="Viet" typeface="Times New Roman"/>
+        <a:font script="Uigh" typeface="Microsoft Uighur"/>
+        <a:font script="Geor" typeface="Sylfaen"/>
+      </a:majorFont>
+      <a:minorFont>
+        <a:latin typeface="Calibri"/>
+        <a:ea typeface=""/>
+        <a:cs typeface=""/>
+        <a:font script="Jpan" typeface="ＭＳ 明朝"/>
+        <a:font script="Hang" typeface="맑은 고딕"/>
+        <a:font script="Hans" typeface="宋体"/>
+        <a:font script="Hant" typeface="新細明體"/>
+        <a:font script="Arab" typeface="Arial"/>
+        <a:font script="Hebr" typeface="Arial"/>
+        <a:font script="Thai" typeface="Cordia New"/>
+        <a:font script="Ethi" typeface="Nyala"/>
+        <a:font script="Beng" typeface="Vrinda"/>
+        <a:font script="Gujr" typeface="Shruti"/>
+        <a:font script="Khmr" typeface="DaunPenh"/>
+        <a:font script="Knda" typeface="Tunga"/>
+        <a:font script="Guru" typeface="Raavi"/>
+        <a:font script="Cans" typeface="Euphemia"/>
+        <a:font script="Cher" typeface="Plantagenet Cherokee"/>
+        <a:font script="Yiii" typeface="Microsoft Yi Baiti"/>
+        <a:font script="Tibt" typeface="Microsoft Himalaya"/>
+        <a:font script="Thaa" typeface="MV Boli"/>
+        <a:font script="Deva" typeface="Mangal"/>
+        <a:font script="Telu" typeface="Gautami"/>
+        <a:font script="Taml" typeface="Latha"/>
+        <a:font script="Syrc" typeface="Estrangelo Edessa"/>
+        <a:font script="Orya" typeface="Kalinga"/>
+        <a:font script="Mlym" typeface="Kartika"/>
+        <a:font script="Laoo" typeface="DokChampa"/>
+        <a:font script="Sinh" typeface="Iskoola Pota"/>
+        <a:font script="Mong" typeface="Mongolian Baiti"/>
+        <a:font script="Viet" typeface="Arial"/>
+        <a:font script="Uigh" typeface="Microsoft Uighur"/>
+        <a:font script="Geor" typeface="Sylfaen"/>
+      </a:minorFont>
+    </a:fontScheme>
+    <a:fmtScheme name="Office">
+      <a:fillStyleLst>
+        <a:solidFill>
+          <a:schemeClr val="phClr"/>
+        </a:solidFill>
+        <a:gradFill rotWithShape="1">
+          <a:gsLst>
+            <a:gs pos="0">
+              <a:schemeClr val="phClr">
+                <a:tint val="50000"/>
+                <a:satMod val="300000"/>
+              </a:schemeClr>
+            </a:gs>
+            <a:gs pos="35000">
+              <a:schemeClr val="phClr">
+                <a:tint val="37000"/>
+                <a:satMod val="300000"/>
+              </a:schemeClr>
+            </a:gs>
+            <a:gs pos="100000">
+              <a:schemeClr val="phClr">
+                <a:tint val="15000"/>
+                <a:satMod val="350000"/>
+              </a:schemeClr>
+            </a:gs>
+          </a:gsLst>
+          <a:lin ang="16200000" scaled="1"/>
+        </a:gradFill>
+        <a:gradFill rotWithShape="1">
+          <a:gsLst>
+            <a:gs pos="0">
+              <a:schemeClr val="phClr">
+                <a:shade val="51000"/>
+                <a:satMod val="130000"/>
+              </a:schemeClr>
+            </a:gs>
+            <a:gs pos="80000">
+              <a:schemeClr val="phClr">
+                <a:shade val="93000"/>
+                <a:satMod val="130000"/>
+              </a:schemeClr>
+            </a:gs>
+            <a:gs pos="100000">
+              <a:schemeClr val="phClr">
+                <a:shade val="94000"/>
+                <a:satMod val="135000"/>
+              </a:schemeClr>
+            </a:gs>
+          </a:gsLst>
+          <a:lin ang="16200000" scaled="0"/>
+        </a:gradFill>
+      </a:fillStyleLst>
+      <a:lnStyleLst>
+        <a:ln w="9525" cap="flat" cmpd="sng" algn="ctr">
+          <a:solidFill>
+            <a:schemeClr val="phClr">
+              <a:shade val="95000"/>
+              <a:satMod val="105000"/>
+            </a:schemeClr>
+          </a:solidFill>
+          <a:prstDash val="solid"/>
+        </a:ln>
+        <a:ln w="25400" cap="flat" cmpd="sng" algn="ctr">
+          <a:solidFill>
+            <a:schemeClr val="phClr"/>
+          </a:solidFill>
+          <a:prstDash val="solid"/>
+        </a:ln>
+        <a:ln w="38100" cap="flat" cmpd="sng" algn="ctr">
+          <a:solidFill>
+            <a:schemeClr val="phClr"/>
+          </a:solidFill>
+          <a:prstDash val="solid"/>
+        </a:ln>
+      </a:lnStyleLst>
+      <a:effectStyleLst>
+        <a:effectStyle>
+          <a:effectLst>
+            <a:outerShdw blurRad="40000" dist="20000" dir="5400000" rotWithShape="0">
+              <a:srgbClr val="000000">
+                <a:alpha val="38000"/>
+              </a:srgbClr>
+            </a:outerShdw>
+          </a:effectLst>
+        </a:effectStyle>
+        <a:effectStyle>
+          <a:effectLst>
+            <a:outerShdw blurRad="40000" dist="23000" dir="5400000" rotWithShape="0">
+              <a:srgbClr val="000000">
+                <a:alpha val="35000"/>
+              </a:srgbClr>
+            </a:outerShdw>
+          </a:effectLst>
+        </a:effectStyle>
+        <a:effectStyle>
+          <a:effectLst>
+            <a:outerShdw blurRad="40000" dist="23000" dir="5400000" rotWithShape="0">
+              <a:srgbClr val="000000">
+                <a:alpha val="35000"/>
+              </a:srgbClr>
+            </a:outerShdw>
+          </a:effectLst>
+          <a:scene3d>
+            <a:camera prst="orthographicFront">
+              <a:rot lat="0" lon="0" rev="0"/>
+            </a:camera>
+            <a:lightRig rig="threePt" dir="t">
+              <a:rot lat="0" lon="0" rev="1200000"/>
+            </a:lightRig>
+          </a:scene3d>
+          <a:sp3d>
+            <a:bevelT w="63500" h="25400"/>
+          </a:sp3d>
+        </a:effectStyle>
+      </a:effectStyleLst>
+      <a:bgFillStyleLst>
+        <a:solidFill>
+          <a:schemeClr val="phClr"/>
+        </a:solidFill>
+        <a:gradFill rotWithShape="1">
+          <a:gsLst>
+            <a:gs pos="0">
+              <a:schemeClr val="phClr">
+                <a:tint val="40000"/>
+                <a:satMod val="350000"/>
+              </a:schemeClr>
+            </a:gs>
+            <a:gs pos="40000">
+              <a:schemeClr val="phClr">
+                <a:tint val="45000"/>
+                <a:satMod val="350000"/>
+                <a:shade val="99000"/>
+              </a:schemeClr>
+            </a:gs>
+            <a:gs pos="100000">
+              <a:schemeClr val="phClr">
+                <a:shade val="20000"/>
+                <a:satMod val="255000"/>
+              </a:schemeClr>
+            </a:gs>
+          </a:gsLst>
+          <a:path path="circle">
+            <a:fillToRect l="50000" t="-80000" r="50000" b="180000"/>
+          </a:path>
+        </a:gradFill>
+        <a:gradFill rotWithShape="1">
+          <a:gsLst>
+            <a:gs pos="0">
+              <a:schemeClr val="phClr">
+                <a:tint val="80000"/>
+                <a:satMod val="300000"/>
+              </a:schemeClr>
+            </a:gs>
+            <a:gs pos="100000">
+              <a:schemeClr val="phClr">
+                <a:shade val="30000"/>
+                <a:satMod val="200000"/>
+              </a:schemeClr>
+            </a:gs>
+          </a:gsLst>
+          <a:path path="circle">
+            <a:fillToRect l="50000" t="50000" r="50000" b="50000"/>
+          </a:path>
+        </a:gradFill>
+      </a:bgFillStyleLst>
+    </a:fmtScheme>
+  </a:themeElements>
+  <a:objectDefaults/>
+</a:theme>
 </file>